--- a/portfolio-simulator-manual.docx
+++ b/portfolio-simulator-manual.docx
@@ -4,12 +4,12 @@
   <w:body>
     <w:p>
       <w:pPr>
-        <w:spacing w:after="2000"/>
-      </w:pPr>
-    </w:p>
-    <w:p>
-      <w:pPr>
-        <w:spacing w:after="200"/>
+        <w:spacing w:after="1800"/>
+      </w:pPr>
+    </w:p>
+    <w:p>
+      <w:pPr>
+        <w:spacing w:after="240"/>
         <w:jc w:val="center"/>
       </w:pPr>
       <w:r>
@@ -18,30 +18,30 @@
           <w:b/>
           <w:bCs/>
           <w:color w:val="4F46E5"/>
-          <w:sz w:val="64"/>
-          <w:szCs w:val="64"/>
+          <w:sz w:val="72"/>
+          <w:szCs w:val="72"/>
         </w:rPr>
         <w:t xml:space="preserve">PORTFOLIO SIMULATOR</w:t>
       </w:r>
     </w:p>
     <w:p>
       <w:pPr>
-        <w:spacing w:after="600"/>
+        <w:spacing w:after="720"/>
         <w:jc w:val="center"/>
       </w:pPr>
       <w:r>
         <w:rPr>
           <w:rFonts w:ascii="Arial" w:cs="Arial" w:eastAsia="Arial" w:hAnsi="Arial"/>
           <w:color w:val="566379"/>
-          <w:sz w:val="36"/>
-          <w:szCs w:val="36"/>
+          <w:sz w:val="40"/>
+          <w:szCs w:val="40"/>
         </w:rPr>
         <w:t xml:space="preserve">User Instruction Manual</w:t>
       </w:r>
     </w:p>
     <w:tbl>
       <w:tblPr>
-        <w:tblW w:type="dxa" w:w="4000"/>
+        <w:tblW w:type="dxa" w:w="5760"/>
         <w:jc w:val="center"/>
         <w:tblBorders>
           <w:top w:val="single" w:color="auto" w:sz="4"/>
@@ -53,29 +53,29 @@
         </w:tblBorders>
       </w:tblPr>
       <w:tblGrid>
-        <w:gridCol w:w="4000"/>
+        <w:gridCol w:w="5760"/>
       </w:tblGrid>
       <w:tr>
         <w:tc>
           <w:tcPr>
-            <w:tcW w:type="dxa" w:w="4000"/>
-            <w:tcBorders>
-              <w:top w:val="single" w:color="4F46E5" w:sz="16"/>
+            <w:tcW w:type="dxa" w:w="5760"/>
+            <w:tcBorders>
+              <w:top w:val="single" w:color="4F46E5" w:sz="12"/>
               <w:left w:val="single" w:color="D6DEEA" w:sz="1"/>
               <w:bottom w:val="single" w:color="D6DEEA" w:sz="1"/>
               <w:right w:val="single" w:color="D6DEEA" w:sz="1"/>
             </w:tcBorders>
             <w:shd w:fill="EEF2FF" w:val="clear"/>
             <w:tcMar>
-              <w:top w:type="dxa" w:w="200"/>
-              <w:left w:type="dxa" w:w="300"/>
-              <w:bottom w:type="dxa" w:w="200"/>
-              <w:right w:type="dxa" w:w="300"/>
-            </w:tcMar>
-          </w:tcPr>
-          <w:p>
-            <w:pPr>
-              <w:spacing w:after="60"/>
+              <w:top w:type="dxa" w:w="280"/>
+              <w:left w:type="dxa" w:w="400"/>
+              <w:bottom w:type="dxa" w:w="280"/>
+              <w:right w:type="dxa" w:w="400"/>
+            </w:tcMar>
+          </w:tcPr>
+          <w:p>
+            <w:pPr>
+              <w:spacing w:after="80"/>
               <w:jc w:val="center"/>
             </w:pPr>
             <w:r>
@@ -83,15 +83,15 @@
                 <w:b/>
                 <w:bCs/>
                 <w:color w:val="4F46E5"/>
-                <w:sz w:val="26"/>
-                <w:szCs w:val="26"/>
+                <w:sz w:val="28"/>
+                <w:szCs w:val="28"/>
               </w:rPr>
               <w:t xml:space="preserve">Sixty months.</w:t>
             </w:r>
           </w:p>
           <w:p>
             <w:pPr>
-              <w:spacing w:after="60"/>
+              <w:spacing w:after="80"/>
               <w:jc w:val="center"/>
             </w:pPr>
             <w:r>
@@ -99,15 +99,15 @@
                 <w:b/>
                 <w:bCs/>
                 <w:color w:val="16202E"/>
-                <w:sz w:val="26"/>
-                <w:szCs w:val="26"/>
+                <w:sz w:val="28"/>
+                <w:szCs w:val="28"/>
               </w:rPr>
               <w:t xml:space="preserve">Thirty candidate projects.</w:t>
             </w:r>
           </w:p>
           <w:p>
             <w:pPr>
-              <w:spacing w:after="60"/>
+              <w:spacing w:after="80"/>
               <w:jc w:val="center"/>
             </w:pPr>
             <w:r>
@@ -115,8 +115,8 @@
                 <w:b/>
                 <w:bCs/>
                 <w:color w:val="16202E"/>
-                <w:sz w:val="26"/>
-                <w:szCs w:val="26"/>
+                <w:sz w:val="28"/>
+                <w:szCs w:val="28"/>
               </w:rPr>
               <w:t xml:space="preserve">Enough budget for roughly twenty.</w:t>
             </w:r>
@@ -132,21 +132,7 @@
                 <w:sz w:val="24"/>
                 <w:szCs w:val="24"/>
               </w:rPr>
-              <w:t xml:space="preserve">Select, fund, slow, and — when the</w:t>
-            </w:r>
-          </w:p>
-          <w:p>
-            <w:pPr>
-              <w:spacing w:after="0"/>
-              <w:jc w:val="center"/>
-            </w:pPr>
-            <w:r>
-              <w:rPr>
-                <w:color w:val="566379"/>
-                <w:sz w:val="24"/>
-                <w:szCs w:val="24"/>
-              </w:rPr>
-              <w:t xml:space="preserve">money runs short — decide what gives.</w:t>
+              <w:t xml:space="preserve">Select, fund, slow, and — when the money runs short — decide what gives.</w:t>
             </w:r>
           </w:p>
         </w:tc>
@@ -154,12 +140,12 @@
     </w:tbl>
     <w:p>
       <w:pPr>
-        <w:spacing w:after="800"/>
-      </w:pPr>
-    </w:p>
-    <w:p>
-      <w:pPr>
-        <w:spacing w:after="60"/>
+        <w:spacing w:after="600"/>
+      </w:pPr>
+    </w:p>
+    <w:p>
+      <w:pPr>
+        <w:spacing w:after="80"/>
         <w:jc w:val="center"/>
       </w:pPr>
       <w:r>
@@ -173,6 +159,7 @@
     </w:p>
     <w:p>
       <w:pPr>
+        <w:spacing w:after="0"/>
         <w:jc w:val="center"/>
       </w:pPr>
       <w:r>
@@ -181,26 +168,23 @@
           <w:sz w:val="20"/>
           <w:szCs w:val="20"/>
         </w:rPr>
-        <w:t xml:space="preserve">Run at http://localhost:5173</w:t>
-      </w:r>
-    </w:p>
-    <w:p>
-      <w:pPr>
-        <w:sectPr>
-          <w:pgSz w:w="12240" w:h="15840" w:orient="portrait"/>
-          <w:pgMar w:top="1440" w:right="1440" w:bottom="1440" w:left="1440" w:header="708" w:footer="708" w:gutter="0"/>
-          <w:pgNumType/>
-          <w:docGrid w:linePitch="360"/>
-        </w:sectPr>
-      </w:pPr>
-    </w:p>
-    <w:p>
-      <w:pPr>
-        <w:pStyle w:val="Heading1"/>
+        <w:t xml:space="preserve">Run locally at http://localhost:5173</w:t>
+      </w:r>
+    </w:p>
+    <w:p>
+      <w:pPr>
+        <w:spacing w:after="0"/>
+      </w:pPr>
+      <w:r>
+        <w:br w:type="page"/>
+      </w:r>
+    </w:p>
+    <w:p>
+      <w:pPr>
         <w:pBdr>
-          <w:bottom w:val="single" w:color="4F46E5" w:sz="6" w:space="6"/>
+          <w:bottom w:val="single" w:color="4F46E5" w:sz="8" w:space="6"/>
         </w:pBdr>
-        <w:spacing w:after="200" w:before="0"/>
+        <w:spacing w:after="240" w:before="0"/>
       </w:pPr>
       <w:r>
         <w:rPr>
@@ -214,25 +198,732 @@
         <w:t xml:space="preserve">Table of Contents</w:t>
       </w:r>
     </w:p>
-    <w:sdt>
-      <w:sdtPr>
-        <w:alias w:val="Table of Contents"/>
-      </w:sdtPr>
-      <w:sdtContent>
-        <w:p>
-          <w:r>
-            <w:fldChar w:fldCharType="begin" w:dirty="true"/>
-            <w:instrText xml:space="preserve">TOC \h \o "1-3"</w:instrText>
-            <w:fldChar w:fldCharType="separate"/>
-          </w:r>
-        </w:p>
-        <w:p>
-          <w:r>
-            <w:fldChar w:fldCharType="end"/>
-          </w:r>
-        </w:p>
-      </w:sdtContent>
-    </w:sdt>
+    <w:p>
+      <w:pPr>
+        <w:spacing w:after="80"/>
+      </w:pPr>
+    </w:p>
+    <w:p>
+      <w:pPr>
+        <w:spacing w:after="100"/>
+      </w:pPr>
+      <w:r>
+        <w:rPr>
+          <w:b/>
+          <w:bCs/>
+          <w:color w:val="4F46E5"/>
+          <w:sz w:val="24"/>
+          <w:szCs w:val="24"/>
+        </w:rPr>
+        <w:t xml:space="preserve">1.   Introduction</w:t>
+      </w:r>
+    </w:p>
+    <w:p>
+      <w:pPr>
+        <w:spacing w:after="60"/>
+        <w:ind w:left="360"/>
+      </w:pPr>
+      <w:r>
+        <w:rPr>
+          <w:b w:val="false"/>
+          <w:bCs w:val="false"/>
+          <w:color w:val="16202E"/>
+          <w:sz w:val="22"/>
+          <w:szCs w:val="22"/>
+        </w:rPr>
+        <w:t xml:space="preserve">1.1  What You Will Learn</w:t>
+      </w:r>
+    </w:p>
+    <w:p>
+      <w:pPr>
+        <w:spacing w:after="60"/>
+        <w:ind w:left="360"/>
+      </w:pPr>
+      <w:r>
+        <w:rPr>
+          <w:b w:val="false"/>
+          <w:bCs w:val="false"/>
+          <w:color w:val="16202E"/>
+          <w:sz w:val="22"/>
+          <w:szCs w:val="22"/>
+        </w:rPr>
+        <w:t xml:space="preserve">1.2  System Requirements</w:t>
+      </w:r>
+    </w:p>
+    <w:p>
+      <w:pPr>
+        <w:spacing w:after="60"/>
+        <w:ind w:left="360"/>
+      </w:pPr>
+      <w:r>
+        <w:rPr>
+          <w:b w:val="false"/>
+          <w:bCs w:val="false"/>
+          <w:color w:val="16202E"/>
+          <w:sz w:val="22"/>
+          <w:szCs w:val="22"/>
+        </w:rPr>
+        <w:t xml:space="preserve">1.3  Starting the Application</w:t>
+      </w:r>
+    </w:p>
+    <w:p>
+      <w:pPr>
+        <w:spacing w:after="100"/>
+      </w:pPr>
+      <w:r>
+        <w:rPr>
+          <w:b/>
+          <w:bCs/>
+          <w:color w:val="4F46E5"/>
+          <w:sz w:val="24"/>
+          <w:szCs w:val="24"/>
+        </w:rPr>
+        <w:t xml:space="preserve">2.   Setup Screen</w:t>
+      </w:r>
+    </w:p>
+    <w:p>
+      <w:pPr>
+        <w:spacing w:after="60"/>
+        <w:ind w:left="360"/>
+      </w:pPr>
+      <w:r>
+        <w:rPr>
+          <w:b w:val="false"/>
+          <w:bCs w:val="false"/>
+          <w:color w:val="16202E"/>
+          <w:sz w:val="22"/>
+          <w:szCs w:val="22"/>
+        </w:rPr>
+        <w:t xml:space="preserve">2.1  Player Name and Run Name</w:t>
+      </w:r>
+    </w:p>
+    <w:p>
+      <w:pPr>
+        <w:spacing w:after="60"/>
+        <w:ind w:left="360"/>
+      </w:pPr>
+      <w:r>
+        <w:rPr>
+          <w:b w:val="false"/>
+          <w:bCs w:val="false"/>
+          <w:color w:val="16202E"/>
+          <w:sz w:val="22"/>
+          <w:szCs w:val="22"/>
+        </w:rPr>
+        <w:t xml:space="preserve">2.2  Difficulty Presets</w:t>
+      </w:r>
+    </w:p>
+    <w:p>
+      <w:pPr>
+        <w:spacing w:after="60"/>
+        <w:ind w:left="360"/>
+      </w:pPr>
+      <w:r>
+        <w:rPr>
+          <w:b w:val="false"/>
+          <w:bCs w:val="false"/>
+          <w:color w:val="16202E"/>
+          <w:sz w:val="22"/>
+          <w:szCs w:val="22"/>
+        </w:rPr>
+        <w:t xml:space="preserve">2.3  Custom Parameters</w:t>
+      </w:r>
+    </w:p>
+    <w:p>
+      <w:pPr>
+        <w:spacing w:after="60"/>
+        <w:ind w:left="360"/>
+      </w:pPr>
+      <w:r>
+        <w:rPr>
+          <w:b w:val="false"/>
+          <w:bCs w:val="false"/>
+          <w:color w:val="16202E"/>
+          <w:sz w:val="22"/>
+          <w:szCs w:val="22"/>
+        </w:rPr>
+        <w:t xml:space="preserve">2.4  Setup Screen Buttons</w:t>
+      </w:r>
+    </w:p>
+    <w:p>
+      <w:pPr>
+        <w:spacing w:after="100"/>
+      </w:pPr>
+      <w:r>
+        <w:rPr>
+          <w:b/>
+          <w:bCs/>
+          <w:color w:val="4F46E5"/>
+          <w:sz w:val="24"/>
+          <w:szCs w:val="24"/>
+        </w:rPr>
+        <w:t xml:space="preserve">3.   The Simulation Interface</w:t>
+      </w:r>
+    </w:p>
+    <w:p>
+      <w:pPr>
+        <w:spacing w:after="60"/>
+        <w:ind w:left="360"/>
+      </w:pPr>
+      <w:r>
+        <w:rPr>
+          <w:b w:val="false"/>
+          <w:bCs w:val="false"/>
+          <w:color w:val="16202E"/>
+          <w:sz w:val="22"/>
+          <w:szCs w:val="22"/>
+        </w:rPr>
+        <w:t xml:space="preserve">3.1  The Header</w:t>
+      </w:r>
+    </w:p>
+    <w:p>
+      <w:pPr>
+        <w:spacing w:after="60"/>
+        <w:ind w:left="720"/>
+      </w:pPr>
+      <w:r>
+        <w:rPr>
+          <w:b w:val="false"/>
+          <w:bCs w:val="false"/>
+          <w:color w:val="16202E"/>
+          <w:sz w:val="22"/>
+          <w:szCs w:val="22"/>
+        </w:rPr>
+        <w:t xml:space="preserve">3.1.1  Quarter Timeline</w:t>
+      </w:r>
+    </w:p>
+    <w:p>
+      <w:pPr>
+        <w:spacing w:after="60"/>
+        <w:ind w:left="720"/>
+      </w:pPr>
+      <w:r>
+        <w:rPr>
+          <w:b w:val="false"/>
+          <w:bCs w:val="false"/>
+          <w:color w:val="16202E"/>
+          <w:sz w:val="22"/>
+          <w:szCs w:val="22"/>
+        </w:rPr>
+        <w:t xml:space="preserve">3.1.2  Available Balance</w:t>
+      </w:r>
+    </w:p>
+    <w:p>
+      <w:pPr>
+        <w:spacing w:after="60"/>
+        <w:ind w:left="720"/>
+      </w:pPr>
+      <w:r>
+        <w:rPr>
+          <w:b w:val="false"/>
+          <w:bCs w:val="false"/>
+          <w:color w:val="16202E"/>
+          <w:sz w:val="22"/>
+          <w:szCs w:val="22"/>
+        </w:rPr>
+        <w:t xml:space="preserve">3.1.3  Advance Button</w:t>
+      </w:r>
+    </w:p>
+    <w:p>
+      <w:pPr>
+        <w:spacing w:after="60"/>
+        <w:ind w:left="720"/>
+      </w:pPr>
+      <w:r>
+        <w:rPr>
+          <w:b w:val="false"/>
+          <w:bCs w:val="false"/>
+          <w:color w:val="16202E"/>
+          <w:sz w:val="22"/>
+          <w:szCs w:val="22"/>
+        </w:rPr>
+        <w:t xml:space="preserve">3.1.4  Header Controls</w:t>
+      </w:r>
+    </w:p>
+    <w:p>
+      <w:pPr>
+        <w:spacing w:after="60"/>
+        <w:ind w:left="360"/>
+      </w:pPr>
+      <w:r>
+        <w:rPr>
+          <w:b w:val="false"/>
+          <w:bCs w:val="false"/>
+          <w:color w:val="16202E"/>
+          <w:sz w:val="22"/>
+          <w:szCs w:val="22"/>
+        </w:rPr>
+        <w:t xml:space="preserve">3.2  The Left Decision Panel</w:t>
+      </w:r>
+    </w:p>
+    <w:p>
+      <w:pPr>
+        <w:spacing w:after="60"/>
+        <w:ind w:left="720"/>
+      </w:pPr>
+      <w:r>
+        <w:rPr>
+          <w:b w:val="false"/>
+          <w:bCs w:val="false"/>
+          <w:color w:val="16202E"/>
+          <w:sz w:val="22"/>
+          <w:szCs w:val="22"/>
+        </w:rPr>
+        <w:t xml:space="preserve">3.2.1  Quick-Add Strip</w:t>
+      </w:r>
+    </w:p>
+    <w:p>
+      <w:pPr>
+        <w:spacing w:after="60"/>
+        <w:ind w:left="720"/>
+      </w:pPr>
+      <w:r>
+        <w:rPr>
+          <w:b w:val="false"/>
+          <w:bCs w:val="false"/>
+          <w:color w:val="16202E"/>
+          <w:sz w:val="22"/>
+          <w:szCs w:val="22"/>
+        </w:rPr>
+        <w:t xml:space="preserve">3.2.2  Risk Alerts</w:t>
+      </w:r>
+    </w:p>
+    <w:p>
+      <w:pPr>
+        <w:spacing w:after="60"/>
+        <w:ind w:left="720"/>
+      </w:pPr>
+      <w:r>
+        <w:rPr>
+          <w:b w:val="false"/>
+          <w:bCs w:val="false"/>
+          <w:color w:val="16202E"/>
+          <w:sz w:val="22"/>
+          <w:szCs w:val="22"/>
+        </w:rPr>
+        <w:t xml:space="preserve">3.2.3  Active Projects</w:t>
+      </w:r>
+    </w:p>
+    <w:p>
+      <w:pPr>
+        <w:spacing w:after="60"/>
+        <w:ind w:left="720"/>
+      </w:pPr>
+      <w:r>
+        <w:rPr>
+          <w:b w:val="false"/>
+          <w:bCs w:val="false"/>
+          <w:color w:val="16202E"/>
+          <w:sz w:val="22"/>
+          <w:szCs w:val="22"/>
+        </w:rPr>
+        <w:t xml:space="preserve">3.2.4  Suspended Projects</w:t>
+      </w:r>
+    </w:p>
+    <w:p>
+      <w:pPr>
+        <w:spacing w:after="60"/>
+        <w:ind w:left="720"/>
+      </w:pPr>
+      <w:r>
+        <w:rPr>
+          <w:b w:val="false"/>
+          <w:bCs w:val="false"/>
+          <w:color w:val="16202E"/>
+          <w:sz w:val="22"/>
+          <w:szCs w:val="22"/>
+        </w:rPr>
+        <w:t xml:space="preserve">3.2.5  Available Projects Table</w:t>
+      </w:r>
+    </w:p>
+    <w:p>
+      <w:pPr>
+        <w:spacing w:after="100"/>
+      </w:pPr>
+      <w:r>
+        <w:rPr>
+          <w:b/>
+          <w:bCs/>
+          <w:color w:val="4F46E5"/>
+          <w:sz w:val="24"/>
+          <w:szCs w:val="24"/>
+        </w:rPr>
+        <w:t xml:space="preserve">4.   Project Preview Modal</w:t>
+      </w:r>
+    </w:p>
+    <w:p>
+      <w:pPr>
+        <w:spacing w:after="100"/>
+      </w:pPr>
+      <w:r>
+        <w:rPr>
+          <w:b/>
+          <w:bCs/>
+          <w:color w:val="4F46E5"/>
+          <w:sz w:val="24"/>
+          <w:szCs w:val="24"/>
+        </w:rPr>
+        <w:t xml:space="preserve">5.   Project Actions</w:t>
+      </w:r>
+    </w:p>
+    <w:p>
+      <w:pPr>
+        <w:spacing w:after="60"/>
+        <w:ind w:left="360"/>
+      </w:pPr>
+      <w:r>
+        <w:rPr>
+          <w:b w:val="false"/>
+          <w:bCs w:val="false"/>
+          <w:color w:val="16202E"/>
+          <w:sz w:val="22"/>
+          <w:szCs w:val="22"/>
+        </w:rPr>
+        <w:t xml:space="preserve">5.1  Add to Portfolio</w:t>
+      </w:r>
+    </w:p>
+    <w:p>
+      <w:pPr>
+        <w:spacing w:after="60"/>
+        <w:ind w:left="360"/>
+      </w:pPr>
+      <w:r>
+        <w:rPr>
+          <w:b w:val="false"/>
+          <w:bCs w:val="false"/>
+          <w:color w:val="16202E"/>
+          <w:sz w:val="22"/>
+          <w:szCs w:val="22"/>
+        </w:rPr>
+        <w:t xml:space="preserve">5.2  Speed Up</w:t>
+      </w:r>
+    </w:p>
+    <w:p>
+      <w:pPr>
+        <w:spacing w:after="60"/>
+        <w:ind w:left="360"/>
+      </w:pPr>
+      <w:r>
+        <w:rPr>
+          <w:b w:val="false"/>
+          <w:bCs w:val="false"/>
+          <w:color w:val="16202E"/>
+          <w:sz w:val="22"/>
+          <w:szCs w:val="22"/>
+        </w:rPr>
+        <w:t xml:space="preserve">5.3  Slow Down</w:t>
+      </w:r>
+    </w:p>
+    <w:p>
+      <w:pPr>
+        <w:spacing w:after="60"/>
+        <w:ind w:left="360"/>
+      </w:pPr>
+      <w:r>
+        <w:rPr>
+          <w:b w:val="false"/>
+          <w:bCs w:val="false"/>
+          <w:color w:val="16202E"/>
+          <w:sz w:val="22"/>
+          <w:szCs w:val="22"/>
+        </w:rPr>
+        <w:t xml:space="preserve">5.4  Suspend</w:t>
+      </w:r>
+    </w:p>
+    <w:p>
+      <w:pPr>
+        <w:spacing w:after="60"/>
+        <w:ind w:left="360"/>
+      </w:pPr>
+      <w:r>
+        <w:rPr>
+          <w:b w:val="false"/>
+          <w:bCs w:val="false"/>
+          <w:color w:val="16202E"/>
+          <w:sz w:val="22"/>
+          <w:szCs w:val="22"/>
+        </w:rPr>
+        <w:t xml:space="preserve">5.5  Resume</w:t>
+      </w:r>
+    </w:p>
+    <w:p>
+      <w:pPr>
+        <w:spacing w:after="60"/>
+        <w:ind w:left="360"/>
+      </w:pPr>
+      <w:r>
+        <w:rPr>
+          <w:b w:val="false"/>
+          <w:bCs w:val="false"/>
+          <w:color w:val="16202E"/>
+          <w:sz w:val="22"/>
+          <w:szCs w:val="22"/>
+        </w:rPr>
+        <w:t xml:space="preserve">5.6  Abandon</w:t>
+      </w:r>
+    </w:p>
+    <w:p>
+      <w:pPr>
+        <w:spacing w:after="60"/>
+        <w:ind w:left="360"/>
+      </w:pPr>
+      <w:r>
+        <w:rPr>
+          <w:b w:val="false"/>
+          <w:bCs w:val="false"/>
+          <w:color w:val="16202E"/>
+          <w:sz w:val="22"/>
+          <w:szCs w:val="22"/>
+        </w:rPr>
+        <w:t xml:space="preserve">5.7  Action Reference Table</w:t>
+      </w:r>
+    </w:p>
+    <w:p>
+      <w:pPr>
+        <w:spacing w:after="100"/>
+      </w:pPr>
+      <w:r>
+        <w:rPr>
+          <w:b/>
+          <w:bCs/>
+          <w:color w:val="4F46E5"/>
+          <w:sz w:val="24"/>
+          <w:szCs w:val="24"/>
+        </w:rPr>
+        <w:t xml:space="preserve">6.   Right Analytics Panel</w:t>
+      </w:r>
+    </w:p>
+    <w:p>
+      <w:pPr>
+        <w:spacing w:after="60"/>
+        <w:ind w:left="360"/>
+      </w:pPr>
+      <w:r>
+        <w:rPr>
+          <w:b w:val="false"/>
+          <w:bCs w:val="false"/>
+          <w:color w:val="16202E"/>
+          <w:sz w:val="22"/>
+          <w:szCs w:val="22"/>
+        </w:rPr>
+        <w:t xml:space="preserve">6.1  Cash Flow Tab</w:t>
+      </w:r>
+    </w:p>
+    <w:p>
+      <w:pPr>
+        <w:spacing w:after="60"/>
+        <w:ind w:left="360"/>
+      </w:pPr>
+      <w:r>
+        <w:rPr>
+          <w:b w:val="false"/>
+          <w:bCs w:val="false"/>
+          <w:color w:val="16202E"/>
+          <w:sz w:val="22"/>
+          <w:szCs w:val="22"/>
+        </w:rPr>
+        <w:t xml:space="preserve">6.2  Gantt Tab</w:t>
+      </w:r>
+    </w:p>
+    <w:p>
+      <w:pPr>
+        <w:spacing w:after="60"/>
+        <w:ind w:left="360"/>
+      </w:pPr>
+      <w:r>
+        <w:rPr>
+          <w:b w:val="false"/>
+          <w:bCs w:val="false"/>
+          <w:color w:val="16202E"/>
+          <w:sz w:val="22"/>
+          <w:szCs w:val="22"/>
+        </w:rPr>
+        <w:t xml:space="preserve">6.3  S-Curve Tab</w:t>
+      </w:r>
+    </w:p>
+    <w:p>
+      <w:pPr>
+        <w:spacing w:after="60"/>
+        <w:ind w:left="360"/>
+      </w:pPr>
+      <w:r>
+        <w:rPr>
+          <w:b w:val="false"/>
+          <w:bCs w:val="false"/>
+          <w:color w:val="16202E"/>
+          <w:sz w:val="22"/>
+          <w:szCs w:val="22"/>
+        </w:rPr>
+        <w:t xml:space="preserve">6.4  KPI Tab</w:t>
+      </w:r>
+    </w:p>
+    <w:p>
+      <w:pPr>
+        <w:spacing w:after="60"/>
+        <w:ind w:left="360"/>
+      </w:pPr>
+      <w:r>
+        <w:rPr>
+          <w:b w:val="false"/>
+          <w:bCs w:val="false"/>
+          <w:color w:val="16202E"/>
+          <w:sz w:val="22"/>
+          <w:szCs w:val="22"/>
+        </w:rPr>
+        <w:t xml:space="preserve">6.5  Decisions Tab</w:t>
+      </w:r>
+    </w:p>
+    <w:p>
+      <w:pPr>
+        <w:spacing w:after="60"/>
+        <w:ind w:left="360"/>
+      </w:pPr>
+      <w:r>
+        <w:rPr>
+          <w:b w:val="false"/>
+          <w:bCs w:val="false"/>
+          <w:color w:val="16202E"/>
+          <w:sz w:val="22"/>
+          <w:szCs w:val="22"/>
+        </w:rPr>
+        <w:t xml:space="preserve">6.6  Dashboard KPI Strip</w:t>
+      </w:r>
+    </w:p>
+    <w:p>
+      <w:pPr>
+        <w:spacing w:after="100"/>
+      </w:pPr>
+      <w:r>
+        <w:rPr>
+          <w:b/>
+          <w:bCs/>
+          <w:color w:val="4F46E5"/>
+          <w:sz w:val="24"/>
+          <w:szCs w:val="24"/>
+        </w:rPr>
+        <w:t xml:space="preserve">7.   Funding and Shortfall Resolution</w:t>
+      </w:r>
+    </w:p>
+    <w:p>
+      <w:pPr>
+        <w:spacing w:after="100"/>
+      </w:pPr>
+      <w:r>
+        <w:rPr>
+          <w:b/>
+          <w:bCs/>
+          <w:color w:val="4F46E5"/>
+          <w:sz w:val="24"/>
+          <w:szCs w:val="24"/>
+        </w:rPr>
+        <w:t xml:space="preserve">8.   Risk Events</w:t>
+      </w:r>
+    </w:p>
+    <w:p>
+      <w:pPr>
+        <w:spacing w:after="100"/>
+      </w:pPr>
+      <w:r>
+        <w:rPr>
+          <w:b/>
+          <w:bCs/>
+          <w:color w:val="4F46E5"/>
+          <w:sz w:val="24"/>
+          <w:szCs w:val="24"/>
+        </w:rPr>
+        <w:t xml:space="preserve">9.   Scoring System</w:t>
+      </w:r>
+    </w:p>
+    <w:p>
+      <w:pPr>
+        <w:spacing w:after="100"/>
+      </w:pPr>
+      <w:r>
+        <w:rPr>
+          <w:b/>
+          <w:bCs/>
+          <w:color w:val="4F46E5"/>
+          <w:sz w:val="24"/>
+          <w:szCs w:val="24"/>
+        </w:rPr>
+        <w:t xml:space="preserve">10.  Debrief Screen</w:t>
+      </w:r>
+    </w:p>
+    <w:p>
+      <w:pPr>
+        <w:spacing w:after="100"/>
+      </w:pPr>
+      <w:r>
+        <w:rPr>
+          <w:b/>
+          <w:bCs/>
+          <w:color w:val="4F46E5"/>
+          <w:sz w:val="24"/>
+          <w:szCs w:val="24"/>
+        </w:rPr>
+        <w:t xml:space="preserve">11.  Leaderboard</w:t>
+      </w:r>
+    </w:p>
+    <w:p>
+      <w:pPr>
+        <w:spacing w:after="100"/>
+      </w:pPr>
+      <w:r>
+        <w:rPr>
+          <w:b/>
+          <w:bCs/>
+          <w:color w:val="4F46E5"/>
+          <w:sz w:val="24"/>
+          <w:szCs w:val="24"/>
+        </w:rPr>
+        <w:t xml:space="preserve">12.  Built-In Rules Reference</w:t>
+      </w:r>
+    </w:p>
+    <w:p>
+      <w:pPr>
+        <w:spacing w:after="100"/>
+      </w:pPr>
+      <w:r>
+        <w:rPr>
+          <w:b/>
+          <w:bCs/>
+          <w:color w:val="4F46E5"/>
+          <w:sz w:val="24"/>
+          <w:szCs w:val="24"/>
+        </w:rPr>
+        <w:t xml:space="preserve">13.  Tips and Strategy</w:t>
+      </w:r>
+    </w:p>
+    <w:p>
+      <w:pPr>
+        <w:spacing w:after="100"/>
+      </w:pPr>
+      <w:r>
+        <w:rPr>
+          <w:b/>
+          <w:bCs/>
+          <w:color w:val="4F46E5"/>
+          <w:sz w:val="24"/>
+          <w:szCs w:val="24"/>
+        </w:rPr>
+        <w:t xml:space="preserve">14.  Glossary</w:t>
+      </w:r>
+    </w:p>
+    <w:p>
+      <w:pPr>
+        <w:spacing w:after="100"/>
+      </w:pPr>
+      <w:r>
+        <w:rPr>
+          <w:b/>
+          <w:bCs/>
+          <w:color w:val="4F46E5"/>
+          <w:sz w:val="24"/>
+          <w:szCs w:val="24"/>
+        </w:rPr>
+        <w:t xml:space="preserve">15.  Quick Reference Card</w:t>
+      </w:r>
+    </w:p>
     <w:p>
       <w:pPr>
         <w:spacing w:after="200"/>
@@ -243,9 +934,9 @@
         <w:pStyle w:val="Heading1"/>
         <w:pageBreakBefore/>
         <w:pBdr>
-          <w:bottom w:val="single" w:color="4F46E5" w:sz="6" w:space="6"/>
+          <w:bottom w:val="single" w:color="4F46E5" w:sz="8" w:space="6"/>
         </w:pBdr>
-        <w:spacing w:after="200" w:before="0"/>
+        <w:spacing w:after="240" w:before="0"/>
       </w:pPr>
       <w:r>
         <w:rPr>
@@ -272,13 +963,8 @@
     </w:p>
     <w:p>
       <w:pPr>
-        <w:spacing w:after="80"/>
-      </w:pPr>
-    </w:p>
-    <w:p>
-      <w:pPr>
         <w:pStyle w:val="Heading2"/>
-        <w:spacing w:after="100" w:before="280"/>
+        <w:spacing w:after="120" w:before="320"/>
       </w:pPr>
       <w:r>
         <w:rPr>
@@ -374,13 +1060,13 @@
     </w:p>
     <w:p>
       <w:pPr>
-        <w:spacing w:after="80"/>
+        <w:spacing w:after="160"/>
       </w:pPr>
     </w:p>
     <w:p>
       <w:pPr>
         <w:pStyle w:val="Heading2"/>
-        <w:spacing w:after="100" w:before="280"/>
+        <w:spacing w:after="120" w:before="320"/>
       </w:pPr>
       <w:r>
         <w:rPr>
@@ -405,10 +1091,6 @@
           <w:insideH w:val="single" w:color="auto" w:sz="4"/>
           <w:insideV w:val="single" w:color="auto" w:sz="4"/>
         </w:tblBorders>
-        <w:tblCellMar>
-          <w:top w:type="dxa" w:w="120"/>
-          <w:bottom w:type="dxa" w:w="160"/>
-        </w:tblCellMar>
       </w:tblPr>
       <w:tblGrid>
         <w:gridCol w:w="3200"/>
@@ -669,7 +1351,7 @@
                 <w:sz w:val="20"/>
                 <w:szCs w:val="20"/>
               </w:rPr>
-              <w:t xml:space="preserve">Minimum 1 280 px wide recommended (dual-panel layout)</w:t>
+              <w:t xml:space="preserve">Minimum 1,280 px wide recommended (dual-panel layout)</w:t>
             </w:r>
           </w:p>
         </w:tc>
@@ -733,7 +1415,7 @@
                 <w:sz w:val="20"/>
                 <w:szCs w:val="20"/>
               </w:rPr>
-              <w:t xml:space="preserve">Used for leaderboard persistence; ≈1 KB per run</w:t>
+              <w:t xml:space="preserve">Used for leaderboard persistence; approximately 1 KB per run</w:t>
             </w:r>
           </w:p>
         </w:tc>
@@ -741,13 +1423,13 @@
     </w:tbl>
     <w:p>
       <w:pPr>
-        <w:spacing w:after="80"/>
+        <w:spacing w:after="160"/>
       </w:pPr>
     </w:p>
     <w:p>
       <w:pPr>
         <w:pStyle w:val="Heading2"/>
-        <w:spacing w:after="100" w:before="280"/>
+        <w:spacing w:after="120" w:before="320"/>
       </w:pPr>
       <w:r>
         <w:rPr>
@@ -779,7 +1461,7 @@
           <w:ilvl w:val="0"/>
           <w:numId w:val="3"/>
         </w:numPr>
-        <w:spacing w:after="60"/>
+        <w:spacing w:after="80"/>
       </w:pPr>
       <w:r>
         <w:rPr>
@@ -810,7 +1492,7 @@
           <w:ilvl w:val="0"/>
           <w:numId w:val="3"/>
         </w:numPr>
-        <w:spacing w:after="60"/>
+        <w:spacing w:after="80"/>
       </w:pPr>
       <w:r>
         <w:rPr>
@@ -841,7 +1523,7 @@
           <w:ilvl w:val="0"/>
           <w:numId w:val="3"/>
         </w:numPr>
-        <w:spacing w:after="60"/>
+        <w:spacing w:after="80"/>
       </w:pPr>
       <w:r>
         <w:rPr>
@@ -867,7 +1549,7 @@
     </w:p>
     <w:p>
       <w:pPr>
-        <w:spacing w:after="80"/>
+        <w:spacing w:after="160"/>
       </w:pPr>
     </w:p>
     <w:p>
@@ -875,9 +1557,9 @@
         <w:pStyle w:val="Heading1"/>
         <w:pageBreakBefore/>
         <w:pBdr>
-          <w:bottom w:val="single" w:color="4F46E5" w:sz="6" w:space="6"/>
+          <w:bottom w:val="single" w:color="4F46E5" w:sz="8" w:space="6"/>
         </w:pBdr>
-        <w:spacing w:after="200" w:before="0"/>
+        <w:spacing w:after="240" w:before="0"/>
       </w:pPr>
       <w:r>
         <w:rPr>
@@ -904,13 +1586,8 @@
     </w:p>
     <w:p>
       <w:pPr>
-        <w:spacing w:after="60"/>
-      </w:pPr>
-    </w:p>
-    <w:p>
-      <w:pPr>
         <w:pStyle w:val="Heading2"/>
-        <w:spacing w:after="100" w:before="280"/>
+        <w:spacing w:after="120" w:before="320"/>
       </w:pPr>
       <w:r>
         <w:rPr>
@@ -932,18 +1609,18 @@
         <w:rPr>
           <w:color w:val="16202E"/>
         </w:rPr>
-        <w:t xml:space="preserve">Enter your name in the Player Name field — this is what appears on the leaderboard. The Run Name field (e.g. “Punjab ADP dry-run”) is an optional label that helps you identify results later. Both fields are optional; they default to “Anonymous” and “Untitled run” respectively.</w:t>
-      </w:r>
-    </w:p>
-    <w:p>
-      <w:pPr>
-        <w:spacing w:after="60"/>
+        <w:t xml:space="preserve">Enter your name in the Player Name field — this is what appears on the leaderboard. The Run Name field (for example, “Punjab ADP dry-run”) is an optional label that helps you identify results later. Both fields are optional; they default to “Anonymous” and “Untitled run” respectively.</w:t>
+      </w:r>
+    </w:p>
+    <w:p>
+      <w:pPr>
+        <w:spacing w:after="80"/>
       </w:pPr>
     </w:p>
     <w:p>
       <w:pPr>
         <w:pStyle w:val="Heading2"/>
-        <w:spacing w:after="100" w:before="280"/>
+        <w:spacing w:after="120" w:before="320"/>
       </w:pPr>
       <w:r>
         <w:rPr>
@@ -984,10 +1661,6 @@
           <w:insideH w:val="single" w:color="auto" w:sz="4"/>
           <w:insideV w:val="single" w:color="auto" w:sz="4"/>
         </w:tblBorders>
-        <w:tblCellMar>
-          <w:top w:type="dxa" w:w="120"/>
-          <w:bottom w:type="dxa" w:w="160"/>
-        </w:tblCellMar>
       </w:tblPr>
       <w:tblGrid>
         <w:gridCol w:w="1800"/>
@@ -1057,7 +1730,7 @@
                 <w:sz w:val="20"/>
                 <w:szCs w:val="20"/>
               </w:rPr>
-              <w:t xml:space="preserve">Key settings</w:t>
+              <w:t xml:space="preserve">Key Settings</w:t>
             </w:r>
           </w:p>
         </w:tc>
@@ -1090,7 +1763,7 @@
                 <w:sz w:val="20"/>
                 <w:szCs w:val="20"/>
               </w:rPr>
-              <w:t xml:space="preserve">Recommended for</w:t>
+              <w:t xml:space="preserve">Recommended For</w:t>
             </w:r>
           </w:p>
         </w:tc>
@@ -1470,7 +2143,7 @@
                 <w:sz w:val="20"/>
                 <w:szCs w:val="20"/>
               </w:rPr>
-              <w:t xml:space="preserve">Training facilitation or specific scenarios</w:t>
+              <w:t xml:space="preserve">Training or specific scenarios</w:t>
             </w:r>
           </w:p>
         </w:tc>
@@ -1478,7 +2151,7 @@
     </w:tbl>
     <w:p>
       <w:pPr>
-        <w:spacing w:after="80"/>
+        <w:spacing w:after="120"/>
       </w:pPr>
     </w:p>
     <w:tbl>
@@ -1492,10 +2165,6 @@
           <w:insideH w:val="single" w:color="auto" w:sz="4"/>
           <w:insideV w:val="single" w:color="auto" w:sz="4"/>
         </w:tblBorders>
-        <w:tblCellMar>
-          <w:top w:type="dxa" w:w="120"/>
-          <w:bottom w:type="dxa" w:w="120"/>
-        </w:tblCellMar>
       </w:tblPr>
       <w:tblGrid>
         <w:gridCol w:w="9360"/>
@@ -1505,30 +2174,30 @@
           <w:tcPr>
             <w:tcW w:type="dxa" w:w="9360"/>
             <w:tcBorders>
-              <w:top w:val="single" w:color="D97706" w:sz="8"/>
-              <w:left w:val="single" w:color="D97706" w:sz="16"/>
+              <w:top w:val="single" w:color="D97706" w:sz="12"/>
+              <w:left w:val="single" w:color="D97706" w:sz="20"/>
               <w:bottom w:val="none" w:color="FFFFFF" w:sz="0"/>
               <w:right w:val="none" w:color="FFFFFF" w:sz="0"/>
             </w:tcBorders>
             <w:shd w:fill="FFFBEB" w:val="clear"/>
             <w:tcMar>
               <w:top w:type="dxa" w:w="100"/>
-              <w:left w:type="dxa" w:w="140"/>
-              <w:bottom w:type="dxa" w:w="100"/>
-              <w:right w:type="dxa" w:w="140"/>
-            </w:tcMar>
-          </w:tcPr>
-          <w:p>
-            <w:pPr>
-              <w:spacing w:after="0"/>
-            </w:pPr>
-            <w:r>
-              <w:rPr>
-                <w:color w:val="16202E"/>
-                <w:sz w:val="22"/>
-                <w:szCs w:val="22"/>
-              </w:rPr>
-              <w:t xml:space="preserve">⚠️  Advanced mode hides your running score and alignment values, making it impossible to optimise in real time. This is intentional — it mirrors conditions where strategic data is incomplete.</w:t>
+              <w:left w:type="dxa" w:w="180"/>
+              <w:bottom w:type="dxa" w:w="100"/>
+              <w:right w:type="dxa" w:w="100"/>
+            </w:tcMar>
+          </w:tcPr>
+          <w:p>
+            <w:pPr>
+              <w:spacing w:after="0"/>
+            </w:pPr>
+            <w:r>
+              <w:rPr>
+                <w:color w:val="16202E"/>
+                <w:sz w:val="21"/>
+                <w:szCs w:val="21"/>
+              </w:rPr>
+              <w:t xml:space="preserve">NOTE — Advanced mode hides your running score and alignment values, making it impossible to optimise in real time. This is intentional and mirrors conditions where strategic data is incomplete.</w:t>
             </w:r>
           </w:p>
         </w:tc>
@@ -1536,13 +2205,13 @@
     </w:tbl>
     <w:p>
       <w:pPr>
-        <w:spacing w:after="120"/>
+        <w:spacing w:after="160"/>
       </w:pPr>
     </w:p>
     <w:p>
       <w:pPr>
         <w:pStyle w:val="Heading2"/>
-        <w:spacing w:after="100" w:before="280"/>
+        <w:spacing w:after="120" w:before="320"/>
       </w:pPr>
       <w:r>
         <w:rPr>
@@ -1583,10 +2252,6 @@
           <w:insideH w:val="single" w:color="auto" w:sz="4"/>
           <w:insideV w:val="single" w:color="auto" w:sz="4"/>
         </w:tblBorders>
-        <w:tblCellMar>
-          <w:top w:type="dxa" w:w="120"/>
-          <w:bottom w:type="dxa" w:w="160"/>
-        </w:tblCellMar>
       </w:tblPr>
       <w:tblGrid>
         <w:gridCol w:w="2000"/>
@@ -1879,7 +2544,7 @@
                 <w:sz w:val="20"/>
                 <w:szCs w:val="20"/>
               </w:rPr>
-              <w:t xml:space="preserve">Controls how the total 60-month budget is divided across 20 quarterly tranches. S-curve mirrors typical government appropriations.</w:t>
+              <w:t xml:space="preserve">Controls how the total 60-month budget is divided across 20 quarterly tranches.</w:t>
             </w:r>
           </w:p>
         </w:tc>
@@ -2069,7 +2734,7 @@
                 <w:sz w:val="20"/>
                 <w:szCs w:val="20"/>
               </w:rPr>
-              <w:t xml:space="preserve">Projects placed in the Active pool at Month 1 that cannot be abandoned before Month 24. They consume budget whether you like it or not.</w:t>
+              <w:t xml:space="preserve">Projects placed in the Active pool at Month 1 that cannot be abandoned before Month 24.</w:t>
             </w:r>
           </w:p>
         </w:tc>
@@ -2164,7 +2829,7 @@
                 <w:sz w:val="20"/>
                 <w:szCs w:val="20"/>
               </w:rPr>
-              <w:t xml:space="preserve">Maximum number of simultaneous active projects. Forces harder prioritisation choices.</w:t>
+              <w:t xml:space="preserve">Maximum number of simultaneous active projects.</w:t>
             </w:r>
           </w:p>
         </w:tc>
@@ -2259,7 +2924,7 @@
                 <w:sz w:val="20"/>
                 <w:szCs w:val="20"/>
               </w:rPr>
-              <w:t xml:space="preserve">Delay between clicking Add and the project actually entering Active state. Simulates procurement lead times.</w:t>
+              <w:t xml:space="preserve">Delay between clicking Add and the project entering Active state.</w:t>
             </w:r>
           </w:p>
         </w:tc>
@@ -2449,7 +3114,7 @@
                 <w:sz w:val="20"/>
                 <w:szCs w:val="20"/>
               </w:rPr>
-              <w:t xml:space="preserve">Hides alignment scores, running score, or both. Advanced preset uses Blind score by default.</w:t>
+              <w:t xml:space="preserve">Hides alignment scores, running score, or both.</w:t>
             </w:r>
           </w:p>
         </w:tc>
@@ -2463,7 +3128,7 @@
     <w:p>
       <w:pPr>
         <w:pStyle w:val="Heading2"/>
-        <w:spacing w:after="100" w:before="280"/>
+        <w:spacing w:after="120" w:before="320"/>
       </w:pPr>
       <w:r>
         <w:rPr>
@@ -2492,13 +3157,13 @@
           <w:bCs/>
           <w:color w:val="16202E"/>
         </w:rPr>
-        <w:t xml:space="preserve">Start new run </w:t>
-      </w:r>
-      <w:r>
-        <w:rPr>
-          <w:color w:val="16202E"/>
-        </w:rPr>
-        <w:t xml:space="preserve">— Launches the simulation with the current configuration. A new random project pool is generated each time.</w:t>
+        <w:t xml:space="preserve">Start new run</w:t>
+      </w:r>
+      <w:r>
+        <w:rPr>
+          <w:color w:val="16202E"/>
+        </w:rPr>
+        <w:t xml:space="preserve"> — Launches the simulation. A new random project pool is generated each time.</w:t>
       </w:r>
     </w:p>
     <w:p>
@@ -2516,13 +3181,13 @@
           <w:bCs/>
           <w:color w:val="16202E"/>
         </w:rPr>
-        <w:t xml:space="preserve">Leaderboard </w:t>
-      </w:r>
-      <w:r>
-        <w:rPr>
-          <w:color w:val="16202E"/>
-        </w:rPr>
-        <w:t xml:space="preserve">— Opens the leaderboard modal. The button shows the total number of saved runs and the all-time best score below it.</w:t>
+        <w:t xml:space="preserve">Leaderboard</w:t>
+      </w:r>
+      <w:r>
+        <w:rPr>
+          <w:color w:val="16202E"/>
+        </w:rPr>
+        <w:t xml:space="preserve"> — Opens the leaderboard. The button shows the total saved-run count and the all-time best score below it.</w:t>
       </w:r>
     </w:p>
     <w:p>
@@ -2540,13 +3205,13 @@
           <w:bCs/>
           <w:color w:val="16202E"/>
         </w:rPr>
-        <w:t xml:space="preserve">How to play </w:t>
-      </w:r>
-      <w:r>
-        <w:rPr>
-          <w:color w:val="16202E"/>
-        </w:rPr>
-        <w:t xml:space="preserve">— Opens the built-in rules reference modal (see Section 9).</w:t>
+        <w:t xml:space="preserve">How to play</w:t>
+      </w:r>
+      <w:r>
+        <w:rPr>
+          <w:color w:val="16202E"/>
+        </w:rPr>
+        <w:t xml:space="preserve"> — Opens the built-in rules reference modal (see Section 12).</w:t>
       </w:r>
     </w:p>
     <w:p>
@@ -2564,18 +3229,18 @@
           <w:bCs/>
           <w:color w:val="16202E"/>
         </w:rPr>
-        <w:t xml:space="preserve">Resume </w:t>
-      </w:r>
-      <w:r>
-        <w:rPr>
-          <w:color w:val="16202E"/>
-        </w:rPr>
-        <w:t xml:space="preserve">— Appears only if a saved session exists in the browser. Restores the last auto-saved state.</w:t>
-      </w:r>
-    </w:p>
-    <w:p>
-      <w:pPr>
-        <w:spacing w:after="80"/>
+        <w:t xml:space="preserve">Resume</w:t>
+      </w:r>
+      <w:r>
+        <w:rPr>
+          <w:color w:val="16202E"/>
+        </w:rPr>
+        <w:t xml:space="preserve"> — Appears only if a saved session exists. Restores the last auto-saved state.</w:t>
+      </w:r>
+    </w:p>
+    <w:p>
+      <w:pPr>
+        <w:spacing w:after="160"/>
       </w:pPr>
     </w:p>
     <w:p>
@@ -2583,9 +3248,9 @@
         <w:pStyle w:val="Heading1"/>
         <w:pageBreakBefore/>
         <w:pBdr>
-          <w:bottom w:val="single" w:color="4F46E5" w:sz="6" w:space="6"/>
+          <w:bottom w:val="single" w:color="4F46E5" w:sz="8" w:space="6"/>
         </w:pBdr>
-        <w:spacing w:after="200" w:before="0"/>
+        <w:spacing w:after="240" w:before="0"/>
       </w:pPr>
       <w:r>
         <w:rPr>
@@ -2612,13 +3277,8 @@
     </w:p>
     <w:p>
       <w:pPr>
-        <w:spacing w:after="60"/>
-      </w:pPr>
-    </w:p>
-    <w:p>
-      <w:pPr>
         <w:pStyle w:val="Heading2"/>
-        <w:spacing w:after="100" w:before="280"/>
+        <w:spacing w:after="120" w:before="320"/>
       </w:pPr>
       <w:r>
         <w:rPr>
@@ -2640,18 +3300,13 @@
         <w:rPr>
           <w:color w:val="16202E"/>
         </w:rPr>
-        <w:t xml:space="preserve">The header runs across the full width and contains:</w:t>
-      </w:r>
-    </w:p>
-    <w:p>
-      <w:pPr>
-        <w:spacing w:after="60"/>
-      </w:pPr>
+        <w:t xml:space="preserve">The header runs across the full width and contains all global controls.</w:t>
+      </w:r>
     </w:p>
     <w:p>
       <w:pPr>
         <w:pStyle w:val="Heading3"/>
-        <w:spacing w:after="80" w:before="200"/>
+        <w:spacing w:after="80" w:before="220"/>
       </w:pPr>
       <w:r>
         <w:rPr>
@@ -2673,18 +3328,13 @@
         <w:rPr>
           <w:color w:val="16202E"/>
         </w:rPr>
-        <w:t xml:space="preserve">A row of 20 equal segments, each representing one quarter (3 months). Past quarters are filled in the accent colour. The current quarter pulses with a dot marker. Quarters 17–20 (Months 49–60) are tinted red as a “danger zone” warning that any project started here will struggle to complete before Month 60. A green tick marks the next quarterly funding release.</w:t>
-      </w:r>
-    </w:p>
-    <w:p>
-      <w:pPr>
-        <w:spacing w:after="60"/>
-      </w:pPr>
+        <w:t xml:space="preserve">A row of 20 equal segments, each representing one quarter (3 months). Past quarters are filled in the accent colour. The current quarter has a dot marker. Quarters 17–20 (Months 49–60) are tinted red as a “danger zone” warning that any project started here will struggle to complete before Month 60. A green tick marks the next quarterly funding release.</w:t>
+      </w:r>
     </w:p>
     <w:p>
       <w:pPr>
         <w:pStyle w:val="Heading3"/>
-        <w:spacing w:after="80" w:before="200"/>
+        <w:spacing w:after="80" w:before="220"/>
       </w:pPr>
       <w:r>
         <w:rPr>
@@ -2726,13 +3376,8 @@
     </w:p>
     <w:p>
       <w:pPr>
-        <w:spacing w:after="60"/>
-      </w:pPr>
-    </w:p>
-    <w:p>
-      <w:pPr>
         <w:pStyle w:val="Heading3"/>
-        <w:spacing w:after="80" w:before="200"/>
+        <w:spacing w:after="80" w:before="220"/>
       </w:pPr>
       <w:r>
         <w:rPr>
@@ -2771,10 +3416,8 @@
           <w:b/>
           <w:bCs/>
           <w:color w:val="2563EB"/>
-          <w:sz w:val="20"/>
-          <w:szCs w:val="20"/>
-        </w:rPr>
-        <w:t xml:space="preserve"> Blue </w:t>
+        </w:rPr>
+        <w:t xml:space="preserve">Blue</w:t>
       </w:r>
       <w:r>
         <w:rPr>
@@ -2797,10 +3440,8 @@
           <w:b/>
           <w:bCs/>
           <w:color w:val="D97706"/>
-          <w:sz w:val="20"/>
-          <w:szCs w:val="20"/>
-        </w:rPr>
-        <w:t xml:space="preserve"> Amber </w:t>
+        </w:rPr>
+        <w:t xml:space="preserve">Amber</w:t>
       </w:r>
       <w:r>
         <w:rPr>
@@ -2823,10 +3464,8 @@
           <w:b/>
           <w:bCs/>
           <w:color w:val="E11D48"/>
-          <w:sz w:val="20"/>
-          <w:szCs w:val="20"/>
-        </w:rPr>
-        <w:t xml:space="preserve"> Red </w:t>
+        </w:rPr>
+        <w:t xml:space="preserve">Red</w:t>
       </w:r>
       <w:r>
         <w:rPr>
@@ -2843,18 +3482,13 @@
         <w:rPr>
           <w:color w:val="16202E"/>
         </w:rPr>
-        <w:t xml:space="preserve">Hovering over the Advance button shows a demand preview popover with this month’s demand, available balance, and net surplus or deficit.</w:t>
-      </w:r>
-    </w:p>
-    <w:p>
-      <w:pPr>
-        <w:spacing w:after="60"/>
-      </w:pPr>
+        <w:t xml:space="preserve">Hovering over the Advance button shows a demand preview pop-up with this month’s demand, available balance, and net surplus or deficit.</w:t>
+      </w:r>
     </w:p>
     <w:p>
       <w:pPr>
         <w:pStyle w:val="Heading3"/>
-        <w:spacing w:after="80" w:before="200"/>
+        <w:spacing w:after="80" w:before="220"/>
       </w:pPr>
       <w:r>
         <w:rPr>
@@ -2883,13 +3517,13 @@
           <w:bCs/>
           <w:color w:val="16202E"/>
         </w:rPr>
-        <w:t xml:space="preserve">Hint </w:t>
-      </w:r>
-      <w:r>
-        <w:rPr>
-          <w:color w:val="16202E"/>
-        </w:rPr>
-        <w:t xml:space="preserve">— Generates an AI-assisted recommendation for the current portfolio state.</w:t>
+        <w:t xml:space="preserve">Hint</w:t>
+      </w:r>
+      <w:r>
+        <w:rPr>
+          <w:color w:val="16202E"/>
+        </w:rPr>
+        <w:t xml:space="preserve"> — Generates an AI-assisted recommendation for the current portfolio state.</w:t>
       </w:r>
     </w:p>
     <w:p>
@@ -2907,13 +3541,13 @@
           <w:bCs/>
           <w:color w:val="16202E"/>
         </w:rPr>
-        <w:t xml:space="preserve">Theme </w:t>
-      </w:r>
-      <w:r>
-        <w:rPr>
-          <w:color w:val="16202E"/>
-        </w:rPr>
-        <w:t xml:space="preserve">— Toggles between light and dark display modes.</w:t>
+        <w:t xml:space="preserve">Theme</w:t>
+      </w:r>
+      <w:r>
+        <w:rPr>
+          <w:color w:val="16202E"/>
+        </w:rPr>
+        <w:t xml:space="preserve"> — Toggles between light and dark display modes.</w:t>
       </w:r>
     </w:p>
     <w:p>
@@ -2931,13 +3565,13 @@
           <w:bCs/>
           <w:color w:val="16202E"/>
         </w:rPr>
-        <w:t xml:space="preserve">Save </w:t>
-      </w:r>
-      <w:r>
-        <w:rPr>
-          <w:color w:val="16202E"/>
-        </w:rPr>
-        <w:t xml:space="preserve">— Manually saves the session to the browser’s IndexedDB storage. The session is also auto-saved every time you advance a month.</w:t>
+        <w:t xml:space="preserve">Save</w:t>
+      </w:r>
+      <w:r>
+        <w:rPr>
+          <w:color w:val="16202E"/>
+        </w:rPr>
+        <w:t xml:space="preserve"> — Manually saves the session. The session is also auto-saved every time you advance a month.</w:t>
       </w:r>
     </w:p>
     <w:p>
@@ -2955,24 +3589,24 @@
           <w:bCs/>
           <w:color w:val="16202E"/>
         </w:rPr>
-        <w:t xml:space="preserve">⋯ Overflow menu </w:t>
-      </w:r>
-      <w:r>
-        <w:rPr>
-          <w:color w:val="16202E"/>
-        </w:rPr>
-        <w:t xml:space="preserve">— Contains the Portfolio Report option, which builds a detailed PMO-style narrative of the current portfolio state.</w:t>
-      </w:r>
-    </w:p>
-    <w:p>
-      <w:pPr>
-        <w:spacing w:after="80"/>
+        <w:t xml:space="preserve">... Overflow menu</w:t>
+      </w:r>
+      <w:r>
+        <w:rPr>
+          <w:color w:val="16202E"/>
+        </w:rPr>
+        <w:t xml:space="preserve"> — Contains the Portfolio Report option, which builds a PMO-style narrative of the current portfolio state.</w:t>
+      </w:r>
+    </w:p>
+    <w:p>
+      <w:pPr>
+        <w:spacing w:after="160"/>
       </w:pPr>
     </w:p>
     <w:p>
       <w:pPr>
         <w:pStyle w:val="Heading2"/>
-        <w:spacing w:after="100" w:before="280"/>
+        <w:spacing w:after="120" w:before="320"/>
       </w:pPr>
       <w:r>
         <w:rPr>
@@ -2999,13 +3633,8 @@
     </w:p>
     <w:p>
       <w:pPr>
-        <w:spacing w:after="60"/>
-      </w:pPr>
-    </w:p>
-    <w:p>
-      <w:pPr>
         <w:pStyle w:val="Heading3"/>
-        <w:spacing w:after="80" w:before="200"/>
+        <w:spacing w:after="80" w:before="220"/>
       </w:pPr>
       <w:r>
         <w:rPr>
@@ -3045,13 +3674,13 @@
           <w:bCs/>
           <w:color w:val="16202E"/>
         </w:rPr>
-        <w:t xml:space="preserve">Eye icon </w:t>
-      </w:r>
-      <w:r>
-        <w:rPr>
-          <w:color w:val="16202E"/>
-        </w:rPr>
-        <w:t xml:space="preserve">— Opens the Project Preview modal (see Section 4)</w:t>
+        <w:t xml:space="preserve">Eye icon</w:t>
+      </w:r>
+      <w:r>
+        <w:rPr>
+          <w:color w:val="16202E"/>
+        </w:rPr>
+        <w:t xml:space="preserve"> — Opens the Project Preview modal (see Section 4)</w:t>
       </w:r>
     </w:p>
     <w:p>
@@ -3069,13 +3698,13 @@
           <w:bCs/>
           <w:color w:val="16202E"/>
         </w:rPr>
-        <w:t xml:space="preserve">Plus icon </w:t>
-      </w:r>
-      <w:r>
-        <w:rPr>
-          <w:color w:val="16202E"/>
-        </w:rPr>
-        <w:t xml:space="preserve">— Adds the project to the portfolio immediately</w:t>
+        <w:t xml:space="preserve">Plus icon</w:t>
+      </w:r>
+      <w:r>
+        <w:rPr>
+          <w:color w:val="16202E"/>
+        </w:rPr>
+        <w:t xml:space="preserve"> — Adds the project to the portfolio immediately</w:t>
       </w:r>
     </w:p>
     <w:p>
@@ -3091,13 +3720,8 @@
     </w:p>
     <w:p>
       <w:pPr>
-        <w:spacing w:after="60"/>
-      </w:pPr>
-    </w:p>
-    <w:p>
-      <w:pPr>
         <w:pStyle w:val="Heading3"/>
-        <w:spacing w:after="80" w:before="200"/>
+        <w:spacing w:after="80" w:before="220"/>
       </w:pPr>
       <w:r>
         <w:rPr>
@@ -3119,18 +3743,13 @@
         <w:rPr>
           <w:color w:val="16202E"/>
         </w:rPr>
-        <w:t xml:space="preserve">When a milestone risk event fires (see Section 7), a dismissible alert card appears here in red. The card names the affected project and describes the cost or duration shock. The Cash Flow tab on the right panel updates immediately — always review it after an alert.</w:t>
-      </w:r>
-    </w:p>
-    <w:p>
-      <w:pPr>
-        <w:spacing w:after="60"/>
-      </w:pPr>
+        <w:t xml:space="preserve">When a milestone risk event fires (see Section 8), a dismissible alert card appears here in red. The card names the affected project and describes the cost or duration shock. The Cash Flow tab on the right panel updates immediately — always review it after an alert.</w:t>
+      </w:r>
     </w:p>
     <w:p>
       <w:pPr>
         <w:pStyle w:val="Heading3"/>
-        <w:spacing w:after="80" w:before="200"/>
+        <w:spacing w:after="80" w:before="220"/>
       </w:pPr>
       <w:r>
         <w:rPr>
@@ -3166,6 +3785,8 @@
       </w:pPr>
       <w:r>
         <w:rPr>
+          <w:b/>
+          <w:bCs/>
           <w:color w:val="16202E"/>
         </w:rPr>
         <w:t xml:space="preserve">Project ID and title</w:t>
@@ -3186,13 +3807,13 @@
           <w:bCs/>
           <w:color w:val="16202E"/>
         </w:rPr>
-        <w:t xml:space="preserve">BAC </w:t>
-      </w:r>
-      <w:r>
-        <w:rPr>
-          <w:color w:val="16202E"/>
-        </w:rPr>
-        <w:t xml:space="preserve">— current budget at completion (inflation-adjusted from the start month)</w:t>
+        <w:t xml:space="preserve">BAC</w:t>
+      </w:r>
+      <w:r>
+        <w:rPr>
+          <w:color w:val="16202E"/>
+        </w:rPr>
+        <w:t xml:space="preserve"> — current budget at completion (inflation-adjusted from the start month)</w:t>
       </w:r>
     </w:p>
     <w:p>
@@ -3210,13 +3831,13 @@
           <w:bCs/>
           <w:color w:val="16202E"/>
         </w:rPr>
-        <w:t xml:space="preserve">Monthly spend </w:t>
-      </w:r>
-      <w:r>
-        <w:rPr>
-          <w:color w:val="16202E"/>
-        </w:rPr>
-        <w:t xml:space="preserve">— the S-curve draw this month</w:t>
+        <w:t xml:space="preserve">Monthly spend</w:t>
+      </w:r>
+      <w:r>
+        <w:rPr>
+          <w:color w:val="16202E"/>
+        </w:rPr>
+        <w:t xml:space="preserve"> — the S-curve draw this month</w:t>
       </w:r>
     </w:p>
     <w:p>
@@ -3234,13 +3855,13 @@
           <w:bCs/>
           <w:color w:val="16202E"/>
         </w:rPr>
-        <w:t xml:space="preserve">Projected end month </w:t>
-      </w:r>
-      <w:r>
-        <w:rPr>
-          <w:color w:val="16202E"/>
-        </w:rPr>
-        <w:t xml:space="preserve">— start month plus remaining duration</w:t>
+        <w:t xml:space="preserve">Projected end month</w:t>
+      </w:r>
+      <w:r>
+        <w:rPr>
+          <w:color w:val="16202E"/>
+        </w:rPr>
+        <w:t xml:space="preserve"> — start month plus remaining duration</w:t>
       </w:r>
     </w:p>
     <w:p>
@@ -3258,13 +3879,13 @@
           <w:bCs/>
           <w:color w:val="16202E"/>
         </w:rPr>
-        <w:t xml:space="preserve">Strategic alignment badge </w:t>
-      </w:r>
-      <w:r>
-        <w:rPr>
-          <w:color w:val="16202E"/>
-        </w:rPr>
-        <w:t xml:space="preserve">(hidden in blind-alignment modes)</w:t>
+        <w:t xml:space="preserve">Strategic alignment badge</w:t>
+      </w:r>
+      <w:r>
+        <w:rPr>
+          <w:color w:val="16202E"/>
+        </w:rPr>
+        <w:t xml:space="preserve"> (hidden in blind-alignment modes)</w:t>
       </w:r>
     </w:p>
     <w:p>
@@ -3282,18 +3903,18 @@
           <w:bCs/>
           <w:color w:val="16202E"/>
         </w:rPr>
-        <w:t xml:space="preserve">Progress bar </w:t>
-      </w:r>
-      <w:r>
-        <w:rPr>
-          <w:color w:val="16202E"/>
-        </w:rPr>
-        <w:t xml:space="preserve">— percentage of BAC spent so far</w:t>
-      </w:r>
-    </w:p>
-    <w:p>
-      <w:pPr>
-        <w:spacing w:after="60"/>
+        <w:t xml:space="preserve">Progress bar</w:t>
+      </w:r>
+      <w:r>
+        <w:rPr>
+          <w:color w:val="16202E"/>
+        </w:rPr>
+        <w:t xml:space="preserve"> — percentage of BAC spent so far</w:t>
+      </w:r>
+    </w:p>
+    <w:p>
+      <w:pPr>
+        <w:spacing w:after="80"/>
       </w:pPr>
     </w:p>
     <w:p>
@@ -3320,11 +3941,9 @@
         <w:rPr>
           <w:b/>
           <w:bCs/>
-          <w:color w:val="059669"/>
-          <w:sz w:val="20"/>
-          <w:szCs w:val="20"/>
-        </w:rPr>
-        <w:t xml:space="preserve"> Green </w:t>
+          <w:color w:val="16202E"/>
+        </w:rPr>
+        <w:t xml:space="preserve">Green border</w:t>
       </w:r>
       <w:r>
         <w:rPr>
@@ -3346,11 +3965,9 @@
         <w:rPr>
           <w:b/>
           <w:bCs/>
-          <w:color w:val="D97706"/>
-          <w:sz w:val="20"/>
-          <w:szCs w:val="20"/>
-        </w:rPr>
-        <w:t xml:space="preserve"> Amber </w:t>
+          <w:color w:val="16202E"/>
+        </w:rPr>
+        <w:t xml:space="preserve">Amber border</w:t>
       </w:r>
       <w:r>
         <w:rPr>
@@ -3372,11 +3989,9 @@
         <w:rPr>
           <w:b/>
           <w:bCs/>
-          <w:color w:val="E11D48"/>
-          <w:sz w:val="20"/>
-          <w:szCs w:val="20"/>
-        </w:rPr>
-        <w:t xml:space="preserve"> Red </w:t>
+          <w:color w:val="16202E"/>
+        </w:rPr>
+        <w:t xml:space="preserve">Red border</w:t>
       </w:r>
       <w:r>
         <w:rPr>
@@ -3387,7 +4002,7 @@
     </w:p>
     <w:p>
       <w:pPr>
-        <w:spacing w:after="60"/>
+        <w:spacing w:after="80"/>
       </w:pPr>
     </w:p>
     <w:p>
@@ -3416,13 +4031,13 @@
           <w:bCs/>
           <w:color w:val="16202E"/>
         </w:rPr>
-        <w:t xml:space="preserve">⚠ Expires M{n} </w:t>
-      </w:r>
-      <w:r>
-        <w:rPr>
-          <w:color w:val="16202E"/>
-        </w:rPr>
-        <w:t xml:space="preserve">— project will not finish before Month 60 without intervention</w:t>
+        <w:t xml:space="preserve">Expires M{n}</w:t>
+      </w:r>
+      <w:r>
+        <w:rPr>
+          <w:color w:val="16202E"/>
+        </w:rPr>
+        <w:t xml:space="preserve"> — project will not finish before Month 60 without intervention</w:t>
       </w:r>
     </w:p>
     <w:p>
@@ -3440,13 +4055,13 @@
           <w:bCs/>
           <w:color w:val="16202E"/>
         </w:rPr>
-        <w:t xml:space="preserve">Late risk M{n} </w:t>
-      </w:r>
-      <w:r>
-        <w:rPr>
-          <w:color w:val="16202E"/>
-        </w:rPr>
-        <w:t xml:space="preserve">— projected finish is dangerously close to Month 60</w:t>
+        <w:t xml:space="preserve">Late risk M{n}</w:t>
+      </w:r>
+      <w:r>
+        <w:rPr>
+          <w:color w:val="16202E"/>
+        </w:rPr>
+        <w:t xml:space="preserve"> — projected finish is dangerously close to Month 60</w:t>
       </w:r>
     </w:p>
     <w:p>
@@ -3464,18 +4079,18 @@
           <w:bCs/>
           <w:color w:val="16202E"/>
         </w:rPr>
-        <w:t xml:space="preserve">High burn </w:t>
-      </w:r>
-      <w:r>
-        <w:rPr>
-          <w:color w:val="16202E"/>
-        </w:rPr>
-        <w:t xml:space="preserve">— this month’s draw exceeds 25% of the available balance</w:t>
-      </w:r>
-    </w:p>
-    <w:p>
-      <w:pPr>
-        <w:spacing w:after="60"/>
+        <w:t xml:space="preserve">High burn</w:t>
+      </w:r>
+      <w:r>
+        <w:rPr>
+          <w:color w:val="16202E"/>
+        </w:rPr>
+        <w:t xml:space="preserve"> — this month’s draw exceeds 25% of the available balance</w:t>
+      </w:r>
+    </w:p>
+    <w:p>
+      <w:pPr>
+        <w:spacing w:after="80"/>
       </w:pPr>
     </w:p>
     <w:p>
@@ -3500,19 +4115,9 @@
       </w:pPr>
       <w:r>
         <w:rPr>
-          <w:b/>
-          <w:bCs/>
-          <w:color w:val="059669"/>
-          <w:sz w:val="20"/>
-          <w:szCs w:val="20"/>
-        </w:rPr>
-        <w:t xml:space="preserve"> Speed </w:t>
-      </w:r>
-      <w:r>
-        <w:rPr>
-          <w:color w:val="16202E"/>
-        </w:rPr>
-        <w:t xml:space="preserve"> – compress remaining duration</w:t>
+          <w:color w:val="16202E"/>
+        </w:rPr>
+        <w:t xml:space="preserve">Speed — compress remaining duration</w:t>
       </w:r>
     </w:p>
     <w:p>
@@ -3526,19 +4131,9 @@
       </w:pPr>
       <w:r>
         <w:rPr>
-          <w:b/>
-          <w:bCs/>
-          <w:color w:val="D97706"/>
-          <w:sz w:val="20"/>
-          <w:szCs w:val="20"/>
-        </w:rPr>
-        <w:t xml:space="preserve"> Slow </w:t>
-      </w:r>
-      <w:r>
-        <w:rPr>
-          <w:color w:val="16202E"/>
-        </w:rPr>
-        <w:t xml:space="preserve"> – extend remaining duration to lower monthly burn</w:t>
+          <w:color w:val="16202E"/>
+        </w:rPr>
+        <w:t xml:space="preserve">Slow — extend remaining duration to lower monthly burn</w:t>
       </w:r>
     </w:p>
     <w:p>
@@ -3552,19 +4147,9 @@
       </w:pPr>
       <w:r>
         <w:rPr>
-          <w:b/>
-          <w:bCs/>
-          <w:color w:val="566379"/>
-          <w:sz w:val="20"/>
-          <w:szCs w:val="20"/>
-        </w:rPr>
-        <w:t xml:space="preserve"> Suspend </w:t>
-      </w:r>
-      <w:r>
-        <w:rPr>
-          <w:color w:val="16202E"/>
-        </w:rPr>
-        <w:t xml:space="preserve"> – pause the project entirely</w:t>
+          <w:color w:val="16202E"/>
+        </w:rPr>
+        <w:t xml:space="preserve">Suspend — pause the project entirely</w:t>
       </w:r>
     </w:p>
     <w:p>
@@ -3578,24 +4163,14 @@
       </w:pPr>
       <w:r>
         <w:rPr>
-          <w:b/>
-          <w:bCs/>
-          <w:color w:val="E11D48"/>
-          <w:sz w:val="20"/>
-          <w:szCs w:val="20"/>
-        </w:rPr>
-        <w:t xml:space="preserve"> Abandon </w:t>
-      </w:r>
-      <w:r>
-        <w:rPr>
-          <w:color w:val="16202E"/>
-        </w:rPr>
-        <w:t xml:space="preserve"> – permanently remove (requires two-click confirmation)</w:t>
-      </w:r>
-    </w:p>
-    <w:p>
-      <w:pPr>
-        <w:spacing w:after="60"/>
+          <w:color w:val="16202E"/>
+        </w:rPr>
+        <w:t xml:space="preserve">Abandon — permanently remove (requires two-click confirmation)</w:t>
+      </w:r>
+    </w:p>
+    <w:p>
+      <w:pPr>
+        <w:spacing w:after="80"/>
       </w:pPr>
     </w:p>
     <w:tbl>
@@ -3609,10 +4184,6 @@
           <w:insideH w:val="single" w:color="auto" w:sz="4"/>
           <w:insideV w:val="single" w:color="auto" w:sz="4"/>
         </w:tblBorders>
-        <w:tblCellMar>
-          <w:top w:type="dxa" w:w="120"/>
-          <w:bottom w:type="dxa" w:w="120"/>
-        </w:tblCellMar>
       </w:tblPr>
       <w:tblGrid>
         <w:gridCol w:w="9360"/>
@@ -3622,30 +4193,30 @@
           <w:tcPr>
             <w:tcW w:type="dxa" w:w="9360"/>
             <w:tcBorders>
-              <w:top w:val="single" w:color="4F46E5" w:sz="8"/>
-              <w:left w:val="single" w:color="4F46E5" w:sz="16"/>
+              <w:top w:val="single" w:color="4F46E5" w:sz="12"/>
+              <w:left w:val="single" w:color="4F46E5" w:sz="20"/>
               <w:bottom w:val="none" w:color="FFFFFF" w:sz="0"/>
               <w:right w:val="none" w:color="FFFFFF" w:sz="0"/>
             </w:tcBorders>
             <w:shd w:fill="EEF2FF" w:val="clear"/>
             <w:tcMar>
               <w:top w:type="dxa" w:w="100"/>
-              <w:left w:type="dxa" w:w="140"/>
-              <w:bottom w:type="dxa" w:w="100"/>
-              <w:right w:type="dxa" w:w="140"/>
-            </w:tcMar>
-          </w:tcPr>
-          <w:p>
-            <w:pPr>
-              <w:spacing w:after="0"/>
-            </w:pPr>
-            <w:r>
-              <w:rPr>
-                <w:color w:val="16202E"/>
-                <w:sz w:val="22"/>
-                <w:szCs w:val="22"/>
-              </w:rPr>
-              <w:t xml:space="preserve">💡  Abandon requires two clicks. After the first click the button turns red and shows “Confirm −2 pts” with a 3-second timeout. Click again to confirm, or press the × button to cancel. This prevents accidental abandonment.</w:t>
+              <w:left w:type="dxa" w:w="180"/>
+              <w:bottom w:type="dxa" w:w="100"/>
+              <w:right w:type="dxa" w:w="100"/>
+            </w:tcMar>
+          </w:tcPr>
+          <w:p>
+            <w:pPr>
+              <w:spacing w:after="0"/>
+            </w:pPr>
+            <w:r>
+              <w:rPr>
+                <w:color w:val="16202E"/>
+                <w:sz w:val="21"/>
+                <w:szCs w:val="21"/>
+              </w:rPr>
+              <w:t xml:space="preserve">TIP: Abandon requires two clicks. After the first click the button turns red and shows "Confirm -2 pts" with a 3-second timeout. Click again to confirm, or press X to cancel. This prevents accidental abandonment.</w:t>
             </w:r>
           </w:p>
         </w:tc>
@@ -3653,13 +4224,13 @@
     </w:tbl>
     <w:p>
       <w:pPr>
-        <w:spacing w:after="120"/>
+        <w:spacing w:after="160"/>
       </w:pPr>
     </w:p>
     <w:p>
       <w:pPr>
         <w:pStyle w:val="Heading3"/>
-        <w:spacing w:after="80" w:before="200"/>
+        <w:spacing w:after="80" w:before="220"/>
       </w:pPr>
       <w:r>
         <w:rPr>
@@ -3681,7 +4252,7 @@
         <w:rPr>
           <w:color w:val="16202E"/>
         </w:rPr>
-        <w:t xml:space="preserve">Suspended projects appear in a separate section below the active list. Each card shows the project’s remaining cost, which continues to inflate even though no cash is being drawn. Two buttons are available:</w:t>
+        <w:t xml:space="preserve">Suspended projects appear in a separate section below the active list. Each card shows the remaining cost, which continues to inflate even though no cash is being drawn. Two buttons are available:</w:t>
       </w:r>
     </w:p>
     <w:p>
@@ -3697,11 +4268,9 @@
         <w:rPr>
           <w:b/>
           <w:bCs/>
-          <w:color w:val="059669"/>
-          <w:sz w:val="20"/>
-          <w:szCs w:val="20"/>
-        </w:rPr>
-        <w:t xml:space="preserve"> Resume (+10%) </w:t>
+          <w:color w:val="16202E"/>
+        </w:rPr>
+        <w:t xml:space="preserve">Resume (+10%)</w:t>
       </w:r>
       <w:r>
         <w:rPr>
@@ -3723,28 +4292,21 @@
         <w:rPr>
           <w:b/>
           <w:bCs/>
-          <w:color w:val="E11D48"/>
-          <w:sz w:val="20"/>
-          <w:szCs w:val="20"/>
-        </w:rPr>
-        <w:t xml:space="preserve"> Abandon </w:t>
-      </w:r>
-      <w:r>
-        <w:rPr>
-          <w:color w:val="16202E"/>
-        </w:rPr>
-        <w:t xml:space="preserve"> — permanently removes the project (−2 points)</w:t>
-      </w:r>
-    </w:p>
-    <w:p>
-      <w:pPr>
-        <w:spacing w:after="60"/>
-      </w:pPr>
+          <w:color w:val="16202E"/>
+        </w:rPr>
+        <w:t xml:space="preserve">Abandon</w:t>
+      </w:r>
+      <w:r>
+        <w:rPr>
+          <w:color w:val="16202E"/>
+        </w:rPr>
+        <w:t xml:space="preserve"> — permanently removes the project (-2 points)</w:t>
+      </w:r>
     </w:p>
     <w:p>
       <w:pPr>
         <w:pStyle w:val="Heading3"/>
-        <w:spacing w:after="80" w:before="200"/>
+        <w:spacing w:after="80" w:before="220"/>
       </w:pPr>
       <w:r>
         <w:rPr>
@@ -3766,7 +4328,7 @@
         <w:rPr>
           <w:color w:val="16202E"/>
         </w:rPr>
-        <w:t xml:space="preserve">Shows all projects that have not yet been added to the portfolio. A filter chip row at the top lets you narrow the list:</w:t>
+        <w:t xml:space="preserve">Shows all projects that have not yet been added to the portfolio. A filter chip row lets you narrow the list:</w:t>
       </w:r>
     </w:p>
     <w:p>
@@ -3784,13 +4346,13 @@
           <w:bCs/>
           <w:color w:val="16202E"/>
         </w:rPr>
-        <w:t xml:space="preserve">Affordable </w:t>
-      </w:r>
-      <w:r>
-        <w:rPr>
-          <w:color w:val="16202E"/>
-        </w:rPr>
-        <w:t xml:space="preserve">— shows only projects whose current BAC is within the available balance</w:t>
+        <w:t xml:space="preserve">Affordable</w:t>
+      </w:r>
+      <w:r>
+        <w:rPr>
+          <w:color w:val="16202E"/>
+        </w:rPr>
+        <w:t xml:space="preserve"> — shows only projects whose current BAC is within the available balance</w:t>
       </w:r>
     </w:p>
     <w:p>
@@ -3808,13 +4370,13 @@
           <w:bCs/>
           <w:color w:val="16202E"/>
         </w:rPr>
-        <w:t xml:space="preserve">Can finish </w:t>
-      </w:r>
-      <w:r>
-        <w:rPr>
-          <w:color w:val="16202E"/>
-        </w:rPr>
-        <w:t xml:space="preserve">— shows only projects that can complete before Month 60 given their planned duration</w:t>
+        <w:t xml:space="preserve">Can finish</w:t>
+      </w:r>
+      <w:r>
+        <w:rPr>
+          <w:color w:val="16202E"/>
+        </w:rPr>
+        <w:t xml:space="preserve"> — shows only projects that can complete before Month 60 given their planned duration</w:t>
       </w:r>
     </w:p>
     <w:p>
@@ -3832,13 +4394,13 @@
           <w:bCs/>
           <w:color w:val="16202E"/>
         </w:rPr>
-        <w:t xml:space="preserve">High alignment ≥70% </w:t>
-      </w:r>
-      <w:r>
-        <w:rPr>
-          <w:color w:val="16202E"/>
-        </w:rPr>
-        <w:t xml:space="preserve">— shows only projects with a strategic alignment score of 70% or above</w:t>
+        <w:t xml:space="preserve">High alignment &gt;=70%</w:t>
+      </w:r>
+      <w:r>
+        <w:rPr>
+          <w:color w:val="16202E"/>
+        </w:rPr>
+        <w:t xml:space="preserve"> — shows only projects with a strategic alignment score of 70% or above</w:t>
       </w:r>
     </w:p>
     <w:p>
@@ -3849,12 +4411,12 @@
         <w:rPr>
           <w:color w:val="16202E"/>
         </w:rPr>
-        <w:t xml:space="preserve">A count chip (e.g. “8 of 24 projects”) shows how many projects match the active filters. The table is sorted by alignment descending by default. Each row includes an Eye icon to open the Project Preview modal before committing.</w:t>
-      </w:r>
-    </w:p>
-    <w:p>
-      <w:pPr>
-        <w:spacing w:after="80"/>
+        <w:t xml:space="preserve">A count chip (e.g. “8 of 24 projects”) shows how many projects match the active filters. Each row includes an Eye icon to open the Project Preview modal before committing.</w:t>
+      </w:r>
+    </w:p>
+    <w:p>
+      <w:pPr>
+        <w:spacing w:after="160"/>
       </w:pPr>
     </w:p>
     <w:p>
@@ -3862,9 +4424,9 @@
         <w:pStyle w:val="Heading1"/>
         <w:pageBreakBefore/>
         <w:pBdr>
-          <w:bottom w:val="single" w:color="4F46E5" w:sz="6" w:space="6"/>
+          <w:bottom w:val="single" w:color="4F46E5" w:sz="8" w:space="6"/>
         </w:pBdr>
-        <w:spacing w:after="200" w:before="0"/>
+        <w:spacing w:after="240" w:before="0"/>
       </w:pPr>
       <w:r>
         <w:rPr>
@@ -3891,13 +4453,8 @@
     </w:p>
     <w:p>
       <w:pPr>
-        <w:spacing w:after="60"/>
-      </w:pPr>
-    </w:p>
-    <w:p>
-      <w:pPr>
         <w:pStyle w:val="Heading2"/>
-        <w:spacing w:after="100" w:before="280"/>
+        <w:spacing w:after="120" w:before="320"/>
       </w:pPr>
       <w:r>
         <w:rPr>
@@ -3926,13 +4483,13 @@
           <w:bCs/>
           <w:color w:val="16202E"/>
         </w:rPr>
-        <w:t xml:space="preserve">Project attributes </w:t>
-      </w:r>
-      <w:r>
-        <w:rPr>
-          <w:color w:val="16202E"/>
-        </w:rPr>
-        <w:t xml:space="preserve">— current inflation-adjusted BAC, planned duration, projected end month, and alignment score</w:t>
+        <w:t xml:space="preserve">Project attributes</w:t>
+      </w:r>
+      <w:r>
+        <w:rPr>
+          <w:color w:val="16202E"/>
+        </w:rPr>
+        <w:t xml:space="preserve"> — current inflation-adjusted BAC, planned duration, projected end month, and alignment score</w:t>
       </w:r>
     </w:p>
     <w:p>
@@ -3950,13 +4507,13 @@
           <w:bCs/>
           <w:color w:val="16202E"/>
         </w:rPr>
-        <w:t xml:space="preserve">Monthly burn increase </w:t>
-      </w:r>
-      <w:r>
-        <w:rPr>
-          <w:color w:val="16202E"/>
-        </w:rPr>
-        <w:t xml:space="preserve">— the additional monthly spend this project would add at current inflation rates</w:t>
+        <w:t xml:space="preserve">Monthly burn increase</w:t>
+      </w:r>
+      <w:r>
+        <w:rPr>
+          <w:color w:val="16202E"/>
+        </w:rPr>
+        <w:t xml:space="preserve"> — the additional monthly spend this project would add at current inflation rates</w:t>
       </w:r>
     </w:p>
     <w:p>
@@ -3974,18 +4531,18 @@
           <w:bCs/>
           <w:color w:val="16202E"/>
         </w:rPr>
-        <w:t xml:space="preserve">Overlay cash-flow chart </w:t>
-      </w:r>
-      <w:r>
-        <w:rPr>
-          <w:color w:val="16202E"/>
-        </w:rPr>
-        <w:t xml:space="preserve">— two lines on the same chart: your current Required vs Available trajectory, and the new Required line if you add this project. Areas where Required exceeds Available are highlighted in red.</w:t>
-      </w:r>
-    </w:p>
-    <w:p>
-      <w:pPr>
-        <w:spacing w:after="60"/>
+        <w:t xml:space="preserve">Overlay cash-flow chart</w:t>
+      </w:r>
+      <w:r>
+        <w:rPr>
+          <w:color w:val="16202E"/>
+        </w:rPr>
+        <w:t xml:space="preserve"> — two lines on the same chart: your current Required vs Available trajectory, and the new Required line if you add this project. Areas where Required exceeds Available are highlighted in red.</w:t>
+      </w:r>
+    </w:p>
+    <w:p>
+      <w:pPr>
+        <w:spacing w:after="80"/>
       </w:pPr>
     </w:p>
     <w:tbl>
@@ -3999,10 +4556,6 @@
           <w:insideH w:val="single" w:color="auto" w:sz="4"/>
           <w:insideV w:val="single" w:color="auto" w:sz="4"/>
         </w:tblBorders>
-        <w:tblCellMar>
-          <w:top w:type="dxa" w:w="120"/>
-          <w:bottom w:type="dxa" w:w="120"/>
-        </w:tblCellMar>
       </w:tblPr>
       <w:tblGrid>
         <w:gridCol w:w="9360"/>
@@ -4012,30 +4565,30 @@
           <w:tcPr>
             <w:tcW w:type="dxa" w:w="9360"/>
             <w:tcBorders>
-              <w:top w:val="single" w:color="4F46E5" w:sz="8"/>
-              <w:left w:val="single" w:color="4F46E5" w:sz="16"/>
+              <w:top w:val="single" w:color="4F46E5" w:sz="12"/>
+              <w:left w:val="single" w:color="4F46E5" w:sz="20"/>
               <w:bottom w:val="none" w:color="FFFFFF" w:sz="0"/>
               <w:right w:val="none" w:color="FFFFFF" w:sz="0"/>
             </w:tcBorders>
             <w:shd w:fill="EEF2FF" w:val="clear"/>
             <w:tcMar>
               <w:top w:type="dxa" w:w="100"/>
-              <w:left w:type="dxa" w:w="140"/>
-              <w:bottom w:type="dxa" w:w="100"/>
-              <w:right w:type="dxa" w:w="140"/>
-            </w:tcMar>
-          </w:tcPr>
-          <w:p>
-            <w:pPr>
-              <w:spacing w:after="0"/>
-            </w:pPr>
-            <w:r>
-              <w:rPr>
-                <w:color w:val="16202E"/>
-                <w:sz w:val="22"/>
-                <w:szCs w:val="22"/>
-              </w:rPr>
-              <w:t xml:space="preserve">💡  If adding a project would push the Required line above the Available line in any future month, you will face a forced shortfall resolution later. Use the Preview to decide whether to add the project now, wait, or slow an existing project first.</w:t>
+              <w:left w:type="dxa" w:w="180"/>
+              <w:bottom w:type="dxa" w:w="100"/>
+              <w:right w:type="dxa" w:w="100"/>
+            </w:tcMar>
+          </w:tcPr>
+          <w:p>
+            <w:pPr>
+              <w:spacing w:after="0"/>
+            </w:pPr>
+            <w:r>
+              <w:rPr>
+                <w:color w:val="16202E"/>
+                <w:sz w:val="21"/>
+                <w:szCs w:val="21"/>
+              </w:rPr>
+              <w:t xml:space="preserve">TIP: If adding a project would push the Required line above the Available line in any future month, you will face a forced shortfall resolution later. Use the Preview to decide whether to add the project now, wait, or slow an existing project first.</w:t>
             </w:r>
           </w:p>
         </w:tc>
@@ -4043,13 +4596,13 @@
     </w:tbl>
     <w:p>
       <w:pPr>
-        <w:spacing w:after="120"/>
+        <w:spacing w:after="160"/>
       </w:pPr>
     </w:p>
     <w:p>
       <w:pPr>
         <w:pStyle w:val="Heading2"/>
-        <w:spacing w:after="100" w:before="280"/>
+        <w:spacing w:after="120" w:before="320"/>
       </w:pPr>
       <w:r>
         <w:rPr>
@@ -4071,12 +4624,12 @@
         <w:rPr>
           <w:color w:val="16202E"/>
         </w:rPr>
-        <w:t xml:space="preserve">After reviewing, click the Add to Portfolio button inside the modal to commit. Click the × button or click outside the modal to dismiss without adding.</w:t>
-      </w:r>
-    </w:p>
-    <w:p>
-      <w:pPr>
-        <w:spacing w:after="80"/>
+        <w:t xml:space="preserve">After reviewing, click Add to Portfolio inside the modal to commit. Click the X button or click outside the modal to dismiss without adding.</w:t>
+      </w:r>
+    </w:p>
+    <w:p>
+      <w:pPr>
+        <w:spacing w:after="160"/>
       </w:pPr>
     </w:p>
     <w:p>
@@ -4084,9 +4637,9 @@
         <w:pStyle w:val="Heading1"/>
         <w:pageBreakBefore/>
         <w:pBdr>
-          <w:bottom w:val="single" w:color="4F46E5" w:sz="6" w:space="6"/>
+          <w:bottom w:val="single" w:color="4F46E5" w:sz="8" w:space="6"/>
         </w:pBdr>
-        <w:spacing w:after="200" w:before="0"/>
+        <w:spacing w:after="240" w:before="0"/>
       </w:pPr>
       <w:r>
         <w:rPr>
@@ -4113,13 +4666,8 @@
     </w:p>
     <w:p>
       <w:pPr>
-        <w:spacing w:after="60"/>
-      </w:pPr>
-    </w:p>
-    <w:p>
-      <w:pPr>
         <w:pStyle w:val="Heading2"/>
-        <w:spacing w:after="100" w:before="280"/>
+        <w:spacing w:after="120" w:before="320"/>
       </w:pPr>
       <w:r>
         <w:rPr>
@@ -4155,10 +4703,6 @@
           <w:insideH w:val="single" w:color="auto" w:sz="4"/>
           <w:insideV w:val="single" w:color="auto" w:sz="4"/>
         </w:tblBorders>
-        <w:tblCellMar>
-          <w:top w:type="dxa" w:w="120"/>
-          <w:bottom w:type="dxa" w:w="120"/>
-        </w:tblCellMar>
       </w:tblPr>
       <w:tblGrid>
         <w:gridCol w:w="9360"/>
@@ -4168,30 +4712,30 @@
           <w:tcPr>
             <w:tcW w:type="dxa" w:w="9360"/>
             <w:tcBorders>
-              <w:top w:val="single" w:color="D97706" w:sz="8"/>
-              <w:left w:val="single" w:color="D97706" w:sz="16"/>
+              <w:top w:val="single" w:color="D97706" w:sz="12"/>
+              <w:left w:val="single" w:color="D97706" w:sz="20"/>
               <w:bottom w:val="none" w:color="FFFFFF" w:sz="0"/>
               <w:right w:val="none" w:color="FFFFFF" w:sz="0"/>
             </w:tcBorders>
             <w:shd w:fill="FFFBEB" w:val="clear"/>
             <w:tcMar>
               <w:top w:type="dxa" w:w="100"/>
-              <w:left w:type="dxa" w:w="140"/>
-              <w:bottom w:type="dxa" w:w="100"/>
-              <w:right w:type="dxa" w:w="140"/>
-            </w:tcMar>
-          </w:tcPr>
-          <w:p>
-            <w:pPr>
-              <w:spacing w:after="0"/>
-            </w:pPr>
-            <w:r>
-              <w:rPr>
-                <w:color w:val="16202E"/>
-                <w:sz w:val="22"/>
-                <w:szCs w:val="22"/>
-              </w:rPr>
-              <w:t xml:space="preserve">⚠️  If a concurrent cap is configured, you cannot exceed the maximum number of simultaneous active projects. The Add button is disabled when the cap is reached.</w:t>
+              <w:left w:type="dxa" w:w="180"/>
+              <w:bottom w:type="dxa" w:w="100"/>
+              <w:right w:type="dxa" w:w="100"/>
+            </w:tcMar>
+          </w:tcPr>
+          <w:p>
+            <w:pPr>
+              <w:spacing w:after="0"/>
+            </w:pPr>
+            <w:r>
+              <w:rPr>
+                <w:color w:val="16202E"/>
+                <w:sz w:val="21"/>
+                <w:szCs w:val="21"/>
+              </w:rPr>
+              <w:t xml:space="preserve">NOTE: If a concurrent cap is configured, you cannot exceed the maximum number of simultaneous active projects. The Add button is disabled when the cap is reached.</w:t>
             </w:r>
           </w:p>
         </w:tc>
@@ -4199,13 +4743,13 @@
     </w:tbl>
     <w:p>
       <w:pPr>
-        <w:spacing w:after="120"/>
+        <w:spacing w:after="160"/>
       </w:pPr>
     </w:p>
     <w:p>
       <w:pPr>
         <w:pStyle w:val="Heading2"/>
-        <w:spacing w:after="100" w:before="280"/>
+        <w:spacing w:after="120" w:before="320"/>
       </w:pPr>
       <w:r>
         <w:rPr>
@@ -4227,7 +4771,7 @@
         <w:rPr>
           <w:color w:val="16202E"/>
         </w:rPr>
-        <w:t xml:space="preserve">Compresses the remaining duration of an active project. Monthly spend increases because the same remaining budget is now distributed over fewer months. A crash premium of 50% × compression factor × remaining budget is added to the BAC.</w:t>
+        <w:t xml:space="preserve">Compresses the remaining duration of an active project. Monthly spend increases because the same remaining budget is now distributed over fewer months. A crash premium of 50% x compression factor x remaining budget is added to the BAC.</w:t>
       </w:r>
     </w:p>
     <w:tbl>
@@ -4241,10 +4785,6 @@
           <w:insideH w:val="single" w:color="auto" w:sz="4"/>
           <w:insideV w:val="single" w:color="auto" w:sz="4"/>
         </w:tblBorders>
-        <w:tblCellMar>
-          <w:top w:type="dxa" w:w="120"/>
-          <w:bottom w:type="dxa" w:w="120"/>
-        </w:tblCellMar>
       </w:tblPr>
       <w:tblGrid>
         <w:gridCol w:w="9360"/>
@@ -4254,30 +4794,30 @@
           <w:tcPr>
             <w:tcW w:type="dxa" w:w="9360"/>
             <w:tcBorders>
-              <w:top w:val="single" w:color="D97706" w:sz="8"/>
-              <w:left w:val="single" w:color="D97706" w:sz="16"/>
+              <w:top w:val="single" w:color="D97706" w:sz="12"/>
+              <w:left w:val="single" w:color="D97706" w:sz="20"/>
               <w:bottom w:val="none" w:color="FFFFFF" w:sz="0"/>
               <w:right w:val="none" w:color="FFFFFF" w:sz="0"/>
             </w:tcBorders>
             <w:shd w:fill="FFFBEB" w:val="clear"/>
             <w:tcMar>
               <w:top w:type="dxa" w:w="100"/>
-              <w:left w:type="dxa" w:w="140"/>
-              <w:bottom w:type="dxa" w:w="100"/>
-              <w:right w:type="dxa" w:w="140"/>
-            </w:tcMar>
-          </w:tcPr>
-          <w:p>
-            <w:pPr>
-              <w:spacing w:after="0"/>
-            </w:pPr>
-            <w:r>
-              <w:rPr>
-                <w:color w:val="16202E"/>
-                <w:sz w:val="22"/>
-                <w:szCs w:val="22"/>
-              </w:rPr>
-              <w:t xml:space="preserve">⚠️  Speed Up is expensive. Only use it when a near-complete project is about to expire (projected end after Month 60) and the completion credit is worth the premium.</w:t>
+              <w:left w:type="dxa" w:w="180"/>
+              <w:bottom w:type="dxa" w:w="100"/>
+              <w:right w:type="dxa" w:w="100"/>
+            </w:tcMar>
+          </w:tcPr>
+          <w:p>
+            <w:pPr>
+              <w:spacing w:after="0"/>
+            </w:pPr>
+            <w:r>
+              <w:rPr>
+                <w:color w:val="16202E"/>
+                <w:sz w:val="21"/>
+                <w:szCs w:val="21"/>
+              </w:rPr>
+              <w:t xml:space="preserve">WARNING: Speed Up is expensive. Only use it when a near-complete project is about to expire (projected end after Month 60) and the completion credit is worth the premium.</w:t>
             </w:r>
           </w:p>
         </w:tc>
@@ -4285,13 +4825,13 @@
     </w:tbl>
     <w:p>
       <w:pPr>
-        <w:spacing w:after="120"/>
+        <w:spacing w:after="160"/>
       </w:pPr>
     </w:p>
     <w:p>
       <w:pPr>
         <w:pStyle w:val="Heading2"/>
-        <w:spacing w:after="100" w:before="280"/>
+        <w:spacing w:after="120" w:before="320"/>
       </w:pPr>
       <w:r>
         <w:rPr>
@@ -4327,10 +4867,6 @@
           <w:insideH w:val="single" w:color="auto" w:sz="4"/>
           <w:insideV w:val="single" w:color="auto" w:sz="4"/>
         </w:tblBorders>
-        <w:tblCellMar>
-          <w:top w:type="dxa" w:w="120"/>
-          <w:bottom w:type="dxa" w:w="120"/>
-        </w:tblCellMar>
       </w:tblPr>
       <w:tblGrid>
         <w:gridCol w:w="9360"/>
@@ -4340,30 +4876,30 @@
           <w:tcPr>
             <w:tcW w:type="dxa" w:w="9360"/>
             <w:tcBorders>
-              <w:top w:val="single" w:color="059669" w:sz="8"/>
-              <w:left w:val="single" w:color="059669" w:sz="16"/>
+              <w:top w:val="single" w:color="059669" w:sz="12"/>
+              <w:left w:val="single" w:color="059669" w:sz="20"/>
               <w:bottom w:val="none" w:color="FFFFFF" w:sz="0"/>
               <w:right w:val="none" w:color="FFFFFF" w:sz="0"/>
             </w:tcBorders>
             <w:shd w:fill="ECFDF5" w:val="clear"/>
             <w:tcMar>
               <w:top w:type="dxa" w:w="100"/>
-              <w:left w:type="dxa" w:w="140"/>
-              <w:bottom w:type="dxa" w:w="100"/>
-              <w:right w:type="dxa" w:w="140"/>
-            </w:tcMar>
-          </w:tcPr>
-          <w:p>
-            <w:pPr>
-              <w:spacing w:after="0"/>
-            </w:pPr>
-            <w:r>
-              <w:rPr>
-                <w:color w:val="16202E"/>
-                <w:sz w:val="22"/>
-                <w:szCs w:val="22"/>
-              </w:rPr>
-              <w:t xml:space="preserve">💡  Slowing is your primary cash-flow management lever. Use it proactively when the Cash Flow chart shows the Required line approaching the Available line.</w:t>
+              <w:left w:type="dxa" w:w="180"/>
+              <w:bottom w:type="dxa" w:w="100"/>
+              <w:right w:type="dxa" w:w="100"/>
+            </w:tcMar>
+          </w:tcPr>
+          <w:p>
+            <w:pPr>
+              <w:spacing w:after="0"/>
+            </w:pPr>
+            <w:r>
+              <w:rPr>
+                <w:color w:val="16202E"/>
+                <w:sz w:val="21"/>
+                <w:szCs w:val="21"/>
+              </w:rPr>
+              <w:t xml:space="preserve">TIP: Slowing is your primary cash-flow management lever. Use it proactively when the Cash Flow chart shows the Required line approaching the Available line.</w:t>
             </w:r>
           </w:p>
         </w:tc>
@@ -4371,13 +4907,13 @@
     </w:tbl>
     <w:p>
       <w:pPr>
-        <w:spacing w:after="120"/>
+        <w:spacing w:after="160"/>
       </w:pPr>
     </w:p>
     <w:p>
       <w:pPr>
         <w:pStyle w:val="Heading2"/>
-        <w:spacing w:after="100" w:before="280"/>
+        <w:spacing w:after="120" w:before="320"/>
       </w:pPr>
       <w:r>
         <w:rPr>
@@ -4404,13 +4940,8 @@
     </w:p>
     <w:p>
       <w:pPr>
-        <w:spacing w:after="60"/>
-      </w:pPr>
-    </w:p>
-    <w:p>
-      <w:pPr>
         <w:pStyle w:val="Heading2"/>
-        <w:spacing w:after="100" w:before="280"/>
+        <w:spacing w:after="120" w:before="320"/>
       </w:pPr>
       <w:r>
         <w:rPr>
@@ -4437,13 +4968,8 @@
     </w:p>
     <w:p>
       <w:pPr>
-        <w:spacing w:after="60"/>
-      </w:pPr>
-    </w:p>
-    <w:p>
-      <w:pPr>
         <w:pStyle w:val="Heading2"/>
-        <w:spacing w:after="100" w:before="280"/>
+        <w:spacing w:after="120" w:before="320"/>
       </w:pPr>
       <w:r>
         <w:rPr>
@@ -4479,10 +5005,6 @@
           <w:insideH w:val="single" w:color="auto" w:sz="4"/>
           <w:insideV w:val="single" w:color="auto" w:sz="4"/>
         </w:tblBorders>
-        <w:tblCellMar>
-          <w:top w:type="dxa" w:w="120"/>
-          <w:bottom w:type="dxa" w:w="120"/>
-        </w:tblCellMar>
       </w:tblPr>
       <w:tblGrid>
         <w:gridCol w:w="9360"/>
@@ -4492,30 +5014,30 @@
           <w:tcPr>
             <w:tcW w:type="dxa" w:w="9360"/>
             <w:tcBorders>
-              <w:top w:val="single" w:color="059669" w:sz="8"/>
-              <w:left w:val="single" w:color="059669" w:sz="16"/>
+              <w:top w:val="single" w:color="059669" w:sz="12"/>
+              <w:left w:val="single" w:color="059669" w:sz="20"/>
               <w:bottom w:val="none" w:color="FFFFFF" w:sz="0"/>
               <w:right w:val="none" w:color="FFFFFF" w:sz="0"/>
             </w:tcBorders>
             <w:shd w:fill="ECFDF5" w:val="clear"/>
             <w:tcMar>
               <w:top w:type="dxa" w:w="100"/>
-              <w:left w:type="dxa" w:w="140"/>
-              <w:bottom w:type="dxa" w:w="100"/>
-              <w:right w:type="dxa" w:w="140"/>
-            </w:tcMar>
-          </w:tcPr>
-          <w:p>
-            <w:pPr>
-              <w:spacing w:after="0"/>
-            </w:pPr>
-            <w:r>
-              <w:rPr>
-                <w:color w:val="16202E"/>
-                <w:sz w:val="22"/>
-                <w:szCs w:val="22"/>
-              </w:rPr>
-              <w:t xml:space="preserve">💡  Never abandon a project that is more than 40% complete. The sunk cost plus the 2-point penalty almost always exceeds the remaining completion cost.</w:t>
+              <w:left w:type="dxa" w:w="180"/>
+              <w:bottom w:type="dxa" w:w="100"/>
+              <w:right w:type="dxa" w:w="100"/>
+            </w:tcMar>
+          </w:tcPr>
+          <w:p>
+            <w:pPr>
+              <w:spacing w:after="0"/>
+            </w:pPr>
+            <w:r>
+              <w:rPr>
+                <w:color w:val="16202E"/>
+                <w:sz w:val="21"/>
+                <w:szCs w:val="21"/>
+              </w:rPr>
+              <w:t xml:space="preserve">TIP: Never abandon a project that is more than 40% complete. The sunk cost plus the 2-point penalty almost always exceeds the remaining completion cost.</w:t>
             </w:r>
           </w:p>
         </w:tc>
@@ -4523,13 +5045,13 @@
     </w:tbl>
     <w:p>
       <w:pPr>
-        <w:spacing w:after="120"/>
+        <w:spacing w:after="160"/>
       </w:pPr>
     </w:p>
     <w:p>
       <w:pPr>
         <w:pStyle w:val="Heading2"/>
-        <w:spacing w:after="100" w:before="280"/>
+        <w:spacing w:after="120" w:before="320"/>
       </w:pPr>
       <w:r>
         <w:rPr>
@@ -4554,10 +5076,6 @@
           <w:insideH w:val="single" w:color="auto" w:sz="4"/>
           <w:insideV w:val="single" w:color="auto" w:sz="4"/>
         </w:tblBorders>
-        <w:tblCellMar>
-          <w:top w:type="dxa" w:w="120"/>
-          <w:bottom w:type="dxa" w:w="160"/>
-        </w:tblCellMar>
       </w:tblPr>
       <w:tblGrid>
         <w:gridCol w:w="1440"/>
@@ -4627,7 +5145,7 @@
                 <w:sz w:val="20"/>
                 <w:szCs w:val="20"/>
               </w:rPr>
-              <w:t xml:space="preserve">When to use</w:t>
+              <w:t xml:space="preserve">When to Use</w:t>
             </w:r>
           </w:p>
         </w:tc>
@@ -4660,7 +5178,7 @@
                 <w:sz w:val="20"/>
                 <w:szCs w:val="20"/>
               </w:rPr>
-              <w:t xml:space="preserve">Cost / trade-off</w:t>
+              <w:t xml:space="preserve">Cost / Trade-Off</w:t>
             </w:r>
           </w:p>
         </w:tc>
@@ -4724,7 +5242,7 @@
                 <w:sz w:val="20"/>
                 <w:szCs w:val="20"/>
               </w:rPr>
-              <w:t xml:space="preserve">Project has high alignment, is affordable, and can finish before M60</w:t>
+              <w:t xml:space="preserve">Project has high alignment, is affordable, and can finish before Month 60</w:t>
             </w:r>
           </w:p>
         </w:tc>
@@ -4819,7 +5337,7 @@
                 <w:sz w:val="20"/>
                 <w:szCs w:val="20"/>
               </w:rPr>
-              <w:t xml:space="preserve">Project will expire (end &gt; M60) and remaining budget justifies crash premium</w:t>
+              <w:t xml:space="preserve">Project will expire (end &gt; Month 60) and remaining budget justifies crash premium</w:t>
             </w:r>
           </w:p>
         </w:tc>
@@ -4914,7 +5432,7 @@
                 <w:sz w:val="20"/>
                 <w:szCs w:val="20"/>
               </w:rPr>
-              <w:t xml:space="preserve">Monthly burn is straining available balance or cash flow chart shows coming shortfall</w:t>
+              <w:t xml:space="preserve">Monthly burn is straining balance or cash flow chart shows coming shortfall</w:t>
             </w:r>
           </w:p>
         </w:tc>
@@ -5230,7 +5748,7 @@
                 <w:sz w:val="20"/>
                 <w:szCs w:val="20"/>
               </w:rPr>
-              <w:t xml:space="preserve">−2 score penalty; sunk costs lost permanently</w:t>
+              <w:t xml:space="preserve">-2 score penalty; sunk costs lost permanently</w:t>
             </w:r>
           </w:p>
         </w:tc>
@@ -5238,7 +5756,7 @@
     </w:tbl>
     <w:p>
       <w:pPr>
-        <w:spacing w:after="80"/>
+        <w:spacing w:after="160"/>
       </w:pPr>
     </w:p>
     <w:p>
@@ -5246,9 +5764,9 @@
         <w:pStyle w:val="Heading1"/>
         <w:pageBreakBefore/>
         <w:pBdr>
-          <w:bottom w:val="single" w:color="4F46E5" w:sz="6" w:space="6"/>
+          <w:bottom w:val="single" w:color="4F46E5" w:sz="8" w:space="6"/>
         </w:pBdr>
-        <w:spacing w:after="200" w:before="0"/>
+        <w:spacing w:after="240" w:before="0"/>
       </w:pPr>
       <w:r>
         <w:rPr>
@@ -5275,13 +5793,8 @@
     </w:p>
     <w:p>
       <w:pPr>
-        <w:spacing w:after="60"/>
-      </w:pPr>
-    </w:p>
-    <w:p>
-      <w:pPr>
         <w:pStyle w:val="Heading2"/>
-        <w:spacing w:after="100" w:before="280"/>
+        <w:spacing w:after="120" w:before="320"/>
       </w:pPr>
       <w:r>
         <w:rPr>
@@ -5321,13 +5834,13 @@
           <w:bCs/>
           <w:color w:val="16202E"/>
         </w:rPr>
-        <w:t xml:space="preserve">Required (red) </w:t>
-      </w:r>
-      <w:r>
-        <w:rPr>
-          <w:color w:val="16202E"/>
-        </w:rPr>
-        <w:t xml:space="preserve">— the total inflation-adjusted cash draw from all active projects for each of the 60 months</w:t>
+        <w:t xml:space="preserve">Required (red line)</w:t>
+      </w:r>
+      <w:r>
+        <w:rPr>
+          <w:color w:val="16202E"/>
+        </w:rPr>
+        <w:t xml:space="preserve"> — the total inflation-adjusted cash draw from all active projects for each of the 60 months</w:t>
       </w:r>
     </w:p>
     <w:p>
@@ -5345,13 +5858,13 @@
           <w:bCs/>
           <w:color w:val="16202E"/>
         </w:rPr>
-        <w:t xml:space="preserve">Available (green) </w:t>
-      </w:r>
-      <w:r>
-        <w:rPr>
-          <w:color w:val="16202E"/>
-        </w:rPr>
-        <w:t xml:space="preserve">— cumulative funding releases plus carryover balance</w:t>
+        <w:t xml:space="preserve">Available (green line)</w:t>
+      </w:r>
+      <w:r>
+        <w:rPr>
+          <w:color w:val="16202E"/>
+        </w:rPr>
+        <w:t xml:space="preserve"> — cumulative funding releases plus carryover balance</w:t>
       </w:r>
     </w:p>
     <w:p>
@@ -5362,7 +5875,7 @@
         <w:rPr>
           <w:color w:val="16202E"/>
         </w:rPr>
-        <w:t xml:space="preserve">When the red line crosses or approaches the green line, you face a shortfall. Vertical reference lines mark each quarterly release. A red dot badge appears on the tab chip whenever the projection shows a future crunch — you do not need to click the tab to notice the warning.</w:t>
+        <w:t xml:space="preserve">When the red line crosses or approaches the green line, you face a shortfall. Vertical reference lines mark each quarterly release. A red dot badge appears on the tab whenever the projection shows a future cash crunch.</w:t>
       </w:r>
     </w:p>
     <w:tbl>
@@ -5376,10 +5889,6 @@
           <w:insideH w:val="single" w:color="auto" w:sz="4"/>
           <w:insideV w:val="single" w:color="auto" w:sz="4"/>
         </w:tblBorders>
-        <w:tblCellMar>
-          <w:top w:type="dxa" w:w="120"/>
-          <w:bottom w:type="dxa" w:w="120"/>
-        </w:tblCellMar>
       </w:tblPr>
       <w:tblGrid>
         <w:gridCol w:w="9360"/>
@@ -5389,30 +5898,30 @@
           <w:tcPr>
             <w:tcW w:type="dxa" w:w="9360"/>
             <w:tcBorders>
-              <w:top w:val="single" w:color="4F46E5" w:sz="8"/>
-              <w:left w:val="single" w:color="4F46E5" w:sz="16"/>
+              <w:top w:val="single" w:color="4F46E5" w:sz="12"/>
+              <w:left w:val="single" w:color="4F46E5" w:sz="20"/>
               <w:bottom w:val="none" w:color="FFFFFF" w:sz="0"/>
               <w:right w:val="none" w:color="FFFFFF" w:sz="0"/>
             </w:tcBorders>
             <w:shd w:fill="EEF2FF" w:val="clear"/>
             <w:tcMar>
               <w:top w:type="dxa" w:w="100"/>
-              <w:left w:type="dxa" w:w="140"/>
-              <w:bottom w:type="dxa" w:w="100"/>
-              <w:right w:type="dxa" w:w="140"/>
-            </w:tcMar>
-          </w:tcPr>
-          <w:p>
-            <w:pPr>
-              <w:spacing w:after="0"/>
-            </w:pPr>
-            <w:r>
-              <w:rPr>
-                <w:color w:val="16202E"/>
-                <w:sz w:val="22"/>
-                <w:szCs w:val="22"/>
-              </w:rPr>
-              <w:t xml:space="preserve">💡  The Cash Flow tab auto-switches into view whenever a risk alert fires or you open a project preview, because those events change the projection. Get in the habit of checking it before pressing Advance.</w:t>
+              <w:left w:type="dxa" w:w="180"/>
+              <w:bottom w:type="dxa" w:w="100"/>
+              <w:right w:type="dxa" w:w="100"/>
+            </w:tcMar>
+          </w:tcPr>
+          <w:p>
+            <w:pPr>
+              <w:spacing w:after="0"/>
+            </w:pPr>
+            <w:r>
+              <w:rPr>
+                <w:color w:val="16202E"/>
+                <w:sz w:val="21"/>
+                <w:szCs w:val="21"/>
+              </w:rPr>
+              <w:t xml:space="preserve">TIP: The Cash Flow tab auto-switches into view whenever a risk alert fires or you open a project preview, because those events change the projection. Get in the habit of checking it before pressing Advance.</w:t>
             </w:r>
           </w:p>
         </w:tc>
@@ -5420,13 +5929,13 @@
     </w:tbl>
     <w:p>
       <w:pPr>
-        <w:spacing w:after="120"/>
+        <w:spacing w:after="160"/>
       </w:pPr>
     </w:p>
     <w:p>
       <w:pPr>
         <w:pStyle w:val="Heading2"/>
-        <w:spacing w:after="100" w:before="280"/>
+        <w:spacing w:after="120" w:before="320"/>
       </w:pPr>
       <w:r>
         <w:rPr>
@@ -5453,13 +5962,8 @@
     </w:p>
     <w:p>
       <w:pPr>
-        <w:spacing w:after="60"/>
-      </w:pPr>
-    </w:p>
-    <w:p>
-      <w:pPr>
         <w:pStyle w:val="Heading2"/>
-        <w:spacing w:after="100" w:before="280"/>
+        <w:spacing w:after="120" w:before="320"/>
       </w:pPr>
       <w:r>
         <w:rPr>
@@ -5499,13 +6003,13 @@
           <w:bCs/>
           <w:color w:val="16202E"/>
         </w:rPr>
-        <w:t xml:space="preserve">Dashed </w:t>
-      </w:r>
-      <w:r>
-        <w:rPr>
-          <w:color w:val="16202E"/>
-        </w:rPr>
-        <w:t xml:space="preserve">— the original planned S-curve at the moment the project was added</w:t>
+        <w:t xml:space="preserve">Dashed line</w:t>
+      </w:r>
+      <w:r>
+        <w:rPr>
+          <w:color w:val="16202E"/>
+        </w:rPr>
+        <w:t xml:space="preserve"> — the original planned S-curve at the moment the project was added</w:t>
       </w:r>
     </w:p>
     <w:p>
@@ -5523,13 +6027,13 @@
           <w:bCs/>
           <w:color w:val="16202E"/>
         </w:rPr>
-        <w:t xml:space="preserve">Solid </w:t>
-      </w:r>
-      <w:r>
-        <w:rPr>
-          <w:color w:val="16202E"/>
-        </w:rPr>
-        <w:t xml:space="preserve">— the current revised curve incorporating any speed-up, slow-down, or BAC changes</w:t>
+        <w:t xml:space="preserve">Solid line</w:t>
+      </w:r>
+      <w:r>
+        <w:rPr>
+          <w:color w:val="16202E"/>
+        </w:rPr>
+        <w:t xml:space="preserve"> — the current revised curve incorporating any speed-up, slow-down, or BAC changes</w:t>
       </w:r>
     </w:p>
     <w:p>
@@ -5545,13 +6049,8 @@
     </w:p>
     <w:p>
       <w:pPr>
-        <w:spacing w:after="60"/>
-      </w:pPr>
-    </w:p>
-    <w:p>
-      <w:pPr>
         <w:pStyle w:val="Heading2"/>
-        <w:spacing w:after="100" w:before="280"/>
+        <w:spacing w:after="120" w:before="320"/>
       </w:pPr>
       <w:r>
         <w:rPr>
@@ -5591,13 +6090,13 @@
           <w:bCs/>
           <w:color w:val="16202E"/>
         </w:rPr>
-        <w:t xml:space="preserve">Delivered </w:t>
-      </w:r>
-      <w:r>
-        <w:rPr>
-          <w:color w:val="16202E"/>
-        </w:rPr>
-        <w:t xml:space="preserve">— completed projects vs the theoretical maximum completable within budget</w:t>
+        <w:t xml:space="preserve">Delivered</w:t>
+      </w:r>
+      <w:r>
+        <w:rPr>
+          <w:color w:val="16202E"/>
+        </w:rPr>
+        <w:t xml:space="preserve"> — completed projects vs the theoretical maximum completable within budget</w:t>
       </w:r>
     </w:p>
     <w:p>
@@ -5615,13 +6114,13 @@
           <w:bCs/>
           <w:color w:val="16202E"/>
         </w:rPr>
-        <w:t xml:space="preserve">Budget used </w:t>
-      </w:r>
-      <w:r>
-        <w:rPr>
-          <w:color w:val="16202E"/>
-        </w:rPr>
-        <w:t xml:space="preserve">— cumulative spend vs total funds released</w:t>
+        <w:t xml:space="preserve">Budget used</w:t>
+      </w:r>
+      <w:r>
+        <w:rPr>
+          <w:color w:val="16202E"/>
+        </w:rPr>
+        <w:t xml:space="preserve"> — cumulative spend vs total funds released</w:t>
       </w:r>
     </w:p>
     <w:p>
@@ -5639,13 +6138,13 @@
           <w:bCs/>
           <w:color w:val="16202E"/>
         </w:rPr>
-        <w:t xml:space="preserve">Projected score </w:t>
-      </w:r>
-      <w:r>
-        <w:rPr>
-          <w:color w:val="16202E"/>
-        </w:rPr>
-        <w:t xml:space="preserve">— live score estimate based on current trajectory</w:t>
+        <w:t xml:space="preserve">Projected score</w:t>
+      </w:r>
+      <w:r>
+        <w:rPr>
+          <w:color w:val="16202E"/>
+        </w:rPr>
+        <w:t xml:space="preserve"> — live score estimate based on current trajectory</w:t>
       </w:r>
     </w:p>
     <w:p>
@@ -5663,13 +6162,13 @@
           <w:bCs/>
           <w:color w:val="16202E"/>
         </w:rPr>
-        <w:t xml:space="preserve">Average alignment </w:t>
-      </w:r>
-      <w:r>
-        <w:rPr>
-          <w:color w:val="16202E"/>
-        </w:rPr>
-        <w:t xml:space="preserve">of the active + completed portfolio</w:t>
+        <w:t xml:space="preserve">Average alignment</w:t>
+      </w:r>
+      <w:r>
+        <w:rPr>
+          <w:color w:val="16202E"/>
+        </w:rPr>
+        <w:t xml:space="preserve"> of the active and completed portfolio</w:t>
       </w:r>
     </w:p>
     <w:p>
@@ -5687,13 +6186,13 @@
           <w:bCs/>
           <w:color w:val="16202E"/>
         </w:rPr>
-        <w:t xml:space="preserve">Projects at risk </w:t>
-      </w:r>
-      <w:r>
-        <w:rPr>
-          <w:color w:val="16202E"/>
-        </w:rPr>
-        <w:t xml:space="preserve">— count of active projects flagged for late finish or funding pressure</w:t>
+        <w:t xml:space="preserve">Projects at risk</w:t>
+      </w:r>
+      <w:r>
+        <w:rPr>
+          <w:color w:val="16202E"/>
+        </w:rPr>
+        <w:t xml:space="preserve"> — count of active projects flagged for late finish or funding pressure</w:t>
       </w:r>
     </w:p>
     <w:p>
@@ -5711,13 +6210,13 @@
           <w:bCs/>
           <w:color w:val="16202E"/>
         </w:rPr>
-        <w:t xml:space="preserve">Months remaining </w:t>
-      </w:r>
-      <w:r>
-        <w:rPr>
-          <w:color w:val="16202E"/>
-        </w:rPr>
-        <w:t xml:space="preserve">and current month</w:t>
+        <w:t xml:space="preserve">Months remaining</w:t>
+      </w:r>
+      <w:r>
+        <w:rPr>
+          <w:color w:val="16202E"/>
+        </w:rPr>
+        <w:t xml:space="preserve"> and current month</w:t>
       </w:r>
     </w:p>
     <w:p>
@@ -5735,24 +6234,19 @@
           <w:bCs/>
           <w:color w:val="16202E"/>
         </w:rPr>
-        <w:t xml:space="preserve">Available funds </w:t>
-      </w:r>
-      <w:r>
-        <w:rPr>
-          <w:color w:val="16202E"/>
-        </w:rPr>
-        <w:t xml:space="preserve">and quarterly release amount</w:t>
-      </w:r>
-    </w:p>
-    <w:p>
-      <w:pPr>
-        <w:spacing w:after="60"/>
-      </w:pPr>
+        <w:t xml:space="preserve">Available funds</w:t>
+      </w:r>
+      <w:r>
+        <w:rPr>
+          <w:color w:val="16202E"/>
+        </w:rPr>
+        <w:t xml:space="preserve"> and quarterly release amount</w:t>
+      </w:r>
     </w:p>
     <w:p>
       <w:pPr>
         <w:pStyle w:val="Heading2"/>
-        <w:spacing w:after="100" w:before="280"/>
+        <w:spacing w:after="120" w:before="320"/>
       </w:pPr>
       <w:r>
         <w:rPr>
@@ -5774,18 +6268,13 @@
         <w:rPr>
           <w:color w:val="16202E"/>
         </w:rPr>
-        <w:t xml:space="preserve">A log of every action taken across the simulation, showing the month, action type, project ID, and title. Use this tab in conjunction with the Debrief decision timeline.</w:t>
-      </w:r>
-    </w:p>
-    <w:p>
-      <w:pPr>
-        <w:spacing w:after="80"/>
-      </w:pPr>
+        <w:t xml:space="preserve">A log of every action taken across the simulation, showing the month, action type, project ID, and title.</w:t>
+      </w:r>
     </w:p>
     <w:p>
       <w:pPr>
         <w:pStyle w:val="Heading2"/>
-        <w:spacing w:after="100" w:before="280"/>
+        <w:spacing w:after="120" w:before="320"/>
       </w:pPr>
       <w:r>
         <w:rPr>
@@ -5825,13 +6314,13 @@
           <w:bCs/>
           <w:color w:val="16202E"/>
         </w:rPr>
-        <w:t xml:space="preserve">Funding Efficiency </w:t>
-      </w:r>
-      <w:r>
-        <w:rPr>
-          <w:color w:val="16202E"/>
-        </w:rPr>
-        <w:t xml:space="preserve">— percentage of released funds that have been deployed to active projects</w:t>
+        <w:t xml:space="preserve">Funding Efficiency</w:t>
+      </w:r>
+      <w:r>
+        <w:rPr>
+          <w:color w:val="16202E"/>
+        </w:rPr>
+        <w:t xml:space="preserve"> — percentage of released funds that have been deployed to active projects</w:t>
       </w:r>
     </w:p>
     <w:p>
@@ -5849,13 +6338,13 @@
           <w:bCs/>
           <w:color w:val="16202E"/>
         </w:rPr>
-        <w:t xml:space="preserve">Strategic Alignment </w:t>
-      </w:r>
-      <w:r>
-        <w:rPr>
-          <w:color w:val="16202E"/>
-        </w:rPr>
-        <w:t xml:space="preserve">— budget-weighted average alignment of all active and completed projects</w:t>
+        <w:t xml:space="preserve">Strategic Alignment</w:t>
+      </w:r>
+      <w:r>
+        <w:rPr>
+          <w:color w:val="16202E"/>
+        </w:rPr>
+        <w:t xml:space="preserve"> — budget-weighted average alignment of all active and completed projects</w:t>
       </w:r>
     </w:p>
     <w:p>
@@ -5873,18 +6362,18 @@
           <w:bCs/>
           <w:color w:val="16202E"/>
         </w:rPr>
-        <w:t xml:space="preserve">Completed Projects </w:t>
-      </w:r>
-      <w:r>
-        <w:rPr>
-          <w:color w:val="16202E"/>
-        </w:rPr>
-        <w:t xml:space="preserve">— count of delivered projects vs the maximum possible</w:t>
-      </w:r>
-    </w:p>
-    <w:p>
-      <w:pPr>
-        <w:spacing w:after="80"/>
+        <w:t xml:space="preserve">Completed Projects</w:t>
+      </w:r>
+      <w:r>
+        <w:rPr>
+          <w:color w:val="16202E"/>
+        </w:rPr>
+        <w:t xml:space="preserve"> — count of delivered projects vs the maximum possible</w:t>
+      </w:r>
+    </w:p>
+    <w:p>
+      <w:pPr>
+        <w:spacing w:after="160"/>
       </w:pPr>
     </w:p>
     <w:p>
@@ -5892,9 +6381,9 @@
         <w:pStyle w:val="Heading1"/>
         <w:pageBreakBefore/>
         <w:pBdr>
-          <w:bottom w:val="single" w:color="4F46E5" w:sz="6" w:space="6"/>
+          <w:bottom w:val="single" w:color="4F46E5" w:sz="8" w:space="6"/>
         </w:pBdr>
-        <w:spacing w:after="200" w:before="0"/>
+        <w:spacing w:after="240" w:before="0"/>
       </w:pPr>
       <w:r>
         <w:rPr>
@@ -5910,13 +6399,8 @@
     </w:p>
     <w:p>
       <w:pPr>
-        <w:spacing w:after="60"/>
-      </w:pPr>
-    </w:p>
-    <w:p>
-      <w:pPr>
         <w:pStyle w:val="Heading2"/>
-        <w:spacing w:after="100" w:before="280"/>
+        <w:spacing w:after="120" w:before="320"/>
       </w:pPr>
       <w:r>
         <w:rPr>
@@ -5956,13 +6440,13 @@
           <w:bCs/>
           <w:color w:val="16202E"/>
         </w:rPr>
-        <w:t xml:space="preserve">Flat </w:t>
-      </w:r>
-      <w:r>
-        <w:rPr>
-          <w:color w:val="16202E"/>
-        </w:rPr>
-        <w:t xml:space="preserve">— equal amount every quarter</w:t>
+        <w:t xml:space="preserve">Flat</w:t>
+      </w:r>
+      <w:r>
+        <w:rPr>
+          <w:color w:val="16202E"/>
+        </w:rPr>
+        <w:t xml:space="preserve"> — equal amount every quarter</w:t>
       </w:r>
     </w:p>
     <w:p>
@@ -5980,13 +6464,13 @@
           <w:bCs/>
           <w:color w:val="16202E"/>
         </w:rPr>
-        <w:t xml:space="preserve">S-curve </w:t>
-      </w:r>
-      <w:r>
-        <w:rPr>
-          <w:color w:val="16202E"/>
-        </w:rPr>
-        <w:t xml:space="preserve">— small releases early and late, large releases mid-simulation (mirrors typical government appropriations)</w:t>
+        <w:t xml:space="preserve">S-curve</w:t>
+      </w:r>
+      <w:r>
+        <w:rPr>
+          <w:color w:val="16202E"/>
+        </w:rPr>
+        <w:t xml:space="preserve"> — small releases early and late, large releases mid-simulation</w:t>
       </w:r>
     </w:p>
     <w:p>
@@ -6004,13 +6488,13 @@
           <w:bCs/>
           <w:color w:val="16202E"/>
         </w:rPr>
-        <w:t xml:space="preserve">Front-loaded </w:t>
-      </w:r>
-      <w:r>
-        <w:rPr>
-          <w:color w:val="16202E"/>
-        </w:rPr>
-        <w:t xml:space="preserve">— largest releases at the start, declining each quarter</w:t>
+        <w:t xml:space="preserve">Front-loaded</w:t>
+      </w:r>
+      <w:r>
+        <w:rPr>
+          <w:color w:val="16202E"/>
+        </w:rPr>
+        <w:t xml:space="preserve"> — largest releases at the start, declining each quarter</w:t>
       </w:r>
     </w:p>
     <w:p>
@@ -6028,13 +6512,13 @@
           <w:bCs/>
           <w:color w:val="16202E"/>
         </w:rPr>
-        <w:t xml:space="preserve">Back-loaded </w:t>
-      </w:r>
-      <w:r>
-        <w:rPr>
-          <w:color w:val="16202E"/>
-        </w:rPr>
-        <w:t xml:space="preserve">— smallest releases at the start, largest at the end</w:t>
+        <w:t xml:space="preserve">Back-loaded</w:t>
+      </w:r>
+      <w:r>
+        <w:rPr>
+          <w:color w:val="16202E"/>
+        </w:rPr>
+        <w:t xml:space="preserve"> — smallest releases at the start, largest at the end</w:t>
       </w:r>
     </w:p>
     <w:p>
@@ -6052,13 +6536,13 @@
           <w:bCs/>
           <w:color w:val="16202E"/>
         </w:rPr>
-        <w:t xml:space="preserve">Volatile </w:t>
-      </w:r>
-      <w:r>
-        <w:rPr>
-          <w:color w:val="16202E"/>
-        </w:rPr>
-        <w:t xml:space="preserve">— random variation in each quarter’s tranche amount</w:t>
+        <w:t xml:space="preserve">Volatile</w:t>
+      </w:r>
+      <w:r>
+        <w:rPr>
+          <w:color w:val="16202E"/>
+        </w:rPr>
+        <w:t xml:space="preserve"> — random variation in each quarter’s tranche amount</w:t>
       </w:r>
     </w:p>
     <w:p>
@@ -6074,13 +6558,8 @@
     </w:p>
     <w:p>
       <w:pPr>
-        <w:spacing w:after="60"/>
-      </w:pPr>
-    </w:p>
-    <w:p>
-      <w:pPr>
         <w:pStyle w:val="Heading2"/>
-        <w:spacing w:after="100" w:before="280"/>
+        <w:spacing w:after="120" w:before="320"/>
       </w:pPr>
       <w:r>
         <w:rPr>
@@ -6102,7 +6581,7 @@
         <w:rPr>
           <w:color w:val="16202E"/>
         </w:rPr>
-        <w:t xml:space="preserve">If the total monthly demand from active projects exceeds the available balance when you press Advance, a Shortfall Resolution panel opens. You cannot advance until the demand gap is closed by one or more of:</w:t>
+        <w:t xml:space="preserve">If total monthly demand exceeds the available balance when you press Advance, a Shortfall Resolution panel opens. You cannot advance until the demand gap is closed by one or more of:</w:t>
       </w:r>
     </w:p>
     <w:p>
@@ -6161,12 +6640,12 @@
         <w:rPr>
           <w:color w:val="16202E"/>
         </w:rPr>
-        <w:t xml:space="preserve">The panel displays the shortfall amount and updates in real time as you apply actions. Proactive use of Slow Down and the Cash Flow tab prevents most forced shortfalls.</w:t>
-      </w:r>
-    </w:p>
-    <w:p>
-      <w:pPr>
-        <w:spacing w:after="80"/>
+        <w:t xml:space="preserve">Proactive use of Slow Down and the Cash Flow tab prevents most forced shortfalls.</w:t>
+      </w:r>
+    </w:p>
+    <w:p>
+      <w:pPr>
+        <w:spacing w:after="160"/>
       </w:pPr>
     </w:p>
     <w:p>
@@ -6174,9 +6653,9 @@
         <w:pStyle w:val="Heading1"/>
         <w:pageBreakBefore/>
         <w:pBdr>
-          <w:bottom w:val="single" w:color="4F46E5" w:sz="6" w:space="6"/>
+          <w:bottom w:val="single" w:color="4F46E5" w:sz="8" w:space="6"/>
         </w:pBdr>
-        <w:spacing w:after="200" w:before="0"/>
+        <w:spacing w:after="240" w:before="0"/>
       </w:pPr>
       <w:r>
         <w:rPr>
@@ -6192,13 +6671,8 @@
     </w:p>
     <w:p>
       <w:pPr>
-        <w:spacing w:after="60"/>
-      </w:pPr>
-    </w:p>
-    <w:p>
-      <w:pPr>
         <w:pStyle w:val="Heading2"/>
-        <w:spacing w:after="100" w:before="280"/>
+        <w:spacing w:after="120" w:before="320"/>
       </w:pPr>
       <w:r>
         <w:rPr>
@@ -6225,13 +6699,8 @@
     </w:p>
     <w:p>
       <w:pPr>
-        <w:spacing w:after="60"/>
-      </w:pPr>
-    </w:p>
-    <w:p>
-      <w:pPr>
         <w:pStyle w:val="Heading2"/>
-        <w:spacing w:after="100" w:before="280"/>
+        <w:spacing w:after="120" w:before="320"/>
       </w:pPr>
       <w:r>
         <w:rPr>
@@ -6256,10 +6725,6 @@
           <w:insideH w:val="single" w:color="auto" w:sz="4"/>
           <w:insideV w:val="single" w:color="auto" w:sz="4"/>
         </w:tblBorders>
-        <w:tblCellMar>
-          <w:top w:type="dxa" w:w="120"/>
-          <w:bottom w:type="dxa" w:w="160"/>
-        </w:tblCellMar>
       </w:tblPr>
       <w:tblGrid>
         <w:gridCol w:w="2400"/>
@@ -6295,7 +6760,7 @@
                 <w:sz w:val="20"/>
                 <w:szCs w:val="20"/>
               </w:rPr>
-              <w:t xml:space="preserve">Shock type</w:t>
+              <w:t xml:space="preserve">Shock Type</w:t>
             </w:r>
           </w:p>
         </w:tc>
@@ -6392,7 +6857,7 @@
                 <w:sz w:val="20"/>
                 <w:szCs w:val="20"/>
               </w:rPr>
-              <w:t xml:space="preserve">BAC rises by the project’s cost risk factor (5%–40% depending on Risk Multiplier). Future monthly demand increases.</w:t>
+              <w:t xml:space="preserve">BAC rises by the project’s cost risk factor (5–40% depending on Risk Multiplier). Future monthly demand increases.</w:t>
             </w:r>
           </w:p>
         </w:tc>
@@ -6662,7 +7127,7 @@
     <w:p>
       <w:pPr>
         <w:pStyle w:val="Heading2"/>
-        <w:spacing w:after="100" w:before="280"/>
+        <w:spacing w:after="120" w:before="320"/>
       </w:pPr>
       <w:r>
         <w:rPr>
@@ -6742,7 +7207,7 @@
     </w:p>
     <w:p>
       <w:pPr>
-        <w:spacing w:after="60"/>
+        <w:spacing w:after="80"/>
       </w:pPr>
     </w:p>
     <w:tbl>
@@ -6756,10 +7221,6 @@
           <w:insideH w:val="single" w:color="auto" w:sz="4"/>
           <w:insideV w:val="single" w:color="auto" w:sz="4"/>
         </w:tblBorders>
-        <w:tblCellMar>
-          <w:top w:type="dxa" w:w="120"/>
-          <w:bottom w:type="dxa" w:w="120"/>
-        </w:tblCellMar>
       </w:tblPr>
       <w:tblGrid>
         <w:gridCol w:w="9360"/>
@@ -6769,30 +7230,30 @@
           <w:tcPr>
             <w:tcW w:type="dxa" w:w="9360"/>
             <w:tcBorders>
-              <w:top w:val="single" w:color="059669" w:sz="8"/>
-              <w:left w:val="single" w:color="059669" w:sz="16"/>
+              <w:top w:val="single" w:color="059669" w:sz="12"/>
+              <w:left w:val="single" w:color="059669" w:sz="20"/>
               <w:bottom w:val="none" w:color="FFFFFF" w:sz="0"/>
               <w:right w:val="none" w:color="FFFFFF" w:sz="0"/>
             </w:tcBorders>
             <w:shd w:fill="ECFDF5" w:val="clear"/>
             <w:tcMar>
               <w:top w:type="dxa" w:w="100"/>
-              <w:left w:type="dxa" w:w="140"/>
-              <w:bottom w:type="dxa" w:w="100"/>
-              <w:right w:type="dxa" w:w="140"/>
-            </w:tcMar>
-          </w:tcPr>
-          <w:p>
-            <w:pPr>
-              <w:spacing w:after="0"/>
-            </w:pPr>
-            <w:r>
-              <w:rPr>
-                <w:color w:val="16202E"/>
-                <w:sz w:val="22"/>
-                <w:szCs w:val="22"/>
-              </w:rPr>
-              <w:t xml:space="preserve">💡  Keep a cash buffer in the mid-game. Risk events are most damaging when they arrive while the Available balance is already low. A voluntary slowdown before Month 30 is almost always worth it.</w:t>
+              <w:left w:type="dxa" w:w="180"/>
+              <w:bottom w:type="dxa" w:w="100"/>
+              <w:right w:type="dxa" w:w="100"/>
+            </w:tcMar>
+          </w:tcPr>
+          <w:p>
+            <w:pPr>
+              <w:spacing w:after="0"/>
+            </w:pPr>
+            <w:r>
+              <w:rPr>
+                <w:color w:val="16202E"/>
+                <w:sz w:val="21"/>
+                <w:szCs w:val="21"/>
+              </w:rPr>
+              <w:t xml:space="preserve">TIP: Keep a cash buffer in the mid-game. Risk events are most damaging when they arrive while the Available balance is already low. A voluntary slowdown before Month 30 is almost always worth it.</w:t>
             </w:r>
           </w:p>
         </w:tc>
@@ -6800,7 +7261,7 @@
     </w:tbl>
     <w:p>
       <w:pPr>
-        <w:spacing w:after="120"/>
+        <w:spacing w:after="160"/>
       </w:pPr>
     </w:p>
     <w:p>
@@ -6808,9 +7269,9 @@
         <w:pStyle w:val="Heading1"/>
         <w:pageBreakBefore/>
         <w:pBdr>
-          <w:bottom w:val="single" w:color="4F46E5" w:sz="6" w:space="6"/>
+          <w:bottom w:val="single" w:color="4F46E5" w:sz="8" w:space="6"/>
         </w:pBdr>
-        <w:spacing w:after="200" w:before="0"/>
+        <w:spacing w:after="240" w:before="0"/>
       </w:pPr>
       <w:r>
         <w:rPr>
@@ -6837,13 +7298,8 @@
     </w:p>
     <w:p>
       <w:pPr>
-        <w:spacing w:after="60"/>
-      </w:pPr>
-    </w:p>
-    <w:p>
-      <w:pPr>
         <w:pStyle w:val="Heading2"/>
-        <w:spacing w:after="100" w:before="280"/>
+        <w:spacing w:after="120" w:before="320"/>
       </w:pPr>
       <w:r>
         <w:rPr>
@@ -6868,10 +7324,6 @@
           <w:insideH w:val="single" w:color="auto" w:sz="4"/>
           <w:insideV w:val="single" w:color="auto" w:sz="4"/>
         </w:tblBorders>
-        <w:tblCellMar>
-          <w:top w:type="dxa" w:w="120"/>
-          <w:bottom w:type="dxa" w:w="160"/>
-        </w:tblCellMar>
       </w:tblPr>
       <w:tblGrid>
         <w:gridCol w:w="2400"/>
@@ -7069,7 +7521,7 @@
                 <w:sz w:val="20"/>
                 <w:szCs w:val="20"/>
               </w:rPr>
-              <w:t xml:space="preserve">Completed projects ÷ maximum theoretically completable × 40</w:t>
+              <w:t xml:space="preserve">Completed projects ÷ maximum theoretically completable x 40</w:t>
             </w:r>
           </w:p>
         </w:tc>
@@ -7164,7 +7616,7 @@
                 <w:sz w:val="20"/>
                 <w:szCs w:val="20"/>
               </w:rPr>
-              <w:t xml:space="preserve">Average alignment of completed projects only × 35</w:t>
+              <w:t xml:space="preserve">Average alignment of completed projects only x 35</w:t>
             </w:r>
           </w:p>
         </w:tc>
@@ -7259,7 +7711,7 @@
                 <w:sz w:val="20"/>
                 <w:szCs w:val="20"/>
               </w:rPr>
-              <w:t xml:space="preserve">(1 − (sunk costs + unspent cash) ÷ total budget) × 25</w:t>
+              <w:t xml:space="preserve">(1 − (sunk costs + unspent cash) ÷ total budget) x 25</w:t>
             </w:r>
           </w:p>
         </w:tc>
@@ -7273,7 +7725,7 @@
     <w:p>
       <w:pPr>
         <w:pStyle w:val="Heading2"/>
-        <w:spacing w:after="100" w:before="280"/>
+        <w:spacing w:after="120" w:before="320"/>
       </w:pPr>
       <w:r>
         <w:rPr>
@@ -7302,13 +7754,13 @@
           <w:bCs/>
           <w:color w:val="16202E"/>
         </w:rPr>
-        <w:t xml:space="preserve">−2 points </w:t>
-      </w:r>
-      <w:r>
-        <w:rPr>
-          <w:color w:val="16202E"/>
-        </w:rPr>
-        <w:t xml:space="preserve">for each abandoned project (permanently deducted at the moment of abandonment)</w:t>
+        <w:t xml:space="preserve">-2 points</w:t>
+      </w:r>
+      <w:r>
+        <w:rPr>
+          <w:color w:val="16202E"/>
+        </w:rPr>
+        <w:t xml:space="preserve"> for each abandoned project (permanently deducted at the moment of abandonment)</w:t>
       </w:r>
     </w:p>
     <w:p>
@@ -7326,13 +7778,13 @@
           <w:bCs/>
           <w:color w:val="16202E"/>
         </w:rPr>
-        <w:t xml:space="preserve">−1 point </w:t>
-      </w:r>
-      <w:r>
-        <w:rPr>
-          <w:color w:val="16202E"/>
-        </w:rPr>
-        <w:t xml:space="preserve">for each project still in the portfolio (active or suspended) at Month 60 that has not completed (expired)</w:t>
+        <w:t xml:space="preserve">-1 point</w:t>
+      </w:r>
+      <w:r>
+        <w:rPr>
+          <w:color w:val="16202E"/>
+        </w:rPr>
+        <w:t xml:space="preserve"> for each project still active or suspended at Month 60 that has not completed (expired)</w:t>
       </w:r>
     </w:p>
     <w:p>
@@ -7345,11 +7797,6 @@
         </w:rPr>
         <w:t xml:space="preserve">The score is floored at zero.</w:t>
       </w:r>
-    </w:p>
-    <w:p>
-      <w:pPr>
-        <w:spacing w:after="60"/>
-      </w:pPr>
     </w:p>
     <w:tbl>
       <w:tblPr>
@@ -7362,10 +7809,6 @@
           <w:insideH w:val="single" w:color="auto" w:sz="4"/>
           <w:insideV w:val="single" w:color="auto" w:sz="4"/>
         </w:tblBorders>
-        <w:tblCellMar>
-          <w:top w:type="dxa" w:w="120"/>
-          <w:bottom w:type="dxa" w:w="120"/>
-        </w:tblCellMar>
       </w:tblPr>
       <w:tblGrid>
         <w:gridCol w:w="9360"/>
@@ -7375,30 +7818,30 @@
           <w:tcPr>
             <w:tcW w:type="dxa" w:w="9360"/>
             <w:tcBorders>
-              <w:top w:val="single" w:color="D97706" w:sz="8"/>
-              <w:left w:val="single" w:color="D97706" w:sz="16"/>
+              <w:top w:val="single" w:color="D97706" w:sz="12"/>
+              <w:left w:val="single" w:color="D97706" w:sz="20"/>
               <w:bottom w:val="none" w:color="FFFFFF" w:sz="0"/>
               <w:right w:val="none" w:color="FFFFFF" w:sz="0"/>
             </w:tcBorders>
             <w:shd w:fill="FFFBEB" w:val="clear"/>
             <w:tcMar>
               <w:top w:type="dxa" w:w="100"/>
-              <w:left w:type="dxa" w:w="140"/>
-              <w:bottom w:type="dxa" w:w="100"/>
-              <w:right w:type="dxa" w:w="140"/>
-            </w:tcMar>
-          </w:tcPr>
-          <w:p>
-            <w:pPr>
-              <w:spacing w:after="0"/>
-            </w:pPr>
-            <w:r>
-              <w:rPr>
-                <w:color w:val="16202E"/>
-                <w:sz w:val="22"/>
-                <w:szCs w:val="22"/>
-              </w:rPr>
-              <w:t xml:space="preserve">⚠️  Unspent cash is penalised identically to sunk costs. Idle money is never neutral — deploy it or it works against your Budget Efficiency score.</w:t>
+              <w:left w:type="dxa" w:w="180"/>
+              <w:bottom w:type="dxa" w:w="100"/>
+              <w:right w:type="dxa" w:w="100"/>
+            </w:tcMar>
+          </w:tcPr>
+          <w:p>
+            <w:pPr>
+              <w:spacing w:after="0"/>
+            </w:pPr>
+            <w:r>
+              <w:rPr>
+                <w:color w:val="16202E"/>
+                <w:sz w:val="21"/>
+                <w:szCs w:val="21"/>
+              </w:rPr>
+              <w:t xml:space="preserve">NOTE: Unspent cash is penalised identically to sunk costs. Idle money is never neutral — deploy it or it works against your Budget Efficiency score.</w:t>
             </w:r>
           </w:p>
         </w:tc>
@@ -7406,13 +7849,13 @@
     </w:tbl>
     <w:p>
       <w:pPr>
-        <w:spacing w:after="120"/>
+        <w:spacing w:after="160"/>
       </w:pPr>
     </w:p>
     <w:p>
       <w:pPr>
         <w:pStyle w:val="Heading2"/>
-        <w:spacing w:after="100" w:before="280"/>
+        <w:spacing w:after="120" w:before="320"/>
       </w:pPr>
       <w:r>
         <w:rPr>
@@ -7437,10 +7880,6 @@
           <w:insideH w:val="single" w:color="auto" w:sz="4"/>
           <w:insideV w:val="single" w:color="auto" w:sz="4"/>
         </w:tblBorders>
-        <w:tblCellMar>
-          <w:top w:type="dxa" w:w="120"/>
-          <w:bottom w:type="dxa" w:w="160"/>
-        </w:tblCellMar>
       </w:tblPr>
       <w:tblGrid>
         <w:gridCol w:w="1800"/>
@@ -7477,7 +7916,7 @@
                 <w:sz w:val="20"/>
                 <w:szCs w:val="20"/>
               </w:rPr>
-              <w:t xml:space="preserve">Score range</w:t>
+              <w:t xml:space="preserve">Score Range</w:t>
             </w:r>
           </w:p>
         </w:tc>
@@ -8032,7 +8471,7 @@
     <w:p>
       <w:pPr>
         <w:pStyle w:val="Heading2"/>
-        <w:spacing w:after="100" w:before="280"/>
+        <w:spacing w:after="120" w:before="320"/>
       </w:pPr>
       <w:r>
         <w:rPr>
@@ -8059,7 +8498,7 @@
     </w:p>
     <w:p>
       <w:pPr>
-        <w:spacing w:after="80"/>
+        <w:spacing w:after="160"/>
       </w:pPr>
     </w:p>
     <w:p>
@@ -8067,9 +8506,9 @@
         <w:pStyle w:val="Heading1"/>
         <w:pageBreakBefore/>
         <w:pBdr>
-          <w:bottom w:val="single" w:color="4F46E5" w:sz="6" w:space="6"/>
+          <w:bottom w:val="single" w:color="4F46E5" w:sz="8" w:space="6"/>
         </w:pBdr>
-        <w:spacing w:after="200" w:before="0"/>
+        <w:spacing w:after="240" w:before="0"/>
       </w:pPr>
       <w:r>
         <w:rPr>
@@ -8096,13 +8535,8 @@
     </w:p>
     <w:p>
       <w:pPr>
-        <w:spacing w:after="60"/>
-      </w:pPr>
-    </w:p>
-    <w:p>
-      <w:pPr>
         <w:pStyle w:val="Heading2"/>
-        <w:spacing w:after="100" w:before="280"/>
+        <w:spacing w:after="120" w:before="320"/>
       </w:pPr>
       <w:r>
         <w:rPr>
@@ -8114,17 +8548,6 @@
           <w:szCs w:val="28"/>
         </w:rPr>
         <w:t xml:space="preserve">10.1 Score Summary Panel</w:t>
-      </w:r>
-    </w:p>
-    <w:p>
-      <w:pPr>
-        <w:spacing w:after="120"/>
-      </w:pPr>
-      <w:r>
-        <w:rPr>
-          <w:color w:val="16202E"/>
-        </w:rPr>
-        <w:t xml:space="preserve">The top panel shows:</w:t>
       </w:r>
     </w:p>
     <w:p>
@@ -8193,13 +8616,8 @@
     </w:p>
     <w:p>
       <w:pPr>
-        <w:spacing w:after="60"/>
-      </w:pPr>
-    </w:p>
-    <w:p>
-      <w:pPr>
         <w:pStyle w:val="Heading2"/>
-        <w:spacing w:after="100" w:before="280"/>
+        <w:spacing w:after="120" w:before="320"/>
       </w:pPr>
       <w:r>
         <w:rPr>
@@ -8235,10 +8653,6 @@
           <w:insideH w:val="single" w:color="auto" w:sz="4"/>
           <w:insideV w:val="single" w:color="auto" w:sz="4"/>
         </w:tblBorders>
-        <w:tblCellMar>
-          <w:top w:type="dxa" w:w="120"/>
-          <w:bottom w:type="dxa" w:w="160"/>
-        </w:tblCellMar>
       </w:tblPr>
       <w:tblGrid>
         <w:gridCol w:w="1000"/>
@@ -8930,13 +9344,8 @@
     </w:p>
     <w:p>
       <w:pPr>
-        <w:spacing w:after="60"/>
-      </w:pPr>
-    </w:p>
-    <w:p>
-      <w:pPr>
         <w:pStyle w:val="Heading2"/>
-        <w:spacing w:after="100" w:before="280"/>
+        <w:spacing w:after="120" w:before="320"/>
       </w:pPr>
       <w:r>
         <w:rPr>
@@ -8976,13 +9385,13 @@
           <w:bCs/>
           <w:color w:val="16202E"/>
         </w:rPr>
-        <w:t xml:space="preserve">Strengths </w:t>
-      </w:r>
-      <w:r>
-        <w:rPr>
-          <w:color w:val="16202E"/>
-        </w:rPr>
-        <w:t xml:space="preserve">— decisions that positively contributed to your score</w:t>
+        <w:t xml:space="preserve">Strengths</w:t>
+      </w:r>
+      <w:r>
+        <w:rPr>
+          <w:color w:val="16202E"/>
+        </w:rPr>
+        <w:t xml:space="preserve"> — decisions that positively contributed to your score</w:t>
       </w:r>
     </w:p>
     <w:p>
@@ -9000,13 +9409,13 @@
           <w:bCs/>
           <w:color w:val="16202E"/>
         </w:rPr>
-        <w:t xml:space="preserve">Improvements </w:t>
-      </w:r>
-      <w:r>
-        <w:rPr>
-          <w:color w:val="16202E"/>
-        </w:rPr>
-        <w:t xml:space="preserve">— patterns or decisions that reduced your score</w:t>
+        <w:t xml:space="preserve">Improvements</w:t>
+      </w:r>
+      <w:r>
+        <w:rPr>
+          <w:color w:val="16202E"/>
+        </w:rPr>
+        <w:t xml:space="preserve"> — patterns or decisions that reduced your score</w:t>
       </w:r>
     </w:p>
     <w:p>
@@ -9024,35 +9433,19 @@
           <w:bCs/>
           <w:color w:val="16202E"/>
         </w:rPr>
-        <w:t xml:space="preserve">Key Insight </w:t>
-      </w:r>
-      <w:r>
-        <w:rPr>
-          <w:color w:val="16202E"/>
-        </w:rPr>
-        <w:t xml:space="preserve">— the single most important learning from your run</w:t>
-      </w:r>
-    </w:p>
-    <w:p>
-      <w:pPr>
-        <w:spacing w:after="120"/>
-      </w:pPr>
-      <w:r>
-        <w:rPr>
-          <w:color w:val="16202E"/>
-        </w:rPr>
-        <w:t xml:space="preserve">The assessment analyses abandonment rate, alignment discipline, timing of project additions, budget efficiency, and risk management behaviour.</w:t>
-      </w:r>
-    </w:p>
-    <w:p>
-      <w:pPr>
-        <w:spacing w:after="60"/>
-      </w:pPr>
+        <w:t xml:space="preserve">Key Insight</w:t>
+      </w:r>
+      <w:r>
+        <w:rPr>
+          <w:color w:val="16202E"/>
+        </w:rPr>
+        <w:t xml:space="preserve"> — the single most important learning from your run</w:t>
+      </w:r>
     </w:p>
     <w:p>
       <w:pPr>
         <w:pStyle w:val="Heading2"/>
-        <w:spacing w:after="100" w:before="280"/>
+        <w:spacing w:after="120" w:before="320"/>
       </w:pPr>
       <w:r>
         <w:rPr>
@@ -9079,7 +9472,7 @@
     </w:p>
     <w:p>
       <w:pPr>
-        <w:spacing w:after="80"/>
+        <w:spacing w:after="160"/>
       </w:pPr>
     </w:p>
     <w:p>
@@ -9087,9 +9480,9 @@
         <w:pStyle w:val="Heading1"/>
         <w:pageBreakBefore/>
         <w:pBdr>
-          <w:bottom w:val="single" w:color="4F46E5" w:sz="6" w:space="6"/>
+          <w:bottom w:val="single" w:color="4F46E5" w:sz="8" w:space="6"/>
         </w:pBdr>
-        <w:spacing w:after="200" w:before="0"/>
+        <w:spacing w:after="240" w:before="0"/>
       </w:pPr>
       <w:r>
         <w:rPr>
@@ -9116,13 +9509,8 @@
     </w:p>
     <w:p>
       <w:pPr>
-        <w:spacing w:after="60"/>
-      </w:pPr>
-    </w:p>
-    <w:p>
-      <w:pPr>
         <w:pStyle w:val="Heading2"/>
-        <w:spacing w:after="100" w:before="280"/>
+        <w:spacing w:after="120" w:before="320"/>
       </w:pPr>
       <w:r>
         <w:rPr>
@@ -9151,13 +9539,13 @@
           <w:bCs/>
           <w:color w:val="16202E"/>
         </w:rPr>
-        <w:t xml:space="preserve">All </w:t>
-      </w:r>
-      <w:r>
-        <w:rPr>
-          <w:color w:val="16202E"/>
-        </w:rPr>
-        <w:t xml:space="preserve">— every run across all presets, sorted by score (default when opening from Setup Screen). Shows a Mode column to identify the preset.</w:t>
+        <w:t xml:space="preserve">All</w:t>
+      </w:r>
+      <w:r>
+        <w:rPr>
+          <w:color w:val="16202E"/>
+        </w:rPr>
+        <w:t xml:space="preserve"> — every run across all presets, sorted by score (default when opening from Setup Screen). Shows a Mode column to identify the preset.</w:t>
       </w:r>
     </w:p>
     <w:p>
@@ -9175,24 +9563,19 @@
           <w:bCs/>
           <w:color w:val="16202E"/>
         </w:rPr>
-        <w:t xml:space="preserve">Learning / Standard / Advanced / Custom </w:t>
-      </w:r>
-      <w:r>
-        <w:rPr>
-          <w:color w:val="16202E"/>
-        </w:rPr>
-        <w:t xml:space="preserve">— run counts are shown in each chip. The Debrief screen defaults to the tab matching your just-completed run.</w:t>
-      </w:r>
-    </w:p>
-    <w:p>
-      <w:pPr>
-        <w:spacing w:after="60"/>
-      </w:pPr>
+        <w:t xml:space="preserve">Learning / Standard / Advanced / Custom</w:t>
+      </w:r>
+      <w:r>
+        <w:rPr>
+          <w:color w:val="16202E"/>
+        </w:rPr>
+        <w:t xml:space="preserve"> — run counts are shown in each chip. From the Debrief screen the tab defaults to your just-completed run’s preset.</w:t>
+      </w:r>
     </w:p>
     <w:p>
       <w:pPr>
         <w:pStyle w:val="Heading2"/>
-        <w:spacing w:after="100" w:before="280"/>
+        <w:spacing w:after="120" w:before="320"/>
       </w:pPr>
       <w:r>
         <w:rPr>
@@ -9217,10 +9600,6 @@
           <w:insideH w:val="single" w:color="auto" w:sz="4"/>
           <w:insideV w:val="single" w:color="auto" w:sz="4"/>
         </w:tblBorders>
-        <w:tblCellMar>
-          <w:top w:type="dxa" w:w="120"/>
-          <w:bottom w:type="dxa" w:w="160"/>
-        </w:tblCellMar>
       </w:tblPr>
       <w:tblGrid>
         <w:gridCol w:w="1500"/>
@@ -9751,7 +10130,7 @@
     <w:p>
       <w:pPr>
         <w:pStyle w:val="Heading2"/>
-        <w:spacing w:after="100" w:before="280"/>
+        <w:spacing w:after="120" w:before="320"/>
       </w:pPr>
       <w:r>
         <w:rPr>
@@ -9775,20 +10154,15 @@
         </w:rPr>
         <w:t xml:space="preserve">Leaderboard data is stored in the browser’s localStorage under the key </w:t>
       </w:r>
-    </w:p>
-    <w:r>
-      <w:rPr>
-        <w:rFonts w:ascii="Courier New" w:cs="Courier New" w:eastAsia="Courier New" w:hAnsi="Courier New"/>
-        <w:color w:val="4F46E5"/>
-        <w:sz w:val="20"/>
-        <w:szCs w:val="20"/>
-      </w:rPr>
-      <w:t xml:space="preserve">portfolio_sim_leaderboard_v1</w:t>
-    </w:r>
-    <w:p>
-      <w:pPr>
-        <w:spacing w:after="120"/>
-      </w:pPr>
+      <w:r>
+        <w:rPr>
+          <w:rFonts w:ascii="Courier New" w:cs="Courier New" w:eastAsia="Courier New" w:hAnsi="Courier New"/>
+          <w:color w:val="4F46E5"/>
+          <w:sz w:val="20"/>
+          <w:szCs w:val="20"/>
+        </w:rPr>
+        <w:t xml:space="preserve">portfolio_sim_leaderboard_v1</w:t>
+      </w:r>
       <w:r>
         <w:rPr>
           <w:color w:val="16202E"/>
@@ -9798,7 +10172,7 @@
     </w:p>
     <w:p>
       <w:pPr>
-        <w:spacing w:after="80"/>
+        <w:spacing w:after="160"/>
       </w:pPr>
     </w:p>
     <w:p>
@@ -9806,9 +10180,9 @@
         <w:pStyle w:val="Heading1"/>
         <w:pageBreakBefore/>
         <w:pBdr>
-          <w:bottom w:val="single" w:color="4F46E5" w:sz="6" w:space="6"/>
+          <w:bottom w:val="single" w:color="4F46E5" w:sz="8" w:space="6"/>
         </w:pBdr>
-        <w:spacing w:after="200" w:before="0"/>
+        <w:spacing w:after="240" w:before="0"/>
       </w:pPr>
       <w:r>
         <w:rPr>
@@ -9830,12 +10204,12 @@
         <w:rPr>
           <w:color w:val="16202E"/>
         </w:rPr>
-        <w:t xml:space="preserve">At any time during setup (before starting) or during the simulation, click How to play to open the in-app rules modal. It covers the same content as this manual across six tabs: Objective, Projects, Actions, Funding, Risk, and Scoring. This is useful as a quick in-session reference without leaving the application.</w:t>
-      </w:r>
-    </w:p>
-    <w:p>
-      <w:pPr>
-        <w:spacing w:after="80"/>
+        <w:t xml:space="preserve">At any time during setup or during the simulation, click How to Play to open the in-app rules modal. It covers the same content as this manual across six tabs: Objective, Projects, Actions, Funding, Risk, and Scoring. This is useful as a quick in-session reference without leaving the application.</w:t>
+      </w:r>
+    </w:p>
+    <w:p>
+      <w:pPr>
+        <w:spacing w:after="160"/>
       </w:pPr>
     </w:p>
     <w:p>
@@ -9843,9 +10217,9 @@
         <w:pStyle w:val="Heading1"/>
         <w:pageBreakBefore/>
         <w:pBdr>
-          <w:bottom w:val="single" w:color="4F46E5" w:sz="6" w:space="6"/>
+          <w:bottom w:val="single" w:color="4F46E5" w:sz="8" w:space="6"/>
         </w:pBdr>
-        <w:spacing w:after="200" w:before="0"/>
+        <w:spacing w:after="240" w:before="0"/>
       </w:pPr>
       <w:r>
         <w:rPr>
@@ -9861,13 +10235,8 @@
     </w:p>
     <w:p>
       <w:pPr>
-        <w:spacing w:after="60"/>
-      </w:pPr>
-    </w:p>
-    <w:p>
-      <w:pPr>
         <w:pStyle w:val="Heading2"/>
-        <w:spacing w:after="100" w:before="280"/>
+        <w:spacing w:after="120" w:before="320"/>
       </w:pPr>
       <w:r>
         <w:rPr>
@@ -9926,7 +10295,7 @@
         <w:rPr>
           <w:color w:val="16202E"/>
         </w:rPr>
-        <w:t xml:space="preserve">Check the Cash Flow tab before each advance to confirm the Selected projects fit within quarterly release capacity</w:t>
+        <w:t xml:space="preserve">Check the Cash Flow tab before each advance to confirm the selected projects fit within quarterly release capacity</w:t>
       </w:r>
     </w:p>
     <w:p>
@@ -9963,13 +10332,13 @@
     </w:p>
     <w:p>
       <w:pPr>
-        <w:spacing w:after="60"/>
+        <w:spacing w:after="80"/>
       </w:pPr>
     </w:p>
     <w:p>
       <w:pPr>
         <w:pStyle w:val="Heading2"/>
-        <w:spacing w:after="100" w:before="280"/>
+        <w:spacing w:after="120" w:before="320"/>
       </w:pPr>
       <w:r>
         <w:rPr>
@@ -10049,13 +10418,13 @@
     </w:p>
     <w:p>
       <w:pPr>
-        <w:spacing w:after="60"/>
+        <w:spacing w:after="80"/>
       </w:pPr>
     </w:p>
     <w:p>
       <w:pPr>
         <w:pStyle w:val="Heading2"/>
-        <w:spacing w:after="100" w:before="280"/>
+        <w:spacing w:after="120" w:before="320"/>
       </w:pPr>
       <w:r>
         <w:rPr>
@@ -10114,7 +10483,7 @@
         <w:rPr>
           <w:color w:val="16202E"/>
         </w:rPr>
-        <w:t xml:space="preserve">Suspend projects you cannot complete before Month 60 — avoiding the −1 expired penalty is better than drawing down cash on projects that will not finish</w:t>
+        <w:t xml:space="preserve">Suspend projects you cannot complete before Month 60 — avoiding the -1 expired penalty is better than drawing down cash on projects that will not finish</w:t>
       </w:r>
     </w:p>
     <w:p>
@@ -10135,13 +10504,13 @@
     </w:p>
     <w:p>
       <w:pPr>
-        <w:spacing w:after="60"/>
+        <w:spacing w:after="80"/>
       </w:pPr>
     </w:p>
     <w:p>
       <w:pPr>
         <w:pStyle w:val="Heading2"/>
-        <w:spacing w:after="100" w:before="280"/>
+        <w:spacing w:after="120" w:before="320"/>
       </w:pPr>
       <w:r>
         <w:rPr>
@@ -10166,10 +10535,6 @@
           <w:insideH w:val="single" w:color="auto" w:sz="4"/>
           <w:insideV w:val="single" w:color="auto" w:sz="4"/>
         </w:tblBorders>
-        <w:tblCellMar>
-          <w:top w:type="dxa" w:w="120"/>
-          <w:bottom w:type="dxa" w:w="160"/>
-        </w:tblCellMar>
       </w:tblPr>
       <w:tblGrid>
         <w:gridCol w:w="2600"/>
@@ -10850,7 +11215,7 @@
     </w:tbl>
     <w:p>
       <w:pPr>
-        <w:spacing w:after="80"/>
+        <w:spacing w:after="160"/>
       </w:pPr>
     </w:p>
     <w:p>
@@ -10858,9 +11223,9 @@
         <w:pStyle w:val="Heading1"/>
         <w:pageBreakBefore/>
         <w:pBdr>
-          <w:bottom w:val="single" w:color="4F46E5" w:sz="6" w:space="6"/>
+          <w:bottom w:val="single" w:color="4F46E5" w:sz="8" w:space="6"/>
         </w:pBdr>
-        <w:spacing w:after="200" w:before="0"/>
+        <w:spacing w:after="240" w:before="0"/>
       </w:pPr>
       <w:r>
         <w:rPr>
@@ -10885,10 +11250,6 @@
           <w:insideH w:val="single" w:color="auto" w:sz="4"/>
           <w:insideV w:val="single" w:color="auto" w:sz="4"/>
         </w:tblBorders>
-        <w:tblCellMar>
-          <w:top w:type="dxa" w:w="120"/>
-          <w:bottom w:type="dxa" w:w="160"/>
-        </w:tblCellMar>
       </w:tblPr>
       <w:tblGrid>
         <w:gridCol w:w="2200"/>
@@ -11021,7 +11382,7 @@
                 <w:sz w:val="20"/>
                 <w:szCs w:val="20"/>
               </w:rPr>
-              <w:t xml:space="preserve">Budget at Completion — the current total cost forecast for a project, adjusted for inflation and any risk-driven BAC changes</w:t>
+              <w:t xml:space="preserve">Budget at Completion — the current total cost forecast for a project, adjusted for inflation and any risk-driven BAC changes.</w:t>
             </w:r>
           </w:p>
         </w:tc>
@@ -11341,7 +11702,7 @@
                 <w:sz w:val="20"/>
                 <w:szCs w:val="20"/>
               </w:rPr>
-              <w:t xml:space="preserve">The additional cost incurred when compressing a project’s duration. Equal to 50% × compression factor × remaining budget.</w:t>
+              <w:t xml:space="preserve">The additional cost incurred when compressing a project’s duration. Equal to 50% x compression factor x remaining budget.</w:t>
             </w:r>
           </w:p>
         </w:tc>
@@ -11533,7 +11894,7 @@
                 <w:sz w:val="20"/>
                 <w:szCs w:val="20"/>
               </w:rPr>
-              <w:t xml:space="preserve">A project still active or suspended at the end of Month 60 that has not completed. Incurs a −1 score penalty.</w:t>
+              <w:t xml:space="preserve">A project still active or suspended at the end of Month 60 that has not completed. Incurs a -1 score penalty.</w:t>
             </w:r>
           </w:p>
         </w:tc>
@@ -11597,7 +11958,7 @@
                 <w:sz w:val="20"/>
                 <w:szCs w:val="20"/>
               </w:rPr>
-              <w:t xml:space="preserve">A project permanently removed from the portfolio. Incurs a −2 score penalty.</w:t>
+              <w:t xml:space="preserve">A project permanently removed from the portfolio. Incurs a -2 score penalty.</w:t>
             </w:r>
           </w:p>
         </w:tc>
@@ -11733,7 +12094,7 @@
     </w:tbl>
     <w:p>
       <w:pPr>
-        <w:spacing w:after="80"/>
+        <w:spacing w:after="160"/>
       </w:pPr>
     </w:p>
     <w:p>
@@ -11741,9 +12102,9 @@
         <w:pStyle w:val="Heading1"/>
         <w:pageBreakBefore/>
         <w:pBdr>
-          <w:bottom w:val="single" w:color="4F46E5" w:sz="6" w:space="6"/>
+          <w:bottom w:val="single" w:color="4F46E5" w:sz="8" w:space="6"/>
         </w:pBdr>
-        <w:spacing w:after="200" w:before="0"/>
+        <w:spacing w:after="240" w:before="0"/>
       </w:pPr>
       <w:r>
         <w:rPr>
@@ -11760,7 +12121,7 @@
     <w:p>
       <w:pPr>
         <w:pStyle w:val="Heading2"/>
-        <w:spacing w:after="100" w:before="280"/>
+        <w:spacing w:after="120" w:before="320"/>
       </w:pPr>
       <w:r>
         <w:rPr>
@@ -11785,10 +12146,6 @@
           <w:insideH w:val="single" w:color="auto" w:sz="4"/>
           <w:insideV w:val="single" w:color="auto" w:sz="4"/>
         </w:tblBorders>
-        <w:tblCellMar>
-          <w:top w:type="dxa" w:w="120"/>
-          <w:bottom w:type="dxa" w:w="160"/>
-        </w:tblCellMar>
       </w:tblPr>
       <w:tblGrid>
         <w:gridCol w:w="2800"/>
@@ -11921,7 +12278,7 @@
                 <w:sz w:val="20"/>
                 <w:szCs w:val="20"/>
               </w:rPr>
-              <w:t xml:space="preserve">Visual overview of progress through the 60-month horizon. Red segments = danger zone.</w:t>
+              <w:t xml:space="preserve">Visual overview of the 60-month horizon. Red segments = danger zone (Months 49–60).</w:t>
             </w:r>
           </w:p>
         </w:tc>
@@ -12274,7 +12631,7 @@
                 <w:sz w:val="20"/>
                 <w:szCs w:val="20"/>
               </w:rPr>
-              <w:t xml:space="preserve">⋯ Overflow</w:t>
+              <w:t xml:space="preserve">... Overflow</w:t>
             </w:r>
           </w:p>
         </w:tc>
@@ -12313,13 +12670,13 @@
     </w:tbl>
     <w:p>
       <w:pPr>
-        <w:spacing w:after="60"/>
+        <w:spacing w:after="80"/>
       </w:pPr>
     </w:p>
     <w:p>
       <w:pPr>
         <w:pStyle w:val="Heading2"/>
-        <w:spacing w:after="100" w:before="280"/>
+        <w:spacing w:after="120" w:before="320"/>
       </w:pPr>
       <w:r>
         <w:rPr>
@@ -12344,22 +12701,17 @@
           <w:insideH w:val="single" w:color="auto" w:sz="4"/>
           <w:insideV w:val="single" w:color="auto" w:sz="4"/>
         </w:tblBorders>
-        <w:tblCellMar>
-          <w:top w:type="dxa" w:w="120"/>
-          <w:bottom w:type="dxa" w:w="160"/>
-        </w:tblCellMar>
       </w:tblPr>
       <w:tblGrid>
-        <w:gridCol w:w="1600"/>
-        <w:gridCol w:w="1200"/>
         <w:gridCol w:w="1800"/>
         <w:gridCol w:w="1800"/>
-        <w:gridCol w:w="2960"/>
+        <w:gridCol w:w="2000"/>
+        <w:gridCol w:w="3760"/>
       </w:tblGrid>
       <w:tr>
         <w:tc>
           <w:tcPr>
-            <w:tcW w:type="dxa" w:w="1600"/>
+            <w:tcW w:type="dxa" w:w="1800"/>
             <w:tcBorders>
               <w:top w:val="single" w:color="D6DEEA" w:sz="1"/>
               <w:left w:val="single" w:color="D6DEEA" w:sz="1"/>
@@ -12392,7 +12744,7 @@
         </w:tc>
         <w:tc>
           <w:tcPr>
-            <w:tcW w:type="dxa" w:w="1200"/>
+            <w:tcW w:type="dxa" w:w="1800"/>
             <w:tcBorders>
               <w:top w:val="single" w:color="D6DEEA" w:sz="1"/>
               <w:left w:val="single" w:color="D6DEEA" w:sz="1"/>
@@ -12419,13 +12771,13 @@
                 <w:sz w:val="20"/>
                 <w:szCs w:val="20"/>
               </w:rPr>
-              <w:t xml:space="preserve">Colour</w:t>
-            </w:r>
-          </w:p>
-        </w:tc>
-        <w:tc>
-          <w:tcPr>
-            <w:tcW w:type="dxa" w:w="1800"/>
+              <w:t xml:space="preserve">Cash Draw</w:t>
+            </w:r>
+          </w:p>
+        </w:tc>
+        <w:tc>
+          <w:tcPr>
+            <w:tcW w:type="dxa" w:w="2000"/>
             <w:tcBorders>
               <w:top w:val="single" w:color="D6DEEA" w:sz="1"/>
               <w:left w:val="single" w:color="D6DEEA" w:sz="1"/>
@@ -12452,13 +12804,13 @@
                 <w:sz w:val="20"/>
                 <w:szCs w:val="20"/>
               </w:rPr>
-              <w:t xml:space="preserve">Cash draw</w:t>
-            </w:r>
-          </w:p>
-        </w:tc>
-        <w:tc>
-          <w:tcPr>
-            <w:tcW w:type="dxa" w:w="1800"/>
+              <w:t xml:space="preserve">BAC Inflation</w:t>
+            </w:r>
+          </w:p>
+        </w:tc>
+        <w:tc>
+          <w:tcPr>
+            <w:tcW w:type="dxa" w:w="3760"/>
             <w:tcBorders>
               <w:top w:val="single" w:color="D6DEEA" w:sz="1"/>
               <w:left w:val="single" w:color="D6DEEA" w:sz="1"/>
@@ -12485,40 +12837,7 @@
                 <w:sz w:val="20"/>
                 <w:szCs w:val="20"/>
               </w:rPr>
-              <w:t xml:space="preserve">BAC inflation</w:t>
-            </w:r>
-          </w:p>
-        </w:tc>
-        <w:tc>
-          <w:tcPr>
-            <w:tcW w:type="dxa" w:w="2960"/>
-            <w:tcBorders>
-              <w:top w:val="single" w:color="D6DEEA" w:sz="1"/>
-              <w:left w:val="single" w:color="D6DEEA" w:sz="1"/>
-              <w:bottom w:val="single" w:color="D6DEEA" w:sz="1"/>
-              <w:right w:val="single" w:color="D6DEEA" w:sz="1"/>
-            </w:tcBorders>
-            <w:shd w:fill="4F46E5" w:val="clear"/>
-            <w:tcMar>
-              <w:top w:type="dxa" w:w="100"/>
-              <w:left w:type="dxa" w:w="140"/>
-              <w:bottom w:type="dxa" w:w="100"/>
-              <w:right w:type="dxa" w:w="140"/>
-            </w:tcMar>
-          </w:tcPr>
-          <w:p>
-            <w:pPr>
-              <w:spacing w:after="0"/>
-            </w:pPr>
-            <w:r>
-              <w:rPr>
-                <w:b/>
-                <w:bCs/>
-                <w:color w:val="FFFFFF"/>
-                <w:sz w:val="20"/>
-                <w:szCs w:val="20"/>
-              </w:rPr>
-              <w:t xml:space="preserve">Score impact</w:t>
+              <w:t xml:space="preserve">Score Impact</w:t>
             </w:r>
           </w:p>
         </w:tc>
@@ -12526,7 +12845,7 @@
       <w:tr>
         <w:tc>
           <w:tcPr>
-            <w:tcW w:type="dxa" w:w="1600"/>
+            <w:tcW w:type="dxa" w:w="1800"/>
             <w:tcBorders>
               <w:top w:val="single" w:color="D6DEEA" w:sz="1"/>
               <w:left w:val="single" w:color="D6DEEA" w:sz="1"/>
@@ -12557,7 +12876,7 @@
         </w:tc>
         <w:tc>
           <w:tcPr>
-            <w:tcW w:type="dxa" w:w="1200"/>
+            <w:tcW w:type="dxa" w:w="1800"/>
             <w:tcBorders>
               <w:top w:val="single" w:color="D6DEEA" w:sz="1"/>
               <w:left w:val="single" w:color="D6DEEA" w:sz="1"/>
@@ -12582,13 +12901,13 @@
                 <w:sz w:val="20"/>
                 <w:szCs w:val="20"/>
               </w:rPr>
-              <w:t xml:space="preserve">Grey</w:t>
-            </w:r>
-          </w:p>
-        </w:tc>
-        <w:tc>
-          <w:tcPr>
-            <w:tcW w:type="dxa" w:w="1800"/>
+              <w:t xml:space="preserve">None</w:t>
+            </w:r>
+          </w:p>
+        </w:tc>
+        <w:tc>
+          <w:tcPr>
+            <w:tcW w:type="dxa" w:w="2000"/>
             <w:tcBorders>
               <w:top w:val="single" w:color="D6DEEA" w:sz="1"/>
               <w:left w:val="single" w:color="D6DEEA" w:sz="1"/>
@@ -12613,44 +12932,13 @@
                 <w:sz w:val="20"/>
                 <w:szCs w:val="20"/>
               </w:rPr>
-              <w:t xml:space="preserve">None</w:t>
-            </w:r>
-          </w:p>
-        </w:tc>
-        <w:tc>
-          <w:tcPr>
-            <w:tcW w:type="dxa" w:w="1800"/>
-            <w:tcBorders>
-              <w:top w:val="single" w:color="D6DEEA" w:sz="1"/>
-              <w:left w:val="single" w:color="D6DEEA" w:sz="1"/>
-              <w:bottom w:val="single" w:color="D6DEEA" w:sz="1"/>
-              <w:right w:val="single" w:color="D6DEEA" w:sz="1"/>
-            </w:tcBorders>
-            <w:shd w:fill="FFFFFF" w:val="clear"/>
-            <w:tcMar>
-              <w:top w:type="dxa" w:w="100"/>
-              <w:left w:type="dxa" w:w="140"/>
-              <w:bottom w:type="dxa" w:w="100"/>
-              <w:right w:type="dxa" w:w="140"/>
-            </w:tcMar>
-          </w:tcPr>
-          <w:p>
-            <w:pPr>
-              <w:spacing w:after="0"/>
-            </w:pPr>
-            <w:r>
-              <w:rPr>
-                <w:color w:val="16202E"/>
-                <w:sz w:val="20"/>
-                <w:szCs w:val="20"/>
-              </w:rPr>
               <w:t xml:space="preserve">Yes (monthly)</w:t>
             </w:r>
           </w:p>
         </w:tc>
         <w:tc>
           <w:tcPr>
-            <w:tcW w:type="dxa" w:w="2960"/>
+            <w:tcW w:type="dxa" w:w="3760"/>
             <w:tcBorders>
               <w:top w:val="single" w:color="D6DEEA" w:sz="1"/>
               <w:left w:val="single" w:color="D6DEEA" w:sz="1"/>
@@ -12683,7 +12971,7 @@
       <w:tr>
         <w:tc>
           <w:tcPr>
-            <w:tcW w:type="dxa" w:w="1600"/>
+            <w:tcW w:type="dxa" w:w="1800"/>
             <w:tcBorders>
               <w:top w:val="single" w:color="D6DEEA" w:sz="1"/>
               <w:left w:val="single" w:color="D6DEEA" w:sz="1"/>
@@ -12714,7 +13002,7 @@
         </w:tc>
         <w:tc>
           <w:tcPr>
-            <w:tcW w:type="dxa" w:w="1200"/>
+            <w:tcW w:type="dxa" w:w="1800"/>
             <w:tcBorders>
               <w:top w:val="single" w:color="D6DEEA" w:sz="1"/>
               <w:left w:val="single" w:color="D6DEEA" w:sz="1"/>
@@ -12739,13 +13027,13 @@
                 <w:sz w:val="20"/>
                 <w:szCs w:val="20"/>
               </w:rPr>
-              <w:t xml:space="preserve">Indigo</w:t>
-            </w:r>
-          </w:p>
-        </w:tc>
-        <w:tc>
-          <w:tcPr>
-            <w:tcW w:type="dxa" w:w="1800"/>
+              <w:t xml:space="preserve">None</w:t>
+            </w:r>
+          </w:p>
+        </w:tc>
+        <w:tc>
+          <w:tcPr>
+            <w:tcW w:type="dxa" w:w="2000"/>
             <w:tcBorders>
               <w:top w:val="single" w:color="D6DEEA" w:sz="1"/>
               <w:left w:val="single" w:color="D6DEEA" w:sz="1"/>
@@ -12770,44 +13058,13 @@
                 <w:sz w:val="20"/>
                 <w:szCs w:val="20"/>
               </w:rPr>
-              <w:t xml:space="preserve">None</w:t>
-            </w:r>
-          </w:p>
-        </w:tc>
-        <w:tc>
-          <w:tcPr>
-            <w:tcW w:type="dxa" w:w="1800"/>
-            <w:tcBorders>
-              <w:top w:val="single" w:color="D6DEEA" w:sz="1"/>
-              <w:left w:val="single" w:color="D6DEEA" w:sz="1"/>
-              <w:bottom w:val="single" w:color="D6DEEA" w:sz="1"/>
-              <w:right w:val="single" w:color="D6DEEA" w:sz="1"/>
-            </w:tcBorders>
-            <w:shd w:fill="F4F6FB" w:val="clear"/>
-            <w:tcMar>
-              <w:top w:type="dxa" w:w="100"/>
-              <w:left w:type="dxa" w:w="140"/>
-              <w:bottom w:type="dxa" w:w="100"/>
-              <w:right w:type="dxa" w:w="140"/>
-            </w:tcMar>
-          </w:tcPr>
-          <w:p>
-            <w:pPr>
-              <w:spacing w:after="0"/>
-            </w:pPr>
-            <w:r>
-              <w:rPr>
-                <w:color w:val="16202E"/>
-                <w:sz w:val="20"/>
-                <w:szCs w:val="20"/>
-              </w:rPr>
               <w:t xml:space="preserve">No (BAC locked)</w:t>
             </w:r>
           </w:p>
         </w:tc>
         <w:tc>
           <w:tcPr>
-            <w:tcW w:type="dxa" w:w="2960"/>
+            <w:tcW w:type="dxa" w:w="3760"/>
             <w:tcBorders>
               <w:top w:val="single" w:color="D6DEEA" w:sz="1"/>
               <w:left w:val="single" w:color="D6DEEA" w:sz="1"/>
@@ -12840,7 +13097,7 @@
       <w:tr>
         <w:tc>
           <w:tcPr>
-            <w:tcW w:type="dxa" w:w="1600"/>
+            <w:tcW w:type="dxa" w:w="1800"/>
             <w:tcBorders>
               <w:top w:val="single" w:color="D6DEEA" w:sz="1"/>
               <w:left w:val="single" w:color="D6DEEA" w:sz="1"/>
@@ -12871,7 +13128,7 @@
         </w:tc>
         <w:tc>
           <w:tcPr>
-            <w:tcW w:type="dxa" w:w="1200"/>
+            <w:tcW w:type="dxa" w:w="1800"/>
             <w:tcBorders>
               <w:top w:val="single" w:color="D6DEEA" w:sz="1"/>
               <w:left w:val="single" w:color="D6DEEA" w:sz="1"/>
@@ -12896,13 +13153,13 @@
                 <w:sz w:val="20"/>
                 <w:szCs w:val="20"/>
               </w:rPr>
-              <w:t xml:space="preserve">Blue</w:t>
-            </w:r>
-          </w:p>
-        </w:tc>
-        <w:tc>
-          <w:tcPr>
-            <w:tcW w:type="dxa" w:w="1800"/>
+              <w:t xml:space="preserve">S-curve monthly</w:t>
+            </w:r>
+          </w:p>
+        </w:tc>
+        <w:tc>
+          <w:tcPr>
+            <w:tcW w:type="dxa" w:w="2000"/>
             <w:tcBorders>
               <w:top w:val="single" w:color="D6DEEA" w:sz="1"/>
               <w:left w:val="single" w:color="D6DEEA" w:sz="1"/>
@@ -12927,13 +13184,13 @@
                 <w:sz w:val="20"/>
                 <w:szCs w:val="20"/>
               </w:rPr>
-              <w:t xml:space="preserve">S-curve monthly</w:t>
-            </w:r>
-          </w:p>
-        </w:tc>
-        <w:tc>
-          <w:tcPr>
-            <w:tcW w:type="dxa" w:w="1800"/>
+              <w:t xml:space="preserve">No (BAC locked)</w:t>
+            </w:r>
+          </w:p>
+        </w:tc>
+        <w:tc>
+          <w:tcPr>
+            <w:tcW w:type="dxa" w:w="3760"/>
             <w:tcBorders>
               <w:top w:val="single" w:color="D6DEEA" w:sz="1"/>
               <w:left w:val="single" w:color="D6DEEA" w:sz="1"/>
@@ -12958,38 +13215,7 @@
                 <w:sz w:val="20"/>
                 <w:szCs w:val="20"/>
               </w:rPr>
-              <w:t xml:space="preserve">No (BAC locked)</w:t>
-            </w:r>
-          </w:p>
-        </w:tc>
-        <w:tc>
-          <w:tcPr>
-            <w:tcW w:type="dxa" w:w="2960"/>
-            <w:tcBorders>
-              <w:top w:val="single" w:color="D6DEEA" w:sz="1"/>
-              <w:left w:val="single" w:color="D6DEEA" w:sz="1"/>
-              <w:bottom w:val="single" w:color="D6DEEA" w:sz="1"/>
-              <w:right w:val="single" w:color="D6DEEA" w:sz="1"/>
-            </w:tcBorders>
-            <w:shd w:fill="FFFFFF" w:val="clear"/>
-            <w:tcMar>
-              <w:top w:type="dxa" w:w="100"/>
-              <w:left w:type="dxa" w:w="140"/>
-              <w:bottom w:type="dxa" w:w="100"/>
-              <w:right w:type="dxa" w:w="140"/>
-            </w:tcMar>
-          </w:tcPr>
-          <w:p>
-            <w:pPr>
-              <w:spacing w:after="0"/>
-            </w:pPr>
-            <w:r>
-              <w:rPr>
-                <w:color w:val="16202E"/>
-                <w:sz w:val="20"/>
-                <w:szCs w:val="20"/>
-              </w:rPr>
-              <w:t xml:space="preserve">Completes → +Delivery</w:t>
+              <w:t xml:space="preserve">Completes = +Delivery score</w:t>
             </w:r>
           </w:p>
         </w:tc>
@@ -12997,7 +13223,7 @@
       <w:tr>
         <w:tc>
           <w:tcPr>
-            <w:tcW w:type="dxa" w:w="1600"/>
+            <w:tcW w:type="dxa" w:w="1800"/>
             <w:tcBorders>
               <w:top w:val="single" w:color="D6DEEA" w:sz="1"/>
               <w:left w:val="single" w:color="D6DEEA" w:sz="1"/>
@@ -13028,7 +13254,7 @@
         </w:tc>
         <w:tc>
           <w:tcPr>
-            <w:tcW w:type="dxa" w:w="1200"/>
+            <w:tcW w:type="dxa" w:w="1800"/>
             <w:tcBorders>
               <w:top w:val="single" w:color="D6DEEA" w:sz="1"/>
               <w:left w:val="single" w:color="D6DEEA" w:sz="1"/>
@@ -13053,13 +13279,13 @@
                 <w:sz w:val="20"/>
                 <w:szCs w:val="20"/>
               </w:rPr>
-              <w:t xml:space="preserve">Amber</w:t>
-            </w:r>
-          </w:p>
-        </w:tc>
-        <w:tc>
-          <w:tcPr>
-            <w:tcW w:type="dxa" w:w="1800"/>
+              <w:t xml:space="preserve">None</w:t>
+            </w:r>
+          </w:p>
+        </w:tc>
+        <w:tc>
+          <w:tcPr>
+            <w:tcW w:type="dxa" w:w="2000"/>
             <w:tcBorders>
               <w:top w:val="single" w:color="D6DEEA" w:sz="1"/>
               <w:left w:val="single" w:color="D6DEEA" w:sz="1"/>
@@ -13084,44 +13310,13 @@
                 <w:sz w:val="20"/>
                 <w:szCs w:val="20"/>
               </w:rPr>
-              <w:t xml:space="preserve">None</w:t>
-            </w:r>
-          </w:p>
-        </w:tc>
-        <w:tc>
-          <w:tcPr>
-            <w:tcW w:type="dxa" w:w="1800"/>
-            <w:tcBorders>
-              <w:top w:val="single" w:color="D6DEEA" w:sz="1"/>
-              <w:left w:val="single" w:color="D6DEEA" w:sz="1"/>
-              <w:bottom w:val="single" w:color="D6DEEA" w:sz="1"/>
-              <w:right w:val="single" w:color="D6DEEA" w:sz="1"/>
-            </w:tcBorders>
-            <w:shd w:fill="F4F6FB" w:val="clear"/>
-            <w:tcMar>
-              <w:top w:type="dxa" w:w="100"/>
-              <w:left w:type="dxa" w:w="140"/>
-              <w:bottom w:type="dxa" w:w="100"/>
-              <w:right w:type="dxa" w:w="140"/>
-            </w:tcMar>
-          </w:tcPr>
-          <w:p>
-            <w:pPr>
-              <w:spacing w:after="0"/>
-            </w:pPr>
-            <w:r>
-              <w:rPr>
-                <w:color w:val="16202E"/>
-                <w:sz w:val="20"/>
-                <w:szCs w:val="20"/>
-              </w:rPr>
               <w:t xml:space="preserve">Yes (remaining cost)</w:t>
             </w:r>
           </w:p>
         </w:tc>
         <w:tc>
           <w:tcPr>
-            <w:tcW w:type="dxa" w:w="2960"/>
+            <w:tcW w:type="dxa" w:w="3760"/>
             <w:tcBorders>
               <w:top w:val="single" w:color="D6DEEA" w:sz="1"/>
               <w:left w:val="single" w:color="D6DEEA" w:sz="1"/>
@@ -13154,7 +13349,7 @@
       <w:tr>
         <w:tc>
           <w:tcPr>
-            <w:tcW w:type="dxa" w:w="1600"/>
+            <w:tcW w:type="dxa" w:w="1800"/>
             <w:tcBorders>
               <w:top w:val="single" w:color="D6DEEA" w:sz="1"/>
               <w:left w:val="single" w:color="D6DEEA" w:sz="1"/>
@@ -13185,7 +13380,7 @@
         </w:tc>
         <w:tc>
           <w:tcPr>
-            <w:tcW w:type="dxa" w:w="1200"/>
+            <w:tcW w:type="dxa" w:w="1800"/>
             <w:tcBorders>
               <w:top w:val="single" w:color="D6DEEA" w:sz="1"/>
               <w:left w:val="single" w:color="D6DEEA" w:sz="1"/>
@@ -13210,13 +13405,13 @@
                 <w:sz w:val="20"/>
                 <w:szCs w:val="20"/>
               </w:rPr>
-              <w:t xml:space="preserve">Green</w:t>
-            </w:r>
-          </w:p>
-        </w:tc>
-        <w:tc>
-          <w:tcPr>
-            <w:tcW w:type="dxa" w:w="1800"/>
+              <w:t xml:space="preserve">None</w:t>
+            </w:r>
+          </w:p>
+        </w:tc>
+        <w:tc>
+          <w:tcPr>
+            <w:tcW w:type="dxa" w:w="2000"/>
             <w:tcBorders>
               <w:top w:val="single" w:color="D6DEEA" w:sz="1"/>
               <w:left w:val="single" w:color="D6DEEA" w:sz="1"/>
@@ -13241,13 +13436,13 @@
                 <w:sz w:val="20"/>
                 <w:szCs w:val="20"/>
               </w:rPr>
-              <w:t xml:space="preserve">None</w:t>
-            </w:r>
-          </w:p>
-        </w:tc>
-        <w:tc>
-          <w:tcPr>
-            <w:tcW w:type="dxa" w:w="1800"/>
+              <w:t xml:space="preserve">Not applicable</w:t>
+            </w:r>
+          </w:p>
+        </w:tc>
+        <w:tc>
+          <w:tcPr>
+            <w:tcW w:type="dxa" w:w="3760"/>
             <w:tcBorders>
               <w:top w:val="single" w:color="D6DEEA" w:sz="1"/>
               <w:left w:val="single" w:color="D6DEEA" w:sz="1"/>
@@ -13272,38 +13467,7 @@
                 <w:sz w:val="20"/>
                 <w:szCs w:val="20"/>
               </w:rPr>
-              <w:t xml:space="preserve">N/A</w:t>
-            </w:r>
-          </w:p>
-        </w:tc>
-        <w:tc>
-          <w:tcPr>
-            <w:tcW w:type="dxa" w:w="2960"/>
-            <w:tcBorders>
-              <w:top w:val="single" w:color="D6DEEA" w:sz="1"/>
-              <w:left w:val="single" w:color="D6DEEA" w:sz="1"/>
-              <w:bottom w:val="single" w:color="D6DEEA" w:sz="1"/>
-              <w:right w:val="single" w:color="D6DEEA" w:sz="1"/>
-            </w:tcBorders>
-            <w:shd w:fill="FFFFFF" w:val="clear"/>
-            <w:tcMar>
-              <w:top w:type="dxa" w:w="100"/>
-              <w:left w:type="dxa" w:w="140"/>
-              <w:bottom w:type="dxa" w:w="100"/>
-              <w:right w:type="dxa" w:w="140"/>
-            </w:tcMar>
-          </w:tcPr>
-          <w:p>
-            <w:pPr>
-              <w:spacing w:after="0"/>
-            </w:pPr>
-            <w:r>
-              <w:rPr>
-                <w:color w:val="16202E"/>
-                <w:sz w:val="20"/>
-                <w:szCs w:val="20"/>
-              </w:rPr>
-              <w:t xml:space="preserve">+Delivery, +Alignment</w:t>
+              <w:t xml:space="preserve">+Delivery and +Alignment</w:t>
             </w:r>
           </w:p>
         </w:tc>
@@ -13311,7 +13475,7 @@
       <w:tr>
         <w:tc>
           <w:tcPr>
-            <w:tcW w:type="dxa" w:w="1600"/>
+            <w:tcW w:type="dxa" w:w="1800"/>
             <w:tcBorders>
               <w:top w:val="single" w:color="D6DEEA" w:sz="1"/>
               <w:left w:val="single" w:color="D6DEEA" w:sz="1"/>
@@ -13342,7 +13506,7 @@
         </w:tc>
         <w:tc>
           <w:tcPr>
-            <w:tcW w:type="dxa" w:w="1200"/>
+            <w:tcW w:type="dxa" w:w="1800"/>
             <w:tcBorders>
               <w:top w:val="single" w:color="D6DEEA" w:sz="1"/>
               <w:left w:val="single" w:color="D6DEEA" w:sz="1"/>
@@ -13367,13 +13531,13 @@
                 <w:sz w:val="20"/>
                 <w:szCs w:val="20"/>
               </w:rPr>
-              <w:t xml:space="preserve">Red</w:t>
-            </w:r>
-          </w:p>
-        </w:tc>
-        <w:tc>
-          <w:tcPr>
-            <w:tcW w:type="dxa" w:w="1800"/>
+              <w:t xml:space="preserve">None</w:t>
+            </w:r>
+          </w:p>
+        </w:tc>
+        <w:tc>
+          <w:tcPr>
+            <w:tcW w:type="dxa" w:w="2000"/>
             <w:tcBorders>
               <w:top w:val="single" w:color="D6DEEA" w:sz="1"/>
               <w:left w:val="single" w:color="D6DEEA" w:sz="1"/>
@@ -13398,13 +13562,13 @@
                 <w:sz w:val="20"/>
                 <w:szCs w:val="20"/>
               </w:rPr>
-              <w:t xml:space="preserve">None</w:t>
-            </w:r>
-          </w:p>
-        </w:tc>
-        <w:tc>
-          <w:tcPr>
-            <w:tcW w:type="dxa" w:w="1800"/>
+              <w:t xml:space="preserve">Not applicable</w:t>
+            </w:r>
+          </w:p>
+        </w:tc>
+        <w:tc>
+          <w:tcPr>
+            <w:tcW w:type="dxa" w:w="3760"/>
             <w:tcBorders>
               <w:top w:val="single" w:color="D6DEEA" w:sz="1"/>
               <w:left w:val="single" w:color="D6DEEA" w:sz="1"/>
@@ -13429,38 +13593,7 @@
                 <w:sz w:val="20"/>
                 <w:szCs w:val="20"/>
               </w:rPr>
-              <w:t xml:space="preserve">N/A</w:t>
-            </w:r>
-          </w:p>
-        </w:tc>
-        <w:tc>
-          <w:tcPr>
-            <w:tcW w:type="dxa" w:w="2960"/>
-            <w:tcBorders>
-              <w:top w:val="single" w:color="D6DEEA" w:sz="1"/>
-              <w:left w:val="single" w:color="D6DEEA" w:sz="1"/>
-              <w:bottom w:val="single" w:color="D6DEEA" w:sz="1"/>
-              <w:right w:val="single" w:color="D6DEEA" w:sz="1"/>
-            </w:tcBorders>
-            <w:shd w:fill="F4F6FB" w:val="clear"/>
-            <w:tcMar>
-              <w:top w:type="dxa" w:w="100"/>
-              <w:left w:type="dxa" w:w="140"/>
-              <w:bottom w:type="dxa" w:w="100"/>
-              <w:right w:type="dxa" w:w="140"/>
-            </w:tcMar>
-          </w:tcPr>
-          <w:p>
-            <w:pPr>
-              <w:spacing w:after="0"/>
-            </w:pPr>
-            <w:r>
-              <w:rPr>
-                <w:color w:val="16202E"/>
-                <w:sz w:val="20"/>
-                <w:szCs w:val="20"/>
-              </w:rPr>
-              <w:t xml:space="preserve">−2 points, sunk cost</w:t>
+              <w:t xml:space="preserve">-2 points; sunk cost lost</w:t>
             </w:r>
           </w:p>
         </w:tc>
@@ -13468,7 +13601,7 @@
       <w:tr>
         <w:tc>
           <w:tcPr>
-            <w:tcW w:type="dxa" w:w="1600"/>
+            <w:tcW w:type="dxa" w:w="1800"/>
             <w:tcBorders>
               <w:top w:val="single" w:color="D6DEEA" w:sz="1"/>
               <w:left w:val="single" w:color="D6DEEA" w:sz="1"/>
@@ -13499,7 +13632,7 @@
         </w:tc>
         <w:tc>
           <w:tcPr>
-            <w:tcW w:type="dxa" w:w="1200"/>
+            <w:tcW w:type="dxa" w:w="1800"/>
             <w:tcBorders>
               <w:top w:val="single" w:color="D6DEEA" w:sz="1"/>
               <w:left w:val="single" w:color="D6DEEA" w:sz="1"/>
@@ -13524,13 +13657,13 @@
                 <w:sz w:val="20"/>
                 <w:szCs w:val="20"/>
               </w:rPr>
-              <w:t xml:space="preserve">Red</w:t>
-            </w:r>
-          </w:p>
-        </w:tc>
-        <w:tc>
-          <w:tcPr>
-            <w:tcW w:type="dxa" w:w="1800"/>
+              <w:t xml:space="preserve">None</w:t>
+            </w:r>
+          </w:p>
+        </w:tc>
+        <w:tc>
+          <w:tcPr>
+            <w:tcW w:type="dxa" w:w="2000"/>
             <w:tcBorders>
               <w:top w:val="single" w:color="D6DEEA" w:sz="1"/>
               <w:left w:val="single" w:color="D6DEEA" w:sz="1"/>
@@ -13555,13 +13688,13 @@
                 <w:sz w:val="20"/>
                 <w:szCs w:val="20"/>
               </w:rPr>
-              <w:t xml:space="preserve">None</w:t>
-            </w:r>
-          </w:p>
-        </w:tc>
-        <w:tc>
-          <w:tcPr>
-            <w:tcW w:type="dxa" w:w="1800"/>
+              <w:t xml:space="preserve">Not applicable</w:t>
+            </w:r>
+          </w:p>
+        </w:tc>
+        <w:tc>
+          <w:tcPr>
+            <w:tcW w:type="dxa" w:w="3760"/>
             <w:tcBorders>
               <w:top w:val="single" w:color="D6DEEA" w:sz="1"/>
               <w:left w:val="single" w:color="D6DEEA" w:sz="1"/>
@@ -13586,38 +13719,7 @@
                 <w:sz w:val="20"/>
                 <w:szCs w:val="20"/>
               </w:rPr>
-              <w:t xml:space="preserve">N/A</w:t>
-            </w:r>
-          </w:p>
-        </w:tc>
-        <w:tc>
-          <w:tcPr>
-            <w:tcW w:type="dxa" w:w="2960"/>
-            <w:tcBorders>
-              <w:top w:val="single" w:color="D6DEEA" w:sz="1"/>
-              <w:left w:val="single" w:color="D6DEEA" w:sz="1"/>
-              <w:bottom w:val="single" w:color="D6DEEA" w:sz="1"/>
-              <w:right w:val="single" w:color="D6DEEA" w:sz="1"/>
-            </w:tcBorders>
-            <w:shd w:fill="FFFFFF" w:val="clear"/>
-            <w:tcMar>
-              <w:top w:type="dxa" w:w="100"/>
-              <w:left w:type="dxa" w:w="140"/>
-              <w:bottom w:type="dxa" w:w="100"/>
-              <w:right w:type="dxa" w:w="140"/>
-            </w:tcMar>
-          </w:tcPr>
-          <w:p>
-            <w:pPr>
-              <w:spacing w:after="0"/>
-            </w:pPr>
-            <w:r>
-              <w:rPr>
-                <w:color w:val="16202E"/>
-                <w:sz w:val="20"/>
-                <w:szCs w:val="20"/>
-              </w:rPr>
-              <w:t xml:space="preserve">−1 point</w:t>
+              <w:t xml:space="preserve">-1 point</w:t>
             </w:r>
           </w:p>
         </w:tc>
@@ -13625,7 +13727,7 @@
     </w:tbl>
     <w:p>
       <w:pPr>
-        <w:spacing w:after="80"/>
+        <w:spacing w:after="200"/>
       </w:pPr>
     </w:p>
     <w:p>
@@ -13791,9 +13893,6 @@
       <w:pBdr>
         <w:bottom w:val="single" w:color="D6DEEA" w:sz="4" w:space="4"/>
       </w:pBdr>
-      <w:tabs>
-        <w:tab w:val="right" w:pos="8640"/>
-      </w:tabs>
       <w:spacing w:after="0"/>
     </w:pPr>
     <w:r>
@@ -13802,22 +13901,7 @@
         <w:sz w:val="18"/>
         <w:szCs w:val="18"/>
       </w:rPr>
-      <w:t xml:space="preserve">Portfolio Simulator — User Manual</w:t>
-    </w:r>
-    <w:r>
-      <w:rPr>
-        <w:sz w:val="18"/>
-        <w:szCs w:val="18"/>
-      </w:rPr>
-      <w:t xml:space="preserve">	</w:t>
-    </w:r>
-    <w:r>
-      <w:rPr>
-        <w:color w:val="D6DEEA"/>
-        <w:sz w:val="18"/>
-        <w:szCs w:val="18"/>
-      </w:rPr>
-      <w:t xml:space="preserve">CONFIDENTIAL DRAFT</w:t>
+      <w:t xml:space="preserve">Portfolio Simulator  —  User Manual</w:t>
     </w:r>
   </w:p>
 </w:hdr>
@@ -14156,7 +14240,7 @@
     <w:next w:val="Normal"/>
     <w:qFormat/>
     <w:pPr>
-      <w:spacing w:after="200" w:before="0"/>
+      <w:spacing w:after="240" w:before="0"/>
       <w:outlineLvl w:val="0"/>
     </w:pPr>
     <w:rPr>
@@ -14174,7 +14258,7 @@
     <w:next w:val="Normal"/>
     <w:qFormat/>
     <w:pPr>
-      <w:spacing w:after="100" w:before="280"/>
+      <w:spacing w:after="120" w:before="320"/>
       <w:outlineLvl w:val="1"/>
     </w:pPr>
     <w:rPr>
@@ -14192,7 +14276,7 @@
     <w:next w:val="Normal"/>
     <w:qFormat/>
     <w:pPr>
-      <w:spacing w:after="80" w:before="200"/>
+      <w:spacing w:after="80" w:before="220"/>
       <w:outlineLvl w:val="2"/>
     </w:pPr>
     <w:rPr>

--- a/portfolio-simulator-manual.docx
+++ b/portfolio-simulator-manual.docx
@@ -154,7 +154,7 @@
           <w:sz w:val="20"/>
           <w:szCs w:val="20"/>
         </w:rPr>
-        <w:t xml:space="preserve">Version 1.0  ·  June 2026</w:t>
+        <w:t>Version 2.0 – July 2026</w:t>
       </w:r>
     </w:p>
     <w:p>
@@ -533,7 +533,23 @@
           <w:sz w:val="22"/>
           <w:szCs w:val="22"/>
         </w:rPr>
-        <w:t xml:space="preserve">3.2.5  Available Projects Table</w:t>
+        <w:t xml:space="preserve">3.2.5  Completed Projects</w:t>
+      </w:r>
+    </w:p>
+    <w:p>
+      <w:pPr>
+        <w:spacing w:after="60"/>
+        <w:ind w:left="720"/>
+      </w:pPr>
+      <w:r>
+        <w:rPr>
+          <w:b w:val="false"/>
+          <w:bCs w:val="false"/>
+          <w:color w:val="16202E"/>
+          <w:sz w:val="22"/>
+          <w:szCs w:val="22"/>
+        </w:rPr>
+        <w:t xml:space="preserve">3.2.6  Available Projects Table</w:t>
       </w:r>
     </w:p>
     <w:p>
@@ -906,7 +922,18 @@
           <w:sz w:val="24"/>
           <w:szCs w:val="24"/>
         </w:rPr>
-        <w:t xml:space="preserve">14.  Glossary</w:t>
+        <w:t xml:space="preserve">14.  Annual Recurring Cost and the Integrated Budget Wallet</w:t>
+      </w:r>
+    </w:p>
+    <w:p>
+      <w:pPr>
+        <w:spacing w:after="100"/>
+      </w:pPr>
+      <w:r>
+        <w:rPr>
+          <w:b/>
+        </w:rPr>
+        <w:t>15.   Social Benefits and Benefit Units</w:t>
       </w:r>
     </w:p>
     <w:p>
@@ -921,7 +948,37 @@
           <w:sz w:val="24"/>
           <w:szCs w:val="24"/>
         </w:rPr>
-        <w:t xml:space="preserve">15.  Quick Reference Card</w:t>
+        <w:t>16.  Insolvency and Early Termination</w:t>
+      </w:r>
+    </w:p>
+    <w:p>
+      <w:pPr>
+        <w:spacing w:after="100"/>
+      </w:pPr>
+      <w:r>
+        <w:rPr>
+          <w:b/>
+          <w:bCs/>
+          <w:color w:val="4F46E5"/>
+          <w:sz w:val="24"/>
+          <w:szCs w:val="24"/>
+        </w:rPr>
+        <w:t>17.  Glossary</w:t>
+      </w:r>
+    </w:p>
+    <w:p>
+      <w:pPr>
+        <w:spacing w:after="100"/>
+      </w:pPr>
+      <w:r>
+        <w:rPr>
+          <w:b/>
+          <w:bCs/>
+          <w:color w:val="4F46E5"/>
+          <w:sz w:val="24"/>
+          <w:szCs w:val="24"/>
+        </w:rPr>
+        <w:t>18.  Quick Reference Card</w:t>
       </w:r>
     </w:p>
     <w:p>
@@ -1827,7 +1884,7 @@
                 <w:sz w:val="20"/>
                 <w:szCs w:val="20"/>
               </w:rPr>
-              <w:t xml:space="preserve">2% inflation · flat funding · 0 political projects · calm risk</w:t>
+              <w:t>2% inflation · flat funding · 0 political projects · calm risk · Integrated Budget Wallet locked off · Social Benefits off (editable)</w:t>
             </w:r>
           </w:p>
         </w:tc>
@@ -1922,7 +1979,7 @@
                 <w:sz w:val="20"/>
                 <w:szCs w:val="20"/>
               </w:rPr>
-              <w:t xml:space="preserve">3% inflation · S-curve funding · 2 political projects · normal risk</w:t>
+              <w:t>3% inflation · S-curve funding · 2 political projects · normal risk · Integrated Budget Wallet on by default (editable) · Social Benefits off (editable)</w:t>
             </w:r>
           </w:p>
         </w:tc>
@@ -2017,7 +2074,7 @@
                 <w:sz w:val="20"/>
                 <w:szCs w:val="20"/>
               </w:rPr>
-              <w:t xml:space="preserve">5% inflation · volatile funding · 4 political projects · turbulent risk · blind score</w:t>
+              <w:t>5% inflation · volatile funding · 4 political projects · turbulent risk · blind score · Integrated Budget Wallet locked on · Social Benefits locked on</w:t>
             </w:r>
           </w:p>
         </w:tc>
@@ -2112,7 +2169,7 @@
                 <w:sz w:val="20"/>
                 <w:szCs w:val="20"/>
               </w:rPr>
-              <w:t xml:space="preserve">All parameters configurable manually</w:t>
+              <w:t>All parameters configurable manually · Integrated Budget Wallet freely selectable · Social Benefits freely selectable</w:t>
             </w:r>
           </w:p>
         </w:tc>
@@ -2210,6 +2267,17 @@
     </w:p>
     <w:p>
       <w:pPr>
+        <w:spacing w:after="160"/>
+      </w:pPr>
+      <w:r>
+        <w:rPr>
+          <w:color w:val="16202E"/>
+        </w:rPr>
+        <w:t>Directly beneath the preset tiles is the Integrated Budget Wallet toggle, which turns Annual Recurring Cost (ARC) on or off for the run (see Section 14). Its availability depends on the selected preset, as shown in the table above; when locked, the toggle is disabled and the switch reflects the preset’s fixed value. A second toggle for Social Benefits sits alongside it, turning Benefit Unit generation on or off for completed projects (see Section 15); unlike the Integrated Budget Wallet, it is locked on only for Advanced and is freely editable for Learning, Standard, and Custom.</w:t>
+      </w:r>
+    </w:p>
+    <w:p>
+      <w:pPr>
         <w:pStyle w:val="Heading2"/>
         <w:spacing w:after="120" w:before="320"/>
       </w:pPr>
@@ -2233,7 +2301,7 @@
         <w:rPr>
           <w:color w:val="16202E"/>
         </w:rPr>
-        <w:t xml:space="preserve">Select the Custom tile (or click “Customise parameters” when any other preset is active) to reveal six controls:</w:t>
+        <w:t>Select the Custom tile (or click “Customise parameters” when any other preset is active) to reveal nine controls (the Integrated Budget Wallet and Social Benefits toggles described above sit outside this panel and remain freely editable in Custom mode):</w:t>
       </w:r>
     </w:p>
     <w:p>
@@ -2559,25 +2627,25 @@
               <w:bottom w:val="single" w:color="D6DEEA" w:sz="1"/>
               <w:right w:val="single" w:color="D6DEEA" w:sz="1"/>
             </w:tcBorders>
-            <w:shd w:fill="FFFFFF" w:val="clear"/>
-            <w:tcMar>
-              <w:top w:type="dxa" w:w="100"/>
-              <w:left w:type="dxa" w:w="140"/>
-              <w:bottom w:type="dxa" w:w="100"/>
-              <w:right w:type="dxa" w:w="140"/>
-            </w:tcMar>
-          </w:tcPr>
-          <w:p>
-            <w:pPr>
-              <w:spacing w:after="0"/>
-            </w:pPr>
-            <w:r>
-              <w:rPr>
-                <w:color w:val="16202E"/>
-                <w:sz w:val="20"/>
-                <w:szCs w:val="20"/>
-              </w:rPr>
-              <w:t xml:space="preserve">Budget tightness</w:t>
+            <w:shd w:fill="F4F6FB" w:val="clear"/>
+            <w:tcMar>
+              <w:top w:type="dxa" w:w="100"/>
+              <w:left w:type="dxa" w:w="140"/>
+              <w:bottom w:type="dxa" w:w="100"/>
+              <w:right w:type="dxa" w:w="140"/>
+            </w:tcMar>
+          </w:tcPr>
+          <w:p>
+            <w:pPr>
+              <w:spacing w:after="0"/>
+            </w:pPr>
+            <w:r>
+              <w:rPr>
+                <w:color w:val="16202E"/>
+                <w:sz w:val="20"/>
+                <w:szCs w:val="20"/>
+              </w:rPr>
+              <w:t>Funding frequency</w:t>
             </w:r>
           </w:p>
         </w:tc>
@@ -2590,25 +2658,25 @@
               <w:bottom w:val="single" w:color="D6DEEA" w:sz="1"/>
               <w:right w:val="single" w:color="D6DEEA" w:sz="1"/>
             </w:tcBorders>
-            <w:shd w:fill="FFFFFF" w:val="clear"/>
-            <w:tcMar>
-              <w:top w:type="dxa" w:w="100"/>
-              <w:left w:type="dxa" w:w="140"/>
-              <w:bottom w:type="dxa" w:w="100"/>
-              <w:right w:type="dxa" w:w="140"/>
-            </w:tcMar>
-          </w:tcPr>
-          <w:p>
-            <w:pPr>
-              <w:spacing w:after="0"/>
-            </w:pPr>
-            <w:r>
-              <w:rPr>
-                <w:color w:val="16202E"/>
-                <w:sz w:val="20"/>
-                <w:szCs w:val="20"/>
-              </w:rPr>
-              <w:t xml:space="preserve">Loose · Snug · Tight · Very tight</w:t>
+            <w:shd w:fill="F4F6FB" w:val="clear"/>
+            <w:tcMar>
+              <w:top w:type="dxa" w:w="100"/>
+              <w:left w:type="dxa" w:w="140"/>
+              <w:bottom w:type="dxa" w:w="100"/>
+              <w:right w:type="dxa" w:w="140"/>
+            </w:tcMar>
+          </w:tcPr>
+          <w:p>
+            <w:pPr>
+              <w:spacing w:after="0"/>
+            </w:pPr>
+            <w:r>
+              <w:rPr>
+                <w:color w:val="16202E"/>
+                <w:sz w:val="20"/>
+                <w:szCs w:val="20"/>
+              </w:rPr>
+              <w:t>Monthly · Quarterly (default) · Bi-annual · Annual</w:t>
             </w:r>
           </w:p>
         </w:tc>
@@ -2621,25 +2689,25 @@
               <w:bottom w:val="single" w:color="D6DEEA" w:sz="1"/>
               <w:right w:val="single" w:color="D6DEEA" w:sz="1"/>
             </w:tcBorders>
-            <w:shd w:fill="FFFFFF" w:val="clear"/>
-            <w:tcMar>
-              <w:top w:type="dxa" w:w="100"/>
-              <w:left w:type="dxa" w:w="140"/>
-              <w:bottom w:type="dxa" w:w="100"/>
-              <w:right w:type="dxa" w:w="140"/>
-            </w:tcMar>
-          </w:tcPr>
-          <w:p>
-            <w:pPr>
-              <w:spacing w:after="0"/>
-            </w:pPr>
-            <w:r>
-              <w:rPr>
-                <w:color w:val="16202E"/>
-                <w:sz w:val="20"/>
-                <w:szCs w:val="20"/>
-              </w:rPr>
-              <w:t xml:space="preserve">Divides the sum of all project budgets by 1.2–2.0. Tighter means fewer projects can be completed.</w:t>
+            <w:shd w:fill="F4F6FB" w:val="clear"/>
+            <w:tcMar>
+              <w:top w:type="dxa" w:w="100"/>
+              <w:left w:type="dxa" w:w="140"/>
+              <w:bottom w:type="dxa" w:w="100"/>
+              <w:right w:type="dxa" w:w="140"/>
+            </w:tcMar>
+          </w:tcPr>
+          <w:p>
+            <w:pPr>
+              <w:spacing w:after="0"/>
+            </w:pPr>
+            <w:r>
+              <w:rPr>
+                <w:color w:val="16202E"/>
+                <w:sz w:val="20"/>
+                <w:szCs w:val="20"/>
+              </w:rPr>
+              <w:t>Sets how often the total budget is released — 60, 20, 10, or 5 tranches respectively — independently of the chosen difficulty preset.</w:t>
             </w:r>
           </w:p>
         </w:tc>
@@ -2654,25 +2722,25 @@
               <w:bottom w:val="single" w:color="D6DEEA" w:sz="1"/>
               <w:right w:val="single" w:color="D6DEEA" w:sz="1"/>
             </w:tcBorders>
-            <w:shd w:fill="F4F6FB" w:val="clear"/>
-            <w:tcMar>
-              <w:top w:type="dxa" w:w="100"/>
-              <w:left w:type="dxa" w:w="140"/>
-              <w:bottom w:type="dxa" w:w="100"/>
-              <w:right w:type="dxa" w:w="140"/>
-            </w:tcMar>
-          </w:tcPr>
-          <w:p>
-            <w:pPr>
-              <w:spacing w:after="0"/>
-            </w:pPr>
-            <w:r>
-              <w:rPr>
-                <w:color w:val="16202E"/>
-                <w:sz w:val="20"/>
-                <w:szCs w:val="20"/>
-              </w:rPr>
-              <w:t xml:space="preserve">Political projects</w:t>
+            <w:shd w:fill="FFFFFF" w:val="clear"/>
+            <w:tcMar>
+              <w:top w:type="dxa" w:w="100"/>
+              <w:left w:type="dxa" w:w="140"/>
+              <w:bottom w:type="dxa" w:w="100"/>
+              <w:right w:type="dxa" w:w="140"/>
+            </w:tcMar>
+          </w:tcPr>
+          <w:p>
+            <w:pPr>
+              <w:spacing w:after="0"/>
+            </w:pPr>
+            <w:r>
+              <w:rPr>
+                <w:color w:val="16202E"/>
+                <w:sz w:val="20"/>
+                <w:szCs w:val="20"/>
+              </w:rPr>
+              <w:t xml:space="preserve">Budget tightness</w:t>
             </w:r>
           </w:p>
         </w:tc>
@@ -2685,25 +2753,25 @@
               <w:bottom w:val="single" w:color="D6DEEA" w:sz="1"/>
               <w:right w:val="single" w:color="D6DEEA" w:sz="1"/>
             </w:tcBorders>
-            <w:shd w:fill="F4F6FB" w:val="clear"/>
-            <w:tcMar>
-              <w:top w:type="dxa" w:w="100"/>
-              <w:left w:type="dxa" w:w="140"/>
-              <w:bottom w:type="dxa" w:w="100"/>
-              <w:right w:type="dxa" w:w="140"/>
-            </w:tcMar>
-          </w:tcPr>
-          <w:p>
-            <w:pPr>
-              <w:spacing w:after="0"/>
-            </w:pPr>
-            <w:r>
-              <w:rPr>
-                <w:color w:val="16202E"/>
-                <w:sz w:val="20"/>
-                <w:szCs w:val="20"/>
-              </w:rPr>
-              <w:t xml:space="preserve">0–5</w:t>
+            <w:shd w:fill="FFFFFF" w:val="clear"/>
+            <w:tcMar>
+              <w:top w:type="dxa" w:w="100"/>
+              <w:left w:type="dxa" w:w="140"/>
+              <w:bottom w:type="dxa" w:w="100"/>
+              <w:right w:type="dxa" w:w="140"/>
+            </w:tcMar>
+          </w:tcPr>
+          <w:p>
+            <w:pPr>
+              <w:spacing w:after="0"/>
+            </w:pPr>
+            <w:r>
+              <w:rPr>
+                <w:color w:val="16202E"/>
+                <w:sz w:val="20"/>
+                <w:szCs w:val="20"/>
+              </w:rPr>
+              <w:t>Generous · Standard · Tight · Severe</w:t>
             </w:r>
           </w:p>
         </w:tc>
@@ -2716,25 +2784,25 @@
               <w:bottom w:val="single" w:color="D6DEEA" w:sz="1"/>
               <w:right w:val="single" w:color="D6DEEA" w:sz="1"/>
             </w:tcBorders>
-            <w:shd w:fill="F4F6FB" w:val="clear"/>
-            <w:tcMar>
-              <w:top w:type="dxa" w:w="100"/>
-              <w:left w:type="dxa" w:w="140"/>
-              <w:bottom w:type="dxa" w:w="100"/>
-              <w:right w:type="dxa" w:w="140"/>
-            </w:tcMar>
-          </w:tcPr>
-          <w:p>
-            <w:pPr>
-              <w:spacing w:after="0"/>
-            </w:pPr>
-            <w:r>
-              <w:rPr>
-                <w:color w:val="16202E"/>
-                <w:sz w:val="20"/>
-                <w:szCs w:val="20"/>
-              </w:rPr>
-              <w:t xml:space="preserve">Projects placed in the Active pool at Month 1 that cannot be abandoned before Month 24.</w:t>
+            <w:shd w:fill="FFFFFF" w:val="clear"/>
+            <w:tcMar>
+              <w:top w:type="dxa" w:w="100"/>
+              <w:left w:type="dxa" w:w="140"/>
+              <w:bottom w:type="dxa" w:w="100"/>
+              <w:right w:type="dxa" w:w="140"/>
+            </w:tcMar>
+          </w:tcPr>
+          <w:p>
+            <w:pPr>
+              <w:spacing w:after="0"/>
+            </w:pPr>
+            <w:r>
+              <w:rPr>
+                <w:color w:val="16202E"/>
+                <w:sz w:val="20"/>
+                <w:szCs w:val="20"/>
+              </w:rPr>
+              <w:t>Divides the sum of all project budgets by 1.2×–2.2× (1.2× Generous, 1.5× Standard, 1.8× Tight, 2.2× Severe). Tighter means fewer projects can be completed.</w:t>
             </w:r>
           </w:p>
         </w:tc>
@@ -2749,25 +2817,25 @@
               <w:bottom w:val="single" w:color="D6DEEA" w:sz="1"/>
               <w:right w:val="single" w:color="D6DEEA" w:sz="1"/>
             </w:tcBorders>
-            <w:shd w:fill="FFFFFF" w:val="clear"/>
-            <w:tcMar>
-              <w:top w:type="dxa" w:w="100"/>
-              <w:left w:type="dxa" w:w="140"/>
-              <w:bottom w:type="dxa" w:w="100"/>
-              <w:right w:type="dxa" w:w="140"/>
-            </w:tcMar>
-          </w:tcPr>
-          <w:p>
-            <w:pPr>
-              <w:spacing w:after="0"/>
-            </w:pPr>
-            <w:r>
-              <w:rPr>
-                <w:color w:val="16202E"/>
-                <w:sz w:val="20"/>
-                <w:szCs w:val="20"/>
-              </w:rPr>
-              <w:t xml:space="preserve">Concurrent cap</w:t>
+            <w:shd w:fill="F4F6FB" w:val="clear"/>
+            <w:tcMar>
+              <w:top w:type="dxa" w:w="100"/>
+              <w:left w:type="dxa" w:w="140"/>
+              <w:bottom w:type="dxa" w:w="100"/>
+              <w:right w:type="dxa" w:w="140"/>
+            </w:tcMar>
+          </w:tcPr>
+          <w:p>
+            <w:pPr>
+              <w:spacing w:after="0"/>
+            </w:pPr>
+            <w:r>
+              <w:rPr>
+                <w:color w:val="16202E"/>
+                <w:sz w:val="20"/>
+                <w:szCs w:val="20"/>
+              </w:rPr>
+              <w:t xml:space="preserve">Political projects</w:t>
             </w:r>
           </w:p>
         </w:tc>
@@ -2780,25 +2848,25 @@
               <w:bottom w:val="single" w:color="D6DEEA" w:sz="1"/>
               <w:right w:val="single" w:color="D6DEEA" w:sz="1"/>
             </w:tcBorders>
-            <w:shd w:fill="FFFFFF" w:val="clear"/>
-            <w:tcMar>
-              <w:top w:type="dxa" w:w="100"/>
-              <w:left w:type="dxa" w:w="140"/>
-              <w:bottom w:type="dxa" w:w="100"/>
-              <w:right w:type="dxa" w:w="140"/>
-            </w:tcMar>
-          </w:tcPr>
-          <w:p>
-            <w:pPr>
-              <w:spacing w:after="0"/>
-            </w:pPr>
-            <w:r>
-              <w:rPr>
-                <w:color w:val="16202E"/>
-                <w:sz w:val="20"/>
-                <w:szCs w:val="20"/>
-              </w:rPr>
-              <w:t xml:space="preserve">None · 5 · 8 · 10</w:t>
+            <w:shd w:fill="F4F6FB" w:val="clear"/>
+            <w:tcMar>
+              <w:top w:type="dxa" w:w="100"/>
+              <w:left w:type="dxa" w:w="140"/>
+              <w:bottom w:type="dxa" w:w="100"/>
+              <w:right w:type="dxa" w:w="140"/>
+            </w:tcMar>
+          </w:tcPr>
+          <w:p>
+            <w:pPr>
+              <w:spacing w:after="0"/>
+            </w:pPr>
+            <w:r>
+              <w:rPr>
+                <w:color w:val="16202E"/>
+                <w:sz w:val="20"/>
+                <w:szCs w:val="20"/>
+              </w:rPr>
+              <w:t xml:space="preserve">0–5</w:t>
             </w:r>
           </w:p>
         </w:tc>
@@ -2811,25 +2879,25 @@
               <w:bottom w:val="single" w:color="D6DEEA" w:sz="1"/>
               <w:right w:val="single" w:color="D6DEEA" w:sz="1"/>
             </w:tcBorders>
-            <w:shd w:fill="FFFFFF" w:val="clear"/>
-            <w:tcMar>
-              <w:top w:type="dxa" w:w="100"/>
-              <w:left w:type="dxa" w:w="140"/>
-              <w:bottom w:type="dxa" w:w="100"/>
-              <w:right w:type="dxa" w:w="140"/>
-            </w:tcMar>
-          </w:tcPr>
-          <w:p>
-            <w:pPr>
-              <w:spacing w:after="0"/>
-            </w:pPr>
-            <w:r>
-              <w:rPr>
-                <w:color w:val="16202E"/>
-                <w:sz w:val="20"/>
-                <w:szCs w:val="20"/>
-              </w:rPr>
-              <w:t xml:space="preserve">Maximum number of simultaneous active projects.</w:t>
+            <w:shd w:fill="F4F6FB" w:val="clear"/>
+            <w:tcMar>
+              <w:top w:type="dxa" w:w="100"/>
+              <w:left w:type="dxa" w:w="140"/>
+              <w:bottom w:type="dxa" w:w="100"/>
+              <w:right w:type="dxa" w:w="140"/>
+            </w:tcMar>
+          </w:tcPr>
+          <w:p>
+            <w:pPr>
+              <w:spacing w:after="0"/>
+            </w:pPr>
+            <w:r>
+              <w:rPr>
+                <w:color w:val="16202E"/>
+                <w:sz w:val="20"/>
+                <w:szCs w:val="20"/>
+              </w:rPr>
+              <w:t xml:space="preserve">Projects placed in the Active pool at Month 1 that cannot be abandoned before Month 24.</w:t>
             </w:r>
           </w:p>
         </w:tc>
@@ -2844,25 +2912,25 @@
               <w:bottom w:val="single" w:color="D6DEEA" w:sz="1"/>
               <w:right w:val="single" w:color="D6DEEA" w:sz="1"/>
             </w:tcBorders>
-            <w:shd w:fill="F4F6FB" w:val="clear"/>
-            <w:tcMar>
-              <w:top w:type="dxa" w:w="100"/>
-              <w:left w:type="dxa" w:w="140"/>
-              <w:bottom w:type="dxa" w:w="100"/>
-              <w:right w:type="dxa" w:w="140"/>
-            </w:tcMar>
-          </w:tcPr>
-          <w:p>
-            <w:pPr>
-              <w:spacing w:after="0"/>
-            </w:pPr>
-            <w:r>
-              <w:rPr>
-                <w:color w:val="16202E"/>
-                <w:sz w:val="20"/>
-                <w:szCs w:val="20"/>
-              </w:rPr>
-              <w:t xml:space="preserve">Approval lag</w:t>
+            <w:shd w:fill="FFFFFF" w:val="clear"/>
+            <w:tcMar>
+              <w:top w:type="dxa" w:w="100"/>
+              <w:left w:type="dxa" w:w="140"/>
+              <w:bottom w:type="dxa" w:w="100"/>
+              <w:right w:type="dxa" w:w="140"/>
+            </w:tcMar>
+          </w:tcPr>
+          <w:p>
+            <w:pPr>
+              <w:spacing w:after="0"/>
+            </w:pPr>
+            <w:r>
+              <w:rPr>
+                <w:color w:val="16202E"/>
+                <w:sz w:val="20"/>
+                <w:szCs w:val="20"/>
+              </w:rPr>
+              <w:t xml:space="preserve">Concurrent cap</w:t>
             </w:r>
           </w:p>
         </w:tc>
@@ -2875,25 +2943,25 @@
               <w:bottom w:val="single" w:color="D6DEEA" w:sz="1"/>
               <w:right w:val="single" w:color="D6DEEA" w:sz="1"/>
             </w:tcBorders>
-            <w:shd w:fill="F4F6FB" w:val="clear"/>
-            <w:tcMar>
-              <w:top w:type="dxa" w:w="100"/>
-              <w:left w:type="dxa" w:w="140"/>
-              <w:bottom w:type="dxa" w:w="100"/>
-              <w:right w:type="dxa" w:w="140"/>
-            </w:tcMar>
-          </w:tcPr>
-          <w:p>
-            <w:pPr>
-              <w:spacing w:after="0"/>
-            </w:pPr>
-            <w:r>
-              <w:rPr>
-                <w:color w:val="16202E"/>
-                <w:sz w:val="20"/>
-                <w:szCs w:val="20"/>
-              </w:rPr>
-              <w:t xml:space="preserve">None · 1 · 2 · 3 months</w:t>
+            <w:shd w:fill="FFFFFF" w:val="clear"/>
+            <w:tcMar>
+              <w:top w:type="dxa" w:w="100"/>
+              <w:left w:type="dxa" w:w="140"/>
+              <w:bottom w:type="dxa" w:w="100"/>
+              <w:right w:type="dxa" w:w="140"/>
+            </w:tcMar>
+          </w:tcPr>
+          <w:p>
+            <w:pPr>
+              <w:spacing w:after="0"/>
+            </w:pPr>
+            <w:r>
+              <w:rPr>
+                <w:color w:val="16202E"/>
+                <w:sz w:val="20"/>
+                <w:szCs w:val="20"/>
+              </w:rPr>
+              <w:t>Unconstrained · 5 · 8 · 12</w:t>
             </w:r>
           </w:p>
         </w:tc>
@@ -2906,25 +2974,25 @@
               <w:bottom w:val="single" w:color="D6DEEA" w:sz="1"/>
               <w:right w:val="single" w:color="D6DEEA" w:sz="1"/>
             </w:tcBorders>
-            <w:shd w:fill="F4F6FB" w:val="clear"/>
-            <w:tcMar>
-              <w:top w:type="dxa" w:w="100"/>
-              <w:left w:type="dxa" w:w="140"/>
-              <w:bottom w:type="dxa" w:w="100"/>
-              <w:right w:type="dxa" w:w="140"/>
-            </w:tcMar>
-          </w:tcPr>
-          <w:p>
-            <w:pPr>
-              <w:spacing w:after="0"/>
-            </w:pPr>
-            <w:r>
-              <w:rPr>
-                <w:color w:val="16202E"/>
-                <w:sz w:val="20"/>
-                <w:szCs w:val="20"/>
-              </w:rPr>
-              <w:t xml:space="preserve">Delay between clicking Add and the project entering Active state.</w:t>
+            <w:shd w:fill="FFFFFF" w:val="clear"/>
+            <w:tcMar>
+              <w:top w:type="dxa" w:w="100"/>
+              <w:left w:type="dxa" w:w="140"/>
+              <w:bottom w:type="dxa" w:w="100"/>
+              <w:right w:type="dxa" w:w="140"/>
+            </w:tcMar>
+          </w:tcPr>
+          <w:p>
+            <w:pPr>
+              <w:spacing w:after="0"/>
+            </w:pPr>
+            <w:r>
+              <w:rPr>
+                <w:color w:val="16202E"/>
+                <w:sz w:val="20"/>
+                <w:szCs w:val="20"/>
+              </w:rPr>
+              <w:t xml:space="preserve">Maximum number of simultaneous active projects.</w:t>
             </w:r>
           </w:p>
         </w:tc>
@@ -2939,6 +3007,101 @@
               <w:bottom w:val="single" w:color="D6DEEA" w:sz="1"/>
               <w:right w:val="single" w:color="D6DEEA" w:sz="1"/>
             </w:tcBorders>
+            <w:shd w:fill="F4F6FB" w:val="clear"/>
+            <w:tcMar>
+              <w:top w:type="dxa" w:w="100"/>
+              <w:left w:type="dxa" w:w="140"/>
+              <w:bottom w:type="dxa" w:w="100"/>
+              <w:right w:type="dxa" w:w="140"/>
+            </w:tcMar>
+          </w:tcPr>
+          <w:p>
+            <w:pPr>
+              <w:spacing w:after="0"/>
+            </w:pPr>
+            <w:r>
+              <w:rPr>
+                <w:color w:val="16202E"/>
+                <w:sz w:val="20"/>
+                <w:szCs w:val="20"/>
+              </w:rPr>
+              <w:t xml:space="preserve">Approval lag</w:t>
+            </w:r>
+          </w:p>
+        </w:tc>
+        <w:tc>
+          <w:tcPr>
+            <w:tcW w:type="dxa" w:w="2400"/>
+            <w:tcBorders>
+              <w:top w:val="single" w:color="D6DEEA" w:sz="1"/>
+              <w:left w:val="single" w:color="D6DEEA" w:sz="1"/>
+              <w:bottom w:val="single" w:color="D6DEEA" w:sz="1"/>
+              <w:right w:val="single" w:color="D6DEEA" w:sz="1"/>
+            </w:tcBorders>
+            <w:shd w:fill="F4F6FB" w:val="clear"/>
+            <w:tcMar>
+              <w:top w:type="dxa" w:w="100"/>
+              <w:left w:type="dxa" w:w="140"/>
+              <w:bottom w:type="dxa" w:w="100"/>
+              <w:right w:type="dxa" w:w="140"/>
+            </w:tcMar>
+          </w:tcPr>
+          <w:p>
+            <w:pPr>
+              <w:spacing w:after="0"/>
+            </w:pPr>
+            <w:r>
+              <w:rPr>
+                <w:color w:val="16202E"/>
+                <w:sz w:val="20"/>
+                <w:szCs w:val="20"/>
+              </w:rPr>
+              <w:t>None · 2 · 4 · 6 months</w:t>
+            </w:r>
+          </w:p>
+        </w:tc>
+        <w:tc>
+          <w:tcPr>
+            <w:tcW w:type="dxa" w:w="4960"/>
+            <w:tcBorders>
+              <w:top w:val="single" w:color="D6DEEA" w:sz="1"/>
+              <w:left w:val="single" w:color="D6DEEA" w:sz="1"/>
+              <w:bottom w:val="single" w:color="D6DEEA" w:sz="1"/>
+              <w:right w:val="single" w:color="D6DEEA" w:sz="1"/>
+            </w:tcBorders>
+            <w:shd w:fill="F4F6FB" w:val="clear"/>
+            <w:tcMar>
+              <w:top w:type="dxa" w:w="100"/>
+              <w:left w:type="dxa" w:w="140"/>
+              <w:bottom w:type="dxa" w:w="100"/>
+              <w:right w:type="dxa" w:w="140"/>
+            </w:tcMar>
+          </w:tcPr>
+          <w:p>
+            <w:pPr>
+              <w:spacing w:after="0"/>
+            </w:pPr>
+            <w:r>
+              <w:rPr>
+                <w:color w:val="16202E"/>
+                <w:sz w:val="20"/>
+                <w:szCs w:val="20"/>
+              </w:rPr>
+              <w:t xml:space="preserve">Delay between clicking Add and the project entering Active state.</w:t>
+            </w:r>
+          </w:p>
+        </w:tc>
+      </w:tr>
+      <w:tr>
+        <w:tc>
+          <w:tcPr>
+            <w:tcW w:type="dxa" w:w="2000"/>
+            <w:tcBorders>
+              <w:top w:val="single" w:color="D6DEEA" w:sz="1"/>
+              <w:left w:val="single" w:color="D6DEEA" w:sz="1"/>
+              <w:bottom w:val="single" w:color="D6DEEA" w:sz="1"/>
+              <w:right w:val="single" w:color="D6DEEA" w:sz="1"/>
+            </w:tcBorders>
             <w:shd w:fill="FFFFFF" w:val="clear"/>
             <w:tcMar>
               <w:top w:type="dxa" w:w="100"/>
@@ -2988,7 +3151,7 @@
                 <w:sz w:val="20"/>
                 <w:szCs w:val="20"/>
               </w:rPr>
-              <w:t xml:space="preserve">Calm · Normal · Turbulent · Extreme</w:t>
+              <w:t>Calm (0.5×) · Normal (1.0×) · Turbulent (1.5×)</w:t>
             </w:r>
           </w:p>
         </w:tc>
@@ -3019,7 +3182,7 @@
                 <w:sz w:val="20"/>
                 <w:szCs w:val="20"/>
               </w:rPr>
-              <w:t xml:space="preserve">Multiplies each project’s cost and duration risk factors by 0.5–2.0.</w:t>
+              <w:t>Multiplies each project’s cost and duration risk factors by 0.5×–1.5×, capped at 0.40 per factor.</w:t>
             </w:r>
           </w:p>
         </w:tc>
@@ -3910,6 +4073,24 @@
           <w:color w:val="16202E"/>
         </w:rPr>
         <w:t xml:space="preserve"> — percentage of BAC spent so far</w:t>
+      </w:r>
+    </w:p>
+    <w:p>
+      <w:pPr>
+        <w:pStyle w:val="ListParagraph"/>
+        <w:numPr>
+          <w:ilvl w:val="0"/>
+          <w:numId w:val="2"/>
+        </w:numPr>
+        <w:spacing w:after="60"/>
+      </w:pPr>
+      <w:r>
+        <w:rPr>
+          <w:b/>
+          <w:bCs/>
+          <w:color w:val="16202E"/>
+        </w:rPr>
+        <w:t>Category and ARC rate — the project’s real-world infrastructure sub-category (for example, Rural Health Centers or Paved Roads &amp; Highways) and its Annual Recurring Cost rate, shown on every project card and table row (see Section 14), and — when Social Benefits is enabled — its Benefit Unit (BU) rate (Section 15)</w:t>
       </w:r>
     </w:p>
     <w:p>
@@ -4317,7 +4498,7 @@
           <w:sz w:val="24"/>
           <w:szCs w:val="24"/>
         </w:rPr>
-        <w:t xml:space="preserve">3.2.5 Available Projects Table</w:t>
+        <w:t xml:space="preserve">3.2.5 Completed Projects</w:t>
       </w:r>
     </w:p>
     <w:p>
@@ -4328,7 +4509,7 @@
         <w:rPr>
           <w:color w:val="16202E"/>
         </w:rPr>
-        <w:t xml:space="preserve">Shows all projects that have not yet been added to the portfolio. A filter chip row lets you narrow the list:</w:t>
+        <w:t>When the Integrated Budget Wallet and/or Social Benefits is on, a collapsible Completed section appears once at least one project has finished, showing every delivered project and its Annual Recurring Cost (ARC) status (see Section 14). This section is collapsed by default. Each card shows:</w:t>
       </w:r>
     </w:p>
     <w:p>
@@ -4342,17 +4523,9 @@
       </w:pPr>
       <w:r>
         <w:rPr>
-          <w:b/>
-          <w:bCs/>
-          <w:color w:val="16202E"/>
-        </w:rPr>
-        <w:t xml:space="preserve">Affordable</w:t>
-      </w:r>
-      <w:r>
-        <w:rPr>
-          <w:color w:val="16202E"/>
-        </w:rPr>
-        <w:t xml:space="preserve"> — shows only projects whose current BAC is within the available balance</w:t>
+          <w:color w:val="16202E"/>
+        </w:rPr>
+        <w:t xml:space="preserve">Project ID, title, category, and delivery month</w:t>
       </w:r>
     </w:p>
     <w:p>
@@ -4366,17 +4539,9 @@
       </w:pPr>
       <w:r>
         <w:rPr>
-          <w:b/>
-          <w:bCs/>
-          <w:color w:val="16202E"/>
-        </w:rPr>
-        <w:t xml:space="preserve">Can finish</w:t>
-      </w:r>
-      <w:r>
-        <w:rPr>
-          <w:color w:val="16202E"/>
-        </w:rPr>
-        <w:t xml:space="preserve"> — shows only projects that can complete before Month 60 given their planned duration</w:t>
+          <w:color w:val="16202E"/>
+        </w:rPr>
+        <w:t xml:space="preserve">Current monthly ARC draw and rate, if funding has not been reduced</w:t>
       </w:r>
     </w:p>
     <w:p>
@@ -4394,6 +4559,119 @@
           <w:bCs/>
           <w:color w:val="16202E"/>
         </w:rPr>
+        <w:t xml:space="preserve">Restore full funding</w:t>
+      </w:r>
+      <w:r>
+        <w:rPr>
+          <w:color w:val="16202E"/>
+        </w:rPr>
+        <w:t xml:space="preserve"> — shown in place of the normal ARC line when that project’s funding has previously been cut during a shortfall (Section 14.4). It displays the backlog of withheld funding owed and lets you repay it as a lump sum to restore full ARC funding; the button is disabled if the available balance cannot cover the backlog.</w:t>
+      </w:r>
+    </w:p>
+    <w:p>
+      <w:pPr>
+        <w:pStyle w:val="ListParagraph"/>
+        <w:numPr>
+          <w:ilvl w:val="0"/>
+          <w:numId w:val="2"/>
+        </w:numPr>
+        <w:spacing w:after="60"/>
+      </w:pPr>
+      <w:r>
+        <w:t>Benefit status — when Social Benefits is enabled, shows the project’s current effective BU/month (flagged “reduced” at 40% if ARC funding has been cut, or “negative” if the project has been fully cut off), plus cumulative BU generated and its $ social-value equivalent (Section 15)</w:t>
+      </w:r>
+    </w:p>
+    <w:p>
+      <w:pPr>
+        <w:pStyle w:val="Heading3"/>
+        <w:spacing w:after="80" w:before="220"/>
+      </w:pPr>
+      <w:r>
+        <w:rPr>
+          <w:rFonts w:ascii="Arial" w:cs="Arial" w:eastAsia="Arial" w:hAnsi="Arial"/>
+          <w:b/>
+          <w:bCs/>
+          <w:color w:val="566379"/>
+          <w:sz w:val="24"/>
+          <w:szCs w:val="24"/>
+        </w:rPr>
+        <w:t xml:space="preserve">3.2.6 Available Projects Table</w:t>
+      </w:r>
+    </w:p>
+    <w:p>
+      <w:pPr>
+        <w:spacing w:after="120"/>
+      </w:pPr>
+      <w:r>
+        <w:rPr>
+          <w:color w:val="16202E"/>
+        </w:rPr>
+        <w:t xml:space="preserve">Shows all projects that have not yet been added to the portfolio. A filter chip row lets you narrow the list:</w:t>
+      </w:r>
+    </w:p>
+    <w:p>
+      <w:pPr>
+        <w:pStyle w:val="ListParagraph"/>
+        <w:numPr>
+          <w:ilvl w:val="0"/>
+          <w:numId w:val="2"/>
+        </w:numPr>
+        <w:spacing w:after="60"/>
+      </w:pPr>
+      <w:r>
+        <w:rPr>
+          <w:b/>
+          <w:bCs/>
+          <w:color w:val="16202E"/>
+        </w:rPr>
+        <w:t xml:space="preserve">Affordable</w:t>
+      </w:r>
+      <w:r>
+        <w:rPr>
+          <w:color w:val="16202E"/>
+        </w:rPr>
+        <w:t xml:space="preserve"> — shows only projects whose current BAC is within the available balance</w:t>
+      </w:r>
+    </w:p>
+    <w:p>
+      <w:pPr>
+        <w:pStyle w:val="ListParagraph"/>
+        <w:numPr>
+          <w:ilvl w:val="0"/>
+          <w:numId w:val="2"/>
+        </w:numPr>
+        <w:spacing w:after="60"/>
+      </w:pPr>
+      <w:r>
+        <w:rPr>
+          <w:b/>
+          <w:bCs/>
+          <w:color w:val="16202E"/>
+        </w:rPr>
+        <w:t xml:space="preserve">Can finish</w:t>
+      </w:r>
+      <w:r>
+        <w:rPr>
+          <w:color w:val="16202E"/>
+        </w:rPr>
+        <w:t xml:space="preserve"> — shows only projects that can complete before Month 60 given their planned duration</w:t>
+      </w:r>
+    </w:p>
+    <w:p>
+      <w:pPr>
+        <w:pStyle w:val="ListParagraph"/>
+        <w:numPr>
+          <w:ilvl w:val="0"/>
+          <w:numId w:val="2"/>
+        </w:numPr>
+        <w:spacing w:after="60"/>
+      </w:pPr>
+      <w:r>
+        <w:rPr>
+          <w:b/>
+          <w:bCs/>
+          <w:color w:val="16202E"/>
+        </w:rPr>
         <w:t xml:space="preserve">High alignment &gt;=70%</w:t>
       </w:r>
       <w:r>
@@ -4418,6 +4696,12 @@
       <w:pPr>
         <w:spacing w:after="160"/>
       </w:pPr>
+      <w:r>
+        <w:rPr>
+          <w:color w:val="16202E"/>
+        </w:rPr>
+        <w:t>Each row also shows the project’s infrastructure sub-category beneath its title and an ARC column giving its Annual Recurring Cost rate (see Section 14), plus a Benefits column giving its Benefit Unit rate when Social Benefits is enabled (see Section 15). Once a project is added and later completes, it moves to the Completed section (Section 3.2.5) rather than disappearing from the portfolio list.</w:t>
+      </w:r>
     </w:p>
     <w:p>
       <w:pPr>
@@ -4483,13 +4767,7 @@
           <w:bCs/>
           <w:color w:val="16202E"/>
         </w:rPr>
-        <w:t xml:space="preserve">Project attributes</w:t>
-      </w:r>
-      <w:r>
-        <w:rPr>
-          <w:color w:val="16202E"/>
-        </w:rPr>
-        <w:t xml:space="preserve"> — current inflation-adjusted BAC, planned duration, projected end month, and alignment score</w:t>
+        <w:t>Project attributes — current inflation-adjusted BAC, planned duration, projected end month, alignment score, and ARC rate — plus its Benefit Unit rate with $ equivalent when Social Benefits is enabled (Section 15)</w:t>
       </w:r>
     </w:p>
     <w:p>
@@ -5753,11 +6031,302 @@
           </w:p>
         </w:tc>
       </w:tr>
+      <w:tr>
+        <w:tc>
+          <w:tcPr>
+            <w:tcW w:type="dxa" w:w="1440"/>
+            <w:tcBorders>
+              <w:top w:val="single" w:color="D6DEEA" w:sz="1"/>
+              <w:left w:val="single" w:color="D6DEEA" w:sz="1"/>
+              <w:bottom w:val="single" w:color="D6DEEA" w:sz="1"/>
+              <w:right w:val="single" w:color="D6DEEA" w:sz="1"/>
+            </w:tcBorders>
+            <w:shd w:fill="FFFFFF" w:val="clear"/>
+            <w:tcMar>
+              <w:top w:type="dxa" w:w="100"/>
+              <w:left w:type="dxa" w:w="140"/>
+              <w:bottom w:type="dxa" w:w="100"/>
+              <w:right w:type="dxa" w:w="140"/>
+            </w:tcMar>
+          </w:tcPr>
+          <w:p>
+            <w:pPr>
+              <w:spacing w:after="0"/>
+            </w:pPr>
+            <w:r>
+              <w:rPr>
+                <w:color w:val="16202E"/>
+                <w:sz w:val="20"/>
+                <w:szCs w:val="20"/>
+              </w:rPr>
+              <w:t xml:space="preserve">Reduce ARC Funding</w:t>
+            </w:r>
+          </w:p>
+        </w:tc>
+        <w:tc>
+          <w:tcPr>
+            <w:tcW w:type="dxa" w:w="3440"/>
+            <w:tcBorders>
+              <w:top w:val="single" w:color="D6DEEA" w:sz="1"/>
+              <w:left w:val="single" w:color="D6DEEA" w:sz="1"/>
+              <w:bottom w:val="single" w:color="D6DEEA" w:sz="1"/>
+              <w:right w:val="single" w:color="D6DEEA" w:sz="1"/>
+            </w:tcBorders>
+            <w:shd w:fill="FFFFFF" w:val="clear"/>
+            <w:tcMar>
+              <w:top w:type="dxa" w:w="100"/>
+              <w:left w:type="dxa" w:w="140"/>
+              <w:bottom w:type="dxa" w:w="100"/>
+              <w:right w:type="dxa" w:w="140"/>
+            </w:tcMar>
+          </w:tcPr>
+          <w:p>
+            <w:pPr>
+              <w:spacing w:after="0"/>
+            </w:pPr>
+            <w:r>
+              <w:rPr>
+                <w:color w:val="16202E"/>
+                <w:sz w:val="20"/>
+                <w:szCs w:val="20"/>
+              </w:rPr>
+              <w:t>A funding shortfall cannot be resolved by slowing, suspending, or abandoning active projects, a completed project is still drawing ARC (Section 14.4), and it has not yet been reduced twice</w:t>
+            </w:r>
+          </w:p>
+        </w:tc>
+        <w:tc>
+          <w:tcPr>
+            <w:tcW w:type="dxa" w:w="4480"/>
+            <w:tcBorders>
+              <w:top w:val="single" w:color="D6DEEA" w:sz="1"/>
+              <w:left w:val="single" w:color="D6DEEA" w:sz="1"/>
+              <w:bottom w:val="single" w:color="D6DEEA" w:sz="1"/>
+              <w:right w:val="single" w:color="D6DEEA" w:sz="1"/>
+            </w:tcBorders>
+            <w:shd w:fill="FFFFFF" w:val="clear"/>
+            <w:tcMar>
+              <w:top w:type="dxa" w:w="100"/>
+              <w:left w:type="dxa" w:w="140"/>
+              <w:bottom w:type="dxa" w:w="100"/>
+              <w:right w:type="dxa" w:w="140"/>
+            </w:tcMar>
+          </w:tcPr>
+          <w:p>
+            <w:pPr>
+              <w:spacing w:after="0"/>
+            </w:pPr>
+            <w:r>
+              <w:rPr>
+                <w:color w:val="16202E"/>
+                <w:sz w:val="20"/>
+                <w:szCs w:val="20"/>
+              </w:rPr>
+              <w:t xml:space="preserve">-2 score penalty (permanent); cuts that project’s ARC draw by 30% immediately; the withheld amount accrues as a backlog owed</w:t>
+            </w:r>
+          </w:p>
+        </w:tc>
+      </w:tr>
+      <w:tr>
+        <w:tc>
+          <w:tcPr>
+            <w:tcW w:type="dxa" w:w="1440"/>
+            <w:tcBorders>
+              <w:top w:val="single" w:color="D6DEEA" w:sz="1"/>
+              <w:left w:val="single" w:color="D6DEEA" w:sz="1"/>
+              <w:bottom w:val="single" w:color="D6DEEA" w:sz="1"/>
+              <w:right w:val="single" w:color="D6DEEA" w:sz="1"/>
+            </w:tcBorders>
+            <w:shd w:fill="FFFFFF" w:val="clear"/>
+            <w:tcMar>
+              <w:top w:type="dxa" w:w="100"/>
+              <w:left w:type="dxa" w:w="140"/>
+              <w:bottom w:type="dxa" w:w="100"/>
+              <w:right w:type="dxa" w:w="140"/>
+            </w:tcMar>
+          </w:tcPr>
+          <w:p>
+            <w:pPr>
+              <w:spacing w:after="0"/>
+            </w:pPr>
+            <w:r>
+              <w:rPr>
+                <w:color w:val="16202E"/>
+                <w:sz w:val="20"/>
+                <w:szCs w:val="20"/>
+              </w:rPr>
+              <w:t>Abandon Completed Project</w:t>
+            </w:r>
+          </w:p>
+        </w:tc>
+        <w:tc>
+          <w:tcPr>
+            <w:tcW w:type="dxa" w:w="3440"/>
+            <w:tcBorders>
+              <w:top w:val="single" w:color="D6DEEA" w:sz="1"/>
+              <w:left w:val="single" w:color="D6DEEA" w:sz="1"/>
+              <w:bottom w:val="single" w:color="D6DEEA" w:sz="1"/>
+              <w:right w:val="single" w:color="D6DEEA" w:sz="1"/>
+            </w:tcBorders>
+            <w:shd w:fill="FFFFFF" w:val="clear"/>
+            <w:tcMar>
+              <w:top w:type="dxa" w:w="100"/>
+              <w:left w:type="dxa" w:w="140"/>
+              <w:bottom w:type="dxa" w:w="100"/>
+              <w:right w:type="dxa" w:w="140"/>
+            </w:tcMar>
+          </w:tcPr>
+          <w:p>
+            <w:pPr>
+              <w:spacing w:after="0"/>
+            </w:pPr>
+            <w:r>
+              <w:rPr>
+                <w:color w:val="16202E"/>
+                <w:sz w:val="20"/>
+                <w:szCs w:val="20"/>
+              </w:rPr>
+              <w:t>A completed project has already been ARC-reduced twice and a further shortfall still needs resolving (Section 14.6)</w:t>
+            </w:r>
+          </w:p>
+        </w:tc>
+        <w:tc>
+          <w:tcPr>
+            <w:tcW w:type="dxa" w:w="4480"/>
+            <w:tcBorders>
+              <w:top w:val="single" w:color="D6DEEA" w:sz="1"/>
+              <w:left w:val="single" w:color="D6DEEA" w:sz="1"/>
+              <w:bottom w:val="single" w:color="D6DEEA" w:sz="1"/>
+              <w:right w:val="single" w:color="D6DEEA" w:sz="1"/>
+            </w:tcBorders>
+            <w:shd w:fill="FFFFFF" w:val="clear"/>
+            <w:tcMar>
+              <w:top w:type="dxa" w:w="100"/>
+              <w:left w:type="dxa" w:w="140"/>
+              <w:bottom w:type="dxa" w:w="100"/>
+              <w:right w:type="dxa" w:w="140"/>
+            </w:tcMar>
+          </w:tcPr>
+          <w:p>
+            <w:pPr>
+              <w:spacing w:after="0"/>
+            </w:pPr>
+            <w:r>
+              <w:rPr>
+                <w:color w:val="16202E"/>
+                <w:sz w:val="20"/>
+                <w:szCs w:val="20"/>
+              </w:rPr>
+              <w:t>No new penalty constant beyond the normal -2 abandonment cost, but the project’s full budget now counts as wasted spend, its Delivery credit is lost, and — if Social Benefits is on — it begins generating negative benefits for the rest of the run</w:t>
+            </w:r>
+          </w:p>
+        </w:tc>
+      </w:tr>
+      <w:tr>
+        <w:tc>
+          <w:tcPr>
+            <w:tcW w:type="dxa" w:w="1440"/>
+            <w:tcBorders>
+              <w:top w:val="single" w:color="D6DEEA" w:sz="1"/>
+              <w:left w:val="single" w:color="D6DEEA" w:sz="1"/>
+              <w:bottom w:val="single" w:color="D6DEEA" w:sz="1"/>
+              <w:right w:val="single" w:color="D6DEEA" w:sz="1"/>
+            </w:tcBorders>
+            <w:shd w:fill="F4F6FB" w:val="clear"/>
+            <w:tcMar>
+              <w:top w:type="dxa" w:w="100"/>
+              <w:left w:type="dxa" w:w="140"/>
+              <w:bottom w:type="dxa" w:w="100"/>
+              <w:right w:type="dxa" w:w="140"/>
+            </w:tcMar>
+          </w:tcPr>
+          <w:p>
+            <w:pPr>
+              <w:spacing w:after="0"/>
+            </w:pPr>
+            <w:r>
+              <w:rPr>
+                <w:color w:val="16202E"/>
+                <w:sz w:val="20"/>
+                <w:szCs w:val="20"/>
+              </w:rPr>
+              <w:t xml:space="preserve">Restore ARC Funding</w:t>
+            </w:r>
+          </w:p>
+        </w:tc>
+        <w:tc>
+          <w:tcPr>
+            <w:tcW w:type="dxa" w:w="3440"/>
+            <w:tcBorders>
+              <w:top w:val="single" w:color="D6DEEA" w:sz="1"/>
+              <w:left w:val="single" w:color="D6DEEA" w:sz="1"/>
+              <w:bottom w:val="single" w:color="D6DEEA" w:sz="1"/>
+              <w:right w:val="single" w:color="D6DEEA" w:sz="1"/>
+            </w:tcBorders>
+            <w:shd w:fill="F4F6FB" w:val="clear"/>
+            <w:tcMar>
+              <w:top w:type="dxa" w:w="100"/>
+              <w:left w:type="dxa" w:w="140"/>
+              <w:bottom w:type="dxa" w:w="100"/>
+              <w:right w:type="dxa" w:w="140"/>
+            </w:tcMar>
+          </w:tcPr>
+          <w:p>
+            <w:pPr>
+              <w:spacing w:after="0"/>
+            </w:pPr>
+            <w:r>
+              <w:rPr>
+                <w:color w:val="16202E"/>
+                <w:sz w:val="20"/>
+                <w:szCs w:val="20"/>
+              </w:rPr>
+              <w:t xml:space="preserve">Available balance has recovered and you want to reverse a previous ARC funding cut (Section 14.5)</w:t>
+            </w:r>
+          </w:p>
+        </w:tc>
+        <w:tc>
+          <w:tcPr>
+            <w:tcW w:type="dxa" w:w="4480"/>
+            <w:tcBorders>
+              <w:top w:val="single" w:color="D6DEEA" w:sz="1"/>
+              <w:left w:val="single" w:color="D6DEEA" w:sz="1"/>
+              <w:bottom w:val="single" w:color="D6DEEA" w:sz="1"/>
+              <w:right w:val="single" w:color="D6DEEA" w:sz="1"/>
+            </w:tcBorders>
+            <w:shd w:fill="F4F6FB" w:val="clear"/>
+            <w:tcMar>
+              <w:top w:type="dxa" w:w="100"/>
+              <w:left w:type="dxa" w:w="140"/>
+              <w:bottom w:type="dxa" w:w="100"/>
+              <w:right w:type="dxa" w:w="140"/>
+            </w:tcMar>
+          </w:tcPr>
+          <w:p>
+            <w:pPr>
+              <w:spacing w:after="0"/>
+            </w:pPr>
+            <w:r>
+              <w:rPr>
+                <w:color w:val="16202E"/>
+                <w:sz w:val="20"/>
+                <w:szCs w:val="20"/>
+              </w:rPr>
+              <w:t xml:space="preserve">Repays the full backlog as a lump sum; no additional score penalty, but the earlier -2 penalty is not reversed</w:t>
+            </w:r>
+          </w:p>
+        </w:tc>
+      </w:tr>
     </w:tbl>
     <w:p>
       <w:pPr>
         <w:spacing w:after="160"/>
       </w:pPr>
+      <w:r>
+        <w:rPr>
+          <w:color w:val="16202E"/>
+        </w:rPr>
+        <w:t>Reduce ARC Funding and Restore ARC Funding apply only to completed projects that are drawing Annual Recurring Cost; a project can be reduced at most twice in total — a further shortfall on that project instead requires the new Abandon Completed Project action. See Section 14 for the full mechanics of ARC, Section 15 for how Social Benefits responds to funding cuts, and Section 7.2 for how these actions fit into shortfall resolution.</w:t>
+      </w:r>
     </w:p>
     <w:p>
       <w:pPr>
@@ -5876,6 +6445,17 @@
           <w:color w:val="16202E"/>
         </w:rPr>
         <w:t xml:space="preserve">When the red line crosses or approaches the green line, you face a shortfall. Vertical reference lines mark each quarterly release. A red dot badge appears on the tab whenever the projection shows a future cash crunch.</w:t>
+      </w:r>
+    </w:p>
+    <w:p>
+      <w:pPr>
+        <w:spacing w:after="120"/>
+      </w:pPr>
+      <w:r>
+        <w:rPr>
+          <w:color w:val="16202E"/>
+        </w:rPr>
+        <w:t xml:space="preserve">When the Integrated Budget Wallet is on, a third line — ARC (recurring), in purple — plots the Annual Recurring Cost drawn by completed projects each month (see Section 14). The equivalent Funds tab shows the same three series as bars instead of lines.</w:t>
       </w:r>
     </w:p>
     <w:tbl>
@@ -6245,62 +6825,6 @@
     </w:p>
     <w:p>
       <w:pPr>
-        <w:pStyle w:val="Heading2"/>
-        <w:spacing w:after="120" w:before="320"/>
-      </w:pPr>
-      <w:r>
-        <w:rPr>
-          <w:rFonts w:ascii="Arial" w:cs="Arial" w:eastAsia="Arial" w:hAnsi="Arial"/>
-          <w:b/>
-          <w:bCs/>
-          <w:color w:val="16202E"/>
-          <w:sz w:val="28"/>
-          <w:szCs w:val="28"/>
-        </w:rPr>
-        <w:t xml:space="preserve">6.5 Decisions Tab</w:t>
-      </w:r>
-    </w:p>
-    <w:p>
-      <w:pPr>
-        <w:spacing w:after="120"/>
-      </w:pPr>
-      <w:r>
-        <w:rPr>
-          <w:color w:val="16202E"/>
-        </w:rPr>
-        <w:t xml:space="preserve">A log of every action taken across the simulation, showing the month, action type, project ID, and title.</w:t>
-      </w:r>
-    </w:p>
-    <w:p>
-      <w:pPr>
-        <w:pStyle w:val="Heading2"/>
-        <w:spacing w:after="120" w:before="320"/>
-      </w:pPr>
-      <w:r>
-        <w:rPr>
-          <w:rFonts w:ascii="Arial" w:cs="Arial" w:eastAsia="Arial" w:hAnsi="Arial"/>
-          <w:b/>
-          <w:bCs/>
-          <w:color w:val="16202E"/>
-          <w:sz w:val="28"/>
-          <w:szCs w:val="28"/>
-        </w:rPr>
-        <w:t xml:space="preserve">6.6 Dashboard KPI Strip</w:t>
-      </w:r>
-    </w:p>
-    <w:p>
-      <w:pPr>
-        <w:spacing w:after="120"/>
-      </w:pPr>
-      <w:r>
-        <w:rPr>
-          <w:color w:val="16202E"/>
-        </w:rPr>
-        <w:t xml:space="preserve">Immediately above the right panel tabs, a row of three KPI cards is always visible regardless of which tab is active:</w:t>
-      </w:r>
-    </w:p>
-    <w:p>
-      <w:pPr>
         <w:pStyle w:val="ListParagraph"/>
         <w:numPr>
           <w:ilvl w:val="0"/>
@@ -6314,13 +6838,13 @@
           <w:bCs/>
           <w:color w:val="16202E"/>
         </w:rPr>
-        <w:t xml:space="preserve">Funding Efficiency</w:t>
-      </w:r>
-      <w:r>
-        <w:rPr>
-          <w:color w:val="16202E"/>
-        </w:rPr>
-        <w:t xml:space="preserve"> — percentage of released funds that have been deployed to active projects</w:t>
+        <w:t xml:space="preserve">ARC this month</w:t>
+      </w:r>
+      <w:r>
+        <w:rPr>
+          <w:color w:val="16202E"/>
+        </w:rPr>
+        <w:t xml:space="preserve"> and cumulative ARC paid to date — shown only when the Integrated Budget Wallet is on (Section 14)</w:t>
       </w:r>
     </w:p>
     <w:p>
@@ -6333,18 +6857,63 @@
         <w:spacing w:after="60"/>
       </w:pPr>
       <w:r>
-        <w:rPr>
+        <w:t>Benefits generated (cumulative BU and $ social value) and Benefits this month — shown only when Social Benefits is on (Section 15)</w:t>
+      </w:r>
+    </w:p>
+    <w:p>
+      <w:pPr>
+        <w:pStyle w:val="Heading2"/>
+        <w:spacing w:after="120" w:before="320"/>
+      </w:pPr>
+      <w:r>
+        <w:rPr>
+          <w:rFonts w:ascii="Arial" w:cs="Arial" w:eastAsia="Arial" w:hAnsi="Arial"/>
           <w:b/>
           <w:bCs/>
           <w:color w:val="16202E"/>
-        </w:rPr>
-        <w:t xml:space="preserve">Strategic Alignment</w:t>
-      </w:r>
-      <w:r>
-        <w:rPr>
-          <w:color w:val="16202E"/>
-        </w:rPr>
-        <w:t xml:space="preserve"> — budget-weighted average alignment of all active and completed projects</w:t>
+          <w:sz w:val="28"/>
+          <w:szCs w:val="28"/>
+        </w:rPr>
+        <w:t xml:space="preserve">6.5 Decisions Tab</w:t>
+      </w:r>
+    </w:p>
+    <w:p>
+      <w:pPr>
+        <w:spacing w:after="120"/>
+      </w:pPr>
+      <w:r>
+        <w:rPr>
+          <w:color w:val="16202E"/>
+        </w:rPr>
+        <w:t xml:space="preserve">A log of every action taken across the simulation, showing the month, action type, project ID, and title.</w:t>
+      </w:r>
+    </w:p>
+    <w:p>
+      <w:pPr>
+        <w:pStyle w:val="Heading2"/>
+        <w:spacing w:after="120" w:before="320"/>
+      </w:pPr>
+      <w:r>
+        <w:rPr>
+          <w:rFonts w:ascii="Arial" w:cs="Arial" w:eastAsia="Arial" w:hAnsi="Arial"/>
+          <w:b/>
+          <w:bCs/>
+          <w:color w:val="16202E"/>
+          <w:sz w:val="28"/>
+          <w:szCs w:val="28"/>
+        </w:rPr>
+        <w:t xml:space="preserve">6.6 Dashboard KPI Strip</w:t>
+      </w:r>
+    </w:p>
+    <w:p>
+      <w:pPr>
+        <w:spacing w:after="120"/>
+      </w:pPr>
+      <w:r>
+        <w:rPr>
+          <w:color w:val="16202E"/>
+        </w:rPr>
+        <w:t>Immediately above the right panel tabs, a row of KPI cards is always visible regardless of which tab is active. Three cards are always shown, plus an ARC Exposure card when the Integrated Budget Wallet is on and a Social Benefits card when Social Benefits is on:</w:t>
       </w:r>
     </w:p>
     <w:p>
@@ -6362,6 +6931,54 @@
           <w:bCs/>
           <w:color w:val="16202E"/>
         </w:rPr>
+        <w:t xml:space="preserve">Funding Efficiency</w:t>
+      </w:r>
+      <w:r>
+        <w:rPr>
+          <w:color w:val="16202E"/>
+        </w:rPr>
+        <w:t xml:space="preserve"> — percentage of released funds that have been deployed to active projects</w:t>
+      </w:r>
+    </w:p>
+    <w:p>
+      <w:pPr>
+        <w:pStyle w:val="ListParagraph"/>
+        <w:numPr>
+          <w:ilvl w:val="0"/>
+          <w:numId w:val="2"/>
+        </w:numPr>
+        <w:spacing w:after="60"/>
+      </w:pPr>
+      <w:r>
+        <w:rPr>
+          <w:b/>
+          <w:bCs/>
+          <w:color w:val="16202E"/>
+        </w:rPr>
+        <w:t xml:space="preserve">Strategic Alignment</w:t>
+      </w:r>
+      <w:r>
+        <w:rPr>
+          <w:color w:val="16202E"/>
+        </w:rPr>
+        <w:t xml:space="preserve"> — budget-weighted average alignment of all active and completed projects</w:t>
+      </w:r>
+    </w:p>
+    <w:p>
+      <w:pPr>
+        <w:pStyle w:val="ListParagraph"/>
+        <w:numPr>
+          <w:ilvl w:val="0"/>
+          <w:numId w:val="2"/>
+        </w:numPr>
+        <w:spacing w:after="60"/>
+      </w:pPr>
+      <w:r>
+        <w:rPr>
+          <w:b/>
+          <w:bCs/>
+          <w:color w:val="16202E"/>
+        </w:rPr>
         <w:t xml:space="preserve">Completed Projects</w:t>
       </w:r>
       <w:r>
@@ -6369,6 +6986,43 @@
           <w:color w:val="16202E"/>
         </w:rPr>
         <w:t xml:space="preserve"> — count of delivered projects vs the maximum possible</w:t>
+      </w:r>
+    </w:p>
+    <w:p>
+      <w:pPr>
+        <w:pStyle w:val="ListParagraph"/>
+        <w:numPr>
+          <w:ilvl w:val="0"/>
+          <w:numId w:val="2"/>
+        </w:numPr>
+        <w:spacing w:after="60"/>
+      </w:pPr>
+      <w:r>
+        <w:rPr>
+          <w:b/>
+          <w:bCs/>
+          <w:color w:val="16202E"/>
+        </w:rPr>
+        <w:t xml:space="preserve">ARC Exposure</w:t>
+      </w:r>
+      <w:r>
+        <w:rPr>
+          <w:color w:val="16202E"/>
+        </w:rPr>
+        <w:t xml:space="preserve"> — cumulative ARC paid to date, the current monthly run-rate, and the number of completed projects generating ARC (Section 14); only shown when the Integrated Budget Wallet is on</w:t>
+      </w:r>
+    </w:p>
+    <w:p>
+      <w:pPr>
+        <w:pStyle w:val="ListParagraph"/>
+        <w:numPr>
+          <w:ilvl w:val="0"/>
+          <w:numId w:val="2"/>
+        </w:numPr>
+        <w:spacing w:after="60"/>
+      </w:pPr>
+      <w:r>
+        <w:t>Social Benefits — cumulative BU generated and its $ social-value equivalent, colour-flipped to red if the total has gone negative; only shown when Social Benefits is on</w:t>
       </w:r>
     </w:p>
     <w:p>
@@ -6634,13 +7288,42 @@
     </w:p>
     <w:p>
       <w:pPr>
+        <w:pStyle w:val="ListParagraph"/>
+        <w:numPr>
+          <w:ilvl w:val="0"/>
+          <w:numId w:val="2"/>
+        </w:numPr>
+        <w:spacing w:after="60"/>
+      </w:pPr>
+      <w:r>
+        <w:rPr>
+          <w:color w:val="16202E"/>
+        </w:rPr>
+        <w:t>Reducing ARC funding by 30% on a completed project (up to twice per project — see Section 14.4) — costs 2 points each time, permanently; cuts that project’s Social Benefits generation to 40% of normal if enabled; available only when the Integrated Budget Wallet is on</w:t>
+      </w:r>
+    </w:p>
+    <w:p>
+      <w:pPr>
+        <w:pStyle w:val="ListParagraph"/>
+        <w:numPr>
+          <w:ilvl w:val="0"/>
+          <w:numId w:val="2"/>
+        </w:numPr>
+        <w:spacing w:after="60"/>
+      </w:pPr>
+      <w:r>
+        <w:t>Abandoning a completed project whose ARC reduction lever is exhausted (its full budget counts as wasted and, if Social Benefits is on, it begins generating negative benefits — Section 14.6)</w:t>
+      </w:r>
+    </w:p>
+    <w:p>
+      <w:pPr>
         <w:spacing w:after="120"/>
       </w:pPr>
       <w:r>
         <w:rPr>
           <w:color w:val="16202E"/>
         </w:rPr>
-        <w:t xml:space="preserve">Proactive use of Slow Down and the Cash Flow tab prevents most forced shortfalls.</w:t>
+        <w:t>Proactive use of Slow Down and the Cash Flow tab prevents most forced shortfalls. If every available lever has been used — all active projects slowed, suspended, or abandoned, and ARC funding cut on every eligible completed project — and the gap still cannot be closed, the panel offers to end the simulation immediately due to insolvency (Section 16) rather than leaving you stuck.</w:t>
       </w:r>
     </w:p>
     <w:p>
@@ -7293,7 +7976,7 @@
         <w:rPr>
           <w:color w:val="16202E"/>
         </w:rPr>
-        <w:t xml:space="preserve">At the end of Month 60, the simulator calculates a composite score out of 100 across three components.</w:t>
+        <w:t>At the end of Month 60, the simulator calculates a composite score out of 100 across three components — four when Social Benefits is enabled.</w:t>
       </w:r>
     </w:p>
     <w:p>
@@ -7490,7 +8173,7 @@
                 <w:sz w:val="20"/>
                 <w:szCs w:val="20"/>
               </w:rPr>
-              <w:t xml:space="preserve">40 points</w:t>
+              <w:t>40 points (35 when Social Benefits is enabled)</w:t>
             </w:r>
           </w:p>
         </w:tc>
@@ -7585,7 +8268,7 @@
                 <w:sz w:val="20"/>
                 <w:szCs w:val="20"/>
               </w:rPr>
-              <w:t xml:space="preserve">35 points</w:t>
+              <w:t>35 points (30 when Social Benefits is enabled)</w:t>
             </w:r>
           </w:p>
         </w:tc>
@@ -7680,7 +8363,7 @@
                 <w:sz w:val="20"/>
                 <w:szCs w:val="20"/>
               </w:rPr>
-              <w:t xml:space="preserve">25 points</w:t>
+              <w:t>25 points (20 when Social Benefits is enabled)</w:t>
             </w:r>
           </w:p>
         </w:tc>
@@ -7712,6 +8395,101 @@
                 <w:szCs w:val="20"/>
               </w:rPr>
               <w:t xml:space="preserve">(1 − (sunk costs + unspent cash) ÷ total budget) x 25</w:t>
+            </w:r>
+          </w:p>
+        </w:tc>
+      </w:tr>
+      <w:tr>
+        <w:tc>
+          <w:tcPr>
+            <w:tcW w:type="dxa" w:w="2400"/>
+            <w:tcBorders>
+              <w:top w:val="single" w:color="D6DEEA" w:sz="1"/>
+              <w:left w:val="single" w:color="D6DEEA" w:sz="1"/>
+              <w:bottom w:val="single" w:color="D6DEEA" w:sz="1"/>
+              <w:right w:val="single" w:color="D6DEEA" w:sz="1"/>
+            </w:tcBorders>
+            <w:shd w:fill="FFFFFF" w:val="clear"/>
+            <w:tcMar>
+              <w:top w:type="dxa" w:w="100"/>
+              <w:left w:type="dxa" w:w="140"/>
+              <w:bottom w:type="dxa" w:w="100"/>
+              <w:right w:type="dxa" w:w="140"/>
+            </w:tcMar>
+          </w:tcPr>
+          <w:p>
+            <w:pPr>
+              <w:spacing w:after="0"/>
+            </w:pPr>
+            <w:r>
+              <w:rPr>
+                <w:color w:val="16202E"/>
+                <w:sz w:val="20"/>
+                <w:szCs w:val="20"/>
+              </w:rPr>
+              <w:t>Social Benefits (conditional)</w:t>
+            </w:r>
+          </w:p>
+        </w:tc>
+        <w:tc>
+          <w:tcPr>
+            <w:tcW w:type="dxa" w:w="1600"/>
+            <w:tcBorders>
+              <w:top w:val="single" w:color="D6DEEA" w:sz="1"/>
+              <w:left w:val="single" w:color="D6DEEA" w:sz="1"/>
+              <w:bottom w:val="single" w:color="D6DEEA" w:sz="1"/>
+              <w:right w:val="single" w:color="D6DEEA" w:sz="1"/>
+            </w:tcBorders>
+            <w:shd w:fill="FFFFFF" w:val="clear"/>
+            <w:tcMar>
+              <w:top w:type="dxa" w:w="100"/>
+              <w:left w:type="dxa" w:w="140"/>
+              <w:bottom w:type="dxa" w:w="100"/>
+              <w:right w:type="dxa" w:w="140"/>
+            </w:tcMar>
+          </w:tcPr>
+          <w:p>
+            <w:pPr>
+              <w:spacing w:after="0"/>
+            </w:pPr>
+            <w:r>
+              <w:rPr>
+                <w:color w:val="16202E"/>
+                <w:sz w:val="20"/>
+                <w:szCs w:val="20"/>
+              </w:rPr>
+              <w:t>15 points</w:t>
+            </w:r>
+          </w:p>
+        </w:tc>
+        <w:tc>
+          <w:tcPr>
+            <w:tcW w:type="dxa" w:w="5360"/>
+            <w:tcBorders>
+              <w:top w:val="single" w:color="D6DEEA" w:sz="1"/>
+              <w:left w:val="single" w:color="D6DEEA" w:sz="1"/>
+              <w:bottom w:val="single" w:color="D6DEEA" w:sz="1"/>
+              <w:right w:val="single" w:color="D6DEEA" w:sz="1"/>
+            </w:tcBorders>
+            <w:shd w:fill="FFFFFF" w:val="clear"/>
+            <w:tcMar>
+              <w:top w:type="dxa" w:w="100"/>
+              <w:left w:type="dxa" w:w="140"/>
+              <w:bottom w:type="dxa" w:w="100"/>
+              <w:right w:type="dxa" w:w="140"/>
+            </w:tcMar>
+          </w:tcPr>
+          <w:p>
+            <w:pPr>
+              <w:spacing w:after="0"/>
+            </w:pPr>
+            <w:r>
+              <w:rPr>
+                <w:color w:val="16202E"/>
+                <w:sz w:val="20"/>
+                <w:szCs w:val="20"/>
+              </w:rPr>
+              <w:t>Realised Benefit Units ÷ potential Benefit Units of completed projects × 15 — only scored when Social Benefits is enabled (Section 15.6)</w:t>
             </w:r>
           </w:p>
         </w:tc>
@@ -7785,6 +8563,42 @@
           <w:color w:val="16202E"/>
         </w:rPr>
         <w:t xml:space="preserve"> for each project still active or suspended at Month 60 that has not completed (expired)</w:t>
+      </w:r>
+    </w:p>
+    <w:p>
+      <w:pPr>
+        <w:pStyle w:val="ListParagraph"/>
+        <w:numPr>
+          <w:ilvl w:val="0"/>
+          <w:numId w:val="2"/>
+        </w:numPr>
+        <w:spacing w:after="60"/>
+      </w:pPr>
+      <w:r>
+        <w:rPr>
+          <w:b/>
+          <w:bCs/>
+          <w:color w:val="16202E"/>
+        </w:rPr>
+        <w:t>-2 points each time ARC funding is reduced on a completed project (permanent — not reversed by later restoring full funding; maximum two reductions per project — a third attempt is not offered and the project must instead be abandoned, see Sections 14.4 and 14.6)</w:t>
+      </w:r>
+    </w:p>
+    <w:p>
+      <w:pPr>
+        <w:pStyle w:val="ListParagraph"/>
+        <w:numPr>
+          <w:ilvl w:val="0"/>
+          <w:numId w:val="2"/>
+        </w:numPr>
+        <w:spacing w:after="60"/>
+      </w:pPr>
+      <w:r>
+        <w:rPr>
+          <w:b/>
+          <w:bCs/>
+          <w:color w:val="16202E"/>
+        </w:rPr>
+        <w:t>-10 points if the simulation ends early due to insolvency — no funds available and no remaining lever to close a funding gap (see Section 16)</w:t>
       </w:r>
     </w:p>
     <w:p>
@@ -8579,7 +9393,7 @@
         <w:rPr>
           <w:color w:val="16202E"/>
         </w:rPr>
-        <w:t xml:space="preserve">Breakdown of Delivery, Alignment, and Efficiency sub-scores</w:t>
+        <w:t>Breakdown of Delivery, Alignment, and Efficiency sub-scores (plus Social Benefits, when enabled)</w:t>
       </w:r>
     </w:p>
     <w:p>
@@ -8612,6 +9426,22 @@
           <w:color w:val="16202E"/>
         </w:rPr>
         <w:t xml:space="preserve">Comparison with an optimal benchmark (the highest-alignment completable set)</w:t>
+      </w:r>
+    </w:p>
+    <w:p>
+      <w:pPr>
+        <w:pStyle w:val="ListParagraph"/>
+        <w:numPr>
+          <w:ilvl w:val="0"/>
+          <w:numId w:val="2"/>
+        </w:numPr>
+        <w:spacing w:after="60"/>
+      </w:pPr>
+      <w:r>
+        <w:rPr>
+          <w:color w:val="16202E"/>
+        </w:rPr>
+        <w:t>An insolvency banner and an adjusted penalty breakdown, shown only if the run ended early because no funds were available to continue (Section 16)</w:t>
       </w:r>
     </w:p>
     <w:p>
@@ -9330,6 +10160,291 @@
           </w:p>
         </w:tc>
       </w:tr>
+      <w:tr>
+        <w:tc>
+          <w:tcPr>
+            <w:tcW w:type="dxa" w:w="1000"/>
+            <w:tcBorders>
+              <w:top w:val="single" w:color="D6DEEA" w:sz="1"/>
+              <w:left w:val="single" w:color="D6DEEA" w:sz="1"/>
+              <w:bottom w:val="single" w:color="D6DEEA" w:sz="1"/>
+              <w:right w:val="single" w:color="D6DEEA" w:sz="1"/>
+            </w:tcBorders>
+            <w:shd w:fill="F4F6FB" w:val="clear"/>
+            <w:tcMar>
+              <w:top w:type="dxa" w:w="100"/>
+              <w:left w:type="dxa" w:w="140"/>
+              <w:bottom w:type="dxa" w:w="100"/>
+              <w:right w:type="dxa" w:w="140"/>
+            </w:tcMar>
+          </w:tcPr>
+          <w:p>
+            <w:pPr>
+              <w:spacing w:after="0"/>
+            </w:pPr>
+            <w:r>
+              <w:rPr>
+                <w:color w:val="16202E"/>
+                <w:sz w:val="20"/>
+                <w:szCs w:val="20"/>
+              </w:rPr>
+              <w:t>▽</w:t>
+            </w:r>
+          </w:p>
+        </w:tc>
+        <w:tc>
+          <w:tcPr>
+            <w:tcW w:type="dxa" w:w="3000"/>
+            <w:tcBorders>
+              <w:top w:val="single" w:color="D6DEEA" w:sz="1"/>
+              <w:left w:val="single" w:color="D6DEEA" w:sz="1"/>
+              <w:bottom w:val="single" w:color="D6DEEA" w:sz="1"/>
+              <w:right w:val="single" w:color="D6DEEA" w:sz="1"/>
+            </w:tcBorders>
+            <w:shd w:fill="F4F6FB" w:val="clear"/>
+            <w:tcMar>
+              <w:top w:type="dxa" w:w="100"/>
+              <w:left w:type="dxa" w:w="140"/>
+              <w:bottom w:type="dxa" w:w="100"/>
+              <w:right w:type="dxa" w:w="140"/>
+            </w:tcMar>
+          </w:tcPr>
+          <w:p>
+            <w:pPr>
+              <w:spacing w:after="0"/>
+            </w:pPr>
+            <w:r>
+              <w:rPr>
+                <w:color w:val="16202E"/>
+                <w:sz w:val="20"/>
+                <w:szCs w:val="20"/>
+              </w:rPr>
+              <w:t>Reduce ARC funding</w:t>
+            </w:r>
+          </w:p>
+        </w:tc>
+        <w:tc>
+          <w:tcPr>
+            <w:tcW w:type="dxa" w:w="5360"/>
+            <w:tcBorders>
+              <w:top w:val="single" w:color="D6DEEA" w:sz="1"/>
+              <w:left w:val="single" w:color="D6DEEA" w:sz="1"/>
+              <w:bottom w:val="single" w:color="D6DEEA" w:sz="1"/>
+              <w:right w:val="single" w:color="D6DEEA" w:sz="1"/>
+            </w:tcBorders>
+            <w:shd w:fill="F4F6FB" w:val="clear"/>
+            <w:tcMar>
+              <w:top w:type="dxa" w:w="100"/>
+              <w:left w:type="dxa" w:w="140"/>
+              <w:bottom w:type="dxa" w:w="100"/>
+              <w:right w:type="dxa" w:w="140"/>
+            </w:tcMar>
+          </w:tcPr>
+          <w:p>
+            <w:pPr>
+              <w:spacing w:after="0"/>
+            </w:pPr>
+            <w:r>
+              <w:rPr>
+                <w:color w:val="16202E"/>
+                <w:sz w:val="20"/>
+                <w:szCs w:val="20"/>
+              </w:rPr>
+              <w:t>Purple</w:t>
+            </w:r>
+          </w:p>
+        </w:tc>
+      </w:tr>
+      <w:tr>
+        <w:tc>
+          <w:tcPr>
+            <w:tcW w:type="dxa" w:w="1000"/>
+            <w:tcBorders>
+              <w:top w:val="single" w:color="D6DEEA" w:sz="1"/>
+              <w:left w:val="single" w:color="D6DEEA" w:sz="1"/>
+              <w:bottom w:val="single" w:color="D6DEEA" w:sz="1"/>
+              <w:right w:val="single" w:color="D6DEEA" w:sz="1"/>
+            </w:tcBorders>
+            <w:shd w:fill="F4F6FB" w:val="clear"/>
+            <w:tcMar>
+              <w:top w:type="dxa" w:w="100"/>
+              <w:left w:type="dxa" w:w="140"/>
+              <w:bottom w:type="dxa" w:w="100"/>
+              <w:right w:type="dxa" w:w="140"/>
+            </w:tcMar>
+          </w:tcPr>
+          <w:p>
+            <w:pPr>
+              <w:spacing w:after="0"/>
+            </w:pPr>
+            <w:r>
+              <w:rPr>
+                <w:color w:val="16202E"/>
+                <w:sz w:val="20"/>
+                <w:szCs w:val="20"/>
+              </w:rPr>
+              <w:t>△</w:t>
+            </w:r>
+          </w:p>
+        </w:tc>
+        <w:tc>
+          <w:tcPr>
+            <w:tcW w:type="dxa" w:w="3000"/>
+            <w:tcBorders>
+              <w:top w:val="single" w:color="D6DEEA" w:sz="1"/>
+              <w:left w:val="single" w:color="D6DEEA" w:sz="1"/>
+              <w:bottom w:val="single" w:color="D6DEEA" w:sz="1"/>
+              <w:right w:val="single" w:color="D6DEEA" w:sz="1"/>
+            </w:tcBorders>
+            <w:shd w:fill="F4F6FB" w:val="clear"/>
+            <w:tcMar>
+              <w:top w:type="dxa" w:w="100"/>
+              <w:left w:type="dxa" w:w="140"/>
+              <w:bottom w:type="dxa" w:w="100"/>
+              <w:right w:type="dxa" w:w="140"/>
+            </w:tcMar>
+          </w:tcPr>
+          <w:p>
+            <w:pPr>
+              <w:spacing w:after="0"/>
+            </w:pPr>
+            <w:r>
+              <w:rPr>
+                <w:color w:val="16202E"/>
+                <w:sz w:val="20"/>
+                <w:szCs w:val="20"/>
+              </w:rPr>
+              <w:t>Restore ARC funding</w:t>
+            </w:r>
+          </w:p>
+        </w:tc>
+        <w:tc>
+          <w:tcPr>
+            <w:tcW w:type="dxa" w:w="5360"/>
+            <w:tcBorders>
+              <w:top w:val="single" w:color="D6DEEA" w:sz="1"/>
+              <w:left w:val="single" w:color="D6DEEA" w:sz="1"/>
+              <w:bottom w:val="single" w:color="D6DEEA" w:sz="1"/>
+              <w:right w:val="single" w:color="D6DEEA" w:sz="1"/>
+            </w:tcBorders>
+            <w:shd w:fill="F4F6FB" w:val="clear"/>
+            <w:tcMar>
+              <w:top w:type="dxa" w:w="100"/>
+              <w:left w:type="dxa" w:w="140"/>
+              <w:bottom w:type="dxa" w:w="100"/>
+              <w:right w:type="dxa" w:w="140"/>
+            </w:tcMar>
+          </w:tcPr>
+          <w:p>
+            <w:pPr>
+              <w:spacing w:after="0"/>
+            </w:pPr>
+            <w:r>
+              <w:rPr>
+                <w:color w:val="16202E"/>
+                <w:sz w:val="20"/>
+                <w:szCs w:val="20"/>
+              </w:rPr>
+              <w:t>Indigo</w:t>
+            </w:r>
+          </w:p>
+        </w:tc>
+      </w:tr>
+      <w:tr>
+        <w:tc>
+          <w:tcPr>
+            <w:tcW w:type="dxa" w:w="1000"/>
+            <w:tcBorders>
+              <w:top w:val="single" w:color="D6DEEA" w:sz="1"/>
+              <w:left w:val="single" w:color="D6DEEA" w:sz="1"/>
+              <w:bottom w:val="single" w:color="D6DEEA" w:sz="1"/>
+              <w:right w:val="single" w:color="D6DEEA" w:sz="1"/>
+            </w:tcBorders>
+            <w:shd w:fill="F4F6FB" w:val="clear"/>
+            <w:tcMar>
+              <w:top w:type="dxa" w:w="100"/>
+              <w:left w:type="dxa" w:w="140"/>
+              <w:bottom w:type="dxa" w:w="100"/>
+              <w:right w:type="dxa" w:w="140"/>
+            </w:tcMar>
+          </w:tcPr>
+          <w:p>
+            <w:pPr>
+              <w:spacing w:after="0"/>
+            </w:pPr>
+            <w:r>
+              <w:rPr>
+                <w:color w:val="16202E"/>
+                <w:sz w:val="20"/>
+                <w:szCs w:val="20"/>
+              </w:rPr>
+              <w:t>⊘</w:t>
+            </w:r>
+          </w:p>
+        </w:tc>
+        <w:tc>
+          <w:tcPr>
+            <w:tcW w:type="dxa" w:w="3000"/>
+            <w:tcBorders>
+              <w:top w:val="single" w:color="D6DEEA" w:sz="1"/>
+              <w:left w:val="single" w:color="D6DEEA" w:sz="1"/>
+              <w:bottom w:val="single" w:color="D6DEEA" w:sz="1"/>
+              <w:right w:val="single" w:color="D6DEEA" w:sz="1"/>
+            </w:tcBorders>
+            <w:shd w:fill="F4F6FB" w:val="clear"/>
+            <w:tcMar>
+              <w:top w:type="dxa" w:w="100"/>
+              <w:left w:type="dxa" w:w="140"/>
+              <w:bottom w:type="dxa" w:w="100"/>
+              <w:right w:type="dxa" w:w="140"/>
+            </w:tcMar>
+          </w:tcPr>
+          <w:p>
+            <w:pPr>
+              <w:spacing w:after="0"/>
+            </w:pPr>
+            <w:r>
+              <w:rPr>
+                <w:color w:val="16202E"/>
+                <w:sz w:val="20"/>
+                <w:szCs w:val="20"/>
+              </w:rPr>
+              <w:t>Full ARC cutoff (abandon)</w:t>
+            </w:r>
+          </w:p>
+        </w:tc>
+        <w:tc>
+          <w:tcPr>
+            <w:tcW w:type="dxa" w:w="5360"/>
+            <w:tcBorders>
+              <w:top w:val="single" w:color="D6DEEA" w:sz="1"/>
+              <w:left w:val="single" w:color="D6DEEA" w:sz="1"/>
+              <w:bottom w:val="single" w:color="D6DEEA" w:sz="1"/>
+              <w:right w:val="single" w:color="D6DEEA" w:sz="1"/>
+            </w:tcBorders>
+            <w:shd w:fill="F4F6FB" w:val="clear"/>
+            <w:tcMar>
+              <w:top w:type="dxa" w:w="100"/>
+              <w:left w:type="dxa" w:w="140"/>
+              <w:bottom w:type="dxa" w:w="100"/>
+              <w:right w:type="dxa" w:w="140"/>
+            </w:tcMar>
+          </w:tcPr>
+          <w:p>
+            <w:pPr>
+              <w:spacing w:after="0"/>
+            </w:pPr>
+            <w:r>
+              <w:rPr>
+                <w:color w:val="16202E"/>
+                <w:sz w:val="20"/>
+                <w:szCs w:val="20"/>
+              </w:rPr>
+              <w:t>Red</w:t>
+            </w:r>
+          </w:p>
+        </w:tc>
+      </w:tr>
     </w:tbl>
     <w:p>
       <w:pPr>
@@ -9440,6 +10555,17 @@
           <w:color w:val="16202E"/>
         </w:rPr>
         <w:t xml:space="preserve"> — the single most important learning from your run</w:t>
+      </w:r>
+    </w:p>
+    <w:p>
+      <w:pPr>
+        <w:spacing w:after="120"/>
+      </w:pPr>
+      <w:r>
+        <w:rPr>
+          <w:color w:val="16202E"/>
+        </w:rPr>
+        <w:t>If any completed project had its ARC funding reduced, the Improvements list names it and states that the asset’s ongoing benefits were negatively impacted (Section 14.4). If the run ended in insolvency, the Key Insight is replaced with an explanation of what happened and how to avoid it next time (Section 16.3). If any completed project was fully cut off from ARC funding, the Improvements list names it as decommissioned and notes that its full budget now counts as wasted spend. When Social Benefits is enabled, the assessment also reports what share of your completed portfolio’s potential Benefit Units was actually realised, praising strong protection or flagging heavy erosion from funding cuts (Section 15.6).</w:t>
       </w:r>
     </w:p>
     <w:p>
@@ -11212,6 +12338,101 @@
           </w:p>
         </w:tc>
       </w:tr>
+      <w:tr>
+        <w:tc>
+          <w:tcPr>
+            <w:tcW w:type="dxa" w:w="2600"/>
+            <w:tcBorders>
+              <w:top w:val="single" w:color="D6DEEA" w:sz="1"/>
+              <w:left w:val="single" w:color="D6DEEA" w:sz="1"/>
+              <w:bottom w:val="single" w:color="D6DEEA" w:sz="1"/>
+              <w:right w:val="single" w:color="D6DEEA" w:sz="1"/>
+            </w:tcBorders>
+            <w:shd w:fill="F4F6FB" w:val="clear"/>
+            <w:tcMar>
+              <w:top w:type="dxa" w:w="100"/>
+              <w:left w:type="dxa" w:w="140"/>
+              <w:bottom w:type="dxa" w:w="100"/>
+              <w:right w:type="dxa" w:w="140"/>
+            </w:tcMar>
+          </w:tcPr>
+          <w:p>
+            <w:pPr>
+              <w:spacing w:after="0"/>
+            </w:pPr>
+            <w:r>
+              <w:rPr>
+                <w:color w:val="16202E"/>
+                <w:sz w:val="20"/>
+                <w:szCs w:val="20"/>
+              </w:rPr>
+              <w:t>Reducing a completed project’s ARC funding with no plan to repay it</w:t>
+            </w:r>
+          </w:p>
+        </w:tc>
+        <w:tc>
+          <w:tcPr>
+            <w:tcW w:type="dxa" w:w="3000"/>
+            <w:tcBorders>
+              <w:top w:val="single" w:color="D6DEEA" w:sz="1"/>
+              <w:left w:val="single" w:color="D6DEEA" w:sz="1"/>
+              <w:bottom w:val="single" w:color="D6DEEA" w:sz="1"/>
+              <w:right w:val="single" w:color="D6DEEA" w:sz="1"/>
+            </w:tcBorders>
+            <w:shd w:fill="F4F6FB" w:val="clear"/>
+            <w:tcMar>
+              <w:top w:type="dxa" w:w="100"/>
+              <w:left w:type="dxa" w:w="140"/>
+              <w:bottom w:type="dxa" w:w="100"/>
+              <w:right w:type="dxa" w:w="140"/>
+            </w:tcMar>
+          </w:tcPr>
+          <w:p>
+            <w:pPr>
+              <w:spacing w:after="0"/>
+            </w:pPr>
+            <w:r>
+              <w:rPr>
+                <w:color w:val="16202E"/>
+                <w:sz w:val="20"/>
+                <w:szCs w:val="20"/>
+              </w:rPr>
+              <w:t>The backlog keeps growing and the reduction lever is exhausted after two cuts, forcing abandonment of a delivered asset (Section 14.6)</w:t>
+            </w:r>
+          </w:p>
+        </w:tc>
+        <w:tc>
+          <w:tcPr>
+            <w:tcW w:type="dxa" w:w="3760"/>
+            <w:tcBorders>
+              <w:top w:val="single" w:color="D6DEEA" w:sz="1"/>
+              <w:left w:val="single" w:color="D6DEEA" w:sz="1"/>
+              <w:bottom w:val="single" w:color="D6DEEA" w:sz="1"/>
+              <w:right w:val="single" w:color="D6DEEA" w:sz="1"/>
+            </w:tcBorders>
+            <w:shd w:fill="F4F6FB" w:val="clear"/>
+            <w:tcMar>
+              <w:top w:type="dxa" w:w="100"/>
+              <w:left w:type="dxa" w:w="140"/>
+              <w:bottom w:type="dxa" w:w="100"/>
+              <w:right w:type="dxa" w:w="140"/>
+            </w:tcMar>
+          </w:tcPr>
+          <w:p>
+            <w:pPr>
+              <w:spacing w:after="0"/>
+            </w:pPr>
+            <w:r>
+              <w:rPr>
+                <w:color w:val="16202E"/>
+                <w:sz w:val="20"/>
+                <w:szCs w:val="20"/>
+              </w:rPr>
+              <w:t>Restore full funding as soon as the balance allows (Section 14.5); treat ARC cuts as a genuine last resort, not a routine lever</w:t>
+            </w:r>
+          </w:p>
+        </w:tc>
+      </w:tr>
     </w:tbl>
     <w:p>
       <w:pPr>
@@ -11236,7 +12457,3617 @@
           <w:sz w:val="36"/>
           <w:szCs w:val="36"/>
         </w:rPr>
-        <w:t xml:space="preserve">14. Glossary</w:t>
+        <w:t xml:space="preserve">14. Annual Recurring Cost and the Integrated Budget Wallet</w:t>
+      </w:r>
+    </w:p>
+    <w:p>
+      <w:pPr>
+        <w:spacing w:after="120"/>
+      </w:pPr>
+      <w:r>
+        <w:rPr>
+          <w:color w:val="16202E"/>
+        </w:rPr>
+        <w:t xml:space="preserve">Delivered infrastructure keeps costing money to operate and maintain. Annual Recurring Cost (ARC) models this: once a project completes, it starts drawing an ongoing monthly amount from the same budget pool as capital spending, for the remainder of the 60-month run.</w:t>
+      </w:r>
+    </w:p>
+    <w:p>
+      <w:pPr>
+        <w:pStyle w:val="Heading2"/>
+        <w:spacing w:after="120" w:before="320"/>
+      </w:pPr>
+      <w:r>
+        <w:rPr>
+          <w:rFonts w:ascii="Arial" w:cs="Arial" w:eastAsia="Arial" w:hAnsi="Arial"/>
+          <w:b/>
+          <w:bCs/>
+          <w:color w:val="16202E"/>
+          <w:sz w:val="28"/>
+          <w:szCs w:val="28"/>
+        </w:rPr>
+        <w:t xml:space="preserve">14.1 What Is ARC</w:t>
+      </w:r>
+    </w:p>
+    <w:p>
+      <w:pPr>
+        <w:spacing w:after="120"/>
+      </w:pPr>
+      <w:r>
+        <w:rPr>
+          <w:color w:val="16202E"/>
+        </w:rPr>
+        <w:t xml:space="preserve">ARC starts the month after a project completes. Its monthly amount is (BAC at completion × ARC rate) ÷ 12, where BAC at completion is the project’s final, risk-adjusted budget rather than its original estimate. Once a year has elapsed since completion, the monthly amount steps up by the run’s inflation rate — a single jump at each anniversary, not the continuous month-by-month compounding used for active capital spend.</w:t>
+      </w:r>
+    </w:p>
+    <w:p>
+      <w:pPr>
+        <w:spacing w:after="120"/>
+      </w:pPr>
+      <w:r>
+        <w:rPr>
+          <w:color w:val="16202E"/>
+        </w:rPr>
+        <w:t xml:space="preserve">Every one of the 30 projects is assigned one of twelve real-world infrastructure sub-categories, each with its own median ARC rate. The category and rate are fixed for the life of the project and are shown on its card wherever it appears (Available Projects Table, Active Projects, Completed Projects). The reference table below lists all twelve rates.</w:t>
+      </w:r>
+    </w:p>
+    <w:tbl>
+      <w:tblPr>
+        <w:tblW w:type="dxa" w:w="9360"/>
+        <w:tblBorders>
+          <w:top w:val="single" w:color="auto" w:sz="4"/>
+          <w:left w:val="single" w:color="auto" w:sz="4"/>
+          <w:bottom w:val="single" w:color="auto" w:sz="4"/>
+          <w:right w:val="single" w:color="auto" w:sz="4"/>
+          <w:insideH w:val="single" w:color="auto" w:sz="4"/>
+          <w:insideV w:val="single" w:color="auto" w:sz="4"/>
+        </w:tblBorders>
+      </w:tblPr>
+      <w:tblGrid>
+        <w:gridCol w:w="3160"/>
+        <w:gridCol w:w="3100"/>
+        <w:gridCol w:w="3100"/>
+      </w:tblGrid>
+      <w:tr>
+        <w:tc>
+          <w:tcPr>
+            <w:tcW w:type="dxa" w:w="3160"/>
+            <w:tcBorders>
+              <w:top w:val="single" w:color="D6DEEA" w:sz="1"/>
+              <w:left w:val="single" w:color="D6DEEA" w:sz="1"/>
+              <w:bottom w:val="single" w:color="D6DEEA" w:sz="1"/>
+              <w:right w:val="single" w:color="D6DEEA" w:sz="1"/>
+            </w:tcBorders>
+            <w:shd w:fill="4F46E5" w:val="clear"/>
+            <w:tcMar>
+              <w:top w:type="dxa" w:w="100"/>
+              <w:left w:type="dxa" w:w="140"/>
+              <w:bottom w:type="dxa" w:w="100"/>
+              <w:right w:type="dxa" w:w="140"/>
+            </w:tcMar>
+          </w:tcPr>
+          <w:p>
+            <w:pPr>
+              <w:spacing w:after="0"/>
+            </w:pPr>
+            <w:r>
+              <w:rPr>
+                <w:b/>
+                <w:bCs/>
+                <w:color w:val="FFFFFF"/>
+                <w:sz w:val="20"/>
+                <w:szCs w:val="20"/>
+              </w:rPr>
+              <w:t xml:space="preserve">Category</w:t>
+            </w:r>
+          </w:p>
+        </w:tc>
+        <w:tc>
+          <w:tcPr>
+            <w:tcW w:type="dxa" w:w="3100"/>
+            <w:tcBorders>
+              <w:top w:val="single" w:color="D6DEEA" w:sz="1"/>
+              <w:left w:val="single" w:color="D6DEEA" w:sz="1"/>
+              <w:bottom w:val="single" w:color="D6DEEA" w:sz="1"/>
+              <w:right w:val="single" w:color="D6DEEA" w:sz="1"/>
+            </w:tcBorders>
+            <w:shd w:fill="4F46E5" w:val="clear"/>
+            <w:tcMar>
+              <w:top w:type="dxa" w:w="100"/>
+              <w:left w:type="dxa" w:w="140"/>
+              <w:bottom w:type="dxa" w:w="100"/>
+              <w:right w:type="dxa" w:w="140"/>
+            </w:tcMar>
+          </w:tcPr>
+          <w:p>
+            <w:pPr>
+              <w:spacing w:after="0"/>
+            </w:pPr>
+            <w:r>
+              <w:rPr>
+                <w:b/>
+                <w:bCs/>
+                <w:color w:val="FFFFFF"/>
+                <w:sz w:val="20"/>
+                <w:szCs w:val="20"/>
+              </w:rPr>
+              <w:t xml:space="preserve">Sub-Category</w:t>
+            </w:r>
+          </w:p>
+        </w:tc>
+        <w:tc>
+          <w:tcPr>
+            <w:tcW w:type="dxa" w:w="3100"/>
+            <w:tcBorders>
+              <w:top w:val="single" w:color="D6DEEA" w:sz="1"/>
+              <w:left w:val="single" w:color="D6DEEA" w:sz="1"/>
+              <w:bottom w:val="single" w:color="D6DEEA" w:sz="1"/>
+              <w:right w:val="single" w:color="D6DEEA" w:sz="1"/>
+            </w:tcBorders>
+            <w:shd w:fill="4F46E5" w:val="clear"/>
+            <w:tcMar>
+              <w:top w:type="dxa" w:w="100"/>
+              <w:left w:type="dxa" w:w="140"/>
+              <w:bottom w:type="dxa" w:w="100"/>
+              <w:right w:type="dxa" w:w="140"/>
+            </w:tcMar>
+          </w:tcPr>
+          <w:p>
+            <w:pPr>
+              <w:spacing w:after="0"/>
+            </w:pPr>
+            <w:r>
+              <w:rPr>
+                <w:b/>
+                <w:bCs/>
+                <w:color w:val="FFFFFF"/>
+                <w:sz w:val="20"/>
+                <w:szCs w:val="20"/>
+              </w:rPr>
+              <w:t xml:space="preserve">ARC Rate</w:t>
+            </w:r>
+          </w:p>
+        </w:tc>
+      </w:tr>
+      <w:tr>
+        <w:tc>
+          <w:tcPr>
+            <w:tcW w:type="dxa" w:w="3160"/>
+            <w:tcBorders>
+              <w:top w:val="single" w:color="D6DEEA" w:sz="1"/>
+              <w:left w:val="single" w:color="D6DEEA" w:sz="1"/>
+              <w:bottom w:val="single" w:color="D6DEEA" w:sz="1"/>
+              <w:right w:val="single" w:color="D6DEEA" w:sz="1"/>
+            </w:tcBorders>
+            <w:shd w:fill="FFFFFF" w:val="clear"/>
+            <w:tcMar>
+              <w:top w:type="dxa" w:w="100"/>
+              <w:left w:type="dxa" w:w="140"/>
+              <w:bottom w:type="dxa" w:w="100"/>
+              <w:right w:type="dxa" w:w="140"/>
+            </w:tcMar>
+          </w:tcPr>
+          <w:p>
+            <w:pPr>
+              <w:spacing w:after="0"/>
+            </w:pPr>
+            <w:r>
+              <w:rPr>
+                <w:color w:val="16202E"/>
+                <w:sz w:val="20"/>
+                <w:szCs w:val="20"/>
+              </w:rPr>
+              <w:t xml:space="preserve">Physical Infrastructure &amp; Transport</w:t>
+            </w:r>
+          </w:p>
+        </w:tc>
+        <w:tc>
+          <w:tcPr>
+            <w:tcW w:type="dxa" w:w="3100"/>
+            <w:tcBorders>
+              <w:top w:val="single" w:color="D6DEEA" w:sz="1"/>
+              <w:left w:val="single" w:color="D6DEEA" w:sz="1"/>
+              <w:bottom w:val="single" w:color="D6DEEA" w:sz="1"/>
+              <w:right w:val="single" w:color="D6DEEA" w:sz="1"/>
+            </w:tcBorders>
+            <w:shd w:fill="FFFFFF" w:val="clear"/>
+            <w:tcMar>
+              <w:top w:type="dxa" w:w="100"/>
+              <w:left w:type="dxa" w:w="140"/>
+              <w:bottom w:type="dxa" w:w="100"/>
+              <w:right w:type="dxa" w:w="140"/>
+            </w:tcMar>
+          </w:tcPr>
+          <w:p>
+            <w:pPr>
+              <w:spacing w:after="0"/>
+            </w:pPr>
+            <w:r>
+              <w:rPr>
+                <w:color w:val="16202E"/>
+                <w:sz w:val="20"/>
+                <w:szCs w:val="20"/>
+              </w:rPr>
+              <w:t xml:space="preserve">Paved Roads &amp; Highways</w:t>
+            </w:r>
+          </w:p>
+        </w:tc>
+        <w:tc>
+          <w:tcPr>
+            <w:tcW w:type="dxa" w:w="3100"/>
+            <w:tcBorders>
+              <w:top w:val="single" w:color="D6DEEA" w:sz="1"/>
+              <w:left w:val="single" w:color="D6DEEA" w:sz="1"/>
+              <w:bottom w:val="single" w:color="D6DEEA" w:sz="1"/>
+              <w:right w:val="single" w:color="D6DEEA" w:sz="1"/>
+            </w:tcBorders>
+            <w:shd w:fill="FFFFFF" w:val="clear"/>
+            <w:tcMar>
+              <w:top w:type="dxa" w:w="100"/>
+              <w:left w:type="dxa" w:w="140"/>
+              <w:bottom w:type="dxa" w:w="100"/>
+              <w:right w:type="dxa" w:w="140"/>
+            </w:tcMar>
+          </w:tcPr>
+          <w:p>
+            <w:pPr>
+              <w:spacing w:after="0"/>
+            </w:pPr>
+            <w:r>
+              <w:rPr>
+                <w:color w:val="16202E"/>
+                <w:sz w:val="20"/>
+                <w:szCs w:val="20"/>
+              </w:rPr>
+              <w:t xml:space="preserve">5.0%</w:t>
+            </w:r>
+          </w:p>
+        </w:tc>
+      </w:tr>
+      <w:tr>
+        <w:tc>
+          <w:tcPr>
+            <w:tcW w:type="dxa" w:w="3160"/>
+            <w:tcBorders>
+              <w:top w:val="single" w:color="D6DEEA" w:sz="1"/>
+              <w:left w:val="single" w:color="D6DEEA" w:sz="1"/>
+              <w:bottom w:val="single" w:color="D6DEEA" w:sz="1"/>
+              <w:right w:val="single" w:color="D6DEEA" w:sz="1"/>
+            </w:tcBorders>
+            <w:shd w:fill="F4F6FB" w:val="clear"/>
+            <w:tcMar>
+              <w:top w:type="dxa" w:w="100"/>
+              <w:left w:type="dxa" w:w="140"/>
+              <w:bottom w:type="dxa" w:w="100"/>
+              <w:right w:type="dxa" w:w="140"/>
+            </w:tcMar>
+          </w:tcPr>
+          <w:p>
+            <w:pPr>
+              <w:spacing w:after="0"/>
+            </w:pPr>
+            <w:r>
+              <w:rPr>
+                <w:color w:val="16202E"/>
+                <w:sz w:val="20"/>
+                <w:szCs w:val="20"/>
+              </w:rPr>
+              <w:t xml:space="preserve">Physical Infrastructure &amp; Transport</w:t>
+            </w:r>
+          </w:p>
+        </w:tc>
+        <w:tc>
+          <w:tcPr>
+            <w:tcW w:type="dxa" w:w="3100"/>
+            <w:tcBorders>
+              <w:top w:val="single" w:color="D6DEEA" w:sz="1"/>
+              <w:left w:val="single" w:color="D6DEEA" w:sz="1"/>
+              <w:bottom w:val="single" w:color="D6DEEA" w:sz="1"/>
+              <w:right w:val="single" w:color="D6DEEA" w:sz="1"/>
+            </w:tcBorders>
+            <w:shd w:fill="F4F6FB" w:val="clear"/>
+            <w:tcMar>
+              <w:top w:type="dxa" w:w="100"/>
+              <w:left w:type="dxa" w:w="140"/>
+              <w:bottom w:type="dxa" w:w="100"/>
+              <w:right w:type="dxa" w:w="140"/>
+            </w:tcMar>
+          </w:tcPr>
+          <w:p>
+            <w:pPr>
+              <w:spacing w:after="0"/>
+            </w:pPr>
+            <w:r>
+              <w:rPr>
+                <w:color w:val="16202E"/>
+                <w:sz w:val="20"/>
+                <w:szCs w:val="20"/>
+              </w:rPr>
+              <w:t xml:space="preserve">Feeder &amp; Rural Roads</w:t>
+            </w:r>
+          </w:p>
+        </w:tc>
+        <w:tc>
+          <w:tcPr>
+            <w:tcW w:type="dxa" w:w="3100"/>
+            <w:tcBorders>
+              <w:top w:val="single" w:color="D6DEEA" w:sz="1"/>
+              <w:left w:val="single" w:color="D6DEEA" w:sz="1"/>
+              <w:bottom w:val="single" w:color="D6DEEA" w:sz="1"/>
+              <w:right w:val="single" w:color="D6DEEA" w:sz="1"/>
+            </w:tcBorders>
+            <w:shd w:fill="F4F6FB" w:val="clear"/>
+            <w:tcMar>
+              <w:top w:type="dxa" w:w="100"/>
+              <w:left w:type="dxa" w:w="140"/>
+              <w:bottom w:type="dxa" w:w="100"/>
+              <w:right w:type="dxa" w:w="140"/>
+            </w:tcMar>
+          </w:tcPr>
+          <w:p>
+            <w:pPr>
+              <w:spacing w:after="0"/>
+            </w:pPr>
+            <w:r>
+              <w:rPr>
+                <w:color w:val="16202E"/>
+                <w:sz w:val="20"/>
+                <w:szCs w:val="20"/>
+              </w:rPr>
+              <w:t xml:space="preserve">10.0%</w:t>
+            </w:r>
+          </w:p>
+        </w:tc>
+      </w:tr>
+      <w:tr>
+        <w:tc>
+          <w:tcPr>
+            <w:tcW w:type="dxa" w:w="3160"/>
+            <w:tcBorders>
+              <w:top w:val="single" w:color="D6DEEA" w:sz="1"/>
+              <w:left w:val="single" w:color="D6DEEA" w:sz="1"/>
+              <w:bottom w:val="single" w:color="D6DEEA" w:sz="1"/>
+              <w:right w:val="single" w:color="D6DEEA" w:sz="1"/>
+            </w:tcBorders>
+            <w:shd w:fill="FFFFFF" w:val="clear"/>
+            <w:tcMar>
+              <w:top w:type="dxa" w:w="100"/>
+              <w:left w:type="dxa" w:w="140"/>
+              <w:bottom w:type="dxa" w:w="100"/>
+              <w:right w:type="dxa" w:w="140"/>
+            </w:tcMar>
+          </w:tcPr>
+          <w:p>
+            <w:pPr>
+              <w:spacing w:after="0"/>
+            </w:pPr>
+            <w:r>
+              <w:rPr>
+                <w:color w:val="16202E"/>
+                <w:sz w:val="20"/>
+                <w:szCs w:val="20"/>
+              </w:rPr>
+              <w:t xml:space="preserve">Physical Infrastructure &amp; Transport</w:t>
+            </w:r>
+          </w:p>
+        </w:tc>
+        <w:tc>
+          <w:tcPr>
+            <w:tcW w:type="dxa" w:w="3100"/>
+            <w:tcBorders>
+              <w:top w:val="single" w:color="D6DEEA" w:sz="1"/>
+              <w:left w:val="single" w:color="D6DEEA" w:sz="1"/>
+              <w:bottom w:val="single" w:color="D6DEEA" w:sz="1"/>
+              <w:right w:val="single" w:color="D6DEEA" w:sz="1"/>
+            </w:tcBorders>
+            <w:shd w:fill="FFFFFF" w:val="clear"/>
+            <w:tcMar>
+              <w:top w:type="dxa" w:w="100"/>
+              <w:left w:type="dxa" w:w="140"/>
+              <w:bottom w:type="dxa" w:w="100"/>
+              <w:right w:type="dxa" w:w="140"/>
+            </w:tcMar>
+          </w:tcPr>
+          <w:p>
+            <w:pPr>
+              <w:spacing w:after="0"/>
+            </w:pPr>
+            <w:r>
+              <w:rPr>
+                <w:color w:val="16202E"/>
+                <w:sz w:val="20"/>
+                <w:szCs w:val="20"/>
+              </w:rPr>
+              <w:t xml:space="preserve">Buildings (Administrative)</w:t>
+            </w:r>
+          </w:p>
+        </w:tc>
+        <w:tc>
+          <w:tcPr>
+            <w:tcW w:type="dxa" w:w="3100"/>
+            <w:tcBorders>
+              <w:top w:val="single" w:color="D6DEEA" w:sz="1"/>
+              <w:left w:val="single" w:color="D6DEEA" w:sz="1"/>
+              <w:bottom w:val="single" w:color="D6DEEA" w:sz="1"/>
+              <w:right w:val="single" w:color="D6DEEA" w:sz="1"/>
+            </w:tcBorders>
+            <w:shd w:fill="FFFFFF" w:val="clear"/>
+            <w:tcMar>
+              <w:top w:type="dxa" w:w="100"/>
+              <w:left w:type="dxa" w:w="140"/>
+              <w:bottom w:type="dxa" w:w="100"/>
+              <w:right w:type="dxa" w:w="140"/>
+            </w:tcMar>
+          </w:tcPr>
+          <w:p>
+            <w:pPr>
+              <w:spacing w:after="0"/>
+            </w:pPr>
+            <w:r>
+              <w:rPr>
+                <w:color w:val="16202E"/>
+                <w:sz w:val="20"/>
+                <w:szCs w:val="20"/>
+              </w:rPr>
+              <w:t xml:space="preserve">2.0%</w:t>
+            </w:r>
+          </w:p>
+        </w:tc>
+      </w:tr>
+      <w:tr>
+        <w:tc>
+          <w:tcPr>
+            <w:tcW w:type="dxa" w:w="3160"/>
+            <w:tcBorders>
+              <w:top w:val="single" w:color="D6DEEA" w:sz="1"/>
+              <w:left w:val="single" w:color="D6DEEA" w:sz="1"/>
+              <w:bottom w:val="single" w:color="D6DEEA" w:sz="1"/>
+              <w:right w:val="single" w:color="D6DEEA" w:sz="1"/>
+            </w:tcBorders>
+            <w:shd w:fill="F4F6FB" w:val="clear"/>
+            <w:tcMar>
+              <w:top w:type="dxa" w:w="100"/>
+              <w:left w:type="dxa" w:w="140"/>
+              <w:bottom w:type="dxa" w:w="100"/>
+              <w:right w:type="dxa" w:w="140"/>
+            </w:tcMar>
+          </w:tcPr>
+          <w:p>
+            <w:pPr>
+              <w:spacing w:after="0"/>
+            </w:pPr>
+            <w:r>
+              <w:rPr>
+                <w:color w:val="16202E"/>
+                <w:sz w:val="20"/>
+                <w:szCs w:val="20"/>
+              </w:rPr>
+              <w:t xml:space="preserve">Physical Infrastructure &amp; Transport</w:t>
+            </w:r>
+          </w:p>
+        </w:tc>
+        <w:tc>
+          <w:tcPr>
+            <w:tcW w:type="dxa" w:w="3100"/>
+            <w:tcBorders>
+              <w:top w:val="single" w:color="D6DEEA" w:sz="1"/>
+              <w:left w:val="single" w:color="D6DEEA" w:sz="1"/>
+              <w:bottom w:val="single" w:color="D6DEEA" w:sz="1"/>
+              <w:right w:val="single" w:color="D6DEEA" w:sz="1"/>
+            </w:tcBorders>
+            <w:shd w:fill="F4F6FB" w:val="clear"/>
+            <w:tcMar>
+              <w:top w:type="dxa" w:w="100"/>
+              <w:left w:type="dxa" w:w="140"/>
+              <w:bottom w:type="dxa" w:w="100"/>
+              <w:right w:type="dxa" w:w="140"/>
+            </w:tcMar>
+          </w:tcPr>
+          <w:p>
+            <w:pPr>
+              <w:spacing w:after="0"/>
+            </w:pPr>
+            <w:r>
+              <w:rPr>
+                <w:color w:val="16202E"/>
+                <w:sz w:val="20"/>
+                <w:szCs w:val="20"/>
+              </w:rPr>
+              <w:t xml:space="preserve">Large-Scale Dams &amp; Reservoirs</w:t>
+            </w:r>
+          </w:p>
+        </w:tc>
+        <w:tc>
+          <w:tcPr>
+            <w:tcW w:type="dxa" w:w="3100"/>
+            <w:tcBorders>
+              <w:top w:val="single" w:color="D6DEEA" w:sz="1"/>
+              <w:left w:val="single" w:color="D6DEEA" w:sz="1"/>
+              <w:bottom w:val="single" w:color="D6DEEA" w:sz="1"/>
+              <w:right w:val="single" w:color="D6DEEA" w:sz="1"/>
+            </w:tcBorders>
+            <w:shd w:fill="F4F6FB" w:val="clear"/>
+            <w:tcMar>
+              <w:top w:type="dxa" w:w="100"/>
+              <w:left w:type="dxa" w:w="140"/>
+              <w:bottom w:type="dxa" w:w="100"/>
+              <w:right w:type="dxa" w:w="140"/>
+            </w:tcMar>
+          </w:tcPr>
+          <w:p>
+            <w:pPr>
+              <w:spacing w:after="0"/>
+            </w:pPr>
+            <w:r>
+              <w:rPr>
+                <w:color w:val="16202E"/>
+                <w:sz w:val="20"/>
+                <w:szCs w:val="20"/>
+              </w:rPr>
+              <w:t xml:space="preserve">1.5%</w:t>
+            </w:r>
+          </w:p>
+        </w:tc>
+      </w:tr>
+      <w:tr>
+        <w:tc>
+          <w:tcPr>
+            <w:tcW w:type="dxa" w:w="3160"/>
+            <w:tcBorders>
+              <w:top w:val="single" w:color="D6DEEA" w:sz="1"/>
+              <w:left w:val="single" w:color="D6DEEA" w:sz="1"/>
+              <w:bottom w:val="single" w:color="D6DEEA" w:sz="1"/>
+              <w:right w:val="single" w:color="D6DEEA" w:sz="1"/>
+            </w:tcBorders>
+            <w:shd w:fill="FFFFFF" w:val="clear"/>
+            <w:tcMar>
+              <w:top w:type="dxa" w:w="100"/>
+              <w:left w:type="dxa" w:w="140"/>
+              <w:bottom w:type="dxa" w:w="100"/>
+              <w:right w:type="dxa" w:w="140"/>
+            </w:tcMar>
+          </w:tcPr>
+          <w:p>
+            <w:pPr>
+              <w:spacing w:after="0"/>
+            </w:pPr>
+            <w:r>
+              <w:rPr>
+                <w:color w:val="16202E"/>
+                <w:sz w:val="20"/>
+                <w:szCs w:val="20"/>
+              </w:rPr>
+              <w:t xml:space="preserve">Social Sectors (Education &amp; Health)</w:t>
+            </w:r>
+          </w:p>
+        </w:tc>
+        <w:tc>
+          <w:tcPr>
+            <w:tcW w:type="dxa" w:w="3100"/>
+            <w:tcBorders>
+              <w:top w:val="single" w:color="D6DEEA" w:sz="1"/>
+              <w:left w:val="single" w:color="D6DEEA" w:sz="1"/>
+              <w:bottom w:val="single" w:color="D6DEEA" w:sz="1"/>
+              <w:right w:val="single" w:color="D6DEEA" w:sz="1"/>
+            </w:tcBorders>
+            <w:shd w:fill="FFFFFF" w:val="clear"/>
+            <w:tcMar>
+              <w:top w:type="dxa" w:w="100"/>
+              <w:left w:type="dxa" w:w="140"/>
+              <w:bottom w:type="dxa" w:w="100"/>
+              <w:right w:type="dxa" w:w="140"/>
+            </w:tcMar>
+          </w:tcPr>
+          <w:p>
+            <w:pPr>
+              <w:spacing w:after="0"/>
+            </w:pPr>
+            <w:r>
+              <w:rPr>
+                <w:color w:val="16202E"/>
+                <w:sz w:val="20"/>
+                <w:szCs w:val="20"/>
+              </w:rPr>
+              <w:t xml:space="preserve">Primary &amp; Secondary Schools</w:t>
+            </w:r>
+          </w:p>
+        </w:tc>
+        <w:tc>
+          <w:tcPr>
+            <w:tcW w:type="dxa" w:w="3100"/>
+            <w:tcBorders>
+              <w:top w:val="single" w:color="D6DEEA" w:sz="1"/>
+              <w:left w:val="single" w:color="D6DEEA" w:sz="1"/>
+              <w:bottom w:val="single" w:color="D6DEEA" w:sz="1"/>
+              <w:right w:val="single" w:color="D6DEEA" w:sz="1"/>
+            </w:tcBorders>
+            <w:shd w:fill="FFFFFF" w:val="clear"/>
+            <w:tcMar>
+              <w:top w:type="dxa" w:w="100"/>
+              <w:left w:type="dxa" w:w="140"/>
+              <w:bottom w:type="dxa" w:w="100"/>
+              <w:right w:type="dxa" w:w="140"/>
+            </w:tcMar>
+          </w:tcPr>
+          <w:p>
+            <w:pPr>
+              <w:spacing w:after="0"/>
+            </w:pPr>
+            <w:r>
+              <w:rPr>
+                <w:color w:val="16202E"/>
+                <w:sz w:val="20"/>
+                <w:szCs w:val="20"/>
+              </w:rPr>
+              <w:t xml:space="preserve">19.5%</w:t>
+            </w:r>
+          </w:p>
+        </w:tc>
+      </w:tr>
+      <w:tr>
+        <w:tc>
+          <w:tcPr>
+            <w:tcW w:type="dxa" w:w="3160"/>
+            <w:tcBorders>
+              <w:top w:val="single" w:color="D6DEEA" w:sz="1"/>
+              <w:left w:val="single" w:color="D6DEEA" w:sz="1"/>
+              <w:bottom w:val="single" w:color="D6DEEA" w:sz="1"/>
+              <w:right w:val="single" w:color="D6DEEA" w:sz="1"/>
+            </w:tcBorders>
+            <w:shd w:fill="F4F6FB" w:val="clear"/>
+            <w:tcMar>
+              <w:top w:type="dxa" w:w="100"/>
+              <w:left w:type="dxa" w:w="140"/>
+              <w:bottom w:type="dxa" w:w="100"/>
+              <w:right w:type="dxa" w:w="140"/>
+            </w:tcMar>
+          </w:tcPr>
+          <w:p>
+            <w:pPr>
+              <w:spacing w:after="0"/>
+            </w:pPr>
+            <w:r>
+              <w:rPr>
+                <w:color w:val="16202E"/>
+                <w:sz w:val="20"/>
+                <w:szCs w:val="20"/>
+              </w:rPr>
+              <w:t xml:space="preserve">Social Sectors (Education &amp; Health)</w:t>
+            </w:r>
+          </w:p>
+        </w:tc>
+        <w:tc>
+          <w:tcPr>
+            <w:tcW w:type="dxa" w:w="3100"/>
+            <w:tcBorders>
+              <w:top w:val="single" w:color="D6DEEA" w:sz="1"/>
+              <w:left w:val="single" w:color="D6DEEA" w:sz="1"/>
+              <w:bottom w:val="single" w:color="D6DEEA" w:sz="1"/>
+              <w:right w:val="single" w:color="D6DEEA" w:sz="1"/>
+            </w:tcBorders>
+            <w:shd w:fill="F4F6FB" w:val="clear"/>
+            <w:tcMar>
+              <w:top w:type="dxa" w:w="100"/>
+              <w:left w:type="dxa" w:w="140"/>
+              <w:bottom w:type="dxa" w:w="100"/>
+              <w:right w:type="dxa" w:w="140"/>
+            </w:tcMar>
+          </w:tcPr>
+          <w:p>
+            <w:pPr>
+              <w:spacing w:after="0"/>
+            </w:pPr>
+            <w:r>
+              <w:rPr>
+                <w:color w:val="16202E"/>
+                <w:sz w:val="20"/>
+                <w:szCs w:val="20"/>
+              </w:rPr>
+              <w:t xml:space="preserve">Polytechnic &amp; Technical Schools</w:t>
+            </w:r>
+          </w:p>
+        </w:tc>
+        <w:tc>
+          <w:tcPr>
+            <w:tcW w:type="dxa" w:w="3100"/>
+            <w:tcBorders>
+              <w:top w:val="single" w:color="D6DEEA" w:sz="1"/>
+              <w:left w:val="single" w:color="D6DEEA" w:sz="1"/>
+              <w:bottom w:val="single" w:color="D6DEEA" w:sz="1"/>
+              <w:right w:val="single" w:color="D6DEEA" w:sz="1"/>
+            </w:tcBorders>
+            <w:shd w:fill="F4F6FB" w:val="clear"/>
+            <w:tcMar>
+              <w:top w:type="dxa" w:w="100"/>
+              <w:left w:type="dxa" w:w="140"/>
+              <w:bottom w:type="dxa" w:w="100"/>
+              <w:right w:type="dxa" w:w="140"/>
+            </w:tcMar>
+          </w:tcPr>
+          <w:p>
+            <w:pPr>
+              <w:spacing w:after="0"/>
+            </w:pPr>
+            <w:r>
+              <w:rPr>
+                <w:color w:val="16202E"/>
+                <w:sz w:val="20"/>
+                <w:szCs w:val="20"/>
+              </w:rPr>
+              <w:t xml:space="preserve">21.0%</w:t>
+            </w:r>
+          </w:p>
+        </w:tc>
+      </w:tr>
+      <w:tr>
+        <w:tc>
+          <w:tcPr>
+            <w:tcW w:type="dxa" w:w="3160"/>
+            <w:tcBorders>
+              <w:top w:val="single" w:color="D6DEEA" w:sz="1"/>
+              <w:left w:val="single" w:color="D6DEEA" w:sz="1"/>
+              <w:bottom w:val="single" w:color="D6DEEA" w:sz="1"/>
+              <w:right w:val="single" w:color="D6DEEA" w:sz="1"/>
+            </w:tcBorders>
+            <w:shd w:fill="FFFFFF" w:val="clear"/>
+            <w:tcMar>
+              <w:top w:type="dxa" w:w="100"/>
+              <w:left w:type="dxa" w:w="140"/>
+              <w:bottom w:type="dxa" w:w="100"/>
+              <w:right w:type="dxa" w:w="140"/>
+            </w:tcMar>
+          </w:tcPr>
+          <w:p>
+            <w:pPr>
+              <w:spacing w:after="0"/>
+            </w:pPr>
+            <w:r>
+              <w:rPr>
+                <w:color w:val="16202E"/>
+                <w:sz w:val="20"/>
+                <w:szCs w:val="20"/>
+              </w:rPr>
+              <w:t xml:space="preserve">Social Sectors (Education &amp; Health)</w:t>
+            </w:r>
+          </w:p>
+        </w:tc>
+        <w:tc>
+          <w:tcPr>
+            <w:tcW w:type="dxa" w:w="3100"/>
+            <w:tcBorders>
+              <w:top w:val="single" w:color="D6DEEA" w:sz="1"/>
+              <w:left w:val="single" w:color="D6DEEA" w:sz="1"/>
+              <w:bottom w:val="single" w:color="D6DEEA" w:sz="1"/>
+              <w:right w:val="single" w:color="D6DEEA" w:sz="1"/>
+            </w:tcBorders>
+            <w:shd w:fill="FFFFFF" w:val="clear"/>
+            <w:tcMar>
+              <w:top w:type="dxa" w:w="100"/>
+              <w:left w:type="dxa" w:w="140"/>
+              <w:bottom w:type="dxa" w:w="100"/>
+              <w:right w:type="dxa" w:w="140"/>
+            </w:tcMar>
+          </w:tcPr>
+          <w:p>
+            <w:pPr>
+              <w:spacing w:after="0"/>
+            </w:pPr>
+            <w:r>
+              <w:rPr>
+                <w:color w:val="16202E"/>
+                <w:sz w:val="20"/>
+                <w:szCs w:val="20"/>
+              </w:rPr>
+              <w:t xml:space="preserve">General &amp; Tertiary Hospitals</w:t>
+            </w:r>
+          </w:p>
+        </w:tc>
+        <w:tc>
+          <w:tcPr>
+            <w:tcW w:type="dxa" w:w="3100"/>
+            <w:tcBorders>
+              <w:top w:val="single" w:color="D6DEEA" w:sz="1"/>
+              <w:left w:val="single" w:color="D6DEEA" w:sz="1"/>
+              <w:bottom w:val="single" w:color="D6DEEA" w:sz="1"/>
+              <w:right w:val="single" w:color="D6DEEA" w:sz="1"/>
+            </w:tcBorders>
+            <w:shd w:fill="FFFFFF" w:val="clear"/>
+            <w:tcMar>
+              <w:top w:type="dxa" w:w="100"/>
+              <w:left w:type="dxa" w:w="140"/>
+              <w:bottom w:type="dxa" w:w="100"/>
+              <w:right w:type="dxa" w:w="140"/>
+            </w:tcMar>
+          </w:tcPr>
+          <w:p>
+            <w:pPr>
+              <w:spacing w:after="0"/>
+            </w:pPr>
+            <w:r>
+              <w:rPr>
+                <w:color w:val="16202E"/>
+                <w:sz w:val="20"/>
+                <w:szCs w:val="20"/>
+              </w:rPr>
+              <w:t xml:space="preserve">27.0%</w:t>
+            </w:r>
+          </w:p>
+        </w:tc>
+      </w:tr>
+      <w:tr>
+        <w:tc>
+          <w:tcPr>
+            <w:tcW w:type="dxa" w:w="3160"/>
+            <w:tcBorders>
+              <w:top w:val="single" w:color="D6DEEA" w:sz="1"/>
+              <w:left w:val="single" w:color="D6DEEA" w:sz="1"/>
+              <w:bottom w:val="single" w:color="D6DEEA" w:sz="1"/>
+              <w:right w:val="single" w:color="D6DEEA" w:sz="1"/>
+            </w:tcBorders>
+            <w:shd w:fill="F4F6FB" w:val="clear"/>
+            <w:tcMar>
+              <w:top w:type="dxa" w:w="100"/>
+              <w:left w:type="dxa" w:w="140"/>
+              <w:bottom w:type="dxa" w:w="100"/>
+              <w:right w:type="dxa" w:w="140"/>
+            </w:tcMar>
+          </w:tcPr>
+          <w:p>
+            <w:pPr>
+              <w:spacing w:after="0"/>
+            </w:pPr>
+            <w:r>
+              <w:rPr>
+                <w:color w:val="16202E"/>
+                <w:sz w:val="20"/>
+                <w:szCs w:val="20"/>
+              </w:rPr>
+              <w:t xml:space="preserve">Social Sectors (Education &amp; Health)</w:t>
+            </w:r>
+          </w:p>
+        </w:tc>
+        <w:tc>
+          <w:tcPr>
+            <w:tcW w:type="dxa" w:w="3100"/>
+            <w:tcBorders>
+              <w:top w:val="single" w:color="D6DEEA" w:sz="1"/>
+              <w:left w:val="single" w:color="D6DEEA" w:sz="1"/>
+              <w:bottom w:val="single" w:color="D6DEEA" w:sz="1"/>
+              <w:right w:val="single" w:color="D6DEEA" w:sz="1"/>
+            </w:tcBorders>
+            <w:shd w:fill="F4F6FB" w:val="clear"/>
+            <w:tcMar>
+              <w:top w:type="dxa" w:w="100"/>
+              <w:left w:type="dxa" w:w="140"/>
+              <w:bottom w:type="dxa" w:w="100"/>
+              <w:right w:type="dxa" w:w="140"/>
+            </w:tcMar>
+          </w:tcPr>
+          <w:p>
+            <w:pPr>
+              <w:spacing w:after="0"/>
+            </w:pPr>
+            <w:r>
+              <w:rPr>
+                <w:color w:val="16202E"/>
+                <w:sz w:val="20"/>
+                <w:szCs w:val="20"/>
+              </w:rPr>
+              <w:t xml:space="preserve">Rural Health Centers</w:t>
+            </w:r>
+          </w:p>
+        </w:tc>
+        <w:tc>
+          <w:tcPr>
+            <w:tcW w:type="dxa" w:w="3100"/>
+            <w:tcBorders>
+              <w:top w:val="single" w:color="D6DEEA" w:sz="1"/>
+              <w:left w:val="single" w:color="D6DEEA" w:sz="1"/>
+              <w:bottom w:val="single" w:color="D6DEEA" w:sz="1"/>
+              <w:right w:val="single" w:color="D6DEEA" w:sz="1"/>
+            </w:tcBorders>
+            <w:shd w:fill="F4F6FB" w:val="clear"/>
+            <w:tcMar>
+              <w:top w:type="dxa" w:w="100"/>
+              <w:left w:type="dxa" w:w="140"/>
+              <w:bottom w:type="dxa" w:w="100"/>
+              <w:right w:type="dxa" w:w="140"/>
+            </w:tcMar>
+          </w:tcPr>
+          <w:p>
+            <w:pPr>
+              <w:spacing w:after="0"/>
+            </w:pPr>
+            <w:r>
+              <w:rPr>
+                <w:color w:val="16202E"/>
+                <w:sz w:val="20"/>
+                <w:szCs w:val="20"/>
+              </w:rPr>
+              <w:t xml:space="preserve">49.0%</w:t>
+            </w:r>
+          </w:p>
+        </w:tc>
+      </w:tr>
+      <w:tr>
+        <w:tc>
+          <w:tcPr>
+            <w:tcW w:type="dxa" w:w="3160"/>
+            <w:tcBorders>
+              <w:top w:val="single" w:color="D6DEEA" w:sz="1"/>
+              <w:left w:val="single" w:color="D6DEEA" w:sz="1"/>
+              <w:bottom w:val="single" w:color="D6DEEA" w:sz="1"/>
+              <w:right w:val="single" w:color="D6DEEA" w:sz="1"/>
+            </w:tcBorders>
+            <w:shd w:fill="FFFFFF" w:val="clear"/>
+            <w:tcMar>
+              <w:top w:type="dxa" w:w="100"/>
+              <w:left w:type="dxa" w:w="140"/>
+              <w:bottom w:type="dxa" w:w="100"/>
+              <w:right w:type="dxa" w:w="140"/>
+            </w:tcMar>
+          </w:tcPr>
+          <w:p>
+            <w:pPr>
+              <w:spacing w:after="0"/>
+            </w:pPr>
+            <w:r>
+              <w:rPr>
+                <w:color w:val="16202E"/>
+                <w:sz w:val="20"/>
+                <w:szCs w:val="20"/>
+              </w:rPr>
+              <w:t xml:space="preserve">Agriculture, Irrigation &amp; Resources</w:t>
+            </w:r>
+          </w:p>
+        </w:tc>
+        <w:tc>
+          <w:tcPr>
+            <w:tcW w:type="dxa" w:w="3100"/>
+            <w:tcBorders>
+              <w:top w:val="single" w:color="D6DEEA" w:sz="1"/>
+              <w:left w:val="single" w:color="D6DEEA" w:sz="1"/>
+              <w:bottom w:val="single" w:color="D6DEEA" w:sz="1"/>
+              <w:right w:val="single" w:color="D6DEEA" w:sz="1"/>
+            </w:tcBorders>
+            <w:shd w:fill="FFFFFF" w:val="clear"/>
+            <w:tcMar>
+              <w:top w:type="dxa" w:w="100"/>
+              <w:left w:type="dxa" w:w="140"/>
+              <w:bottom w:type="dxa" w:w="100"/>
+              <w:right w:type="dxa" w:w="140"/>
+            </w:tcMar>
+          </w:tcPr>
+          <w:p>
+            <w:pPr>
+              <w:spacing w:after="0"/>
+            </w:pPr>
+            <w:r>
+              <w:rPr>
+                <w:color w:val="16202E"/>
+                <w:sz w:val="20"/>
+                <w:szCs w:val="20"/>
+              </w:rPr>
+              <w:t xml:space="preserve">Irrigation &amp; Drainage Systems</w:t>
+            </w:r>
+          </w:p>
+        </w:tc>
+        <w:tc>
+          <w:tcPr>
+            <w:tcW w:type="dxa" w:w="3100"/>
+            <w:tcBorders>
+              <w:top w:val="single" w:color="D6DEEA" w:sz="1"/>
+              <w:left w:val="single" w:color="D6DEEA" w:sz="1"/>
+              <w:bottom w:val="single" w:color="D6DEEA" w:sz="1"/>
+              <w:right w:val="single" w:color="D6DEEA" w:sz="1"/>
+            </w:tcBorders>
+            <w:shd w:fill="FFFFFF" w:val="clear"/>
+            <w:tcMar>
+              <w:top w:type="dxa" w:w="100"/>
+              <w:left w:type="dxa" w:w="140"/>
+              <w:bottom w:type="dxa" w:w="100"/>
+              <w:right w:type="dxa" w:w="140"/>
+            </w:tcMar>
+          </w:tcPr>
+          <w:p>
+            <w:pPr>
+              <w:spacing w:after="0"/>
+            </w:pPr>
+            <w:r>
+              <w:rPr>
+                <w:color w:val="16202E"/>
+                <w:sz w:val="20"/>
+                <w:szCs w:val="20"/>
+              </w:rPr>
+              <w:t xml:space="preserve">3.0%</w:t>
+            </w:r>
+          </w:p>
+        </w:tc>
+      </w:tr>
+      <w:tr>
+        <w:tc>
+          <w:tcPr>
+            <w:tcW w:type="dxa" w:w="3160"/>
+            <w:tcBorders>
+              <w:top w:val="single" w:color="D6DEEA" w:sz="1"/>
+              <w:left w:val="single" w:color="D6DEEA" w:sz="1"/>
+              <w:bottom w:val="single" w:color="D6DEEA" w:sz="1"/>
+              <w:right w:val="single" w:color="D6DEEA" w:sz="1"/>
+            </w:tcBorders>
+            <w:shd w:fill="F4F6FB" w:val="clear"/>
+            <w:tcMar>
+              <w:top w:type="dxa" w:w="100"/>
+              <w:left w:type="dxa" w:w="140"/>
+              <w:bottom w:type="dxa" w:w="100"/>
+              <w:right w:type="dxa" w:w="140"/>
+            </w:tcMar>
+          </w:tcPr>
+          <w:p>
+            <w:pPr>
+              <w:spacing w:after="0"/>
+            </w:pPr>
+            <w:r>
+              <w:rPr>
+                <w:color w:val="16202E"/>
+                <w:sz w:val="20"/>
+                <w:szCs w:val="20"/>
+              </w:rPr>
+              <w:t xml:space="preserve">Agriculture, Irrigation &amp; Resources</w:t>
+            </w:r>
+          </w:p>
+        </w:tc>
+        <w:tc>
+          <w:tcPr>
+            <w:tcW w:type="dxa" w:w="3100"/>
+            <w:tcBorders>
+              <w:top w:val="single" w:color="D6DEEA" w:sz="1"/>
+              <w:left w:val="single" w:color="D6DEEA" w:sz="1"/>
+              <w:bottom w:val="single" w:color="D6DEEA" w:sz="1"/>
+              <w:right w:val="single" w:color="D6DEEA" w:sz="1"/>
+            </w:tcBorders>
+            <w:shd w:fill="F4F6FB" w:val="clear"/>
+            <w:tcMar>
+              <w:top w:type="dxa" w:w="100"/>
+              <w:left w:type="dxa" w:w="140"/>
+              <w:bottom w:type="dxa" w:w="100"/>
+              <w:right w:type="dxa" w:w="140"/>
+            </w:tcMar>
+          </w:tcPr>
+          <w:p>
+            <w:pPr>
+              <w:spacing w:after="0"/>
+            </w:pPr>
+            <w:r>
+              <w:rPr>
+                <w:color w:val="16202E"/>
+                <w:sz w:val="20"/>
+                <w:szCs w:val="20"/>
+              </w:rPr>
+              <w:t xml:space="preserve">Agricultural Research &amp; Extension</w:t>
+            </w:r>
+          </w:p>
+        </w:tc>
+        <w:tc>
+          <w:tcPr>
+            <w:tcW w:type="dxa" w:w="3100"/>
+            <w:tcBorders>
+              <w:top w:val="single" w:color="D6DEEA" w:sz="1"/>
+              <w:left w:val="single" w:color="D6DEEA" w:sz="1"/>
+              <w:bottom w:val="single" w:color="D6DEEA" w:sz="1"/>
+              <w:right w:val="single" w:color="D6DEEA" w:sz="1"/>
+            </w:tcBorders>
+            <w:shd w:fill="F4F6FB" w:val="clear"/>
+            <w:tcMar>
+              <w:top w:type="dxa" w:w="100"/>
+              <w:left w:type="dxa" w:w="140"/>
+              <w:bottom w:type="dxa" w:w="100"/>
+              <w:right w:type="dxa" w:w="140"/>
+            </w:tcMar>
+          </w:tcPr>
+          <w:p>
+            <w:pPr>
+              <w:spacing w:after="0"/>
+            </w:pPr>
+            <w:r>
+              <w:rPr>
+                <w:color w:val="16202E"/>
+                <w:sz w:val="20"/>
+                <w:szCs w:val="20"/>
+              </w:rPr>
+              <w:t xml:space="preserve">4.75%</w:t>
+            </w:r>
+          </w:p>
+        </w:tc>
+      </w:tr>
+      <w:tr>
+        <w:tc>
+          <w:tcPr>
+            <w:tcW w:type="dxa" w:w="3160"/>
+            <w:tcBorders>
+              <w:top w:val="single" w:color="D6DEEA" w:sz="1"/>
+              <w:left w:val="single" w:color="D6DEEA" w:sz="1"/>
+              <w:bottom w:val="single" w:color="D6DEEA" w:sz="1"/>
+              <w:right w:val="single" w:color="D6DEEA" w:sz="1"/>
+            </w:tcBorders>
+            <w:shd w:fill="FFFFFF" w:val="clear"/>
+            <w:tcMar>
+              <w:top w:type="dxa" w:w="100"/>
+              <w:left w:type="dxa" w:w="140"/>
+              <w:bottom w:type="dxa" w:w="100"/>
+              <w:right w:type="dxa" w:w="140"/>
+            </w:tcMar>
+          </w:tcPr>
+          <w:p>
+            <w:pPr>
+              <w:spacing w:after="0"/>
+            </w:pPr>
+            <w:r>
+              <w:rPr>
+                <w:color w:val="16202E"/>
+                <w:sz w:val="20"/>
+                <w:szCs w:val="20"/>
+              </w:rPr>
+              <w:t xml:space="preserve">Agriculture, Irrigation &amp; Resources</w:t>
+            </w:r>
+          </w:p>
+        </w:tc>
+        <w:tc>
+          <w:tcPr>
+            <w:tcW w:type="dxa" w:w="3100"/>
+            <w:tcBorders>
+              <w:top w:val="single" w:color="D6DEEA" w:sz="1"/>
+              <w:left w:val="single" w:color="D6DEEA" w:sz="1"/>
+              <w:bottom w:val="single" w:color="D6DEEA" w:sz="1"/>
+              <w:right w:val="single" w:color="D6DEEA" w:sz="1"/>
+            </w:tcBorders>
+            <w:shd w:fill="FFFFFF" w:val="clear"/>
+            <w:tcMar>
+              <w:top w:type="dxa" w:w="100"/>
+              <w:left w:type="dxa" w:w="140"/>
+              <w:bottom w:type="dxa" w:w="100"/>
+              <w:right w:type="dxa" w:w="140"/>
+            </w:tcMar>
+          </w:tcPr>
+          <w:p>
+            <w:pPr>
+              <w:spacing w:after="0"/>
+            </w:pPr>
+            <w:r>
+              <w:rPr>
+                <w:color w:val="16202E"/>
+                <w:sz w:val="20"/>
+                <w:szCs w:val="20"/>
+              </w:rPr>
+              <w:t xml:space="preserve">Livestock &amp; Veterinary Services</w:t>
+            </w:r>
+          </w:p>
+        </w:tc>
+        <w:tc>
+          <w:tcPr>
+            <w:tcW w:type="dxa" w:w="3100"/>
+            <w:tcBorders>
+              <w:top w:val="single" w:color="D6DEEA" w:sz="1"/>
+              <w:left w:val="single" w:color="D6DEEA" w:sz="1"/>
+              <w:bottom w:val="single" w:color="D6DEEA" w:sz="1"/>
+              <w:right w:val="single" w:color="D6DEEA" w:sz="1"/>
+            </w:tcBorders>
+            <w:shd w:fill="FFFFFF" w:val="clear"/>
+            <w:tcMar>
+              <w:top w:type="dxa" w:w="100"/>
+              <w:left w:type="dxa" w:w="140"/>
+              <w:bottom w:type="dxa" w:w="100"/>
+              <w:right w:type="dxa" w:w="140"/>
+            </w:tcMar>
+          </w:tcPr>
+          <w:p>
+            <w:pPr>
+              <w:spacing w:after="0"/>
+            </w:pPr>
+            <w:r>
+              <w:rPr>
+                <w:color w:val="16202E"/>
+                <w:sz w:val="20"/>
+                <w:szCs w:val="20"/>
+              </w:rPr>
+              <w:t xml:space="preserve">10.5%</w:t>
+            </w:r>
+          </w:p>
+        </w:tc>
+      </w:tr>
+      <w:tr>
+        <w:tc>
+          <w:tcPr>
+            <w:tcW w:type="dxa" w:w="3160"/>
+            <w:tcBorders>
+              <w:top w:val="single" w:color="D6DEEA" w:sz="1"/>
+              <w:left w:val="single" w:color="D6DEEA" w:sz="1"/>
+              <w:bottom w:val="single" w:color="D6DEEA" w:sz="1"/>
+              <w:right w:val="single" w:color="D6DEEA" w:sz="1"/>
+            </w:tcBorders>
+            <w:shd w:fill="F4F6FB" w:val="clear"/>
+            <w:tcMar>
+              <w:top w:type="dxa" w:w="100"/>
+              <w:left w:type="dxa" w:w="140"/>
+              <w:bottom w:type="dxa" w:w="100"/>
+              <w:right w:type="dxa" w:w="140"/>
+            </w:tcMar>
+          </w:tcPr>
+          <w:p>
+            <w:pPr>
+              <w:spacing w:after="0"/>
+            </w:pPr>
+            <w:r>
+              <w:rPr>
+                <w:color w:val="16202E"/>
+                <w:sz w:val="20"/>
+                <w:szCs w:val="20"/>
+              </w:rPr>
+              <w:t xml:space="preserve">Agriculture, Irrigation &amp; Resources</w:t>
+            </w:r>
+          </w:p>
+        </w:tc>
+        <w:tc>
+          <w:tcPr>
+            <w:tcW w:type="dxa" w:w="3100"/>
+            <w:tcBorders>
+              <w:top w:val="single" w:color="D6DEEA" w:sz="1"/>
+              <w:left w:val="single" w:color="D6DEEA" w:sz="1"/>
+              <w:bottom w:val="single" w:color="D6DEEA" w:sz="1"/>
+              <w:right w:val="single" w:color="D6DEEA" w:sz="1"/>
+            </w:tcBorders>
+            <w:shd w:fill="F4F6FB" w:val="clear"/>
+            <w:tcMar>
+              <w:top w:type="dxa" w:w="100"/>
+              <w:left w:type="dxa" w:w="140"/>
+              <w:bottom w:type="dxa" w:w="100"/>
+              <w:right w:type="dxa" w:w="140"/>
+            </w:tcMar>
+          </w:tcPr>
+          <w:p>
+            <w:pPr>
+              <w:spacing w:after="0"/>
+            </w:pPr>
+            <w:r>
+              <w:rPr>
+                <w:color w:val="16202E"/>
+                <w:sz w:val="20"/>
+                <w:szCs w:val="20"/>
+              </w:rPr>
+              <w:t xml:space="preserve">Forestry &amp; Watershed Development</w:t>
+            </w:r>
+          </w:p>
+        </w:tc>
+        <w:tc>
+          <w:tcPr>
+            <w:tcW w:type="dxa" w:w="3100"/>
+            <w:tcBorders>
+              <w:top w:val="single" w:color="D6DEEA" w:sz="1"/>
+              <w:left w:val="single" w:color="D6DEEA" w:sz="1"/>
+              <w:bottom w:val="single" w:color="D6DEEA" w:sz="1"/>
+              <w:right w:val="single" w:color="D6DEEA" w:sz="1"/>
+            </w:tcBorders>
+            <w:shd w:fill="F4F6FB" w:val="clear"/>
+            <w:tcMar>
+              <w:top w:type="dxa" w:w="100"/>
+              <w:left w:type="dxa" w:w="140"/>
+              <w:bottom w:type="dxa" w:w="100"/>
+              <w:right w:type="dxa" w:w="140"/>
+            </w:tcMar>
+          </w:tcPr>
+          <w:p>
+            <w:pPr>
+              <w:spacing w:after="0"/>
+            </w:pPr>
+            <w:r>
+              <w:rPr>
+                <w:color w:val="16202E"/>
+                <w:sz w:val="20"/>
+                <w:szCs w:val="20"/>
+              </w:rPr>
+              <w:t xml:space="preserve">2.5%</w:t>
+            </w:r>
+          </w:p>
+        </w:tc>
+      </w:tr>
+    </w:tbl>
+    <w:p>
+      <w:pPr>
+        <w:pStyle w:val="Heading2"/>
+        <w:spacing w:after="120" w:before="320"/>
+      </w:pPr>
+      <w:r>
+        <w:rPr>
+          <w:rFonts w:ascii="Arial" w:cs="Arial" w:eastAsia="Arial" w:hAnsi="Arial"/>
+          <w:b/>
+          <w:bCs/>
+          <w:color w:val="16202E"/>
+          <w:sz w:val="28"/>
+          <w:szCs w:val="28"/>
+        </w:rPr>
+        <w:t xml:space="preserve">14.2 The Integrated Budget Wallet</w:t>
+      </w:r>
+    </w:p>
+    <w:p>
+      <w:pPr>
+        <w:spacing w:after="120"/>
+      </w:pPr>
+      <w:r>
+        <w:rPr>
+          <w:color w:val="16202E"/>
+        </w:rPr>
+        <w:t xml:space="preserve">ARC is switched on and off for the whole run by the Integrated Budget Wallet toggle on the Setup Screen (Section 2.2), positioned directly beneath the difficulty preset tiles. Its availability follows the selected preset:</w:t>
+      </w:r>
+    </w:p>
+    <w:p>
+      <w:pPr>
+        <w:pStyle w:val="ListParagraph"/>
+        <w:numPr>
+          <w:ilvl w:val="0"/>
+          <w:numId w:val="2"/>
+        </w:numPr>
+        <w:spacing w:after="60"/>
+      </w:pPr>
+      <w:r>
+        <w:rPr>
+          <w:b/>
+          <w:bCs/>
+          <w:color w:val="16202E"/>
+        </w:rPr>
+        <w:t xml:space="preserve">Learning</w:t>
+      </w:r>
+      <w:r>
+        <w:rPr>
+          <w:color w:val="16202E"/>
+        </w:rPr>
+        <w:t xml:space="preserve"> — locked off, so ARC never accrues</w:t>
+      </w:r>
+    </w:p>
+    <w:p>
+      <w:pPr>
+        <w:pStyle w:val="ListParagraph"/>
+        <w:numPr>
+          <w:ilvl w:val="0"/>
+          <w:numId w:val="2"/>
+        </w:numPr>
+        <w:spacing w:after="60"/>
+      </w:pPr>
+      <w:r>
+        <w:rPr>
+          <w:b/>
+          <w:bCs/>
+          <w:color w:val="16202E"/>
+        </w:rPr>
+        <w:t xml:space="preserve">Standard</w:t>
+      </w:r>
+      <w:r>
+        <w:rPr>
+          <w:color w:val="16202E"/>
+        </w:rPr>
+        <w:t xml:space="preserve"> — on by default, but you may switch it off before starting</w:t>
+      </w:r>
+    </w:p>
+    <w:p>
+      <w:pPr>
+        <w:pStyle w:val="ListParagraph"/>
+        <w:numPr>
+          <w:ilvl w:val="0"/>
+          <w:numId w:val="2"/>
+        </w:numPr>
+        <w:spacing w:after="60"/>
+      </w:pPr>
+      <w:r>
+        <w:rPr>
+          <w:b/>
+          <w:bCs/>
+          <w:color w:val="16202E"/>
+        </w:rPr>
+        <w:t xml:space="preserve">Advanced</w:t>
+      </w:r>
+      <w:r>
+        <w:rPr>
+          <w:color w:val="16202E"/>
+        </w:rPr>
+        <w:t xml:space="preserve"> — locked on, so ARC always applies</w:t>
+      </w:r>
+    </w:p>
+    <w:p>
+      <w:pPr>
+        <w:pStyle w:val="ListParagraph"/>
+        <w:numPr>
+          <w:ilvl w:val="0"/>
+          <w:numId w:val="2"/>
+        </w:numPr>
+        <w:spacing w:after="60"/>
+      </w:pPr>
+      <w:r>
+        <w:rPr>
+          <w:b/>
+          <w:bCs/>
+          <w:color w:val="16202E"/>
+        </w:rPr>
+        <w:t xml:space="preserve">Custom</w:t>
+      </w:r>
+      <w:r>
+        <w:rPr>
+          <w:color w:val="16202E"/>
+        </w:rPr>
+        <w:t xml:space="preserve"> — freely selectable</w:t>
+      </w:r>
+    </w:p>
+    <w:p>
+      <w:pPr>
+        <w:spacing w:after="120"/>
+      </w:pPr>
+      <w:r>
+        <w:rPr>
+          <w:color w:val="16202E"/>
+        </w:rPr>
+        <w:t xml:space="preserve">When the wallet is off, ARC never accrues, the Completed Projects section and its ARC controls do not appear, and the ARC series and stats described below are hidden throughout the interface. Turning ARC on adds a real, ongoing draw against the same budget used for capital spending — it makes every difficulty tier that allows it noticeably harder to sustain through Month 60.</w:t>
+      </w:r>
+    </w:p>
+    <w:p>
+      <w:pPr>
+        <w:pStyle w:val="Heading2"/>
+        <w:spacing w:after="120" w:before="320"/>
+      </w:pPr>
+      <w:r>
+        <w:rPr>
+          <w:rFonts w:ascii="Arial" w:cs="Arial" w:eastAsia="Arial" w:hAnsi="Arial"/>
+          <w:b/>
+          <w:bCs/>
+          <w:color w:val="16202E"/>
+          <w:sz w:val="28"/>
+          <w:szCs w:val="28"/>
+        </w:rPr>
+        <w:t xml:space="preserve">14.3 ARC in the Analytics Panel</w:t>
+      </w:r>
+    </w:p>
+    <w:p>
+      <w:pPr>
+        <w:spacing w:after="120"/>
+      </w:pPr>
+      <w:r>
+        <w:rPr>
+          <w:color w:val="16202E"/>
+        </w:rPr>
+        <w:t xml:space="preserve">Whenever the Integrated Budget Wallet is on, ARC is surfaced in four places (see Section 6 for the surrounding context of each):</w:t>
+      </w:r>
+    </w:p>
+    <w:p>
+      <w:pPr>
+        <w:pStyle w:val="ListParagraph"/>
+        <w:numPr>
+          <w:ilvl w:val="0"/>
+          <w:numId w:val="2"/>
+        </w:numPr>
+        <w:spacing w:after="60"/>
+      </w:pPr>
+      <w:r>
+        <w:rPr>
+          <w:b/>
+          <w:bCs/>
+          <w:color w:val="16202E"/>
+        </w:rPr>
+        <w:t xml:space="preserve">Cash Flow tab (6.1)</w:t>
+      </w:r>
+      <w:r>
+        <w:rPr>
+          <w:color w:val="16202E"/>
+        </w:rPr>
+        <w:t xml:space="preserve"> — a third, purple line plotting monthly ARC draw alongside Required and Available</w:t>
+      </w:r>
+    </w:p>
+    <w:p>
+      <w:pPr>
+        <w:pStyle w:val="ListParagraph"/>
+        <w:numPr>
+          <w:ilvl w:val="0"/>
+          <w:numId w:val="2"/>
+        </w:numPr>
+        <w:spacing w:after="60"/>
+      </w:pPr>
+      <w:r>
+        <w:rPr>
+          <w:b/>
+          <w:bCs/>
+          <w:color w:val="16202E"/>
+        </w:rPr>
+        <w:t xml:space="preserve">Funds tab</w:t>
+      </w:r>
+      <w:r>
+        <w:rPr>
+          <w:color w:val="16202E"/>
+        </w:rPr>
+        <w:t xml:space="preserve"> — the same three series shown as bars</w:t>
+      </w:r>
+    </w:p>
+    <w:p>
+      <w:pPr>
+        <w:pStyle w:val="ListParagraph"/>
+        <w:numPr>
+          <w:ilvl w:val="0"/>
+          <w:numId w:val="2"/>
+        </w:numPr>
+        <w:spacing w:after="60"/>
+      </w:pPr>
+      <w:r>
+        <w:rPr>
+          <w:b/>
+          <w:bCs/>
+          <w:color w:val="16202E"/>
+        </w:rPr>
+        <w:t xml:space="preserve">KPI tab (6.4)</w:t>
+      </w:r>
+      <w:r>
+        <w:rPr>
+          <w:color w:val="16202E"/>
+        </w:rPr>
+        <w:t xml:space="preserve"> — ARC this month and cumulative ARC paid to date</w:t>
+      </w:r>
+    </w:p>
+    <w:p>
+      <w:pPr>
+        <w:pStyle w:val="ListParagraph"/>
+        <w:numPr>
+          <w:ilvl w:val="0"/>
+          <w:numId w:val="2"/>
+        </w:numPr>
+        <w:spacing w:after="60"/>
+      </w:pPr>
+      <w:r>
+        <w:rPr>
+          <w:b/>
+          <w:bCs/>
+          <w:color w:val="16202E"/>
+        </w:rPr>
+        <w:t xml:space="preserve">Dashboard KPI Strip (6.6)</w:t>
+      </w:r>
+      <w:r>
+        <w:rPr>
+          <w:color w:val="16202E"/>
+        </w:rPr>
+        <w:t xml:space="preserve"> — a fourth ARC Exposure card showing cumulative paid, monthly run-rate, and the number of completed projects generating ARC</w:t>
+      </w:r>
+    </w:p>
+    <w:p>
+      <w:pPr>
+        <w:pStyle w:val="Heading2"/>
+        <w:spacing w:after="120" w:before="320"/>
+      </w:pPr>
+      <w:r>
+        <w:rPr>
+          <w:rFonts w:ascii="Arial" w:cs="Arial" w:eastAsia="Arial" w:hAnsi="Arial"/>
+          <w:b/>
+          <w:bCs/>
+          <w:color w:val="16202E"/>
+          <w:sz w:val="28"/>
+          <w:szCs w:val="28"/>
+        </w:rPr>
+        <w:t xml:space="preserve">14.4 Reducing ARC Funding During a Shortfall</w:t>
+      </w:r>
+    </w:p>
+    <w:p>
+      <w:pPr>
+        <w:spacing w:after="120"/>
+      </w:pPr>
+      <w:r>
+        <w:rPr>
+          <w:color w:val="16202E"/>
+        </w:rPr>
+        <w:t>If a funding shortfall cannot be closed by slowing, suspending, or abandoning active projects, the Shortfall Resolution panel (Section 7.2) lists every completed project currently drawing ARC, provided it has not already been reduced twice, each with a “-30% ARC (-2 pts)” button. Selecting it immediately:</w:t>
+      </w:r>
+    </w:p>
+    <w:p>
+      <w:pPr>
+        <w:pStyle w:val="ListParagraph"/>
+        <w:numPr>
+          <w:ilvl w:val="0"/>
+          <w:numId w:val="2"/>
+        </w:numPr>
+        <w:spacing w:after="60"/>
+      </w:pPr>
+      <w:r>
+        <w:rPr>
+          <w:color w:val="16202E"/>
+        </w:rPr>
+        <w:t xml:space="preserve">Cuts that project’s ARC draw by 30%, freeing cash toward closing the gap</w:t>
+      </w:r>
+    </w:p>
+    <w:p>
+      <w:pPr>
+        <w:pStyle w:val="ListParagraph"/>
+        <w:numPr>
+          <w:ilvl w:val="0"/>
+          <w:numId w:val="2"/>
+        </w:numPr>
+        <w:spacing w:after="60"/>
+      </w:pPr>
+      <w:r>
+        <w:rPr>
+          <w:color w:val="16202E"/>
+        </w:rPr>
+        <w:t xml:space="preserve">Deducts 2 score points, permanently, regardless of what happens afterward</w:t>
+      </w:r>
+    </w:p>
+    <w:p>
+      <w:pPr>
+        <w:pStyle w:val="ListParagraph"/>
+        <w:numPr>
+          <w:ilvl w:val="0"/>
+          <w:numId w:val="2"/>
+        </w:numPr>
+        <w:spacing w:after="60"/>
+      </w:pPr>
+      <w:r>
+        <w:rPr>
+          <w:color w:val="16202E"/>
+        </w:rPr>
+        <w:t xml:space="preserve">Begins accruing a backlog equal to the 30% withheld each month, for as long as funding stays reduced</w:t>
+      </w:r>
+    </w:p>
+    <w:p>
+      <w:pPr>
+        <w:pStyle w:val="ListParagraph"/>
+        <w:numPr>
+          <w:ilvl w:val="0"/>
+          <w:numId w:val="2"/>
+        </w:numPr>
+        <w:spacing w:after="60"/>
+      </w:pPr>
+      <w:r>
+        <w:t>If Social Benefits is enabled, cuts that project’s benefit generation to 40% of normal for as long as it stays reduced (Section 15.5)</w:t>
+      </w:r>
+    </w:p>
+    <w:p>
+      <w:pPr>
+        <w:spacing w:after="120"/>
+      </w:pPr>
+      <w:r>
+        <w:rPr>
+          <w:color w:val="16202E"/>
+        </w:rPr>
+        <w:t>Because the cut represents a real reduction in the operating budget of a delivered asset, the End-of-Run Assessment (Section 10.3) names every project affected and notes that its ongoing benefits were degraded as a result. A project can only be reduced twice, ever — a third attempt at relief is not offered; instead the panel replaces the reduce button with Abandon Completed Project (Section 14.6).</w:t>
+      </w:r>
+    </w:p>
+    <w:p>
+      <w:pPr>
+        <w:pStyle w:val="Heading2"/>
+        <w:spacing w:after="120" w:before="320"/>
+      </w:pPr>
+      <w:r>
+        <w:rPr>
+          <w:rFonts w:ascii="Arial" w:cs="Arial" w:eastAsia="Arial" w:hAnsi="Arial"/>
+          <w:b/>
+          <w:bCs/>
+          <w:color w:val="16202E"/>
+          <w:sz w:val="28"/>
+          <w:szCs w:val="28"/>
+        </w:rPr>
+        <w:t xml:space="preserve">14.5 Restoring Full ARC Funding</w:t>
+      </w:r>
+    </w:p>
+    <w:p>
+      <w:pPr>
+        <w:spacing w:after="120"/>
+      </w:pPr>
+      <w:r>
+        <w:rPr>
+          <w:color w:val="16202E"/>
+        </w:rPr>
+        <w:t xml:space="preserve">Once your available balance recovers, open the Completed Projects section (3.2.5) to find any project with reduced ARC funding. Its card shows the backlog owed — the running total of everything withheld since the cut was applied. Click Restore Full Funding to repay that backlog as a single lump sum from your available balance; the button is disabled if the balance cannot cover it. Restoring:</w:t>
+      </w:r>
+    </w:p>
+    <w:p>
+      <w:pPr>
+        <w:pStyle w:val="ListParagraph"/>
+        <w:numPr>
+          <w:ilvl w:val="0"/>
+          <w:numId w:val="2"/>
+        </w:numPr>
+        <w:spacing w:after="60"/>
+      </w:pPr>
+      <w:r>
+        <w:rPr>
+          <w:color w:val="16202E"/>
+        </w:rPr>
+        <w:t xml:space="preserve">Returns the project to its full, uncut ARC rate from that point forward</w:t>
+      </w:r>
+    </w:p>
+    <w:p>
+      <w:pPr>
+        <w:pStyle w:val="ListParagraph"/>
+        <w:numPr>
+          <w:ilvl w:val="0"/>
+          <w:numId w:val="2"/>
+        </w:numPr>
+        <w:spacing w:after="60"/>
+      </w:pPr>
+      <w:r>
+        <w:rPr>
+          <w:color w:val="16202E"/>
+        </w:rPr>
+        <w:t xml:space="preserve">Resets the backlog to zero</w:t>
+      </w:r>
+    </w:p>
+    <w:p>
+      <w:pPr>
+        <w:pStyle w:val="ListParagraph"/>
+        <w:numPr>
+          <w:ilvl w:val="0"/>
+          <w:numId w:val="2"/>
+        </w:numPr>
+        <w:spacing w:after="60"/>
+      </w:pPr>
+      <w:r>
+        <w:rPr>
+          <w:color w:val="16202E"/>
+        </w:rPr>
+        <w:t xml:space="preserve">Does NOT reverse the -2 score penalty already incurred — that cost is permanent, reflecting the period of degraded benefits</w:t>
+      </w:r>
+    </w:p>
+    <w:p>
+      <w:pPr>
+        <w:pStyle w:val="Heading2"/>
+        <w:spacing w:after="120" w:before="320"/>
+      </w:pPr>
+      <w:r>
+        <w:t>14.6 Full ARC Cutoff (Abandoning a Completed Project)</w:t>
+      </w:r>
+    </w:p>
+    <w:p>
+      <w:pPr>
+        <w:spacing w:after="120"/>
+      </w:pPr>
+      <w:r>
+        <w:t>Once a completed project has had its ARC funding reduced twice, the reduce lever is permanently exhausted for that project. If a later shortfall still needs resolving and that project is one of the eligible completed projects drawing ARC, the Shortfall Resolution panel (Section 7.2) replaces its “-30% ARC” button with Abandon Completed Project.</w:t>
+      </w:r>
+    </w:p>
+    <w:p>
+      <w:pPr>
+        <w:spacing w:after="120"/>
+      </w:pPr>
+      <w:r>
+        <w:t>Selecting it has the following effects, all immediate and permanent:</w:t>
+      </w:r>
+    </w:p>
+    <w:p>
+      <w:pPr>
+        <w:pStyle w:val="ListParagraph"/>
+        <w:numPr>
+          <w:ilvl w:val="0"/>
+          <w:numId w:val="2"/>
+        </w:numPr>
+        <w:spacing w:after="60"/>
+      </w:pPr>
+      <w:r>
+        <w:t>The project’s state changes from Completed to Abandoned — it is no longer counted toward the Delivery score, and its full drawn cost now counts as wasted spend against Budget Efficiency</w:t>
+      </w:r>
+    </w:p>
+    <w:p>
+      <w:pPr>
+        <w:pStyle w:val="ListParagraph"/>
+        <w:numPr>
+          <w:ilvl w:val="0"/>
+          <w:numId w:val="2"/>
+        </w:numPr>
+        <w:spacing w:after="60"/>
+      </w:pPr>
+      <w:r>
+        <w:t>It permanently stops drawing ARC</w:t>
+      </w:r>
+    </w:p>
+    <w:p>
+      <w:pPr>
+        <w:pStyle w:val="ListParagraph"/>
+        <w:numPr>
+          <w:ilvl w:val="0"/>
+          <w:numId w:val="2"/>
+        </w:numPr>
+        <w:spacing w:after="60"/>
+      </w:pPr>
+      <w:r>
+        <w:t>If Social Benefits is enabled, it starts generating negative benefits at 1.5x its normal rate for the rest of the run (Section 15.5)</w:t>
+      </w:r>
+    </w:p>
+    <w:p>
+      <w:pPr>
+        <w:pStyle w:val="ListParagraph"/>
+        <w:numPr>
+          <w:ilvl w:val="0"/>
+          <w:numId w:val="2"/>
+        </w:numPr>
+        <w:spacing w:after="60"/>
+      </w:pPr>
+      <w:r>
+        <w:t>There is no separate score-penalty constant for this action beyond the cascade above — no restore path exists once a project has been cut off this way</w:t>
+      </w:r>
+    </w:p>
+    <w:p>
+      <w:pPr>
+        <w:spacing w:after="160"/>
+      </w:pPr>
+    </w:p>
+    <w:p>
+      <w:pPr>
+        <w:pStyle w:val="Heading1"/>
+        <w:pageBreakBefore/>
+        <w:pBdr>
+          <w:bottom w:val="single" w:color="4F46E5" w:sz="8" w:space="6"/>
+        </w:pBdr>
+        <w:spacing w:after="240" w:before="0"/>
+      </w:pPr>
+      <w:r>
+        <w:t>15. Social Benefits and Benefit Units</w:t>
+      </w:r>
+    </w:p>
+    <w:p>
+      <w:pPr>
+        <w:pStyle w:val="Heading2"/>
+        <w:spacing w:after="120" w:before="320"/>
+      </w:pPr>
+      <w:r>
+        <w:t>15.1 What Are Benefit Units</w:t>
+      </w:r>
+    </w:p>
+    <w:p>
+      <w:pPr>
+        <w:spacing w:after="120"/>
+      </w:pPr>
+      <w:r>
+        <w:t>Delivered infrastructure does not just cost money to run (Section 14) — it also produces an ongoing social return. Benefit Units (BU) model this: once a project completes, it starts generating an abstract, non-monetary measure of social good every month for the remainder of the 60-month run, starting one month after completion — the same timing as ARC.</w:t>
+      </w:r>
+    </w:p>
+    <w:p>
+      <w:pPr>
+        <w:spacing w:after="120"/>
+      </w:pPr>
+      <w:r>
+        <w:t>This creates a deliberate tension with ARC: finishing a project earlier lets its benefits start accruing sooner, but its ARC bill also starts sooner, and a later funding shortfall that forces an ARC cut then curtails or destroys those same benefits.</w:t>
+      </w:r>
+    </w:p>
+    <w:p>
+      <w:pPr>
+        <w:pStyle w:val="Heading2"/>
+        <w:spacing w:after="120" w:before="320"/>
+      </w:pPr>
+      <w:r>
+        <w:t>15.2 The Social Benefits Toggle</w:t>
+      </w:r>
+    </w:p>
+    <w:p>
+      <w:pPr>
+        <w:spacing w:after="120"/>
+      </w:pPr>
+      <w:r>
+        <w:t>Social Benefits is switched on and off for the whole run by the Social Benefits toggle on the Setup Screen (Section 2.2), positioned directly beneath the Integrated Budget Wallet toggle. Its availability follows the selected preset:</w:t>
+      </w:r>
+    </w:p>
+    <w:p>
+      <w:pPr>
+        <w:pStyle w:val="ListParagraph"/>
+        <w:numPr>
+          <w:ilvl w:val="0"/>
+          <w:numId w:val="2"/>
+        </w:numPr>
+        <w:spacing w:after="60"/>
+      </w:pPr>
+      <w:r>
+        <w:t>Learning – off by default, freely editable</w:t>
+      </w:r>
+    </w:p>
+    <w:p>
+      <w:pPr>
+        <w:pStyle w:val="ListParagraph"/>
+        <w:numPr>
+          <w:ilvl w:val="0"/>
+          <w:numId w:val="2"/>
+        </w:numPr>
+        <w:spacing w:after="60"/>
+      </w:pPr>
+      <w:r>
+        <w:t>Standard – off by default, freely editable</w:t>
+      </w:r>
+    </w:p>
+    <w:p>
+      <w:pPr>
+        <w:pStyle w:val="ListParagraph"/>
+        <w:numPr>
+          <w:ilvl w:val="0"/>
+          <w:numId w:val="2"/>
+        </w:numPr>
+        <w:spacing w:after="60"/>
+      </w:pPr>
+      <w:r>
+        <w:t>Advanced – locked on</w:t>
+      </w:r>
+    </w:p>
+    <w:p>
+      <w:pPr>
+        <w:pStyle w:val="ListParagraph"/>
+        <w:numPr>
+          <w:ilvl w:val="0"/>
+          <w:numId w:val="2"/>
+        </w:numPr>
+        <w:spacing w:after="60"/>
+      </w:pPr>
+      <w:r>
+        <w:t>Custom – freely selectable</w:t>
+      </w:r>
+    </w:p>
+    <w:p>
+      <w:pPr>
+        <w:spacing w:after="120"/>
+      </w:pPr>
+      <w:r>
+        <w:t>This is a different lock pattern from the Integrated Budget Wallet, which is locked off for Learning and locked on for Advanced — Social Benefits is only ever locked for Advanced. When the toggle is off, Benefit Units never accrue and every Benefits-related field, column, and card described in this section is hidden.</w:t>
+      </w:r>
+    </w:p>
+    <w:p>
+      <w:pPr>
+        <w:pStyle w:val="Heading2"/>
+        <w:spacing w:after="120" w:before="320"/>
+      </w:pPr>
+      <w:r>
+        <w:t>15.3 Benefit Rate and the BU Intensity Table</w:t>
+      </w:r>
+    </w:p>
+    <w:p>
+      <w:pPr>
+        <w:spacing w:after="120"/>
+      </w:pPr>
+      <w:r>
+        <w:t>Each project’s BU/month rate is computed once, at simulation start, and is visible before you add it (Available Projects Table, Quick-Add Strip, and Project Preview modal):</w:t>
+      </w:r>
+    </w:p>
+    <w:p>
+      <w:pPr>
+        <w:spacing w:after="120"/>
+      </w:pPr>
+      <w:r>
+        <w:t>BU/month = Initial BAC × BU Intensity for its sub-category × (1 + cost risk factor + duration risk factor)</w:t>
+      </w:r>
+    </w:p>
+    <w:p>
+      <w:pPr>
+        <w:spacing w:after="120"/>
+      </w:pPr>
+      <w:r>
+        <w:t>The risk factors used are the project’s final, risk-multiplier-scaled values (Section 8.1) — a project generated under Turbulent risk earns a higher BU/month rate than an identical project generated under Calm risk. The reference table below lists the BU Intensity for all twelve sub-categories introduced in Section 14.1.</w:t>
+      </w:r>
+    </w:p>
+    <w:tbl>
+      <w:tblPr>
+        <w:tblW w:type="dxa" w:w="9360"/>
+        <w:tblBorders>
+          <w:top w:val="single" w:color="auto" w:sz="4"/>
+          <w:left w:val="single" w:color="auto" w:sz="4"/>
+          <w:bottom w:val="single" w:color="auto" w:sz="4"/>
+          <w:right w:val="single" w:color="auto" w:sz="4"/>
+          <w:insideH w:val="single" w:color="auto" w:sz="4"/>
+          <w:insideV w:val="single" w:color="auto" w:sz="4"/>
+        </w:tblBorders>
+      </w:tblPr>
+      <w:tblGrid>
+        <w:gridCol w:w="3160"/>
+        <w:gridCol w:w="3100"/>
+        <w:gridCol w:w="3100"/>
+      </w:tblGrid>
+      <w:tr>
+        <w:tc>
+          <w:tcPr>
+            <w:tcW w:type="dxa" w:w="3160"/>
+            <w:tcBorders>
+              <w:top w:val="single" w:color="D6DEEA" w:sz="1"/>
+              <w:left w:val="single" w:color="D6DEEA" w:sz="1"/>
+              <w:bottom w:val="single" w:color="D6DEEA" w:sz="1"/>
+              <w:right w:val="single" w:color="D6DEEA" w:sz="1"/>
+            </w:tcBorders>
+            <w:shd w:fill="4F46E5" w:val="clear"/>
+            <w:tcMar>
+              <w:top w:type="dxa" w:w="100"/>
+              <w:left w:type="dxa" w:w="140"/>
+              <w:bottom w:type="dxa" w:w="100"/>
+              <w:right w:type="dxa" w:w="140"/>
+            </w:tcMar>
+          </w:tcPr>
+          <w:p>
+            <w:pPr>
+              <w:spacing w:after="0"/>
+            </w:pPr>
+            <w:r>
+              <w:rPr>
+                <w:b/>
+                <w:bCs/>
+                <w:color w:val="FFFFFF"/>
+                <w:sz w:val="20"/>
+                <w:szCs w:val="20"/>
+              </w:rPr>
+              <w:t>Category</w:t>
+            </w:r>
+          </w:p>
+        </w:tc>
+        <w:tc>
+          <w:tcPr>
+            <w:tcW w:type="dxa" w:w="3100"/>
+            <w:tcBorders>
+              <w:top w:val="single" w:color="D6DEEA" w:sz="1"/>
+              <w:left w:val="single" w:color="D6DEEA" w:sz="1"/>
+              <w:bottom w:val="single" w:color="D6DEEA" w:sz="1"/>
+              <w:right w:val="single" w:color="D6DEEA" w:sz="1"/>
+            </w:tcBorders>
+            <w:shd w:fill="4F46E5" w:val="clear"/>
+            <w:tcMar>
+              <w:top w:type="dxa" w:w="100"/>
+              <w:left w:type="dxa" w:w="140"/>
+              <w:bottom w:type="dxa" w:w="100"/>
+              <w:right w:type="dxa" w:w="140"/>
+            </w:tcMar>
+          </w:tcPr>
+          <w:p>
+            <w:pPr>
+              <w:spacing w:after="0"/>
+            </w:pPr>
+            <w:r>
+              <w:rPr>
+                <w:b/>
+                <w:bCs/>
+                <w:color w:val="FFFFFF"/>
+                <w:sz w:val="20"/>
+                <w:szCs w:val="20"/>
+              </w:rPr>
+              <w:t>Sub-Category</w:t>
+            </w:r>
+          </w:p>
+        </w:tc>
+        <w:tc>
+          <w:tcPr>
+            <w:tcW w:type="dxa" w:w="3100"/>
+            <w:tcBorders>
+              <w:top w:val="single" w:color="D6DEEA" w:sz="1"/>
+              <w:left w:val="single" w:color="D6DEEA" w:sz="1"/>
+              <w:bottom w:val="single" w:color="D6DEEA" w:sz="1"/>
+              <w:right w:val="single" w:color="D6DEEA" w:sz="1"/>
+            </w:tcBorders>
+            <w:shd w:fill="4F46E5" w:val="clear"/>
+            <w:tcMar>
+              <w:top w:type="dxa" w:w="100"/>
+              <w:left w:type="dxa" w:w="140"/>
+              <w:bottom w:type="dxa" w:w="100"/>
+              <w:right w:type="dxa" w:w="140"/>
+            </w:tcMar>
+          </w:tcPr>
+          <w:p>
+            <w:pPr>
+              <w:spacing w:after="0"/>
+            </w:pPr>
+            <w:r>
+              <w:rPr>
+                <w:b/>
+                <w:bCs/>
+                <w:color w:val="FFFFFF"/>
+                <w:sz w:val="20"/>
+                <w:szCs w:val="20"/>
+              </w:rPr>
+              <w:t>BU Intensity</w:t>
+            </w:r>
+          </w:p>
+        </w:tc>
+      </w:tr>
+      <w:tr>
+        <w:tc>
+          <w:tcPr>
+            <w:tcW w:type="dxa" w:w="3160"/>
+            <w:tcBorders>
+              <w:top w:val="single" w:color="D6DEEA" w:sz="1"/>
+              <w:left w:val="single" w:color="D6DEEA" w:sz="1"/>
+              <w:bottom w:val="single" w:color="D6DEEA" w:sz="1"/>
+              <w:right w:val="single" w:color="D6DEEA" w:sz="1"/>
+            </w:tcBorders>
+            <w:shd w:fill="FFFFFF" w:val="clear"/>
+            <w:tcMar>
+              <w:top w:type="dxa" w:w="100"/>
+              <w:left w:type="dxa" w:w="140"/>
+              <w:bottom w:type="dxa" w:w="100"/>
+              <w:right w:type="dxa" w:w="140"/>
+            </w:tcMar>
+          </w:tcPr>
+          <w:p>
+            <w:pPr>
+              <w:spacing w:after="0"/>
+            </w:pPr>
+            <w:r>
+              <w:rPr>
+                <w:color w:val="16202E"/>
+                <w:sz w:val="20"/>
+                <w:szCs w:val="20"/>
+              </w:rPr>
+              <w:t>Physical Infrastructure &amp; Transport</w:t>
+            </w:r>
+          </w:p>
+        </w:tc>
+        <w:tc>
+          <w:tcPr>
+            <w:tcW w:type="dxa" w:w="3100"/>
+            <w:tcBorders>
+              <w:top w:val="single" w:color="D6DEEA" w:sz="1"/>
+              <w:left w:val="single" w:color="D6DEEA" w:sz="1"/>
+              <w:bottom w:val="single" w:color="D6DEEA" w:sz="1"/>
+              <w:right w:val="single" w:color="D6DEEA" w:sz="1"/>
+            </w:tcBorders>
+            <w:shd w:fill="FFFFFF" w:val="clear"/>
+            <w:tcMar>
+              <w:top w:type="dxa" w:w="100"/>
+              <w:left w:type="dxa" w:w="140"/>
+              <w:bottom w:type="dxa" w:w="100"/>
+              <w:right w:type="dxa" w:w="140"/>
+            </w:tcMar>
+          </w:tcPr>
+          <w:p>
+            <w:pPr>
+              <w:spacing w:after="0"/>
+            </w:pPr>
+            <w:r>
+              <w:rPr>
+                <w:color w:val="16202E"/>
+                <w:sz w:val="20"/>
+                <w:szCs w:val="20"/>
+              </w:rPr>
+              <w:t>Paved Roads &amp; Highways</w:t>
+            </w:r>
+          </w:p>
+        </w:tc>
+        <w:tc>
+          <w:tcPr>
+            <w:tcW w:type="dxa" w:w="3100"/>
+            <w:tcBorders>
+              <w:top w:val="single" w:color="D6DEEA" w:sz="1"/>
+              <w:left w:val="single" w:color="D6DEEA" w:sz="1"/>
+              <w:bottom w:val="single" w:color="D6DEEA" w:sz="1"/>
+              <w:right w:val="single" w:color="D6DEEA" w:sz="1"/>
+            </w:tcBorders>
+            <w:shd w:fill="FFFFFF" w:val="clear"/>
+            <w:tcMar>
+              <w:top w:type="dxa" w:w="100"/>
+              <w:left w:type="dxa" w:w="140"/>
+              <w:bottom w:type="dxa" w:w="100"/>
+              <w:right w:type="dxa" w:w="140"/>
+            </w:tcMar>
+          </w:tcPr>
+          <w:p>
+            <w:pPr>
+              <w:spacing w:after="0"/>
+            </w:pPr>
+            <w:r>
+              <w:rPr>
+                <w:color w:val="16202E"/>
+                <w:sz w:val="20"/>
+                <w:szCs w:val="20"/>
+              </w:rPr>
+              <w:t>0.8 BU per $1M BAC/mo</w:t>
+            </w:r>
+          </w:p>
+        </w:tc>
+      </w:tr>
+      <w:tr>
+        <w:tc>
+          <w:tcPr>
+            <w:tcW w:type="dxa" w:w="3160"/>
+            <w:tcBorders>
+              <w:top w:val="single" w:color="D6DEEA" w:sz="1"/>
+              <w:left w:val="single" w:color="D6DEEA" w:sz="1"/>
+              <w:bottom w:val="single" w:color="D6DEEA" w:sz="1"/>
+              <w:right w:val="single" w:color="D6DEEA" w:sz="1"/>
+            </w:tcBorders>
+            <w:shd w:fill="F4F6FB" w:val="clear"/>
+            <w:tcMar>
+              <w:top w:type="dxa" w:w="100"/>
+              <w:left w:type="dxa" w:w="140"/>
+              <w:bottom w:type="dxa" w:w="100"/>
+              <w:right w:type="dxa" w:w="140"/>
+            </w:tcMar>
+          </w:tcPr>
+          <w:p>
+            <w:pPr>
+              <w:spacing w:after="0"/>
+            </w:pPr>
+            <w:r>
+              <w:rPr>
+                <w:color w:val="16202E"/>
+                <w:sz w:val="20"/>
+                <w:szCs w:val="20"/>
+              </w:rPr>
+              <w:t>Physical Infrastructure &amp; Transport</w:t>
+            </w:r>
+          </w:p>
+        </w:tc>
+        <w:tc>
+          <w:tcPr>
+            <w:tcW w:type="dxa" w:w="3100"/>
+            <w:tcBorders>
+              <w:top w:val="single" w:color="D6DEEA" w:sz="1"/>
+              <w:left w:val="single" w:color="D6DEEA" w:sz="1"/>
+              <w:bottom w:val="single" w:color="D6DEEA" w:sz="1"/>
+              <w:right w:val="single" w:color="D6DEEA" w:sz="1"/>
+            </w:tcBorders>
+            <w:shd w:fill="F4F6FB" w:val="clear"/>
+            <w:tcMar>
+              <w:top w:type="dxa" w:w="100"/>
+              <w:left w:type="dxa" w:w="140"/>
+              <w:bottom w:type="dxa" w:w="100"/>
+              <w:right w:type="dxa" w:w="140"/>
+            </w:tcMar>
+          </w:tcPr>
+          <w:p>
+            <w:pPr>
+              <w:spacing w:after="0"/>
+            </w:pPr>
+            <w:r>
+              <w:rPr>
+                <w:color w:val="16202E"/>
+                <w:sz w:val="20"/>
+                <w:szCs w:val="20"/>
+              </w:rPr>
+              <w:t>Feeder &amp; Rural Roads</w:t>
+            </w:r>
+          </w:p>
+        </w:tc>
+        <w:tc>
+          <w:tcPr>
+            <w:tcW w:type="dxa" w:w="3100"/>
+            <w:tcBorders>
+              <w:top w:val="single" w:color="D6DEEA" w:sz="1"/>
+              <w:left w:val="single" w:color="D6DEEA" w:sz="1"/>
+              <w:bottom w:val="single" w:color="D6DEEA" w:sz="1"/>
+              <w:right w:val="single" w:color="D6DEEA" w:sz="1"/>
+            </w:tcBorders>
+            <w:shd w:fill="F4F6FB" w:val="clear"/>
+            <w:tcMar>
+              <w:top w:type="dxa" w:w="100"/>
+              <w:left w:type="dxa" w:w="140"/>
+              <w:bottom w:type="dxa" w:w="100"/>
+              <w:right w:type="dxa" w:w="140"/>
+            </w:tcMar>
+          </w:tcPr>
+          <w:p>
+            <w:pPr>
+              <w:spacing w:after="0"/>
+            </w:pPr>
+            <w:r>
+              <w:rPr>
+                <w:color w:val="16202E"/>
+                <w:sz w:val="20"/>
+                <w:szCs w:val="20"/>
+              </w:rPr>
+              <w:t>1.0 BU per $1M BAC/mo</w:t>
+            </w:r>
+          </w:p>
+        </w:tc>
+      </w:tr>
+      <w:tr>
+        <w:tc>
+          <w:tcPr>
+            <w:tcW w:type="dxa" w:w="3160"/>
+            <w:tcBorders>
+              <w:top w:val="single" w:color="D6DEEA" w:sz="1"/>
+              <w:left w:val="single" w:color="D6DEEA" w:sz="1"/>
+              <w:bottom w:val="single" w:color="D6DEEA" w:sz="1"/>
+              <w:right w:val="single" w:color="D6DEEA" w:sz="1"/>
+            </w:tcBorders>
+            <w:shd w:fill="FFFFFF" w:val="clear"/>
+            <w:tcMar>
+              <w:top w:type="dxa" w:w="100"/>
+              <w:left w:type="dxa" w:w="140"/>
+              <w:bottom w:type="dxa" w:w="100"/>
+              <w:right w:type="dxa" w:w="140"/>
+            </w:tcMar>
+          </w:tcPr>
+          <w:p>
+            <w:pPr>
+              <w:spacing w:after="0"/>
+            </w:pPr>
+            <w:r>
+              <w:rPr>
+                <w:color w:val="16202E"/>
+                <w:sz w:val="20"/>
+                <w:szCs w:val="20"/>
+              </w:rPr>
+              <w:t>Physical Infrastructure &amp; Transport</w:t>
+            </w:r>
+          </w:p>
+        </w:tc>
+        <w:tc>
+          <w:tcPr>
+            <w:tcW w:type="dxa" w:w="3100"/>
+            <w:tcBorders>
+              <w:top w:val="single" w:color="D6DEEA" w:sz="1"/>
+              <w:left w:val="single" w:color="D6DEEA" w:sz="1"/>
+              <w:bottom w:val="single" w:color="D6DEEA" w:sz="1"/>
+              <w:right w:val="single" w:color="D6DEEA" w:sz="1"/>
+            </w:tcBorders>
+            <w:shd w:fill="FFFFFF" w:val="clear"/>
+            <w:tcMar>
+              <w:top w:type="dxa" w:w="100"/>
+              <w:left w:type="dxa" w:w="140"/>
+              <w:bottom w:type="dxa" w:w="100"/>
+              <w:right w:type="dxa" w:w="140"/>
+            </w:tcMar>
+          </w:tcPr>
+          <w:p>
+            <w:pPr>
+              <w:spacing w:after="0"/>
+            </w:pPr>
+            <w:r>
+              <w:rPr>
+                <w:color w:val="16202E"/>
+                <w:sz w:val="20"/>
+                <w:szCs w:val="20"/>
+              </w:rPr>
+              <w:t>Buildings (Administrative)</w:t>
+            </w:r>
+          </w:p>
+        </w:tc>
+        <w:tc>
+          <w:tcPr>
+            <w:tcW w:type="dxa" w:w="3100"/>
+            <w:tcBorders>
+              <w:top w:val="single" w:color="D6DEEA" w:sz="1"/>
+              <w:left w:val="single" w:color="D6DEEA" w:sz="1"/>
+              <w:bottom w:val="single" w:color="D6DEEA" w:sz="1"/>
+              <w:right w:val="single" w:color="D6DEEA" w:sz="1"/>
+            </w:tcBorders>
+            <w:shd w:fill="FFFFFF" w:val="clear"/>
+            <w:tcMar>
+              <w:top w:type="dxa" w:w="100"/>
+              <w:left w:type="dxa" w:w="140"/>
+              <w:bottom w:type="dxa" w:w="100"/>
+              <w:right w:type="dxa" w:w="140"/>
+            </w:tcMar>
+          </w:tcPr>
+          <w:p>
+            <w:pPr>
+              <w:spacing w:after="0"/>
+            </w:pPr>
+            <w:r>
+              <w:rPr>
+                <w:color w:val="16202E"/>
+                <w:sz w:val="20"/>
+                <w:szCs w:val="20"/>
+              </w:rPr>
+              <w:t>0.3 BU per $1M BAC/mo</w:t>
+            </w:r>
+          </w:p>
+        </w:tc>
+      </w:tr>
+      <w:tr>
+        <w:tc>
+          <w:tcPr>
+            <w:tcW w:type="dxa" w:w="3160"/>
+            <w:tcBorders>
+              <w:top w:val="single" w:color="D6DEEA" w:sz="1"/>
+              <w:left w:val="single" w:color="D6DEEA" w:sz="1"/>
+              <w:bottom w:val="single" w:color="D6DEEA" w:sz="1"/>
+              <w:right w:val="single" w:color="D6DEEA" w:sz="1"/>
+            </w:tcBorders>
+            <w:shd w:fill="F4F6FB" w:val="clear"/>
+            <w:tcMar>
+              <w:top w:type="dxa" w:w="100"/>
+              <w:left w:type="dxa" w:w="140"/>
+              <w:bottom w:type="dxa" w:w="100"/>
+              <w:right w:type="dxa" w:w="140"/>
+            </w:tcMar>
+          </w:tcPr>
+          <w:p>
+            <w:pPr>
+              <w:spacing w:after="0"/>
+            </w:pPr>
+            <w:r>
+              <w:rPr>
+                <w:color w:val="16202E"/>
+                <w:sz w:val="20"/>
+                <w:szCs w:val="20"/>
+              </w:rPr>
+              <w:t>Physical Infrastructure &amp; Transport</w:t>
+            </w:r>
+          </w:p>
+        </w:tc>
+        <w:tc>
+          <w:tcPr>
+            <w:tcW w:type="dxa" w:w="3100"/>
+            <w:tcBorders>
+              <w:top w:val="single" w:color="D6DEEA" w:sz="1"/>
+              <w:left w:val="single" w:color="D6DEEA" w:sz="1"/>
+              <w:bottom w:val="single" w:color="D6DEEA" w:sz="1"/>
+              <w:right w:val="single" w:color="D6DEEA" w:sz="1"/>
+            </w:tcBorders>
+            <w:shd w:fill="F4F6FB" w:val="clear"/>
+            <w:tcMar>
+              <w:top w:type="dxa" w:w="100"/>
+              <w:left w:type="dxa" w:w="140"/>
+              <w:bottom w:type="dxa" w:w="100"/>
+              <w:right w:type="dxa" w:w="140"/>
+            </w:tcMar>
+          </w:tcPr>
+          <w:p>
+            <w:pPr>
+              <w:spacing w:after="0"/>
+            </w:pPr>
+            <w:r>
+              <w:rPr>
+                <w:color w:val="16202E"/>
+                <w:sz w:val="20"/>
+                <w:szCs w:val="20"/>
+              </w:rPr>
+              <w:t>Large-Scale Dams &amp; Reservoirs</w:t>
+            </w:r>
+          </w:p>
+        </w:tc>
+        <w:tc>
+          <w:tcPr>
+            <w:tcW w:type="dxa" w:w="3100"/>
+            <w:tcBorders>
+              <w:top w:val="single" w:color="D6DEEA" w:sz="1"/>
+              <w:left w:val="single" w:color="D6DEEA" w:sz="1"/>
+              <w:bottom w:val="single" w:color="D6DEEA" w:sz="1"/>
+              <w:right w:val="single" w:color="D6DEEA" w:sz="1"/>
+            </w:tcBorders>
+            <w:shd w:fill="F4F6FB" w:val="clear"/>
+            <w:tcMar>
+              <w:top w:type="dxa" w:w="100"/>
+              <w:left w:type="dxa" w:w="140"/>
+              <w:bottom w:type="dxa" w:w="100"/>
+              <w:right w:type="dxa" w:w="140"/>
+            </w:tcMar>
+          </w:tcPr>
+          <w:p>
+            <w:pPr>
+              <w:spacing w:after="0"/>
+            </w:pPr>
+            <w:r>
+              <w:rPr>
+                <w:color w:val="16202E"/>
+                <w:sz w:val="20"/>
+                <w:szCs w:val="20"/>
+              </w:rPr>
+              <w:t>0.6 BU per $1M BAC/mo</w:t>
+            </w:r>
+          </w:p>
+        </w:tc>
+      </w:tr>
+      <w:tr>
+        <w:tc>
+          <w:tcPr>
+            <w:tcW w:type="dxa" w:w="3160"/>
+            <w:tcBorders>
+              <w:top w:val="single" w:color="D6DEEA" w:sz="1"/>
+              <w:left w:val="single" w:color="D6DEEA" w:sz="1"/>
+              <w:bottom w:val="single" w:color="D6DEEA" w:sz="1"/>
+              <w:right w:val="single" w:color="D6DEEA" w:sz="1"/>
+            </w:tcBorders>
+            <w:shd w:fill="FFFFFF" w:val="clear"/>
+            <w:tcMar>
+              <w:top w:type="dxa" w:w="100"/>
+              <w:left w:type="dxa" w:w="140"/>
+              <w:bottom w:type="dxa" w:w="100"/>
+              <w:right w:type="dxa" w:w="140"/>
+            </w:tcMar>
+          </w:tcPr>
+          <w:p>
+            <w:pPr>
+              <w:spacing w:after="0"/>
+            </w:pPr>
+            <w:r>
+              <w:rPr>
+                <w:color w:val="16202E"/>
+                <w:sz w:val="20"/>
+                <w:szCs w:val="20"/>
+              </w:rPr>
+              <w:t>Social Sectors (Education &amp; Health)</w:t>
+            </w:r>
+          </w:p>
+        </w:tc>
+        <w:tc>
+          <w:tcPr>
+            <w:tcW w:type="dxa" w:w="3100"/>
+            <w:tcBorders>
+              <w:top w:val="single" w:color="D6DEEA" w:sz="1"/>
+              <w:left w:val="single" w:color="D6DEEA" w:sz="1"/>
+              <w:bottom w:val="single" w:color="D6DEEA" w:sz="1"/>
+              <w:right w:val="single" w:color="D6DEEA" w:sz="1"/>
+            </w:tcBorders>
+            <w:shd w:fill="FFFFFF" w:val="clear"/>
+            <w:tcMar>
+              <w:top w:type="dxa" w:w="100"/>
+              <w:left w:type="dxa" w:w="140"/>
+              <w:bottom w:type="dxa" w:w="100"/>
+              <w:right w:type="dxa" w:w="140"/>
+            </w:tcMar>
+          </w:tcPr>
+          <w:p>
+            <w:pPr>
+              <w:spacing w:after="0"/>
+            </w:pPr>
+            <w:r>
+              <w:rPr>
+                <w:color w:val="16202E"/>
+                <w:sz w:val="20"/>
+                <w:szCs w:val="20"/>
+              </w:rPr>
+              <w:t>Primary &amp; Secondary Schools</w:t>
+            </w:r>
+          </w:p>
+        </w:tc>
+        <w:tc>
+          <w:tcPr>
+            <w:tcW w:type="dxa" w:w="3100"/>
+            <w:tcBorders>
+              <w:top w:val="single" w:color="D6DEEA" w:sz="1"/>
+              <w:left w:val="single" w:color="D6DEEA" w:sz="1"/>
+              <w:bottom w:val="single" w:color="D6DEEA" w:sz="1"/>
+              <w:right w:val="single" w:color="D6DEEA" w:sz="1"/>
+            </w:tcBorders>
+            <w:shd w:fill="FFFFFF" w:val="clear"/>
+            <w:tcMar>
+              <w:top w:type="dxa" w:w="100"/>
+              <w:left w:type="dxa" w:w="140"/>
+              <w:bottom w:type="dxa" w:w="100"/>
+              <w:right w:type="dxa" w:w="140"/>
+            </w:tcMar>
+          </w:tcPr>
+          <w:p>
+            <w:pPr>
+              <w:spacing w:after="0"/>
+            </w:pPr>
+            <w:r>
+              <w:rPr>
+                <w:color w:val="16202E"/>
+                <w:sz w:val="20"/>
+                <w:szCs w:val="20"/>
+              </w:rPr>
+              <w:t>1.6 BU per $1M BAC/mo</w:t>
+            </w:r>
+          </w:p>
+        </w:tc>
+      </w:tr>
+      <w:tr>
+        <w:tc>
+          <w:tcPr>
+            <w:tcW w:type="dxa" w:w="3160"/>
+            <w:tcBorders>
+              <w:top w:val="single" w:color="D6DEEA" w:sz="1"/>
+              <w:left w:val="single" w:color="D6DEEA" w:sz="1"/>
+              <w:bottom w:val="single" w:color="D6DEEA" w:sz="1"/>
+              <w:right w:val="single" w:color="D6DEEA" w:sz="1"/>
+            </w:tcBorders>
+            <w:shd w:fill="F4F6FB" w:val="clear"/>
+            <w:tcMar>
+              <w:top w:type="dxa" w:w="100"/>
+              <w:left w:type="dxa" w:w="140"/>
+              <w:bottom w:type="dxa" w:w="100"/>
+              <w:right w:type="dxa" w:w="140"/>
+            </w:tcMar>
+          </w:tcPr>
+          <w:p>
+            <w:pPr>
+              <w:spacing w:after="0"/>
+            </w:pPr>
+            <w:r>
+              <w:rPr>
+                <w:color w:val="16202E"/>
+                <w:sz w:val="20"/>
+                <w:szCs w:val="20"/>
+              </w:rPr>
+              <w:t>Social Sectors (Education &amp; Health)</w:t>
+            </w:r>
+          </w:p>
+        </w:tc>
+        <w:tc>
+          <w:tcPr>
+            <w:tcW w:type="dxa" w:w="3100"/>
+            <w:tcBorders>
+              <w:top w:val="single" w:color="D6DEEA" w:sz="1"/>
+              <w:left w:val="single" w:color="D6DEEA" w:sz="1"/>
+              <w:bottom w:val="single" w:color="D6DEEA" w:sz="1"/>
+              <w:right w:val="single" w:color="D6DEEA" w:sz="1"/>
+            </w:tcBorders>
+            <w:shd w:fill="F4F6FB" w:val="clear"/>
+            <w:tcMar>
+              <w:top w:type="dxa" w:w="100"/>
+              <w:left w:type="dxa" w:w="140"/>
+              <w:bottom w:type="dxa" w:w="100"/>
+              <w:right w:type="dxa" w:w="140"/>
+            </w:tcMar>
+          </w:tcPr>
+          <w:p>
+            <w:pPr>
+              <w:spacing w:after="0"/>
+            </w:pPr>
+            <w:r>
+              <w:rPr>
+                <w:color w:val="16202E"/>
+                <w:sz w:val="20"/>
+                <w:szCs w:val="20"/>
+              </w:rPr>
+              <w:t>Polytechnic &amp; Technical Schools</w:t>
+            </w:r>
+          </w:p>
+        </w:tc>
+        <w:tc>
+          <w:tcPr>
+            <w:tcW w:type="dxa" w:w="3100"/>
+            <w:tcBorders>
+              <w:top w:val="single" w:color="D6DEEA" w:sz="1"/>
+              <w:left w:val="single" w:color="D6DEEA" w:sz="1"/>
+              <w:bottom w:val="single" w:color="D6DEEA" w:sz="1"/>
+              <w:right w:val="single" w:color="D6DEEA" w:sz="1"/>
+            </w:tcBorders>
+            <w:shd w:fill="F4F6FB" w:val="clear"/>
+            <w:tcMar>
+              <w:top w:type="dxa" w:w="100"/>
+              <w:left w:type="dxa" w:w="140"/>
+              <w:bottom w:type="dxa" w:w="100"/>
+              <w:right w:type="dxa" w:w="140"/>
+            </w:tcMar>
+          </w:tcPr>
+          <w:p>
+            <w:pPr>
+              <w:spacing w:after="0"/>
+            </w:pPr>
+            <w:r>
+              <w:rPr>
+                <w:color w:val="16202E"/>
+                <w:sz w:val="20"/>
+                <w:szCs w:val="20"/>
+              </w:rPr>
+              <w:t>1.4 BU per $1M BAC/mo</w:t>
+            </w:r>
+          </w:p>
+        </w:tc>
+      </w:tr>
+      <w:tr>
+        <w:tc>
+          <w:tcPr>
+            <w:tcW w:type="dxa" w:w="3160"/>
+            <w:tcBorders>
+              <w:top w:val="single" w:color="D6DEEA" w:sz="1"/>
+              <w:left w:val="single" w:color="D6DEEA" w:sz="1"/>
+              <w:bottom w:val="single" w:color="D6DEEA" w:sz="1"/>
+              <w:right w:val="single" w:color="D6DEEA" w:sz="1"/>
+            </w:tcBorders>
+            <w:shd w:fill="FFFFFF" w:val="clear"/>
+            <w:tcMar>
+              <w:top w:type="dxa" w:w="100"/>
+              <w:left w:type="dxa" w:w="140"/>
+              <w:bottom w:type="dxa" w:w="100"/>
+              <w:right w:type="dxa" w:w="140"/>
+            </w:tcMar>
+          </w:tcPr>
+          <w:p>
+            <w:pPr>
+              <w:spacing w:after="0"/>
+            </w:pPr>
+            <w:r>
+              <w:rPr>
+                <w:color w:val="16202E"/>
+                <w:sz w:val="20"/>
+                <w:szCs w:val="20"/>
+              </w:rPr>
+              <w:t>Social Sectors (Education &amp; Health)</w:t>
+            </w:r>
+          </w:p>
+        </w:tc>
+        <w:tc>
+          <w:tcPr>
+            <w:tcW w:type="dxa" w:w="3100"/>
+            <w:tcBorders>
+              <w:top w:val="single" w:color="D6DEEA" w:sz="1"/>
+              <w:left w:val="single" w:color="D6DEEA" w:sz="1"/>
+              <w:bottom w:val="single" w:color="D6DEEA" w:sz="1"/>
+              <w:right w:val="single" w:color="D6DEEA" w:sz="1"/>
+            </w:tcBorders>
+            <w:shd w:fill="FFFFFF" w:val="clear"/>
+            <w:tcMar>
+              <w:top w:type="dxa" w:w="100"/>
+              <w:left w:type="dxa" w:w="140"/>
+              <w:bottom w:type="dxa" w:w="100"/>
+              <w:right w:type="dxa" w:w="140"/>
+            </w:tcMar>
+          </w:tcPr>
+          <w:p>
+            <w:pPr>
+              <w:spacing w:after="0"/>
+            </w:pPr>
+            <w:r>
+              <w:rPr>
+                <w:color w:val="16202E"/>
+                <w:sz w:val="20"/>
+                <w:szCs w:val="20"/>
+              </w:rPr>
+              <w:t>General &amp; Tertiary Hospitals</w:t>
+            </w:r>
+          </w:p>
+        </w:tc>
+        <w:tc>
+          <w:tcPr>
+            <w:tcW w:type="dxa" w:w="3100"/>
+            <w:tcBorders>
+              <w:top w:val="single" w:color="D6DEEA" w:sz="1"/>
+              <w:left w:val="single" w:color="D6DEEA" w:sz="1"/>
+              <w:bottom w:val="single" w:color="D6DEEA" w:sz="1"/>
+              <w:right w:val="single" w:color="D6DEEA" w:sz="1"/>
+            </w:tcBorders>
+            <w:shd w:fill="FFFFFF" w:val="clear"/>
+            <w:tcMar>
+              <w:top w:type="dxa" w:w="100"/>
+              <w:left w:type="dxa" w:w="140"/>
+              <w:bottom w:type="dxa" w:w="100"/>
+              <w:right w:type="dxa" w:w="140"/>
+            </w:tcMar>
+          </w:tcPr>
+          <w:p>
+            <w:pPr>
+              <w:spacing w:after="0"/>
+            </w:pPr>
+            <w:r>
+              <w:rPr>
+                <w:color w:val="16202E"/>
+                <w:sz w:val="20"/>
+                <w:szCs w:val="20"/>
+              </w:rPr>
+              <w:t>2.0 BU per $1M BAC/mo</w:t>
+            </w:r>
+          </w:p>
+        </w:tc>
+      </w:tr>
+      <w:tr>
+        <w:tc>
+          <w:tcPr>
+            <w:tcW w:type="dxa" w:w="3160"/>
+            <w:tcBorders>
+              <w:top w:val="single" w:color="D6DEEA" w:sz="1"/>
+              <w:left w:val="single" w:color="D6DEEA" w:sz="1"/>
+              <w:bottom w:val="single" w:color="D6DEEA" w:sz="1"/>
+              <w:right w:val="single" w:color="D6DEEA" w:sz="1"/>
+            </w:tcBorders>
+            <w:shd w:fill="F4F6FB" w:val="clear"/>
+            <w:tcMar>
+              <w:top w:type="dxa" w:w="100"/>
+              <w:left w:type="dxa" w:w="140"/>
+              <w:bottom w:type="dxa" w:w="100"/>
+              <w:right w:type="dxa" w:w="140"/>
+            </w:tcMar>
+          </w:tcPr>
+          <w:p>
+            <w:pPr>
+              <w:spacing w:after="0"/>
+            </w:pPr>
+            <w:r>
+              <w:rPr>
+                <w:color w:val="16202E"/>
+                <w:sz w:val="20"/>
+                <w:szCs w:val="20"/>
+              </w:rPr>
+              <w:t>Social Sectors (Education &amp; Health)</w:t>
+            </w:r>
+          </w:p>
+        </w:tc>
+        <w:tc>
+          <w:tcPr>
+            <w:tcW w:type="dxa" w:w="3100"/>
+            <w:tcBorders>
+              <w:top w:val="single" w:color="D6DEEA" w:sz="1"/>
+              <w:left w:val="single" w:color="D6DEEA" w:sz="1"/>
+              <w:bottom w:val="single" w:color="D6DEEA" w:sz="1"/>
+              <w:right w:val="single" w:color="D6DEEA" w:sz="1"/>
+            </w:tcBorders>
+            <w:shd w:fill="F4F6FB" w:val="clear"/>
+            <w:tcMar>
+              <w:top w:type="dxa" w:w="100"/>
+              <w:left w:type="dxa" w:w="140"/>
+              <w:bottom w:type="dxa" w:w="100"/>
+              <w:right w:type="dxa" w:w="140"/>
+            </w:tcMar>
+          </w:tcPr>
+          <w:p>
+            <w:pPr>
+              <w:spacing w:after="0"/>
+            </w:pPr>
+            <w:r>
+              <w:rPr>
+                <w:color w:val="16202E"/>
+                <w:sz w:val="20"/>
+                <w:szCs w:val="20"/>
+              </w:rPr>
+              <w:t>Rural Health Centers</w:t>
+            </w:r>
+          </w:p>
+        </w:tc>
+        <w:tc>
+          <w:tcPr>
+            <w:tcW w:type="dxa" w:w="3100"/>
+            <w:tcBorders>
+              <w:top w:val="single" w:color="D6DEEA" w:sz="1"/>
+              <w:left w:val="single" w:color="D6DEEA" w:sz="1"/>
+              <w:bottom w:val="single" w:color="D6DEEA" w:sz="1"/>
+              <w:right w:val="single" w:color="D6DEEA" w:sz="1"/>
+            </w:tcBorders>
+            <w:shd w:fill="F4F6FB" w:val="clear"/>
+            <w:tcMar>
+              <w:top w:type="dxa" w:w="100"/>
+              <w:left w:type="dxa" w:w="140"/>
+              <w:bottom w:type="dxa" w:w="100"/>
+              <w:right w:type="dxa" w:w="140"/>
+            </w:tcMar>
+          </w:tcPr>
+          <w:p>
+            <w:pPr>
+              <w:spacing w:after="0"/>
+            </w:pPr>
+            <w:r>
+              <w:rPr>
+                <w:color w:val="16202E"/>
+                <w:sz w:val="20"/>
+                <w:szCs w:val="20"/>
+              </w:rPr>
+              <w:t>1.8 BU per $1M BAC/mo</w:t>
+            </w:r>
+          </w:p>
+        </w:tc>
+      </w:tr>
+      <w:tr>
+        <w:tc>
+          <w:tcPr>
+            <w:tcW w:type="dxa" w:w="3160"/>
+            <w:tcBorders>
+              <w:top w:val="single" w:color="D6DEEA" w:sz="1"/>
+              <w:left w:val="single" w:color="D6DEEA" w:sz="1"/>
+              <w:bottom w:val="single" w:color="D6DEEA" w:sz="1"/>
+              <w:right w:val="single" w:color="D6DEEA" w:sz="1"/>
+            </w:tcBorders>
+            <w:shd w:fill="FFFFFF" w:val="clear"/>
+            <w:tcMar>
+              <w:top w:type="dxa" w:w="100"/>
+              <w:left w:type="dxa" w:w="140"/>
+              <w:bottom w:type="dxa" w:w="100"/>
+              <w:right w:type="dxa" w:w="140"/>
+            </w:tcMar>
+          </w:tcPr>
+          <w:p>
+            <w:pPr>
+              <w:spacing w:after="0"/>
+            </w:pPr>
+            <w:r>
+              <w:rPr>
+                <w:color w:val="16202E"/>
+                <w:sz w:val="20"/>
+                <w:szCs w:val="20"/>
+              </w:rPr>
+              <w:t>Agriculture, Irrigation &amp; Resources</w:t>
+            </w:r>
+          </w:p>
+        </w:tc>
+        <w:tc>
+          <w:tcPr>
+            <w:tcW w:type="dxa" w:w="3100"/>
+            <w:tcBorders>
+              <w:top w:val="single" w:color="D6DEEA" w:sz="1"/>
+              <w:left w:val="single" w:color="D6DEEA" w:sz="1"/>
+              <w:bottom w:val="single" w:color="D6DEEA" w:sz="1"/>
+              <w:right w:val="single" w:color="D6DEEA" w:sz="1"/>
+            </w:tcBorders>
+            <w:shd w:fill="FFFFFF" w:val="clear"/>
+            <w:tcMar>
+              <w:top w:type="dxa" w:w="100"/>
+              <w:left w:type="dxa" w:w="140"/>
+              <w:bottom w:type="dxa" w:w="100"/>
+              <w:right w:type="dxa" w:w="140"/>
+            </w:tcMar>
+          </w:tcPr>
+          <w:p>
+            <w:pPr>
+              <w:spacing w:after="0"/>
+            </w:pPr>
+            <w:r>
+              <w:rPr>
+                <w:color w:val="16202E"/>
+                <w:sz w:val="20"/>
+                <w:szCs w:val="20"/>
+              </w:rPr>
+              <w:t>Irrigation &amp; Drainage Systems</w:t>
+            </w:r>
+          </w:p>
+        </w:tc>
+        <w:tc>
+          <w:tcPr>
+            <w:tcW w:type="dxa" w:w="3100"/>
+            <w:tcBorders>
+              <w:top w:val="single" w:color="D6DEEA" w:sz="1"/>
+              <w:left w:val="single" w:color="D6DEEA" w:sz="1"/>
+              <w:bottom w:val="single" w:color="D6DEEA" w:sz="1"/>
+              <w:right w:val="single" w:color="D6DEEA" w:sz="1"/>
+            </w:tcBorders>
+            <w:shd w:fill="FFFFFF" w:val="clear"/>
+            <w:tcMar>
+              <w:top w:type="dxa" w:w="100"/>
+              <w:left w:type="dxa" w:w="140"/>
+              <w:bottom w:type="dxa" w:w="100"/>
+              <w:right w:type="dxa" w:w="140"/>
+            </w:tcMar>
+          </w:tcPr>
+          <w:p>
+            <w:pPr>
+              <w:spacing w:after="0"/>
+            </w:pPr>
+            <w:r>
+              <w:rPr>
+                <w:color w:val="16202E"/>
+                <w:sz w:val="20"/>
+                <w:szCs w:val="20"/>
+              </w:rPr>
+              <w:t>1.1 BU per $1M BAC/mo</w:t>
+            </w:r>
+          </w:p>
+        </w:tc>
+      </w:tr>
+      <w:tr>
+        <w:tc>
+          <w:tcPr>
+            <w:tcW w:type="dxa" w:w="3160"/>
+            <w:tcBorders>
+              <w:top w:val="single" w:color="D6DEEA" w:sz="1"/>
+              <w:left w:val="single" w:color="D6DEEA" w:sz="1"/>
+              <w:bottom w:val="single" w:color="D6DEEA" w:sz="1"/>
+              <w:right w:val="single" w:color="D6DEEA" w:sz="1"/>
+            </w:tcBorders>
+            <w:shd w:fill="F4F6FB" w:val="clear"/>
+            <w:tcMar>
+              <w:top w:type="dxa" w:w="100"/>
+              <w:left w:type="dxa" w:w="140"/>
+              <w:bottom w:type="dxa" w:w="100"/>
+              <w:right w:type="dxa" w:w="140"/>
+            </w:tcMar>
+          </w:tcPr>
+          <w:p>
+            <w:pPr>
+              <w:spacing w:after="0"/>
+            </w:pPr>
+            <w:r>
+              <w:rPr>
+                <w:color w:val="16202E"/>
+                <w:sz w:val="20"/>
+                <w:szCs w:val="20"/>
+              </w:rPr>
+              <w:t>Agriculture, Irrigation &amp; Resources</w:t>
+            </w:r>
+          </w:p>
+        </w:tc>
+        <w:tc>
+          <w:tcPr>
+            <w:tcW w:type="dxa" w:w="3100"/>
+            <w:tcBorders>
+              <w:top w:val="single" w:color="D6DEEA" w:sz="1"/>
+              <w:left w:val="single" w:color="D6DEEA" w:sz="1"/>
+              <w:bottom w:val="single" w:color="D6DEEA" w:sz="1"/>
+              <w:right w:val="single" w:color="D6DEEA" w:sz="1"/>
+            </w:tcBorders>
+            <w:shd w:fill="F4F6FB" w:val="clear"/>
+            <w:tcMar>
+              <w:top w:type="dxa" w:w="100"/>
+              <w:left w:type="dxa" w:w="140"/>
+              <w:bottom w:type="dxa" w:w="100"/>
+              <w:right w:type="dxa" w:w="140"/>
+            </w:tcMar>
+          </w:tcPr>
+          <w:p>
+            <w:pPr>
+              <w:spacing w:after="0"/>
+            </w:pPr>
+            <w:r>
+              <w:rPr>
+                <w:color w:val="16202E"/>
+                <w:sz w:val="20"/>
+                <w:szCs w:val="20"/>
+              </w:rPr>
+              <w:t>Agricultural Research &amp; Extension</w:t>
+            </w:r>
+          </w:p>
+        </w:tc>
+        <w:tc>
+          <w:tcPr>
+            <w:tcW w:type="dxa" w:w="3100"/>
+            <w:tcBorders>
+              <w:top w:val="single" w:color="D6DEEA" w:sz="1"/>
+              <w:left w:val="single" w:color="D6DEEA" w:sz="1"/>
+              <w:bottom w:val="single" w:color="D6DEEA" w:sz="1"/>
+              <w:right w:val="single" w:color="D6DEEA" w:sz="1"/>
+            </w:tcBorders>
+            <w:shd w:fill="F4F6FB" w:val="clear"/>
+            <w:tcMar>
+              <w:top w:type="dxa" w:w="100"/>
+              <w:left w:type="dxa" w:w="140"/>
+              <w:bottom w:type="dxa" w:w="100"/>
+              <w:right w:type="dxa" w:w="140"/>
+            </w:tcMar>
+          </w:tcPr>
+          <w:p>
+            <w:pPr>
+              <w:spacing w:after="0"/>
+            </w:pPr>
+            <w:r>
+              <w:rPr>
+                <w:color w:val="16202E"/>
+                <w:sz w:val="20"/>
+                <w:szCs w:val="20"/>
+              </w:rPr>
+              <w:t>0.9 BU per $1M BAC/mo</w:t>
+            </w:r>
+          </w:p>
+        </w:tc>
+      </w:tr>
+      <w:tr>
+        <w:tc>
+          <w:tcPr>
+            <w:tcW w:type="dxa" w:w="3160"/>
+            <w:tcBorders>
+              <w:top w:val="single" w:color="D6DEEA" w:sz="1"/>
+              <w:left w:val="single" w:color="D6DEEA" w:sz="1"/>
+              <w:bottom w:val="single" w:color="D6DEEA" w:sz="1"/>
+              <w:right w:val="single" w:color="D6DEEA" w:sz="1"/>
+            </w:tcBorders>
+            <w:shd w:fill="FFFFFF" w:val="clear"/>
+            <w:tcMar>
+              <w:top w:type="dxa" w:w="100"/>
+              <w:left w:type="dxa" w:w="140"/>
+              <w:bottom w:type="dxa" w:w="100"/>
+              <w:right w:type="dxa" w:w="140"/>
+            </w:tcMar>
+          </w:tcPr>
+          <w:p>
+            <w:pPr>
+              <w:spacing w:after="0"/>
+            </w:pPr>
+            <w:r>
+              <w:rPr>
+                <w:color w:val="16202E"/>
+                <w:sz w:val="20"/>
+                <w:szCs w:val="20"/>
+              </w:rPr>
+              <w:t>Agriculture, Irrigation &amp; Resources</w:t>
+            </w:r>
+          </w:p>
+        </w:tc>
+        <w:tc>
+          <w:tcPr>
+            <w:tcW w:type="dxa" w:w="3100"/>
+            <w:tcBorders>
+              <w:top w:val="single" w:color="D6DEEA" w:sz="1"/>
+              <w:left w:val="single" w:color="D6DEEA" w:sz="1"/>
+              <w:bottom w:val="single" w:color="D6DEEA" w:sz="1"/>
+              <w:right w:val="single" w:color="D6DEEA" w:sz="1"/>
+            </w:tcBorders>
+            <w:shd w:fill="FFFFFF" w:val="clear"/>
+            <w:tcMar>
+              <w:top w:type="dxa" w:w="100"/>
+              <w:left w:type="dxa" w:w="140"/>
+              <w:bottom w:type="dxa" w:w="100"/>
+              <w:right w:type="dxa" w:w="140"/>
+            </w:tcMar>
+          </w:tcPr>
+          <w:p>
+            <w:pPr>
+              <w:spacing w:after="0"/>
+            </w:pPr>
+            <w:r>
+              <w:rPr>
+                <w:color w:val="16202E"/>
+                <w:sz w:val="20"/>
+                <w:szCs w:val="20"/>
+              </w:rPr>
+              <w:t>Livestock &amp; Veterinary Services</w:t>
+            </w:r>
+          </w:p>
+        </w:tc>
+        <w:tc>
+          <w:tcPr>
+            <w:tcW w:type="dxa" w:w="3100"/>
+            <w:tcBorders>
+              <w:top w:val="single" w:color="D6DEEA" w:sz="1"/>
+              <w:left w:val="single" w:color="D6DEEA" w:sz="1"/>
+              <w:bottom w:val="single" w:color="D6DEEA" w:sz="1"/>
+              <w:right w:val="single" w:color="D6DEEA" w:sz="1"/>
+            </w:tcBorders>
+            <w:shd w:fill="FFFFFF" w:val="clear"/>
+            <w:tcMar>
+              <w:top w:type="dxa" w:w="100"/>
+              <w:left w:type="dxa" w:w="140"/>
+              <w:bottom w:type="dxa" w:w="100"/>
+              <w:right w:type="dxa" w:w="140"/>
+            </w:tcMar>
+          </w:tcPr>
+          <w:p>
+            <w:pPr>
+              <w:spacing w:after="0"/>
+            </w:pPr>
+            <w:r>
+              <w:rPr>
+                <w:color w:val="16202E"/>
+                <w:sz w:val="20"/>
+                <w:szCs w:val="20"/>
+              </w:rPr>
+              <w:t>0.9 BU per $1M BAC/mo</w:t>
+            </w:r>
+          </w:p>
+        </w:tc>
+      </w:tr>
+      <w:tr>
+        <w:tc>
+          <w:tcPr>
+            <w:tcW w:type="dxa" w:w="3160"/>
+            <w:tcBorders>
+              <w:top w:val="single" w:color="D6DEEA" w:sz="1"/>
+              <w:left w:val="single" w:color="D6DEEA" w:sz="1"/>
+              <w:bottom w:val="single" w:color="D6DEEA" w:sz="1"/>
+              <w:right w:val="single" w:color="D6DEEA" w:sz="1"/>
+            </w:tcBorders>
+            <w:shd w:fill="F4F6FB" w:val="clear"/>
+            <w:tcMar>
+              <w:top w:type="dxa" w:w="100"/>
+              <w:left w:type="dxa" w:w="140"/>
+              <w:bottom w:type="dxa" w:w="100"/>
+              <w:right w:type="dxa" w:w="140"/>
+            </w:tcMar>
+          </w:tcPr>
+          <w:p>
+            <w:pPr>
+              <w:spacing w:after="0"/>
+            </w:pPr>
+            <w:r>
+              <w:rPr>
+                <w:color w:val="16202E"/>
+                <w:sz w:val="20"/>
+                <w:szCs w:val="20"/>
+              </w:rPr>
+              <w:t>Agriculture, Irrigation &amp; Resources</w:t>
+            </w:r>
+          </w:p>
+        </w:tc>
+        <w:tc>
+          <w:tcPr>
+            <w:tcW w:type="dxa" w:w="3100"/>
+            <w:tcBorders>
+              <w:top w:val="single" w:color="D6DEEA" w:sz="1"/>
+              <w:left w:val="single" w:color="D6DEEA" w:sz="1"/>
+              <w:bottom w:val="single" w:color="D6DEEA" w:sz="1"/>
+              <w:right w:val="single" w:color="D6DEEA" w:sz="1"/>
+            </w:tcBorders>
+            <w:shd w:fill="F4F6FB" w:val="clear"/>
+            <w:tcMar>
+              <w:top w:type="dxa" w:w="100"/>
+              <w:left w:type="dxa" w:w="140"/>
+              <w:bottom w:type="dxa" w:w="100"/>
+              <w:right w:type="dxa" w:w="140"/>
+            </w:tcMar>
+          </w:tcPr>
+          <w:p>
+            <w:pPr>
+              <w:spacing w:after="0"/>
+            </w:pPr>
+            <w:r>
+              <w:rPr>
+                <w:color w:val="16202E"/>
+                <w:sz w:val="20"/>
+                <w:szCs w:val="20"/>
+              </w:rPr>
+              <w:t>Forestry &amp; Watershed Development</w:t>
+            </w:r>
+          </w:p>
+        </w:tc>
+        <w:tc>
+          <w:tcPr>
+            <w:tcW w:type="dxa" w:w="3100"/>
+            <w:tcBorders>
+              <w:top w:val="single" w:color="D6DEEA" w:sz="1"/>
+              <w:left w:val="single" w:color="D6DEEA" w:sz="1"/>
+              <w:bottom w:val="single" w:color="D6DEEA" w:sz="1"/>
+              <w:right w:val="single" w:color="D6DEEA" w:sz="1"/>
+            </w:tcBorders>
+            <w:shd w:fill="F4F6FB" w:val="clear"/>
+            <w:tcMar>
+              <w:top w:type="dxa" w:w="100"/>
+              <w:left w:type="dxa" w:w="140"/>
+              <w:bottom w:type="dxa" w:w="100"/>
+              <w:right w:type="dxa" w:w="140"/>
+            </w:tcMar>
+          </w:tcPr>
+          <w:p>
+            <w:pPr>
+              <w:spacing w:after="0"/>
+            </w:pPr>
+            <w:r>
+              <w:rPr>
+                <w:color w:val="16202E"/>
+                <w:sz w:val="20"/>
+                <w:szCs w:val="20"/>
+              </w:rPr>
+              <w:t>0.7 BU per $1M BAC/mo</w:t>
+            </w:r>
+          </w:p>
+        </w:tc>
+      </w:tr>
+    </w:tbl>
+    <w:p>
+      <w:pPr>
+        <w:spacing w:after="120"/>
+      </w:pPr>
+      <w:r>
+        <w:t>$0.02M of “social value” is attributed to each BU purely for display purposes throughout the interface — it never affects the cash budget.</w:t>
+      </w:r>
+    </w:p>
+    <w:p>
+      <w:pPr>
+        <w:pStyle w:val="Heading2"/>
+        <w:spacing w:after="120" w:before="320"/>
+      </w:pPr>
+      <w:r>
+        <w:t>15.4 Benefits in the Analytics Panel</w:t>
+      </w:r>
+    </w:p>
+    <w:p>
+      <w:pPr>
+        <w:spacing w:after="120"/>
+      </w:pPr>
+      <w:r>
+        <w:t>Whenever Social Benefits is on, BU figures are surfaced in five places:</w:t>
+      </w:r>
+    </w:p>
+    <w:p>
+      <w:pPr>
+        <w:pStyle w:val="ListParagraph"/>
+        <w:numPr>
+          <w:ilvl w:val="0"/>
+          <w:numId w:val="2"/>
+        </w:numPr>
+        <w:spacing w:after="60"/>
+      </w:pPr>
+      <w:r>
+        <w:t>Available Projects Table and Quick-Add Strip (3.2.1, 3.2.6) — a Benefits column giving each project’s BU/month rate</w:t>
+      </w:r>
+    </w:p>
+    <w:p>
+      <w:pPr>
+        <w:pStyle w:val="ListParagraph"/>
+        <w:numPr>
+          <w:ilvl w:val="0"/>
+          <w:numId w:val="2"/>
+        </w:numPr>
+        <w:spacing w:after="60"/>
+      </w:pPr>
+      <w:r>
+        <w:t>Project Preview modal (Section 4.1) — Benefit Unit rate with its $ social-value equivalent</w:t>
+      </w:r>
+    </w:p>
+    <w:p>
+      <w:pPr>
+        <w:pStyle w:val="ListParagraph"/>
+        <w:numPr>
+          <w:ilvl w:val="0"/>
+          <w:numId w:val="2"/>
+        </w:numPr>
+        <w:spacing w:after="60"/>
+      </w:pPr>
+      <w:r>
+        <w:t>Completed Projects section (3.2.5) — live effective BU/month, cumulative BU, and $ social value for every delivered project</w:t>
+      </w:r>
+    </w:p>
+    <w:p>
+      <w:pPr>
+        <w:pStyle w:val="ListParagraph"/>
+        <w:numPr>
+          <w:ilvl w:val="0"/>
+          <w:numId w:val="2"/>
+        </w:numPr>
+        <w:spacing w:after="60"/>
+      </w:pPr>
+      <w:r>
+        <w:t>KPI tab (6.4) — Benefits generated (cumulative) and Benefits this month</w:t>
+      </w:r>
+    </w:p>
+    <w:p>
+      <w:pPr>
+        <w:pStyle w:val="ListParagraph"/>
+        <w:numPr>
+          <w:ilvl w:val="0"/>
+          <w:numId w:val="2"/>
+        </w:numPr>
+        <w:spacing w:after="60"/>
+      </w:pPr>
+      <w:r>
+        <w:t>Dashboard KPI Strip (6.6) — a Social Benefits card showing cumulative BU and its $ value, coloured red if the total has gone negative</w:t>
+      </w:r>
+    </w:p>
+    <w:p>
+      <w:pPr>
+        <w:pStyle w:val="Heading2"/>
+        <w:spacing w:after="120" w:before="320"/>
+      </w:pPr>
+      <w:r>
+        <w:t>15.5 How Funding Cuts Affect Benefits</w:t>
+      </w:r>
+    </w:p>
+    <w:p>
+      <w:pPr>
+        <w:spacing w:after="120"/>
+      </w:pPr>
+      <w:r>
+        <w:t>Because Benefit Units are generated by the same completed assets that draw ARC, a funding shortfall that forces an ARC cut also curtails that project’s benefits:</w:t>
+      </w:r>
+    </w:p>
+    <w:p>
+      <w:pPr>
+        <w:pStyle w:val="ListParagraph"/>
+        <w:numPr>
+          <w:ilvl w:val="0"/>
+          <w:numId w:val="2"/>
+        </w:numPr>
+        <w:spacing w:after="60"/>
+      </w:pPr>
+      <w:r>
+        <w:t>Fully funded — the project generates its full BU/month rate every month</w:t>
+      </w:r>
+    </w:p>
+    <w:p>
+      <w:pPr>
+        <w:pStyle w:val="ListParagraph"/>
+        <w:numPr>
+          <w:ilvl w:val="0"/>
+          <w:numId w:val="2"/>
+        </w:numPr>
+        <w:spacing w:after="60"/>
+      </w:pPr>
+      <w:r>
+        <w:t>ARC reduced 30% (Section 14.4) — benefits drop to 40% of the normal rate for as long as the reduction is in effect (a 30% funding cut costs 2× that in benefits — 60% of the benefit is lost)</w:t>
+      </w:r>
+    </w:p>
+    <w:p>
+      <w:pPr>
+        <w:pStyle w:val="ListParagraph"/>
+        <w:numPr>
+          <w:ilvl w:val="0"/>
+          <w:numId w:val="2"/>
+        </w:numPr>
+        <w:spacing w:after="60"/>
+      </w:pPr>
+      <w:r>
+        <w:t>Fully cut off (Section 14.6) — the project generates negative benefits at 1.5x its normal rate, every month, for the rest of the run</w:t>
+      </w:r>
+    </w:p>
+    <w:p>
+      <w:pPr>
+        <w:spacing w:after="120"/>
+      </w:pPr>
+      <w:r>
+        <w:t>Restoring full ARC funding (Section 14.5) returns a reduced project to its full benefit rate immediately, but the BU lost during the reduced period is not recovered. Once a project has been fully cut off there is no restore path for either its ARC funding or its benefits.</w:t>
+      </w:r>
+    </w:p>
+    <w:p>
+      <w:pPr>
+        <w:pStyle w:val="Heading2"/>
+        <w:spacing w:after="120" w:before="320"/>
+      </w:pPr>
+      <w:r>
+        <w:t>15.6 Scoring Impact</w:t>
+      </w:r>
+    </w:p>
+    <w:p>
+      <w:pPr>
+        <w:spacing w:after="120"/>
+      </w:pPr>
+      <w:r>
+        <w:t>Social Benefits adds a conditional, capped 15-point scoring component (Section 9.1) based on how much of a project’s potential benefit — the BU it would have generated had it never been cut — was actually realised:</w:t>
+      </w:r>
+    </w:p>
+    <w:p>
+      <w:pPr>
+        <w:spacing w:after="120"/>
+      </w:pPr>
+      <w:r>
+        <w:t>Social Benefits score = clamp(realised BU ÷ potential BU, 0, 1) × 15, summed across every project that ever completed (including one later fully cut off)</w:t>
+      </w:r>
+    </w:p>
+    <w:p>
+      <w:pPr>
+        <w:spacing w:after="120"/>
+      </w:pPr>
+      <w:r>
+        <w:t>This isolates “did you protect the benefits your completed assets were capable of” from “how much did you deliver,” which is already the Delivery score’s job (Section 9.1). Enabling Social Benefits also rebalances the other three components from 40/35/25 to 35/30/20, so the composite score always totals 100.</w:t>
+      </w:r>
+    </w:p>
+    <w:p>
+      <w:pPr>
+        <w:pStyle w:val="Heading1"/>
+        <w:pageBreakBefore/>
+        <w:pBdr>
+          <w:bottom w:val="single" w:color="4F46E5" w:sz="8" w:space="6"/>
+        </w:pBdr>
+        <w:spacing w:after="240" w:before="0"/>
+      </w:pPr>
+      <w:r>
+        <w:rPr>
+          <w:rFonts w:ascii="Arial" w:cs="Arial" w:eastAsia="Arial" w:hAnsi="Arial"/>
+          <w:b/>
+          <w:bCs/>
+          <w:color w:val="4F46E5"/>
+          <w:sz w:val="36"/>
+          <w:szCs w:val="36"/>
+        </w:rPr>
+        <w:t>16. Insolvency and Early Termination</w:t>
+      </w:r>
+    </w:p>
+    <w:p>
+      <w:pPr>
+        <w:spacing w:after="120"/>
+      </w:pPr>
+      <w:r>
+        <w:rPr>
+          <w:color w:val="16202E"/>
+        </w:rPr>
+        <w:t xml:space="preserve">Occasionally, demand outruns available funds so completely that no combination of actions can close the gap. Rather than leaving you stuck in an unresolvable Shortfall Resolution panel, the simulator lets you end the run there and then.</w:t>
+      </w:r>
+    </w:p>
+    <w:p>
+      <w:pPr>
+        <w:pStyle w:val="Heading2"/>
+        <w:spacing w:after="120" w:before="320"/>
+      </w:pPr>
+      <w:r>
+        <w:rPr>
+          <w:rFonts w:ascii="Arial" w:cs="Arial" w:eastAsia="Arial" w:hAnsi="Arial"/>
+          <w:b/>
+          <w:bCs/>
+          <w:color w:val="16202E"/>
+          <w:sz w:val="28"/>
+          <w:szCs w:val="28"/>
+        </w:rPr>
+        <w:t>16.1 When the Simulation Cannot Continue</w:t>
+      </w:r>
+    </w:p>
+    <w:p>
+      <w:pPr>
+        <w:spacing w:after="120"/>
+      </w:pPr>
+      <w:r>
+        <w:rPr>
+          <w:color w:val="16202E"/>
+        </w:rPr>
+        <w:t xml:space="preserve">This situation typically arises after every other lever has already been used: all active projects have been slowed, suspended, or abandoned, and (if the Integrated Budget Wallet is on) ARC funding has been cut on every eligible completed project, yet the demand for the current month still exceeds the available balance. The Shortfall Resolution panel (Section 7.2) detects this and displays a warning explaining that no further levers are available.</w:t>
+      </w:r>
+    </w:p>
+    <w:p>
+      <w:pPr>
+        <w:pStyle w:val="Heading2"/>
+        <w:spacing w:after="120" w:before="320"/>
+      </w:pPr>
+      <w:r>
+        <w:rPr>
+          <w:rFonts w:ascii="Arial" w:cs="Arial" w:eastAsia="Arial" w:hAnsi="Arial"/>
+          <w:b/>
+          <w:bCs/>
+          <w:color w:val="16202E"/>
+          <w:sz w:val="28"/>
+          <w:szCs w:val="28"/>
+        </w:rPr>
+        <w:t>16.2 Ending the Simulation</w:t>
+      </w:r>
+    </w:p>
+    <w:p>
+      <w:pPr>
+        <w:spacing w:after="120"/>
+      </w:pPr>
+      <w:r>
+        <w:rPr>
+          <w:color w:val="16202E"/>
+        </w:rPr>
+        <w:t xml:space="preserve">Click “End simulation — no funds available (-10 pts)” and confirm the follow-up prompt (this cannot be undone). The simulation ends immediately at the current month rather than continuing to Month 60:</w:t>
+      </w:r>
+    </w:p>
+    <w:p>
+      <w:pPr>
+        <w:pStyle w:val="ListParagraph"/>
+        <w:numPr>
+          <w:ilvl w:val="0"/>
+          <w:numId w:val="2"/>
+        </w:numPr>
+        <w:spacing w:after="60"/>
+      </w:pPr>
+      <w:r>
+        <w:rPr>
+          <w:color w:val="16202E"/>
+        </w:rPr>
+        <w:t xml:space="preserve">Every remaining active, suspended, or pending project is marked expired, exactly as it would be at the natural end of a run</w:t>
+      </w:r>
+    </w:p>
+    <w:p>
+      <w:pPr>
+        <w:pStyle w:val="ListParagraph"/>
+        <w:numPr>
+          <w:ilvl w:val="0"/>
+          <w:numId w:val="2"/>
+        </w:numPr>
+        <w:spacing w:after="60"/>
+      </w:pPr>
+      <w:r>
+        <w:rPr>
+          <w:color w:val="16202E"/>
+        </w:rPr>
+        <w:t xml:space="preserve">A flat 10-point penalty is applied on top of the normal abandoned, expired, and ARC-reduction penalties (Section 9.2)</w:t>
+      </w:r>
+    </w:p>
+    <w:p>
+      <w:pPr>
+        <w:pStyle w:val="ListParagraph"/>
+        <w:numPr>
+          <w:ilvl w:val="0"/>
+          <w:numId w:val="2"/>
+        </w:numPr>
+        <w:spacing w:after="60"/>
+      </w:pPr>
+      <w:r>
+        <w:rPr>
+          <w:color w:val="16202E"/>
+        </w:rPr>
+        <w:t xml:space="preserve">The Debrief screen (Section 10) opens immediately, as it would after Month 60</w:t>
+      </w:r>
+    </w:p>
+    <w:p>
+      <w:pPr>
+        <w:pStyle w:val="Heading2"/>
+        <w:spacing w:after="120" w:before="320"/>
+      </w:pPr>
+      <w:r>
+        <w:rPr>
+          <w:rFonts w:ascii="Arial" w:cs="Arial" w:eastAsia="Arial" w:hAnsi="Arial"/>
+          <w:b/>
+          <w:bCs/>
+          <w:color w:val="16202E"/>
+          <w:sz w:val="28"/>
+          <w:szCs w:val="28"/>
+        </w:rPr>
+        <w:t>16.3 Insolvency in the Debrief and Assessment</w:t>
+      </w:r>
+    </w:p>
+    <w:p>
+      <w:pPr>
+        <w:spacing w:after="120"/>
+      </w:pPr>
+      <w:r>
+        <w:rPr>
+          <w:color w:val="16202E"/>
+        </w:rPr>
+        <w:t xml:space="preserve">The Debrief screen (Section 10.1) opens with a banner stating the month the run ended and that no funds were available to continue, and the score breakdown line lists the insolvency penalty explicitly alongside any abandoned, expired, or ARC-reduction penalties. Opening the Assessment (Section 10.3) replaces the usual Key Insight with an explanation of what caused the insolvency and how earlier, more decisive cash-flow management — slowing, suspending, or reducing ARC funding sooner — would have kept the portfolio solvent through Month 60.</w:t>
+      </w:r>
+    </w:p>
+    <w:p>
+      <w:pPr>
+        <w:spacing w:after="160"/>
+      </w:pPr>
+    </w:p>
+    <w:p>
+      <w:pPr>
+        <w:pStyle w:val="Heading1"/>
+        <w:pageBreakBefore/>
+        <w:pBdr>
+          <w:bottom w:val="single" w:color="4F46E5" w:sz="8" w:space="6"/>
+        </w:pBdr>
+        <w:spacing w:after="240" w:before="0"/>
+      </w:pPr>
+      <w:r>
+        <w:rPr>
+          <w:rFonts w:ascii="Arial" w:cs="Arial" w:eastAsia="Arial" w:hAnsi="Arial"/>
+          <w:b/>
+          <w:bCs/>
+          <w:color w:val="4F46E5"/>
+          <w:sz w:val="36"/>
+          <w:szCs w:val="36"/>
+        </w:rPr>
+        <w:t>17. Glossary</w:t>
       </w:r>
     </w:p>
     <w:tbl>
@@ -12091,6 +16922,518 @@
           </w:p>
         </w:tc>
       </w:tr>
+      <w:tr>
+        <w:tc>
+          <w:tcPr>
+            <w:tcW w:type="dxa" w:w="2200"/>
+            <w:tcBorders>
+              <w:top w:val="single" w:color="D6DEEA" w:sz="1"/>
+              <w:left w:val="single" w:color="D6DEEA" w:sz="1"/>
+              <w:bottom w:val="single" w:color="D6DEEA" w:sz="1"/>
+              <w:right w:val="single" w:color="D6DEEA" w:sz="1"/>
+            </w:tcBorders>
+            <w:shd w:fill="FFFFFF" w:val="clear"/>
+            <w:tcMar>
+              <w:top w:type="dxa" w:w="100"/>
+              <w:left w:type="dxa" w:w="140"/>
+              <w:bottom w:type="dxa" w:w="100"/>
+              <w:right w:type="dxa" w:w="140"/>
+            </w:tcMar>
+          </w:tcPr>
+          <w:p>
+            <w:pPr>
+              <w:spacing w:after="0"/>
+            </w:pPr>
+            <w:r>
+              <w:rPr>
+                <w:color w:val="16202E"/>
+                <w:sz w:val="20"/>
+                <w:szCs w:val="20"/>
+              </w:rPr>
+              <w:t xml:space="preserve">ARC</w:t>
+            </w:r>
+          </w:p>
+        </w:tc>
+        <w:tc>
+          <w:tcPr>
+            <w:tcW w:type="dxa" w:w="7160"/>
+            <w:tcBorders>
+              <w:top w:val="single" w:color="D6DEEA" w:sz="1"/>
+              <w:left w:val="single" w:color="D6DEEA" w:sz="1"/>
+              <w:bottom w:val="single" w:color="D6DEEA" w:sz="1"/>
+              <w:right w:val="single" w:color="D6DEEA" w:sz="1"/>
+            </w:tcBorders>
+            <w:shd w:fill="FFFFFF" w:val="clear"/>
+            <w:tcMar>
+              <w:top w:type="dxa" w:w="100"/>
+              <w:left w:type="dxa" w:w="140"/>
+              <w:bottom w:type="dxa" w:w="100"/>
+              <w:right w:type="dxa" w:w="140"/>
+            </w:tcMar>
+          </w:tcPr>
+          <w:p>
+            <w:pPr>
+              <w:spacing w:after="0"/>
+            </w:pPr>
+            <w:r>
+              <w:rPr>
+                <w:color w:val="16202E"/>
+                <w:sz w:val="20"/>
+                <w:szCs w:val="20"/>
+              </w:rPr>
+              <w:t xml:space="preserve">Annual Recurring Cost — the ongoing monthly operating cost a project draws after completion, equal to (BAC at completion × ARC rate) ÷ 12, escalating yearly with inflation. See Section 14.</w:t>
+            </w:r>
+          </w:p>
+        </w:tc>
+      </w:tr>
+      <w:tr>
+        <w:tc>
+          <w:tcPr>
+            <w:tcW w:type="dxa" w:w="2200"/>
+            <w:tcBorders>
+              <w:top w:val="single" w:color="D6DEEA" w:sz="1"/>
+              <w:left w:val="single" w:color="D6DEEA" w:sz="1"/>
+              <w:bottom w:val="single" w:color="D6DEEA" w:sz="1"/>
+              <w:right w:val="single" w:color="D6DEEA" w:sz="1"/>
+            </w:tcBorders>
+            <w:shd w:fill="F4F6FB" w:val="clear"/>
+            <w:tcMar>
+              <w:top w:type="dxa" w:w="100"/>
+              <w:left w:type="dxa" w:w="140"/>
+              <w:bottom w:type="dxa" w:w="100"/>
+              <w:right w:type="dxa" w:w="140"/>
+            </w:tcMar>
+          </w:tcPr>
+          <w:p>
+            <w:pPr>
+              <w:spacing w:after="0"/>
+            </w:pPr>
+            <w:r>
+              <w:rPr>
+                <w:color w:val="16202E"/>
+                <w:sz w:val="20"/>
+                <w:szCs w:val="20"/>
+              </w:rPr>
+              <w:t xml:space="preserve">ARC Backlog</w:t>
+            </w:r>
+          </w:p>
+        </w:tc>
+        <w:tc>
+          <w:tcPr>
+            <w:tcW w:type="dxa" w:w="7160"/>
+            <w:tcBorders>
+              <w:top w:val="single" w:color="D6DEEA" w:sz="1"/>
+              <w:left w:val="single" w:color="D6DEEA" w:sz="1"/>
+              <w:bottom w:val="single" w:color="D6DEEA" w:sz="1"/>
+              <w:right w:val="single" w:color="D6DEEA" w:sz="1"/>
+            </w:tcBorders>
+            <w:shd w:fill="F4F6FB" w:val="clear"/>
+            <w:tcMar>
+              <w:top w:type="dxa" w:w="100"/>
+              <w:left w:type="dxa" w:w="140"/>
+              <w:bottom w:type="dxa" w:w="100"/>
+              <w:right w:type="dxa" w:w="140"/>
+            </w:tcMar>
+          </w:tcPr>
+          <w:p>
+            <w:pPr>
+              <w:spacing w:after="0"/>
+            </w:pPr>
+            <w:r>
+              <w:rPr>
+                <w:color w:val="16202E"/>
+                <w:sz w:val="20"/>
+                <w:szCs w:val="20"/>
+              </w:rPr>
+              <w:t xml:space="preserve">The running total of ARC withheld from a project since its funding was last reduced. Must be repaid in full to restore that project to full ARC funding. See Section 14.5.</w:t>
+            </w:r>
+          </w:p>
+        </w:tc>
+      </w:tr>
+      <w:tr>
+        <w:tc>
+          <w:tcPr>
+            <w:tcW w:type="dxa" w:w="2200"/>
+            <w:tcBorders>
+              <w:top w:val="single" w:color="D6DEEA" w:sz="1"/>
+              <w:left w:val="single" w:color="D6DEEA" w:sz="1"/>
+              <w:bottom w:val="single" w:color="D6DEEA" w:sz="1"/>
+              <w:right w:val="single" w:color="D6DEEA" w:sz="1"/>
+            </w:tcBorders>
+            <w:shd w:fill="F4F6FB" w:val="clear"/>
+            <w:tcMar>
+              <w:top w:type="dxa" w:w="100"/>
+              <w:left w:type="dxa" w:w="140"/>
+              <w:bottom w:type="dxa" w:w="100"/>
+              <w:right w:type="dxa" w:w="140"/>
+            </w:tcMar>
+          </w:tcPr>
+          <w:p>
+            <w:pPr>
+              <w:spacing w:after="0"/>
+            </w:pPr>
+            <w:r>
+              <w:rPr>
+                <w:color w:val="16202E"/>
+                <w:sz w:val="20"/>
+                <w:szCs w:val="20"/>
+              </w:rPr>
+              <w:t>Benefit Unit (BU)</w:t>
+            </w:r>
+          </w:p>
+        </w:tc>
+        <w:tc>
+          <w:tcPr>
+            <w:tcW w:type="dxa" w:w="7160"/>
+            <w:tcBorders>
+              <w:top w:val="single" w:color="D6DEEA" w:sz="1"/>
+              <w:left w:val="single" w:color="D6DEEA" w:sz="1"/>
+              <w:bottom w:val="single" w:color="D6DEEA" w:sz="1"/>
+              <w:right w:val="single" w:color="D6DEEA" w:sz="1"/>
+            </w:tcBorders>
+            <w:shd w:fill="F4F6FB" w:val="clear"/>
+            <w:tcMar>
+              <w:top w:type="dxa" w:w="100"/>
+              <w:left w:type="dxa" w:w="140"/>
+              <w:bottom w:type="dxa" w:w="100"/>
+              <w:right w:type="dxa" w:w="140"/>
+            </w:tcMar>
+          </w:tcPr>
+          <w:p>
+            <w:pPr>
+              <w:spacing w:after="0"/>
+            </w:pPr>
+            <w:r>
+              <w:rPr>
+                <w:color w:val="16202E"/>
+                <w:sz w:val="20"/>
+                <w:szCs w:val="20"/>
+              </w:rPr>
+              <w:t>The abstract, non-monetary measure of social good a completed project generates every month, starting one month after completion. See Section 15.</w:t>
+            </w:r>
+          </w:p>
+        </w:tc>
+      </w:tr>
+      <w:tr>
+        <w:tc>
+          <w:tcPr>
+            <w:tcW w:type="dxa" w:w="2200"/>
+            <w:tcBorders>
+              <w:top w:val="single" w:color="D6DEEA" w:sz="1"/>
+              <w:left w:val="single" w:color="D6DEEA" w:sz="1"/>
+              <w:bottom w:val="single" w:color="D6DEEA" w:sz="1"/>
+              <w:right w:val="single" w:color="D6DEEA" w:sz="1"/>
+            </w:tcBorders>
+            <w:shd w:fill="F4F6FB" w:val="clear"/>
+            <w:tcMar>
+              <w:top w:type="dxa" w:w="100"/>
+              <w:left w:type="dxa" w:w="140"/>
+              <w:bottom w:type="dxa" w:w="100"/>
+              <w:right w:type="dxa" w:w="140"/>
+            </w:tcMar>
+          </w:tcPr>
+          <w:p>
+            <w:pPr>
+              <w:spacing w:after="0"/>
+            </w:pPr>
+            <w:r>
+              <w:rPr>
+                <w:color w:val="16202E"/>
+                <w:sz w:val="20"/>
+                <w:szCs w:val="20"/>
+              </w:rPr>
+              <w:t>BU Rate</w:t>
+            </w:r>
+          </w:p>
+        </w:tc>
+        <w:tc>
+          <w:tcPr>
+            <w:tcW w:type="dxa" w:w="7160"/>
+            <w:tcBorders>
+              <w:top w:val="single" w:color="D6DEEA" w:sz="1"/>
+              <w:left w:val="single" w:color="D6DEEA" w:sz="1"/>
+              <w:bottom w:val="single" w:color="D6DEEA" w:sz="1"/>
+              <w:right w:val="single" w:color="D6DEEA" w:sz="1"/>
+            </w:tcBorders>
+            <w:shd w:fill="F4F6FB" w:val="clear"/>
+            <w:tcMar>
+              <w:top w:type="dxa" w:w="100"/>
+              <w:left w:type="dxa" w:w="140"/>
+              <w:bottom w:type="dxa" w:w="100"/>
+              <w:right w:type="dxa" w:w="140"/>
+            </w:tcMar>
+          </w:tcPr>
+          <w:p>
+            <w:pPr>
+              <w:spacing w:after="0"/>
+            </w:pPr>
+            <w:r>
+              <w:rPr>
+                <w:color w:val="16202E"/>
+                <w:sz w:val="20"/>
+                <w:szCs w:val="20"/>
+              </w:rPr>
+              <w:t>A project’s preset Benefit Units per month once completed and fully funded, based on its BAC, sub-category, and risk factors. Visible before the project is added. See Section 15.3.</w:t>
+            </w:r>
+          </w:p>
+        </w:tc>
+      </w:tr>
+      <w:tr>
+        <w:tc>
+          <w:tcPr>
+            <w:tcW w:type="dxa" w:w="2200"/>
+            <w:tcBorders>
+              <w:top w:val="single" w:color="D6DEEA" w:sz="1"/>
+              <w:left w:val="single" w:color="D6DEEA" w:sz="1"/>
+              <w:bottom w:val="single" w:color="D6DEEA" w:sz="1"/>
+              <w:right w:val="single" w:color="D6DEEA" w:sz="1"/>
+            </w:tcBorders>
+            <w:shd w:fill="F4F6FB" w:val="clear"/>
+            <w:tcMar>
+              <w:top w:type="dxa" w:w="100"/>
+              <w:left w:type="dxa" w:w="140"/>
+              <w:bottom w:type="dxa" w:w="100"/>
+              <w:right w:type="dxa" w:w="140"/>
+            </w:tcMar>
+          </w:tcPr>
+          <w:p>
+            <w:pPr>
+              <w:spacing w:after="0"/>
+            </w:pPr>
+            <w:r>
+              <w:rPr>
+                <w:color w:val="16202E"/>
+                <w:sz w:val="20"/>
+                <w:szCs w:val="20"/>
+              </w:rPr>
+              <w:t>Social Benefits</w:t>
+            </w:r>
+          </w:p>
+        </w:tc>
+        <w:tc>
+          <w:tcPr>
+            <w:tcW w:type="dxa" w:w="7160"/>
+            <w:tcBorders>
+              <w:top w:val="single" w:color="D6DEEA" w:sz="1"/>
+              <w:left w:val="single" w:color="D6DEEA" w:sz="1"/>
+              <w:bottom w:val="single" w:color="D6DEEA" w:sz="1"/>
+              <w:right w:val="single" w:color="D6DEEA" w:sz="1"/>
+            </w:tcBorders>
+            <w:shd w:fill="F4F6FB" w:val="clear"/>
+            <w:tcMar>
+              <w:top w:type="dxa" w:w="100"/>
+              <w:left w:type="dxa" w:w="140"/>
+              <w:bottom w:type="dxa" w:w="100"/>
+              <w:right w:type="dxa" w:w="140"/>
+            </w:tcMar>
+          </w:tcPr>
+          <w:p>
+            <w:pPr>
+              <w:spacing w:after="0"/>
+            </w:pPr>
+            <w:r>
+              <w:rPr>
+                <w:color w:val="16202E"/>
+                <w:sz w:val="20"/>
+                <w:szCs w:val="20"/>
+              </w:rPr>
+              <w:t>The Setup Screen toggle that turns Benefit Unit generation on or off for a run. Locked on for Advanced only; freely editable for Learning, Standard, and Custom. See Section 15.2.</w:t>
+            </w:r>
+          </w:p>
+        </w:tc>
+      </w:tr>
+      <w:tr>
+        <w:tc>
+          <w:tcPr>
+            <w:tcW w:type="dxa" w:w="2200"/>
+            <w:tcBorders>
+              <w:top w:val="single" w:color="D6DEEA" w:sz="1"/>
+              <w:left w:val="single" w:color="D6DEEA" w:sz="1"/>
+              <w:bottom w:val="single" w:color="D6DEEA" w:sz="1"/>
+              <w:right w:val="single" w:color="D6DEEA" w:sz="1"/>
+            </w:tcBorders>
+            <w:shd w:fill="F4F6FB" w:val="clear"/>
+            <w:tcMar>
+              <w:top w:type="dxa" w:w="100"/>
+              <w:left w:type="dxa" w:w="140"/>
+              <w:bottom w:type="dxa" w:w="100"/>
+              <w:right w:type="dxa" w:w="140"/>
+            </w:tcMar>
+          </w:tcPr>
+          <w:p>
+            <w:pPr>
+              <w:spacing w:after="0"/>
+            </w:pPr>
+            <w:r>
+              <w:rPr>
+                <w:color w:val="16202E"/>
+                <w:sz w:val="20"/>
+                <w:szCs w:val="20"/>
+              </w:rPr>
+              <w:t>Full ARC Cutoff</w:t>
+            </w:r>
+          </w:p>
+        </w:tc>
+        <w:tc>
+          <w:tcPr>
+            <w:tcW w:type="dxa" w:w="7160"/>
+            <w:tcBorders>
+              <w:top w:val="single" w:color="D6DEEA" w:sz="1"/>
+              <w:left w:val="single" w:color="D6DEEA" w:sz="1"/>
+              <w:bottom w:val="single" w:color="D6DEEA" w:sz="1"/>
+              <w:right w:val="single" w:color="D6DEEA" w:sz="1"/>
+            </w:tcBorders>
+            <w:shd w:fill="F4F6FB" w:val="clear"/>
+            <w:tcMar>
+              <w:top w:type="dxa" w:w="100"/>
+              <w:left w:type="dxa" w:w="140"/>
+              <w:bottom w:type="dxa" w:w="100"/>
+              <w:right w:type="dxa" w:w="140"/>
+            </w:tcMar>
+          </w:tcPr>
+          <w:p>
+            <w:pPr>
+              <w:spacing w:after="0"/>
+            </w:pPr>
+            <w:r>
+              <w:rPr>
+                <w:color w:val="16202E"/>
+                <w:sz w:val="20"/>
+                <w:szCs w:val="20"/>
+              </w:rPr>
+              <w:t>The irreversible action of abandoning a completed project once its ARC funding has already been reduced twice. The project moves to Abandoned, its full budget counts as wasted, and — if Social Benefits is on — it begins generating negative benefits for the rest of the run. See Section 14.6.</w:t>
+            </w:r>
+          </w:p>
+        </w:tc>
+      </w:tr>
+      <w:tr>
+        <w:tc>
+          <w:tcPr>
+            <w:tcW w:type="dxa" w:w="2200"/>
+            <w:tcBorders>
+              <w:top w:val="single" w:color="D6DEEA" w:sz="1"/>
+              <w:left w:val="single" w:color="D6DEEA" w:sz="1"/>
+              <w:bottom w:val="single" w:color="D6DEEA" w:sz="1"/>
+              <w:right w:val="single" w:color="D6DEEA" w:sz="1"/>
+            </w:tcBorders>
+            <w:shd w:fill="FFFFFF" w:val="clear"/>
+            <w:tcMar>
+              <w:top w:type="dxa" w:w="100"/>
+              <w:left w:type="dxa" w:w="140"/>
+              <w:bottom w:type="dxa" w:w="100"/>
+              <w:right w:type="dxa" w:w="140"/>
+            </w:tcMar>
+          </w:tcPr>
+          <w:p>
+            <w:pPr>
+              <w:spacing w:after="0"/>
+            </w:pPr>
+            <w:r>
+              <w:rPr>
+                <w:color w:val="16202E"/>
+                <w:sz w:val="20"/>
+                <w:szCs w:val="20"/>
+              </w:rPr>
+              <w:t xml:space="preserve">Integrated Budget Wallet</w:t>
+            </w:r>
+          </w:p>
+        </w:tc>
+        <w:tc>
+          <w:tcPr>
+            <w:tcW w:type="dxa" w:w="7160"/>
+            <w:tcBorders>
+              <w:top w:val="single" w:color="D6DEEA" w:sz="1"/>
+              <w:left w:val="single" w:color="D6DEEA" w:sz="1"/>
+              <w:bottom w:val="single" w:color="D6DEEA" w:sz="1"/>
+              <w:right w:val="single" w:color="D6DEEA" w:sz="1"/>
+            </w:tcBorders>
+            <w:shd w:fill="FFFFFF" w:val="clear"/>
+            <w:tcMar>
+              <w:top w:type="dxa" w:w="100"/>
+              <w:left w:type="dxa" w:w="140"/>
+              <w:bottom w:type="dxa" w:w="100"/>
+              <w:right w:type="dxa" w:w="140"/>
+            </w:tcMar>
+          </w:tcPr>
+          <w:p>
+            <w:pPr>
+              <w:spacing w:after="0"/>
+            </w:pPr>
+            <w:r>
+              <w:rPr>
+                <w:color w:val="16202E"/>
+                <w:sz w:val="20"/>
+                <w:szCs w:val="20"/>
+              </w:rPr>
+              <w:t xml:space="preserve">The Setup Screen toggle that turns ARC on or off for a run. Locked off for Learning, on by default (editable) for Standard, locked on for Advanced, freely selectable for Custom. See Section 14.2.</w:t>
+            </w:r>
+          </w:p>
+        </w:tc>
+      </w:tr>
+      <w:tr>
+        <w:tc>
+          <w:tcPr>
+            <w:tcW w:type="dxa" w:w="2200"/>
+            <w:tcBorders>
+              <w:top w:val="single" w:color="D6DEEA" w:sz="1"/>
+              <w:left w:val="single" w:color="D6DEEA" w:sz="1"/>
+              <w:bottom w:val="single" w:color="D6DEEA" w:sz="1"/>
+              <w:right w:val="single" w:color="D6DEEA" w:sz="1"/>
+            </w:tcBorders>
+            <w:shd w:fill="F4F6FB" w:val="clear"/>
+            <w:tcMar>
+              <w:top w:type="dxa" w:w="100"/>
+              <w:left w:type="dxa" w:w="140"/>
+              <w:bottom w:type="dxa" w:w="100"/>
+              <w:right w:type="dxa" w:w="140"/>
+            </w:tcMar>
+          </w:tcPr>
+          <w:p>
+            <w:pPr>
+              <w:spacing w:after="0"/>
+            </w:pPr>
+            <w:r>
+              <w:rPr>
+                <w:color w:val="16202E"/>
+                <w:sz w:val="20"/>
+                <w:szCs w:val="20"/>
+              </w:rPr>
+              <w:t xml:space="preserve">Insolvency</w:t>
+            </w:r>
+          </w:p>
+        </w:tc>
+        <w:tc>
+          <w:tcPr>
+            <w:tcW w:type="dxa" w:w="7160"/>
+            <w:tcBorders>
+              <w:top w:val="single" w:color="D6DEEA" w:sz="1"/>
+              <w:left w:val="single" w:color="D6DEEA" w:sz="1"/>
+              <w:bottom w:val="single" w:color="D6DEEA" w:sz="1"/>
+              <w:right w:val="single" w:color="D6DEEA" w:sz="1"/>
+            </w:tcBorders>
+            <w:shd w:fill="F4F6FB" w:val="clear"/>
+            <w:tcMar>
+              <w:top w:type="dxa" w:w="100"/>
+              <w:left w:type="dxa" w:w="140"/>
+              <w:bottom w:type="dxa" w:w="100"/>
+              <w:right w:type="dxa" w:w="140"/>
+            </w:tcMar>
+          </w:tcPr>
+          <w:p>
+            <w:pPr>
+              <w:spacing w:after="0"/>
+            </w:pPr>
+            <w:r>
+              <w:rPr>
+                <w:color w:val="16202E"/>
+                <w:sz w:val="20"/>
+                <w:szCs w:val="20"/>
+              </w:rPr>
+              <w:t>The state of a run ended early because no funds were available to continue and no lever remained to close the gap. Incurs a flat -10 score penalty. See Section 16.</w:t>
+            </w:r>
+          </w:p>
+        </w:tc>
+      </w:tr>
     </w:tbl>
     <w:p>
       <w:pPr>
@@ -12115,7 +17458,7 @@
           <w:sz w:val="36"/>
           <w:szCs w:val="36"/>
         </w:rPr>
-        <w:t xml:space="preserve">15. Quick Reference Card</w:t>
+        <w:t>18. Quick Reference Card</w:t>
       </w:r>
     </w:p>
     <w:p>
@@ -12132,7 +17475,7 @@
           <w:sz w:val="28"/>
           <w:szCs w:val="28"/>
         </w:rPr>
-        <w:t xml:space="preserve">15.1 Header Controls</w:t>
+        <w:t>18.1 Header Controls</w:t>
       </w:r>
     </w:p>
     <w:tbl>
@@ -12687,7 +18030,7 @@
           <w:sz w:val="28"/>
           <w:szCs w:val="28"/>
         </w:rPr>
-        <w:t xml:space="preserve">15.2 Project States at a Glance</w:t>
+        <w:t>18.2 Project States at a Glance</w:t>
       </w:r>
     </w:p>
     <w:tbl>
@@ -13405,7 +18748,7 @@
                 <w:sz w:val="20"/>
                 <w:szCs w:val="20"/>
               </w:rPr>
-              <w:t xml:space="preserve">None</w:t>
+              <w:t>ARC / Benefits (if enabled)</w:t>
             </w:r>
           </w:p>
         </w:tc>
@@ -13467,7 +18810,7 @@
                 <w:sz w:val="20"/>
                 <w:szCs w:val="20"/>
               </w:rPr>
-              <w:t xml:space="preserve">+Delivery and +Alignment</w:t>
+              <w:t>+Delivery and +Alignment; +Social Benefits if enabled (Section 15)</w:t>
             </w:r>
           </w:p>
         </w:tc>
@@ -13593,7 +18936,7 @@
                 <w:sz w:val="20"/>
                 <w:szCs w:val="20"/>
               </w:rPr>
-              <w:t xml:space="preserve">-2 points; sunk cost lost</w:t>
+              <w:t>-2 points; sunk cost lost (or, for a completed project fully cut off from ARC, its full budget counts as wasted — Section 14.6)</w:t>
             </w:r>
           </w:p>
         </w:tc>
